--- a/Fase 2/Evidencias del Proyecto/SICMA_REQ_v1.0.docx
+++ b/Fase 2/Evidencias del Proyecto/SICMA_REQ_v1.0.docx
@@ -362,10 +362,470 @@
         <w:t>2026-10-17</w:t>
       </w:r>
     </w:p>
+    <w:p>
+      <w:pPr>
+        <w:spacing w:before="360" w:after="160"/>
+      </w:pPr>
+      <w:r>
+        <w:rPr>
+          <w:b/>
+          <w:color w:val="002840"/>
+          <w:sz w:val="32"/>
+        </w:rPr>
+        <w:t>Tabla de contenido</w:t>
+      </w:r>
+    </w:p>
+    <w:p>
+      <w:pPr>
+        <w:pStyle w:val="toc1"/>
+      </w:pPr>
+      <w:r>
+        <w:fldChar w:fldCharType="begin"/>
+      </w:r>
+      <w:r>
+        <w:instrText xml:space="preserve"> TOC \o "2-3" \h \z \u </w:instrText>
+      </w:r>
+      <w:r>
+        <w:fldChar w:fldCharType="separate"/>
+      </w:r>
+      <w:r>
+        <w:t>Control de cambios</w:t>
+      </w:r>
+      <w:r>
+        <w:tab/>
+      </w:r>
+      <w:r>
+        <w:t>3</w:t>
+      </w:r>
+    </w:p>
+    <w:p>
+      <w:pPr>
+        <w:pStyle w:val="toc1"/>
+      </w:pPr>
+      <w:r>
+        <w:t>Resumen y propósito</w:t>
+      </w:r>
+      <w:r>
+        <w:tab/>
+      </w:r>
+      <w:r>
+        <w:t>3</w:t>
+      </w:r>
+    </w:p>
+    <w:p>
+      <w:pPr>
+        <w:pStyle w:val="toc2"/>
+      </w:pPr>
+      <w:r>
+        <w:t>Fuera del alcance (Won’t, por ahora)</w:t>
+      </w:r>
+      <w:r>
+        <w:tab/>
+      </w:r>
+      <w:r>
+        <w:t>4</w:t>
+      </w:r>
+    </w:p>
+    <w:p>
+      <w:pPr>
+        <w:pStyle w:val="toc1"/>
+      </w:pPr>
+      <w:r>
+        <w:t>Descripción general</w:t>
+      </w:r>
+      <w:r>
+        <w:tab/>
+      </w:r>
+      <w:r>
+        <w:t>4</w:t>
+      </w:r>
+    </w:p>
+    <w:p>
+      <w:pPr>
+        <w:pStyle w:val="toc2"/>
+      </w:pPr>
+      <w:r>
+        <w:t>Perspectiva del producto</w:t>
+      </w:r>
+      <w:r>
+        <w:tab/>
+      </w:r>
+      <w:r>
+        <w:t>4</w:t>
+      </w:r>
+    </w:p>
+    <w:p>
+      <w:pPr>
+        <w:pStyle w:val="toc2"/>
+      </w:pPr>
+      <w:r>
+        <w:t>Funciones del producto</w:t>
+      </w:r>
+      <w:r>
+        <w:tab/>
+      </w:r>
+      <w:r>
+        <w:t>4</w:t>
+      </w:r>
+    </w:p>
+    <w:p>
+      <w:pPr>
+        <w:pStyle w:val="toc2"/>
+      </w:pPr>
+      <w:r>
+        <w:t>Usuarios y roles</w:t>
+      </w:r>
+      <w:r>
+        <w:tab/>
+      </w:r>
+      <w:r>
+        <w:t>5</w:t>
+      </w:r>
+    </w:p>
+    <w:p>
+      <w:pPr>
+        <w:pStyle w:val="toc2"/>
+      </w:pPr>
+      <w:r>
+        <w:t>Restricciones</w:t>
+      </w:r>
+      <w:r>
+        <w:tab/>
+      </w:r>
+      <w:r>
+        <w:t>5</w:t>
+      </w:r>
+    </w:p>
+    <w:p>
+      <w:pPr>
+        <w:pStyle w:val="toc1"/>
+      </w:pPr>
+      <w:r>
+        <w:t>Requerimientos funcionales</w:t>
+      </w:r>
+      <w:r>
+        <w:tab/>
+      </w:r>
+      <w:r>
+        <w:t>5</w:t>
+      </w:r>
+    </w:p>
+    <w:p>
+      <w:pPr>
+        <w:pStyle w:val="toc2"/>
+      </w:pPr>
+      <w:r>
+        <w:t>Identidad y acceso (RF-ID)</w:t>
+      </w:r>
+      <w:r>
+        <w:tab/>
+      </w:r>
+      <w:r>
+        <w:t>5</w:t>
+      </w:r>
+    </w:p>
+    <w:p>
+      <w:pPr>
+        <w:pStyle w:val="toc2"/>
+      </w:pPr>
+      <w:r>
+        <w:t>Activos (RF-ACT)</w:t>
+      </w:r>
+      <w:r>
+        <w:tab/>
+      </w:r>
+      <w:r>
+        <w:t>6</w:t>
+      </w:r>
+    </w:p>
+    <w:p>
+      <w:pPr>
+        <w:pStyle w:val="toc2"/>
+      </w:pPr>
+      <w:r>
+        <w:t>Catálogos (RF-CAT)</w:t>
+      </w:r>
+      <w:r>
+        <w:tab/>
+      </w:r>
+      <w:r>
+        <w:t>6</w:t>
+      </w:r>
+    </w:p>
+    <w:p>
+      <w:pPr>
+        <w:pStyle w:val="toc2"/>
+      </w:pPr>
+      <w:r>
+        <w:t>Monitoreo ambiental (RF-AMB)</w:t>
+      </w:r>
+      <w:r>
+        <w:tab/>
+      </w:r>
+      <w:r>
+        <w:t>6</w:t>
+      </w:r>
+    </w:p>
+    <w:p>
+      <w:pPr>
+        <w:pStyle w:val="toc2"/>
+      </w:pPr>
+      <w:r>
+        <w:t>Infraestructura (RF-INF)</w:t>
+      </w:r>
+      <w:r>
+        <w:tab/>
+      </w:r>
+      <w:r>
+        <w:t>7</w:t>
+      </w:r>
+    </w:p>
+    <w:p>
+      <w:pPr>
+        <w:pStyle w:val="toc2"/>
+      </w:pPr>
+      <w:r>
+        <w:t>Control de acceso físico (RF-ACC)</w:t>
+      </w:r>
+      <w:r>
+        <w:tab/>
+      </w:r>
+      <w:r>
+        <w:t>7</w:t>
+      </w:r>
+    </w:p>
+    <w:p>
+      <w:pPr>
+        <w:pStyle w:val="toc2"/>
+      </w:pPr>
+      <w:r>
+        <w:t>Intervenciones (RF-INT)</w:t>
+      </w:r>
+      <w:r>
+        <w:tab/>
+      </w:r>
+      <w:r>
+        <w:t>7</w:t>
+      </w:r>
+    </w:p>
+    <w:p>
+      <w:pPr>
+        <w:pStyle w:val="toc2"/>
+      </w:pPr>
+      <w:r>
+        <w:t>Inteligencia de negocio (RF-BI)</w:t>
+      </w:r>
+      <w:r>
+        <w:tab/>
+      </w:r>
+      <w:r>
+        <w:t>7</w:t>
+      </w:r>
+    </w:p>
+    <w:p>
+      <w:pPr>
+        <w:pStyle w:val="toc2"/>
+      </w:pPr>
+      <w:r>
+        <w:t>Plataforma (RF-PLT)</w:t>
+      </w:r>
+      <w:r>
+        <w:tab/>
+      </w:r>
+      <w:r>
+        <w:t>8</w:t>
+      </w:r>
+    </w:p>
+    <w:p>
+      <w:pPr>
+        <w:pStyle w:val="toc1"/>
+      </w:pPr>
+      <w:r>
+        <w:t>Requerimientos no funcionales</w:t>
+      </w:r>
+      <w:r>
+        <w:tab/>
+      </w:r>
+      <w:r>
+        <w:t>8</w:t>
+      </w:r>
+    </w:p>
+    <w:p>
+      <w:pPr>
+        <w:pStyle w:val="toc1"/>
+      </w:pPr>
+      <w:r>
+        <w:t>Interfaces externas</w:t>
+      </w:r>
+      <w:r>
+        <w:tab/>
+      </w:r>
+      <w:r>
+        <w:t>9</w:t>
+      </w:r>
+    </w:p>
+    <w:p>
+      <w:pPr>
+        <w:pStyle w:val="toc1"/>
+      </w:pPr>
+      <w:r>
+        <w:t>Requerimientos de datos</w:t>
+      </w:r>
+      <w:r>
+        <w:tab/>
+      </w:r>
+      <w:r>
+        <w:t>10</w:t>
+      </w:r>
+    </w:p>
+    <w:p>
+      <w:pPr>
+        <w:pStyle w:val="toc1"/>
+      </w:pPr>
+      <w:r>
+        <w:t>Matriz de permisos por rol</w:t>
+      </w:r>
+      <w:r>
+        <w:tab/>
+      </w:r>
+      <w:r>
+        <w:t>10</w:t>
+      </w:r>
+    </w:p>
+    <w:p>
+      <w:pPr>
+        <w:pStyle w:val="toc1"/>
+      </w:pPr>
+      <w:r>
+        <w:t>Reglas de negocio</w:t>
+      </w:r>
+      <w:r>
+        <w:tab/>
+      </w:r>
+      <w:r>
+        <w:t>11</w:t>
+      </w:r>
+    </w:p>
+    <w:p>
+      <w:pPr>
+        <w:pStyle w:val="toc1"/>
+      </w:pPr>
+      <w:r>
+        <w:t>Valores de referencia de los no funcionales</w:t>
+      </w:r>
+      <w:r>
+        <w:tab/>
+      </w:r>
+      <w:r>
+        <w:t>11</w:t>
+      </w:r>
+    </w:p>
+    <w:p>
+      <w:pPr>
+        <w:pStyle w:val="toc1"/>
+      </w:pPr>
+      <w:r>
+        <w:t>Criterios globales de aceptación</w:t>
+      </w:r>
+      <w:r>
+        <w:tab/>
+      </w:r>
+      <w:r>
+        <w:t>12</w:t>
+      </w:r>
+    </w:p>
+    <w:p>
+      <w:pPr>
+        <w:pStyle w:val="toc1"/>
+      </w:pPr>
+      <w:r>
+        <w:t>Historias de usuario</w:t>
+      </w:r>
+      <w:r>
+        <w:tab/>
+      </w:r>
+      <w:r>
+        <w:t>12</w:t>
+      </w:r>
+    </w:p>
+    <w:p>
+      <w:pPr>
+        <w:pStyle w:val="toc1"/>
+      </w:pPr>
+      <w:r>
+        <w:t>Verificación</w:t>
+      </w:r>
+      <w:r>
+        <w:tab/>
+      </w:r>
+      <w:r>
+        <w:t>14</w:t>
+      </w:r>
+    </w:p>
+    <w:p>
+      <w:pPr>
+        <w:pStyle w:val="toc1"/>
+      </w:pPr>
+      <w:r>
+        <w:t>Trazabilidad</w:t>
+      </w:r>
+      <w:r>
+        <w:tab/>
+      </w:r>
+      <w:r>
+        <w:t>14</w:t>
+      </w:r>
+    </w:p>
+    <w:p>
+      <w:pPr>
+        <w:pStyle w:val="toc1"/>
+      </w:pPr>
+      <w:r>
+        <w:t>Supuestos y pendientes</w:t>
+      </w:r>
+      <w:r>
+        <w:tab/>
+      </w:r>
+      <w:r>
+        <w:t>15</w:t>
+      </w:r>
+    </w:p>
+    <w:p>
+      <w:pPr>
+        <w:pStyle w:val="toc1"/>
+      </w:pPr>
+      <w:r>
+        <w:t>Glosario y referencias</w:t>
+      </w:r>
+      <w:r>
+        <w:tab/>
+      </w:r>
+      <w:r>
+        <w:t>16</w:t>
+      </w:r>
+    </w:p>
+    <w:p>
+      <w:pPr>
+        <w:pStyle w:val="toc2"/>
+      </w:pPr>
+      <w:r>
+        <w:t>Referencias</w:t>
+      </w:r>
+      <w:r>
+        <w:tab/>
+      </w:r>
+      <w:r>
+        <w:t>16</w:t>
+      </w:r>
+      <w:r>
+        <w:fldChar w:fldCharType="end"/>
+      </w:r>
+    </w:p>
     <w:bookmarkStart w:id="20" w:name="control-de-cambios"/>
     <w:p>
       <w:pPr>
         <w:pStyle w:val="Heading2"/>
+        <w:pageBreakBefore/>
       </w:pPr>
       <w:r>
         <w:t xml:space="preserve">Control de cambios</w:t>
@@ -972,7 +1432,7 @@
               <w:rPr>
                 <w:sz w:val="18"/>
               </w:rPr>
-              <w:t>Pasa de borrador a vigente. Se agrega la portada y se actualizan las referencias a las versiones vigentes de los demás documentos.</w:t>
+              <w:t>Pasa de borrador a vigente. Se agrega la portada y se actualizan las referencias a las versiones vigentes de los demás documentos. Se agrega la tabla de contenido, la numeración de páginas y se completa la lista de referencias.</w:t>
             </w:r>
           </w:p>
         </w:tc>
@@ -14559,68 +15019,144 @@
     </w:tbl>
     <w:p>
       <w:pPr>
-        <w:pStyle w:val="BodyText"/>
+        <w:pStyle w:val="Heading3"/>
       </w:pPr>
       <w:r>
-        <w:rPr>
-          <w:bCs/>
-          <w:b/>
-        </w:rPr>
-        <w:t xml:space="preserve">Referencias</w:t>
+        <w:t>Referencias</w:t>
       </w:r>
     </w:p>
     <w:p>
       <w:pPr>
-        <w:numPr>
-          <w:ilvl w:val="0"/>
-          <w:numId w:val="1003"/>
-        </w:numPr>
-        <w:pStyle w:val="Compact"/>
+        <w:pStyle w:val="BodyText"/>
       </w:pPr>
       <w:r>
-        <w:t xml:space="preserve">ISO/IEC/IEEE 29148: Ingeniería de requerimientos.</w:t>
+        <w:rPr>
+          <w:b/>
+        </w:rPr>
+        <w:t>Documentos del proyecto</w:t>
       </w:r>
     </w:p>
     <w:p>
       <w:pPr>
-        <w:numPr>
-          <w:ilvl w:val="0"/>
-          <w:numId w:val="1003"/>
-        </w:numPr>
         <w:pStyle w:val="Compact"/>
+        <w:spacing w:after="60"/>
+        <w:ind w:left="510" w:hanging="510"/>
       </w:pPr>
       <w:r>
-        <w:t xml:space="preserve">SICMA Documento de Diseño.</w:t>
+        <w:rPr>
+          <w:b w:val="0"/>
+        </w:rPr>
+        <w:t>[1] Duoc UC. Guía de la Fase 1, definición del proyecto de título (Proyecto APT). Documento de la asignatura Portafolio de Título.</w:t>
       </w:r>
     </w:p>
     <w:p>
       <w:pPr>
-        <w:numPr>
-          <w:ilvl w:val="0"/>
-          <w:numId w:val="1003"/>
-        </w:numPr>
         <w:pStyle w:val="Compact"/>
+        <w:spacing w:after="60"/>
+        <w:ind w:left="510" w:hanging="510"/>
       </w:pPr>
       <w:r>
-        <w:t xml:space="preserve">SICMA Plan de Gestión.</w:t>
+        <w:rPr>
+          <w:b w:val="0"/>
+        </w:rPr>
+        <w:t>[2] Equipo SICMA. Formato Universal de documentos SICMA. 2026.</w:t>
       </w:r>
     </w:p>
     <w:p>
       <w:pPr>
-        <w:numPr>
-          <w:ilvl w:val="0"/>
-          <w:numId w:val="1003"/>
-        </w:numPr>
         <w:pStyle w:val="Compact"/>
+        <w:spacing w:after="60"/>
+        <w:ind w:left="510" w:hanging="510"/>
       </w:pPr>
       <w:r>
-        <w:t xml:space="preserve">SICMA Formato Universal.</w:t>
+        <w:rPr>
+          <w:b w:val="0"/>
+        </w:rPr>
+        <w:t>[3] SICMA-PRY v1.0. Plan del Proyecto. Equipo SICMA, 2026-10-17.</w:t>
+      </w:r>
+    </w:p>
+    <w:p>
+      <w:pPr>
+        <w:pStyle w:val="Compact"/>
+        <w:spacing w:after="60"/>
+        <w:ind w:left="510" w:hanging="510"/>
+      </w:pPr>
+      <w:r>
+        <w:rPr>
+          <w:b w:val="0"/>
+        </w:rPr>
+        <w:t>[4] SICMA-PLP v1.0. Plan de Pruebas. Equipo SICMA, 2026-10-17.</w:t>
+      </w:r>
+    </w:p>
+    <w:p>
+      <w:pPr>
+        <w:pStyle w:val="BodyText"/>
+      </w:pPr>
+      <w:r>
+        <w:rPr>
+          <w:b/>
+        </w:rPr>
+        <w:t>Normas y fuentes externas</w:t>
+      </w:r>
+    </w:p>
+    <w:p>
+      <w:pPr>
+        <w:pStyle w:val="Compact"/>
+        <w:spacing w:after="60"/>
+        <w:ind w:left="510" w:hanging="510"/>
+      </w:pPr>
+      <w:r>
+        <w:rPr>
+          <w:b w:val="0"/>
+        </w:rPr>
+        <w:t>[5] ISO/IEC/IEEE 29148:2018. Systems and software engineering, Life cycle processes, Requirements engineering.</w:t>
+      </w:r>
+    </w:p>
+    <w:p>
+      <w:pPr>
+        <w:pStyle w:val="Compact"/>
+        <w:spacing w:after="60"/>
+        <w:ind w:left="510" w:hanging="510"/>
+      </w:pPr>
+      <w:r>
+        <w:rPr>
+          <w:b w:val="0"/>
+        </w:rPr>
+        <w:t>[6] ISO/IEC 25010:2011. Systems and software engineering, Systems and software Quality Requirements and Evaluation (SQuaRE), System and software quality models.</w:t>
+      </w:r>
+    </w:p>
+    <w:p>
+      <w:pPr>
+        <w:pStyle w:val="Compact"/>
+        <w:spacing w:after="60"/>
+        <w:ind w:left="510" w:hanging="510"/>
+      </w:pPr>
+      <w:r>
+        <w:rPr>
+          <w:b w:val="0"/>
+        </w:rPr>
+        <w:t>[7] OWASP Foundation. (2021). OWASP Top 10:2021. https://owasp.org/Top10/</w:t>
+      </w:r>
+    </w:p>
+    <w:p>
+      <w:pPr>
+        <w:pStyle w:val="Compact"/>
+        <w:spacing w:after="60"/>
+        <w:ind w:left="510" w:hanging="510"/>
+      </w:pPr>
+      <w:r>
+        <w:rPr>
+          <w:b w:val="0"/>
+        </w:rPr>
+        <w:t>[8] W3C. (2023). Web Content Accessibility Guidelines (WCAG) 2.2. W3C Recommendation. https://www.w3.org/TR/WCAG22/</w:t>
       </w:r>
     </w:p>
     <w:bookmarkEnd w:id="49"/>
     <w:sectPr>
+      <w:footerReference w:type="default" r:id="rId10"/>
       <w:pgSz w:w="12240" w:h="15840"/>
       <w:pgMar w:left="1247" w:right="1247" w:top="1247" w:bottom="1247"/>
+      <w:titlePg/>
     </w:sectPr>
   </w:body>
 </w:document>
@@ -14628,6 +15164,101 @@
 
 <file path=word/comments.xml><?xml version="1.0" encoding="utf-8"?>
 <w:comments xmlns:w="http://schemas.openxmlformats.org/wordprocessingml/2006/main" xmlns:m="http://schemas.openxmlformats.org/officeDocument/2006/math" xmlns:r="http://schemas.openxmlformats.org/officeDocument/2006/relationships" xmlns:o="urn:schemas-microsoft-com:office:office" xmlns:v="urn:schemas-microsoft-com:vml" xmlns:w10="urn:schemas-microsoft-com:office:word" xmlns:a="http://schemas.openxmlformats.org/drawingml/2006/main" xmlns:pic="http://schemas.openxmlformats.org/drawingml/2006/picture" xmlns:wp="http://schemas.openxmlformats.org/drawingml/2006/wordprocessingDrawing"/>
+</file>
+
+<file path=word/footer1.xml><?xml version="1.0" encoding="utf-8"?>
+<w:ftr xmlns:m="http://schemas.openxmlformats.org/officeDocument/2006/math" xmlns:mc="http://schemas.openxmlformats.org/markup-compatibility/2006" xmlns:mo="http://schemas.microsoft.com/office/mac/office/2008/main" xmlns:mv="urn:schemas-microsoft-com:mac:vml" xmlns:o="urn:schemas-microsoft-com:office:office" xmlns:r="http://schemas.openxmlformats.org/officeDocument/2006/relationships" xmlns:v="urn:schemas-microsoft-com:vml" xmlns:w10="urn:schemas-microsoft-com:office:word" xmlns:w14="http://schemas.microsoft.com/office/word/2010/wordml" xmlns:w="http://schemas.openxmlformats.org/wordprocessingml/2006/main" xmlns:wne="http://schemas.microsoft.com/office/word/2006/wordml" xmlns:wp14="http://schemas.microsoft.com/office/word/2010/wordprocessingDrawing" xmlns:wp="http://schemas.openxmlformats.org/drawingml/2006/wordprocessingDrawing" xmlns:wpc="http://schemas.microsoft.com/office/word/2010/wordprocessingCanvas" xmlns:wpg="http://schemas.microsoft.com/office/word/2010/wordprocessingGroup" xmlns:wpi="http://schemas.microsoft.com/office/word/2010/wordprocessingInk" xmlns:wps="http://schemas.microsoft.com/office/word/2010/wordprocessingShape" mc:Ignorable="w14 wp14">
+  <w:p>
+    <w:pPr>
+      <w:pStyle w:val="Footer"/>
+      <w:jc w:val="right"/>
+    </w:pPr>
+    <w:r>
+      <w:rPr>
+        <w:color w:val="595959"/>
+        <w:sz w:val="17"/>
+      </w:rPr>
+      <w:t xml:space="preserve">SICMA-REQ · Versión 1.0 · Página </w:t>
+    </w:r>
+    <w:r>
+      <w:rPr>
+        <w:color w:val="595959"/>
+        <w:sz w:val="17"/>
+      </w:rPr>
+      <w:fldChar w:fldCharType="begin"/>
+    </w:r>
+    <w:r>
+      <w:rPr>
+        <w:color w:val="595959"/>
+        <w:sz w:val="17"/>
+      </w:rPr>
+      <w:instrText xml:space="preserve"> PAGE </w:instrText>
+    </w:r>
+    <w:r>
+      <w:rPr>
+        <w:color w:val="595959"/>
+        <w:sz w:val="17"/>
+      </w:rPr>
+      <w:fldChar w:fldCharType="separate"/>
+    </w:r>
+    <w:r>
+      <w:rPr>
+        <w:color w:val="595959"/>
+        <w:sz w:val="17"/>
+      </w:rPr>
+      <w:t>1</w:t>
+    </w:r>
+    <w:r>
+      <w:rPr>
+        <w:color w:val="595959"/>
+        <w:sz w:val="17"/>
+      </w:rPr>
+      <w:fldChar w:fldCharType="end"/>
+    </w:r>
+    <w:r>
+      <w:rPr>
+        <w:color w:val="595959"/>
+        <w:sz w:val="17"/>
+      </w:rPr>
+      <w:t xml:space="preserve"> de </w:t>
+    </w:r>
+    <w:r>
+      <w:rPr>
+        <w:color w:val="595959"/>
+        <w:sz w:val="17"/>
+      </w:rPr>
+      <w:fldChar w:fldCharType="begin"/>
+    </w:r>
+    <w:r>
+      <w:rPr>
+        <w:color w:val="595959"/>
+        <w:sz w:val="17"/>
+      </w:rPr>
+      <w:instrText xml:space="preserve"> NUMPAGES </w:instrText>
+    </w:r>
+    <w:r>
+      <w:rPr>
+        <w:color w:val="595959"/>
+        <w:sz w:val="17"/>
+      </w:rPr>
+      <w:fldChar w:fldCharType="separate"/>
+    </w:r>
+    <w:r>
+      <w:rPr>
+        <w:color w:val="595959"/>
+        <w:sz w:val="17"/>
+      </w:rPr>
+      <w:t>1</w:t>
+    </w:r>
+    <w:r>
+      <w:rPr>
+        <w:color w:val="595959"/>
+        <w:sz w:val="17"/>
+      </w:rPr>
+      <w:fldChar w:fldCharType="end"/>
+    </w:r>
+  </w:p>
+</w:ftr>
 </file>
 
 <file path=word/footnotes.xml><?xml version="1.0" encoding="utf-8"?>
@@ -15591,6 +16222,66 @@
     <w:basedOn w:val="VerbatimChar"/>
     <w:rPr/>
   </w:style>
+  <w:style w:type="paragraph" w:customStyle="1" w:styleId="toc1">
+    <w:name w:val="toc 1"/>
+    <w:basedOn w:val="Normal"/>
+    <w:pPr>
+      <w:tabs>
+        <w:tab w:pos="9746" w:val="right" w:leader="dot"/>
+      </w:tabs>
+      <w:spacing w:after="60" w:before="80"/>
+      <w:ind w:left="0"/>
+    </w:pPr>
+    <w:rPr>
+      <w:b/>
+      <w:sz w:val="20"/>
+    </w:rPr>
+  </w:style>
+  <w:style w:type="paragraph" w:customStyle="1" w:styleId="toc2">
+    <w:name w:val="toc 2"/>
+    <w:basedOn w:val="Normal"/>
+    <w:pPr>
+      <w:tabs>
+        <w:tab w:pos="9746" w:val="right" w:leader="dot"/>
+      </w:tabs>
+      <w:spacing w:after="40" w:before="0"/>
+      <w:ind w:left="283"/>
+    </w:pPr>
+    <w:rPr>
+      <w:b w:val="0"/>
+      <w:sz w:val="20"/>
+    </w:rPr>
+  </w:style>
+  <w:style w:type="paragraph" w:customStyle="1" w:styleId="toc3">
+    <w:name w:val="toc 3"/>
+    <w:basedOn w:val="Normal"/>
+    <w:pPr>
+      <w:tabs>
+        <w:tab w:pos="9746" w:val="right" w:leader="dot"/>
+      </w:tabs>
+      <w:spacing w:after="40" w:before="0"/>
+      <w:ind w:left="567"/>
+    </w:pPr>
+    <w:rPr>
+      <w:b w:val="0"/>
+      <w:sz w:val="20"/>
+    </w:rPr>
+  </w:style>
+  <w:style w:type="paragraph" w:customStyle="1" w:styleId="toc4">
+    <w:name w:val="toc 4"/>
+    <w:basedOn w:val="Normal"/>
+    <w:pPr>
+      <w:tabs>
+        <w:tab w:pos="9746" w:val="right" w:leader="dot"/>
+      </w:tabs>
+      <w:spacing w:after="40" w:before="0"/>
+      <w:ind w:left="850"/>
+    </w:pPr>
+    <w:rPr>
+      <w:b w:val="0"/>
+      <w:sz w:val="20"/>
+    </w:rPr>
+  </w:style>
 </w:styles>
 </file>
 

--- a/Fase 2/Evidencias del Proyecto/SICMA_REQ_v1.0.docx
+++ b/Fase 2/Evidencias del Proyecto/SICMA_REQ_v1.0.docx
@@ -102,22 +102,6 @@
         </w:rPr>
         <w:t>SICMA-REQ</w:t>
       </w:r>
-      <w:r>
-        <w:rPr>
-          <w:color w:val="5A6672"/>
-          <w:sz w:val="26"/>
-        </w:rPr>
-        <w:t xml:space="preserve">  ·  </w:t>
-      </w:r>
-      <w:r>
-        <w:rPr>
-          <w:b/>
-          <w:color w:val="FFFFFF"/>
-          <w:sz w:val="21"/>
-          <w:shd w:val="clear" w:color="auto" w:fill="002840"/>
-        </w:rPr>
-        <w:t xml:space="preserve"> VIGENTE </w:t>
-      </w:r>
     </w:p>
     <w:p>
       <w:pPr>
@@ -1432,7 +1416,7 @@
               <w:rPr>
                 <w:sz w:val="18"/>
               </w:rPr>
-              <w:t>Pasa de borrador a vigente. Se agrega la portada y se actualizan las referencias a las versiones vigentes de los demás documentos. Se agrega la tabla de contenido, la numeración de páginas y se completa la lista de referencias.</w:t>
+              <w:t>Pasa de borrador a vigente. Se agrega la portada y se actualizan las referencias a las versiones vigentes de los demás documentos. Se agrega la tabla de contenido, la numeración de páginas y se completa la lista de referencias. Se quita la etiqueta Vigente de la portada.</w:t>
             </w:r>
           </w:p>
         </w:tc>

--- a/Fase 2/Evidencias del Proyecto/SICMA_REQ_v1.0.docx
+++ b/Fase 2/Evidencias del Proyecto/SICMA_REQ_v1.0.docx
@@ -118,13 +118,13 @@
         <w:tblInd w:w="108" w:type="dxa"/>
       </w:tblPr>
       <w:tblGrid>
-        <w:gridCol w:w="4873"/>
-        <w:gridCol w:w="4873"/>
+        <w:gridCol w:w="4365"/>
+        <w:gridCol w:w="4365"/>
       </w:tblGrid>
       <w:tr>
         <w:tc>
           <w:tcPr>
-            <w:tcW w:type="dxa" w:w="4762"/>
+            <w:tcW w:type="dxa" w:w="4265"/>
             <w:tcMar>
               <w:top w:w="160" w:type="dxa"/>
               <w:left w:w="0" w:type="dxa"/>
@@ -204,7 +204,7 @@
         </w:tc>
         <w:tc>
           <w:tcPr>
-            <w:tcW w:type="dxa" w:w="4762"/>
+            <w:tcW w:type="dxa" w:w="4265"/>
             <w:tcMar>
               <w:top w:w="160" w:type="dxa"/>
               <w:left w:w="0" w:type="dxa"/>
@@ -505,7 +505,7 @@
         <w:tab/>
       </w:r>
       <w:r>
-        <w:t>5</w:t>
+        <w:t>6</w:t>
       </w:r>
     </w:p>
     <w:p>
@@ -547,7 +547,7 @@
         <w:tab/>
       </w:r>
       <w:r>
-        <w:t>6</w:t>
+        <w:t>7</w:t>
       </w:r>
     </w:p>
     <w:p>
@@ -589,7 +589,7 @@
         <w:tab/>
       </w:r>
       <w:r>
-        <w:t>7</w:t>
+        <w:t>8</w:t>
       </w:r>
     </w:p>
     <w:p>
@@ -603,7 +603,7 @@
         <w:tab/>
       </w:r>
       <w:r>
-        <w:t>7</w:t>
+        <w:t>8</w:t>
       </w:r>
     </w:p>
     <w:p>
@@ -645,7 +645,7 @@
         <w:tab/>
       </w:r>
       <w:r>
-        <w:t>9</w:t>
+        <w:t>10</w:t>
       </w:r>
     </w:p>
     <w:p>
@@ -659,7 +659,7 @@
         <w:tab/>
       </w:r>
       <w:r>
-        <w:t>10</w:t>
+        <w:t>11</w:t>
       </w:r>
     </w:p>
     <w:p>
@@ -673,7 +673,7 @@
         <w:tab/>
       </w:r>
       <w:r>
-        <w:t>10</w:t>
+        <w:t>11</w:t>
       </w:r>
     </w:p>
     <w:p>
@@ -687,7 +687,7 @@
         <w:tab/>
       </w:r>
       <w:r>
-        <w:t>11</w:t>
+        <w:t>12</w:t>
       </w:r>
     </w:p>
     <w:p>
@@ -701,7 +701,7 @@
         <w:tab/>
       </w:r>
       <w:r>
-        <w:t>11</w:t>
+        <w:t>13</w:t>
       </w:r>
     </w:p>
     <w:p>
@@ -715,7 +715,7 @@
         <w:tab/>
       </w:r>
       <w:r>
-        <w:t>12</w:t>
+        <w:t>13</w:t>
       </w:r>
     </w:p>
     <w:p>
@@ -729,7 +729,7 @@
         <w:tab/>
       </w:r>
       <w:r>
-        <w:t>12</w:t>
+        <w:t>14</w:t>
       </w:r>
     </w:p>
     <w:p>
@@ -743,7 +743,7 @@
         <w:tab/>
       </w:r>
       <w:r>
-        <w:t>14</w:t>
+        <w:t>15</w:t>
       </w:r>
     </w:p>
     <w:p>
@@ -757,7 +757,7 @@
         <w:tab/>
       </w:r>
       <w:r>
-        <w:t>14</w:t>
+        <w:t>16</w:t>
       </w:r>
     </w:p>
     <w:p>
@@ -771,7 +771,7 @@
         <w:tab/>
       </w:r>
       <w:r>
-        <w:t>15</w:t>
+        <w:t>16</w:t>
       </w:r>
     </w:p>
     <w:p>
@@ -785,7 +785,7 @@
         <w:tab/>
       </w:r>
       <w:r>
-        <w:t>16</w:t>
+        <w:t>17</w:t>
       </w:r>
     </w:p>
     <w:p>
@@ -799,7 +799,7 @@
         <w:tab/>
       </w:r>
       <w:r>
-        <w:t>16</w:t>
+        <w:t>17</w:t>
       </w:r>
       <w:r>
         <w:fldChar w:fldCharType="end"/>
@@ -818,8 +818,14 @@
     <w:p>
       <w:pPr>
         <w:pStyle w:val="FirstParagraph"/>
+        <w:spacing w:line="360" w:lineRule="auto" w:before="160" w:after="0"/>
+        <w:ind w:firstLine="709"/>
+        <w:jc w:val="both"/>
       </w:pPr>
       <w:r>
+        <w:rPr>
+          <w:sz w:val="22"/>
+        </w:rPr>
         <w:t>Versión vigente 1.0 del documento SICMA-REQ. Reemplaza al borrador anterior; el detalle de cada versión está en la tabla de versiones.</w:t>
       </w:r>
     </w:p>
@@ -1029,10 +1035,10 @@
         </w:tblBorders>
       </w:tblPr>
       <w:tblGrid>
-        <w:gridCol w:w="1980"/>
-        <w:gridCol w:w="1980"/>
-        <w:gridCol w:w="1980"/>
-        <w:gridCol w:w="1980"/>
+        <w:gridCol w:w="972"/>
+        <w:gridCol w:w="1237"/>
+        <w:gridCol w:w="1502"/>
+        <w:gridCol w:w="5126"/>
       </w:tblGrid>
       <w:tr>
         <w:trPr>
@@ -1040,6 +1046,7 @@
         </w:trPr>
         <w:tc>
           <w:tcPr>
+            <w:tcW w:w="972" w:type="dxa"/>
             <w:shd w:val="clear" w:color="auto" w:fill="D9E2F3"/>
           </w:tcPr>
           <w:p>
@@ -1058,6 +1065,7 @@
         </w:tc>
         <w:tc>
           <w:tcPr>
+            <w:tcW w:w="1237" w:type="dxa"/>
             <w:shd w:val="clear" w:color="auto" w:fill="D9E2F3"/>
           </w:tcPr>
           <w:p>
@@ -1076,6 +1084,7 @@
         </w:tc>
         <w:tc>
           <w:tcPr>
+            <w:tcW w:w="1502" w:type="dxa"/>
             <w:shd w:val="clear" w:color="auto" w:fill="D9E2F3"/>
           </w:tcPr>
           <w:p>
@@ -1094,6 +1103,7 @@
         </w:tc>
         <w:tc>
           <w:tcPr>
+            <w:tcW w:w="5126" w:type="dxa"/>
             <w:shd w:val="clear" w:color="auto" w:fill="D9E2F3"/>
           </w:tcPr>
           <w:p>
@@ -1113,7 +1123,9 @@
       </w:tr>
       <w:tr>
         <w:tc>
-          <w:tcPr/>
+          <w:tcPr>
+            <w:tcW w:w="972" w:type="dxa"/>
+          </w:tcPr>
           <w:p>
             <w:pPr>
               <w:pStyle w:val="Compact"/>
@@ -1128,7 +1140,9 @@
           </w:p>
         </w:tc>
         <w:tc>
-          <w:tcPr/>
+          <w:tcPr>
+            <w:tcW w:w="1237" w:type="dxa"/>
+          </w:tcPr>
           <w:p>
             <w:pPr>
               <w:pStyle w:val="Compact"/>
@@ -1143,7 +1157,9 @@
           </w:p>
         </w:tc>
         <w:tc>
-          <w:tcPr/>
+          <w:tcPr>
+            <w:tcW w:w="1502" w:type="dxa"/>
+          </w:tcPr>
           <w:p>
             <w:pPr>
               <w:pStyle w:val="Compact"/>
@@ -1158,7 +1174,9 @@
           </w:p>
         </w:tc>
         <w:tc>
-          <w:tcPr/>
+          <w:tcPr>
+            <w:tcW w:w="5126" w:type="dxa"/>
+          </w:tcPr>
           <w:p>
             <w:pPr>
               <w:pStyle w:val="Compact"/>
@@ -1175,7 +1193,9 @@
       </w:tr>
       <w:tr>
         <w:tc>
-          <w:tcPr/>
+          <w:tcPr>
+            <w:tcW w:w="972" w:type="dxa"/>
+          </w:tcPr>
           <w:p>
             <w:pPr>
               <w:pStyle w:val="Compact"/>
@@ -1190,7 +1210,9 @@
           </w:p>
         </w:tc>
         <w:tc>
-          <w:tcPr/>
+          <w:tcPr>
+            <w:tcW w:w="1237" w:type="dxa"/>
+          </w:tcPr>
           <w:p>
             <w:pPr>
               <w:pStyle w:val="Compact"/>
@@ -1205,7 +1227,9 @@
           </w:p>
         </w:tc>
         <w:tc>
-          <w:tcPr/>
+          <w:tcPr>
+            <w:tcW w:w="1502" w:type="dxa"/>
+          </w:tcPr>
           <w:p>
             <w:pPr>
               <w:pStyle w:val="Compact"/>
@@ -1220,7 +1244,9 @@
           </w:p>
         </w:tc>
         <w:tc>
-          <w:tcPr/>
+          <w:tcPr>
+            <w:tcW w:w="5126" w:type="dxa"/>
+          </w:tcPr>
           <w:p>
             <w:pPr>
               <w:pStyle w:val="Compact"/>
@@ -1237,7 +1263,9 @@
       </w:tr>
       <w:tr>
         <w:tc>
-          <w:tcPr/>
+          <w:tcPr>
+            <w:tcW w:w="972" w:type="dxa"/>
+          </w:tcPr>
           <w:p>
             <w:pPr>
               <w:pStyle w:val="Compact"/>
@@ -1252,7 +1280,9 @@
           </w:p>
         </w:tc>
         <w:tc>
-          <w:tcPr/>
+          <w:tcPr>
+            <w:tcW w:w="1237" w:type="dxa"/>
+          </w:tcPr>
           <w:p>
             <w:pPr>
               <w:pStyle w:val="Compact"/>
@@ -1267,7 +1297,9 @@
           </w:p>
         </w:tc>
         <w:tc>
-          <w:tcPr/>
+          <w:tcPr>
+            <w:tcW w:w="1502" w:type="dxa"/>
+          </w:tcPr>
           <w:p>
             <w:pPr>
               <w:pStyle w:val="Compact"/>
@@ -1282,7 +1314,9 @@
           </w:p>
         </w:tc>
         <w:tc>
-          <w:tcPr/>
+          <w:tcPr>
+            <w:tcW w:w="5126" w:type="dxa"/>
+          </w:tcPr>
           <w:p>
             <w:pPr>
               <w:pStyle w:val="Compact"/>
@@ -1299,7 +1333,9 @@
       </w:tr>
       <w:tr>
         <w:tc>
-          <w:tcPr/>
+          <w:tcPr>
+            <w:tcW w:w="972" w:type="dxa"/>
+          </w:tcPr>
           <w:p>
             <w:pPr>
               <w:pStyle w:val="Compact"/>
@@ -1314,7 +1350,9 @@
           </w:p>
         </w:tc>
         <w:tc>
-          <w:tcPr/>
+          <w:tcPr>
+            <w:tcW w:w="1237" w:type="dxa"/>
+          </w:tcPr>
           <w:p>
             <w:pPr>
               <w:pStyle w:val="Compact"/>
@@ -1329,7 +1367,9 @@
           </w:p>
         </w:tc>
         <w:tc>
-          <w:tcPr/>
+          <w:tcPr>
+            <w:tcW w:w="1502" w:type="dxa"/>
+          </w:tcPr>
           <w:p>
             <w:pPr>
               <w:pStyle w:val="Compact"/>
@@ -1344,7 +1384,9 @@
           </w:p>
         </w:tc>
         <w:tc>
-          <w:tcPr/>
+          <w:tcPr>
+            <w:tcW w:w="5126" w:type="dxa"/>
+          </w:tcPr>
           <w:p>
             <w:pPr>
               <w:pStyle w:val="Compact"/>
@@ -1361,7 +1403,9 @@
       </w:tr>
       <w:tr>
         <w:tc>
-          <w:tcPr/>
+          <w:tcPr>
+            <w:tcW w:w="972" w:type="dxa"/>
+          </w:tcPr>
           <w:p>
             <w:pPr>
               <w:pStyle w:val="Compact"/>
@@ -1376,7 +1420,9 @@
           </w:p>
         </w:tc>
         <w:tc>
-          <w:tcPr/>
+          <w:tcPr>
+            <w:tcW w:w="1237" w:type="dxa"/>
+          </w:tcPr>
           <w:p>
             <w:pPr>
               <w:pStyle w:val="Compact"/>
@@ -1391,7 +1437,9 @@
           </w:p>
         </w:tc>
         <w:tc>
-          <w:tcPr/>
+          <w:tcPr>
+            <w:tcW w:w="1502" w:type="dxa"/>
+          </w:tcPr>
           <w:p>
             <w:pPr>
               <w:pStyle w:val="Compact"/>
@@ -1406,17 +1454,19 @@
           </w:p>
         </w:tc>
         <w:tc>
-          <w:tcPr/>
-          <w:p>
-            <w:pPr>
-              <w:pStyle w:val="Compact"/>
-              <w:jc w:val="left"/>
-            </w:pPr>
-            <w:r>
-              <w:rPr>
-                <w:sz w:val="18"/>
-              </w:rPr>
-              <w:t>Pasa de borrador a vigente. Se agrega la portada y se actualizan las referencias a las versiones vigentes de los demás documentos. Se agrega la tabla de contenido, la numeración de páginas y se completa la lista de referencias. Se quita la etiqueta Vigente de la portada.</w:t>
+          <w:tcPr>
+            <w:tcW w:w="5126" w:type="dxa"/>
+          </w:tcPr>
+          <w:p>
+            <w:pPr>
+              <w:pStyle w:val="Compact"/>
+              <w:jc w:val="left"/>
+            </w:pPr>
+            <w:r>
+              <w:rPr>
+                <w:sz w:val="18"/>
+              </w:rPr>
+              <w:t>Pasa de borrador a vigente. Se agrega la portada y se actualizan las referencias a las versiones vigentes de los demás documentos. Se agrega la tabla de contenido, la numeración de páginas y se completa la lista de referencias. Se quita la etiqueta Vigente de la portada. Se aplica el formato de entrega (márgenes de 3 cm, interlineado 1,5, sangría y texto justificado).</w:t>
             </w:r>
           </w:p>
         </w:tc>
@@ -1435,32 +1485,56 @@
     <w:p>
       <w:pPr>
         <w:pStyle w:val="FirstParagraph"/>
+        <w:spacing w:line="360" w:lineRule="auto" w:before="160" w:after="0"/>
+        <w:ind w:firstLine="709"/>
+        <w:jc w:val="both"/>
       </w:pPr>
       <w:r>
+        <w:rPr>
+          <w:sz w:val="22"/>
+        </w:rPr>
         <w:t xml:space="preserve">SICMA tiene 36 requerimientos funcionales, 20 no funcionales y 21 historias de usuario; 37 de los 56 requerimientos tienen prioridad Must.</w:t>
       </w:r>
     </w:p>
     <w:p>
       <w:pPr>
         <w:pStyle w:val="BodyText"/>
+        <w:spacing w:line="360" w:lineRule="auto" w:before="160" w:after="0"/>
+        <w:ind w:firstLine="709"/>
+        <w:jc w:val="both"/>
       </w:pPr>
       <w:r>
+        <w:rPr>
+          <w:sz w:val="22"/>
+        </w:rPr>
         <w:t xml:space="preserve">Este documento especifica qué debe hacer SICMA para el departamento de TI de Carozzi, con la estructura de ISO/IEC/IEEE 29148, que reemplaza a IEEE 830. Sirve de base para los casos de uso, el modelo de datos, los mockups y las pruebas.</w:t>
       </w:r>
     </w:p>
     <w:p>
       <w:pPr>
         <w:pStyle w:val="BodyText"/>
+        <w:spacing w:line="360" w:lineRule="auto" w:before="160" w:after="0"/>
+        <w:ind w:firstLine="709"/>
+        <w:jc w:val="both"/>
       </w:pPr>
       <w:r>
+        <w:rPr>
+          <w:sz w:val="22"/>
+        </w:rPr>
         <w:t xml:space="preserve">SICMA centraliza el inventario y el monitoreo de activos de un datacenter: temperatura y humedad, servidores, accesos e intervenciones. El despliegue productivo queda fuera del proyecto.</w:t>
       </w:r>
     </w:p>
     <w:p>
       <w:pPr>
         <w:pStyle w:val="BodyText"/>
+        <w:spacing w:line="360" w:lineRule="auto" w:before="160" w:after="0"/>
+        <w:ind w:firstLine="709"/>
+        <w:jc w:val="both"/>
       </w:pPr>
       <w:r>
+        <w:rPr>
+          <w:sz w:val="22"/>
+        </w:rPr>
         <w:t xml:space="preserve">El problema es real y es del departamento de TI de Carozzi. Las pruebas del proyecto se harán con datos y un entorno simulados.</w:t>
       </w:r>
     </w:p>
@@ -1583,8 +1657,14 @@
     <w:p>
       <w:pPr>
         <w:pStyle w:val="FirstParagraph"/>
+        <w:spacing w:line="360" w:lineRule="auto" w:before="160" w:after="0"/>
+        <w:ind w:firstLine="709"/>
+        <w:jc w:val="both"/>
       </w:pPr>
       <w:r>
+        <w:rPr>
+          <w:sz w:val="22"/>
+        </w:rPr>
         <w:t xml:space="preserve">SICMA es un sistema nuevo e independiente que reúne en un solo lugar lo que hoy se administra por separado: activos, ambiente, infraestructura, accesos e intervenciones.</w:t>
       </w:r>
     </w:p>
@@ -1600,8 +1680,14 @@
     <w:p>
       <w:pPr>
         <w:pStyle w:val="FirstParagraph"/>
+        <w:spacing w:line="360" w:lineRule="auto" w:before="160" w:after="0"/>
+        <w:ind w:firstLine="709"/>
+        <w:jc w:val="both"/>
       </w:pPr>
       <w:r>
+        <w:rPr>
+          <w:sz w:val="22"/>
+        </w:rPr>
         <w:t xml:space="preserve">El backend en Django y el clúster MySQL InnoDB de tres nodos funcionan on-prem. El frontend en Angular y la app móvil en Ionic están en la nube. Los sensores ESP32-S3 con DHT22 envían datos por WiFi y HTTP. SICMA se integra con Zabbix, Microsoft Forms, Power Automate, un servidor SMTP y Power BI. El diagrama de arquitectura está en el Documento de Diseño.</w:t>
       </w:r>
     </w:p>
@@ -2660,8 +2746,14 @@
     <w:p>
       <w:pPr>
         <w:pStyle w:val="FirstParagraph"/>
+        <w:spacing w:line="360" w:lineRule="auto" w:before="160" w:after="0"/>
+        <w:ind w:firstLine="709"/>
+        <w:jc w:val="both"/>
       </w:pPr>
       <w:r>
+        <w:rPr>
+          <w:sz w:val="22"/>
+        </w:rPr>
         <w:t xml:space="preserve">Las dependencias abiertas están en Supuestos y pendientes.</w:t>
       </w:r>
     </w:p>
@@ -2679,23 +2771,39 @@
     <w:p>
       <w:pPr>
         <w:pStyle w:val="FirstParagraph"/>
+        <w:spacing w:line="360" w:lineRule="auto" w:before="160" w:after="0"/>
+        <w:ind w:firstLine="709"/>
+        <w:jc w:val="both"/>
       </w:pPr>
       <w:r>
+        <w:rPr>
+          <w:sz w:val="22"/>
+        </w:rPr>
         <w:t xml:space="preserve">Cada requerimiento tiene un identificador</w:t>
       </w:r>
       <w:r>
+        <w:rPr>
+          <w:sz w:val="22"/>
+        </w:rPr>
         <w:t xml:space="preserve"> </w:t>
       </w:r>
       <w:r>
         <w:rPr>
           <w:rStyle w:val="VerbatimChar"/>
+          <w:sz w:val="22"/>
         </w:rPr>
         <w:t xml:space="preserve">RF-&lt;grupo&gt;-NN</w:t>
       </w:r>
       <w:r>
+        <w:rPr>
+          <w:sz w:val="22"/>
+        </w:rPr>
         <w:t xml:space="preserve"> </w:t>
       </w:r>
       <w:r>
+        <w:rPr>
+          <w:sz w:val="22"/>
+        </w:rPr>
         <w:t xml:space="preserve">y una prioridad MoSCoW (M = Must, S = Should). Son 36 en total: 25 Must y 11 Should.</w:t>
       </w:r>
     </w:p>
@@ -5214,8 +5322,14 @@
     <w:p>
       <w:pPr>
         <w:pStyle w:val="FirstParagraph"/>
+        <w:spacing w:line="360" w:lineRule="auto" w:before="160" w:after="0"/>
+        <w:ind w:firstLine="709"/>
+        <w:jc w:val="both"/>
       </w:pPr>
       <w:r>
+        <w:rPr>
+          <w:sz w:val="22"/>
+        </w:rPr>
         <w:t xml:space="preserve">Son 20: 12 Must y 8 Should. La columna Origen indica si el requerimiento viene de lo que el equipo declaró (Equipo) o es una propuesta de este documento que el equipo debe validar (Propuesta).</w:t>
       </w:r>
     </w:p>
@@ -7315,8 +7429,14 @@
     <w:p>
       <w:pPr>
         <w:pStyle w:val="FirstParagraph"/>
+        <w:spacing w:line="360" w:lineRule="auto" w:before="160" w:after="0"/>
+        <w:ind w:firstLine="709"/>
+        <w:jc w:val="both"/>
       </w:pPr>
       <w:r>
+        <w:rPr>
+          <w:sz w:val="22"/>
+        </w:rPr>
         <w:t xml:space="preserve">Entidades que el sistema debe almacenar. El detalle de campos, tipos y relaciones va en el documento de modelo de base de datos (SICMA-BDD).</w:t>
       </w:r>
     </w:p>
@@ -8071,8 +8191,14 @@
     <w:p>
       <w:pPr>
         <w:pStyle w:val="FirstParagraph"/>
+        <w:spacing w:line="360" w:lineRule="auto" w:before="160" w:after="0"/>
+        <w:ind w:firstLine="709"/>
+        <w:jc w:val="both"/>
       </w:pPr>
       <w:r>
+        <w:rPr>
+          <w:sz w:val="22"/>
+        </w:rPr>
         <w:t xml:space="preserve">Propuesta tomada del documento de requisitos de la Fase 1 (SICMA_RHU) y por validar (D-13). C = consulta, E = ejecución o modificación, y un guion = sin acceso. La autorización siempre se comprueba en la API. La app móvil solo tiene consulta.</w:t>
       </w:r>
     </w:p>
@@ -9054,8 +9180,14 @@
     <w:p>
       <w:pPr>
         <w:pStyle w:val="FirstParagraph"/>
+        <w:spacing w:line="360" w:lineRule="auto" w:before="160" w:after="0"/>
+        <w:ind w:firstLine="709"/>
+        <w:jc w:val="both"/>
       </w:pPr>
       <w:r>
+        <w:rPr>
+          <w:sz w:val="22"/>
+        </w:rPr>
         <w:t xml:space="preserve">Reglas tomadas del documento de requisitos de la Fase 1 y adaptadas. Quedan por validar con el equipo.</w:t>
       </w:r>
     </w:p>
@@ -9453,8 +9585,14 @@
     <w:p>
       <w:pPr>
         <w:pStyle w:val="FirstParagraph"/>
+        <w:spacing w:line="360" w:lineRule="auto" w:before="160" w:after="0"/>
+        <w:ind w:firstLine="709"/>
+        <w:jc w:val="both"/>
       </w:pPr>
       <w:r>
+        <w:rPr>
+          <w:sz w:val="22"/>
+        </w:rPr>
         <w:t xml:space="preserve">Cifras del documento de requisitos de la Fase 1 que sirven para volver medibles algunos RNF. Se proponen y quedan por validar (D-06).</w:t>
       </w:r>
     </w:p>
@@ -10083,8 +10221,14 @@
     <w:p>
       <w:pPr>
         <w:pStyle w:val="FirstParagraph"/>
+        <w:spacing w:line="360" w:lineRule="auto" w:before="160" w:after="0"/>
+        <w:ind w:firstLine="709"/>
+        <w:jc w:val="both"/>
       </w:pPr>
       <w:r>
+        <w:rPr>
+          <w:sz w:val="22"/>
+        </w:rPr>
         <w:t xml:space="preserve">Formato: Como (rol), quiero (acción), para (beneficio). Son 21.</w:t>
       </w:r>
     </w:p>
@@ -12170,8 +12314,14 @@
     <w:p>
       <w:pPr>
         <w:pStyle w:val="FirstParagraph"/>
+        <w:spacing w:line="360" w:lineRule="auto" w:before="160" w:after="0"/>
+        <w:ind w:firstLine="709"/>
+        <w:jc w:val="both"/>
       </w:pPr>
       <w:r>
+        <w:rPr>
+          <w:sz w:val="22"/>
+        </w:rPr>
         <w:t xml:space="preserve">Cómo se comprobará cada grupo de requerimientos. Los casos de prueba (SICMA-CPR) detallan los pasos y los resultados esperados.</w:t>
       </w:r>
     </w:p>
@@ -12697,8 +12847,14 @@
     <w:p>
       <w:pPr>
         <w:pStyle w:val="FirstParagraph"/>
+        <w:spacing w:line="360" w:lineRule="auto" w:before="160" w:after="0"/>
+        <w:ind w:firstLine="709"/>
+        <w:jc w:val="both"/>
       </w:pPr>
       <w:r>
+        <w:rPr>
+          <w:sz w:val="22"/>
+        </w:rPr>
         <w:t xml:space="preserve">Requerimientos funcionales hacia historias de usuario. Las columnas de casos de uso (CU) y casos de prueba (CP) se completan cuando existan esos documentos.</w:t>
       </w:r>
     </w:p>
@@ -15012,10 +15168,15 @@
     <w:p>
       <w:pPr>
         <w:pStyle w:val="BodyText"/>
+        <w:keepNext/>
+        <w:spacing w:line="360" w:lineRule="auto" w:before="160" w:after="0"/>
+        <w:ind w:firstLine="709"/>
+        <w:jc w:val="both"/>
       </w:pPr>
       <w:r>
         <w:rPr>
           <w:b/>
+          <w:sz w:val="22"/>
         </w:rPr>
         <w:t>Documentos del proyecto</w:t>
       </w:r>
@@ -15075,10 +15236,15 @@
     <w:p>
       <w:pPr>
         <w:pStyle w:val="BodyText"/>
+        <w:keepNext/>
+        <w:spacing w:line="360" w:lineRule="auto" w:before="160" w:after="0"/>
+        <w:ind w:firstLine="709"/>
+        <w:jc w:val="both"/>
       </w:pPr>
       <w:r>
         <w:rPr>
           <w:b/>
+          <w:sz w:val="22"/>
         </w:rPr>
         <w:t>Normas y fuentes externas</w:t>
       </w:r>
@@ -15139,7 +15305,7 @@
     <w:sectPr>
       <w:footerReference w:type="default" r:id="rId10"/>
       <w:pgSz w:w="12240" w:h="15840"/>
-      <w:pgMar w:left="1247" w:right="1247" w:top="1247" w:bottom="1247"/>
+      <w:pgMar w:left="1701" w:right="1701" w:top="1701" w:bottom="1701" w:header="850" w:footer="964"/>
       <w:titlePg/>
     </w:sectPr>
   </w:body>
@@ -16211,7 +16377,7 @@
     <w:basedOn w:val="Normal"/>
     <w:pPr>
       <w:tabs>
-        <w:tab w:pos="9746" w:val="right" w:leader="dot"/>
+        <w:tab w:pos="8838" w:val="right" w:leader="dot"/>
       </w:tabs>
       <w:spacing w:after="60" w:before="80"/>
       <w:ind w:left="0"/>
@@ -16226,7 +16392,7 @@
     <w:basedOn w:val="Normal"/>
     <w:pPr>
       <w:tabs>
-        <w:tab w:pos="9746" w:val="right" w:leader="dot"/>
+        <w:tab w:pos="8838" w:val="right" w:leader="dot"/>
       </w:tabs>
       <w:spacing w:after="40" w:before="0"/>
       <w:ind w:left="283"/>
@@ -16241,7 +16407,7 @@
     <w:basedOn w:val="Normal"/>
     <w:pPr>
       <w:tabs>
-        <w:tab w:pos="9746" w:val="right" w:leader="dot"/>
+        <w:tab w:pos="8838" w:val="right" w:leader="dot"/>
       </w:tabs>
       <w:spacing w:after="40" w:before="0"/>
       <w:ind w:left="567"/>
@@ -16256,7 +16422,7 @@
     <w:basedOn w:val="Normal"/>
     <w:pPr>
       <w:tabs>
-        <w:tab w:pos="9746" w:val="right" w:leader="dot"/>
+        <w:tab w:pos="8838" w:val="right" w:leader="dot"/>
       </w:tabs>
       <w:spacing w:after="40" w:before="0"/>
       <w:ind w:left="850"/>

--- a/Fase 2/Evidencias del Proyecto/SICMA_REQ_v1.0.docx
+++ b/Fase 2/Evidencias del Proyecto/SICMA_REQ_v1.0.docx
@@ -505,7 +505,7 @@
         <w:tab/>
       </w:r>
       <w:r>
-        <w:t>6</w:t>
+        <w:t>5</w:t>
       </w:r>
     </w:p>
     <w:p>
@@ -547,7 +547,7 @@
         <w:tab/>
       </w:r>
       <w:r>
-        <w:t>7</w:t>
+        <w:t>6</w:t>
       </w:r>
     </w:p>
     <w:p>
@@ -589,7 +589,7 @@
         <w:tab/>
       </w:r>
       <w:r>
-        <w:t>8</w:t>
+        <w:t>7</w:t>
       </w:r>
     </w:p>
     <w:p>
@@ -603,7 +603,7 @@
         <w:tab/>
       </w:r>
       <w:r>
-        <w:t>8</w:t>
+        <w:t>7</w:t>
       </w:r>
     </w:p>
     <w:p>
@@ -617,7 +617,7 @@
         <w:tab/>
       </w:r>
       <w:r>
-        <w:t>8</w:t>
+        <w:t>7</w:t>
       </w:r>
     </w:p>
     <w:p>
@@ -645,7 +645,7 @@
         <w:tab/>
       </w:r>
       <w:r>
-        <w:t>10</w:t>
+        <w:t>9</w:t>
       </w:r>
     </w:p>
     <w:p>
@@ -659,7 +659,7 @@
         <w:tab/>
       </w:r>
       <w:r>
-        <w:t>11</w:t>
+        <w:t>9</w:t>
       </w:r>
     </w:p>
     <w:p>
@@ -673,7 +673,7 @@
         <w:tab/>
       </w:r>
       <w:r>
-        <w:t>11</w:t>
+        <w:t>10</w:t>
       </w:r>
     </w:p>
     <w:p>
@@ -687,7 +687,7 @@
         <w:tab/>
       </w:r>
       <w:r>
-        <w:t>12</w:t>
+        <w:t>10</w:t>
       </w:r>
     </w:p>
     <w:p>
@@ -701,7 +701,7 @@
         <w:tab/>
       </w:r>
       <w:r>
-        <w:t>13</w:t>
+        <w:t>11</w:t>
       </w:r>
     </w:p>
     <w:p>
@@ -715,7 +715,7 @@
         <w:tab/>
       </w:r>
       <w:r>
-        <w:t>13</w:t>
+        <w:t>11</w:t>
       </w:r>
     </w:p>
     <w:p>
@@ -729,7 +729,7 @@
         <w:tab/>
       </w:r>
       <w:r>
-        <w:t>14</w:t>
+        <w:t>11</w:t>
       </w:r>
     </w:p>
     <w:p>
@@ -743,7 +743,7 @@
         <w:tab/>
       </w:r>
       <w:r>
-        <w:t>15</w:t>
+        <w:t>13</w:t>
       </w:r>
     </w:p>
     <w:p>
@@ -757,7 +757,7 @@
         <w:tab/>
       </w:r>
       <w:r>
-        <w:t>16</w:t>
+        <w:t>13</w:t>
       </w:r>
     </w:p>
     <w:p>
@@ -771,7 +771,7 @@
         <w:tab/>
       </w:r>
       <w:r>
-        <w:t>16</w:t>
+        <w:t>14</w:t>
       </w:r>
     </w:p>
     <w:p>
@@ -785,7 +785,7 @@
         <w:tab/>
       </w:r>
       <w:r>
-        <w:t>17</w:t>
+        <w:t>14</w:t>
       </w:r>
     </w:p>
     <w:p>
@@ -799,7 +799,7 @@
         <w:tab/>
       </w:r>
       <w:r>
-        <w:t>17</w:t>
+        <w:t>14</w:t>
       </w:r>
       <w:r>
         <w:fldChar w:fldCharType="end"/>
@@ -845,8 +845,8 @@
         </w:tblBorders>
       </w:tblPr>
       <w:tblGrid>
-        <w:gridCol w:w="3960"/>
-        <w:gridCol w:w="3960"/>
+        <w:gridCol w:w="4046"/>
+        <w:gridCol w:w="3871"/>
       </w:tblGrid>
       <w:tr>
         <w:trPr>
@@ -854,6 +854,7 @@
         </w:trPr>
         <w:tc>
           <w:tcPr>
+            <w:tcW w:w="4046" w:type="dxa"/>
             <w:shd w:val="clear" w:color="auto" w:fill="D9E2F3"/>
           </w:tcPr>
           <w:p>
@@ -872,6 +873,7 @@
         </w:tc>
         <w:tc>
           <w:tcPr>
+            <w:tcW w:w="3871" w:type="dxa"/>
             <w:shd w:val="clear" w:color="auto" w:fill="D9E2F3"/>
           </w:tcPr>
           <w:p>
@@ -891,7 +893,9 @@
       </w:tr>
       <w:tr>
         <w:tc>
-          <w:tcPr/>
+          <w:tcPr>
+            <w:tcW w:w="4046" w:type="dxa"/>
+          </w:tcPr>
           <w:p>
             <w:pPr>
               <w:pStyle w:val="Compact"/>
@@ -906,7 +910,9 @@
           </w:p>
         </w:tc>
         <w:tc>
-          <w:tcPr/>
+          <w:tcPr>
+            <w:tcW w:w="3871" w:type="dxa"/>
+          </w:tcPr>
           <w:p>
             <w:pPr>
               <w:pStyle w:val="Compact"/>
@@ -923,7 +929,9 @@
       </w:tr>
       <w:tr>
         <w:tc>
-          <w:tcPr/>
+          <w:tcPr>
+            <w:tcW w:w="4046" w:type="dxa"/>
+          </w:tcPr>
           <w:p>
             <w:pPr>
               <w:pStyle w:val="Compact"/>
@@ -938,7 +946,9 @@
           </w:p>
         </w:tc>
         <w:tc>
-          <w:tcPr/>
+          <w:tcPr>
+            <w:tcW w:w="3871" w:type="dxa"/>
+          </w:tcPr>
           <w:p>
             <w:pPr>
               <w:pStyle w:val="Compact"/>
@@ -955,7 +965,9 @@
       </w:tr>
       <w:tr>
         <w:tc>
-          <w:tcPr/>
+          <w:tcPr>
+            <w:tcW w:w="4046" w:type="dxa"/>
+          </w:tcPr>
           <w:p>
             <w:pPr>
               <w:pStyle w:val="Compact"/>
@@ -970,7 +982,9 @@
           </w:p>
         </w:tc>
         <w:tc>
-          <w:tcPr/>
+          <w:tcPr>
+            <w:tcW w:w="3871" w:type="dxa"/>
+          </w:tcPr>
           <w:p>
             <w:pPr>
               <w:pStyle w:val="Compact"/>
@@ -987,7 +1001,9 @@
       </w:tr>
       <w:tr>
         <w:tc>
-          <w:tcPr/>
+          <w:tcPr>
+            <w:tcW w:w="4046" w:type="dxa"/>
+          </w:tcPr>
           <w:p>
             <w:pPr>
               <w:pStyle w:val="Compact"/>
@@ -1002,7 +1018,9 @@
           </w:p>
         </w:tc>
         <w:tc>
-          <w:tcPr/>
+          <w:tcPr>
+            <w:tcW w:w="3871" w:type="dxa"/>
+          </w:tcPr>
           <w:p>
             <w:pPr>
               <w:pStyle w:val="Compact"/>
@@ -1466,7 +1484,7 @@
               <w:rPr>
                 <w:sz w:val="18"/>
               </w:rPr>
-              <w:t>Pasa de borrador a vigente. Se agrega la portada y se actualizan las referencias a las versiones vigentes de los demás documentos. Se agrega la tabla de contenido, la numeración de páginas y se completa la lista de referencias. Se quita la etiqueta Vigente de la portada. Se aplica el formato de entrega (márgenes de 3 cm, interlineado 1,5, sangría y texto justificado).</w:t>
+              <w:t>Pasa de borrador a vigente. Se agrega la portada y se actualizan las referencias a las versiones vigentes de los demás documentos. Se agrega la tabla de contenido, la numeración de páginas y se completa la lista de referencias. Se quita la etiqueta Vigente de la portada. Se aplica el formato de entrega (márgenes de 3 cm, interlineado 1,5, sangría y texto justificado). Se redactan en tercera persona las historias de usuario. Se ajusta el ancho de las columnas de las tablas.</w:t>
             </w:r>
           </w:p>
         </w:tc>
@@ -1717,9 +1735,9 @@
         </w:tblBorders>
       </w:tblPr>
       <w:tblGrid>
-        <w:gridCol w:w="2640"/>
-        <w:gridCol w:w="2640"/>
-        <w:gridCol w:w="2640"/>
+        <w:gridCol w:w="2291"/>
+        <w:gridCol w:w="3992"/>
+        <w:gridCol w:w="1632"/>
       </w:tblGrid>
       <w:tr>
         <w:trPr>
@@ -1727,6 +1745,7 @@
         </w:trPr>
         <w:tc>
           <w:tcPr>
+            <w:tcW w:w="2291" w:type="dxa"/>
             <w:shd w:val="clear" w:color="auto" w:fill="D9E2F3"/>
           </w:tcPr>
           <w:p>
@@ -1745,6 +1764,7 @@
         </w:tc>
         <w:tc>
           <w:tcPr>
+            <w:tcW w:w="3992" w:type="dxa"/>
             <w:shd w:val="clear" w:color="auto" w:fill="D9E2F3"/>
           </w:tcPr>
           <w:p>
@@ -1763,6 +1783,7 @@
         </w:tc>
         <w:tc>
           <w:tcPr>
+            <w:tcW w:w="1632" w:type="dxa"/>
             <w:shd w:val="clear" w:color="auto" w:fill="D9E2F3"/>
           </w:tcPr>
           <w:p>
@@ -1782,7 +1803,9 @@
       </w:tr>
       <w:tr>
         <w:tc>
-          <w:tcPr/>
+          <w:tcPr>
+            <w:tcW w:w="2291" w:type="dxa"/>
+          </w:tcPr>
           <w:p>
             <w:pPr>
               <w:pStyle w:val="Compact"/>
@@ -1797,7 +1820,9 @@
           </w:p>
         </w:tc>
         <w:tc>
-          <w:tcPr/>
+          <w:tcPr>
+            <w:tcW w:w="3992" w:type="dxa"/>
+          </w:tcPr>
           <w:p>
             <w:pPr>
               <w:pStyle w:val="Compact"/>
@@ -1812,7 +1837,9 @@
           </w:p>
         </w:tc>
         <w:tc>
-          <w:tcPr/>
+          <w:tcPr>
+            <w:tcW w:w="1632" w:type="dxa"/>
+          </w:tcPr>
           <w:p>
             <w:pPr>
               <w:pStyle w:val="Compact"/>
@@ -1829,7 +1856,9 @@
       </w:tr>
       <w:tr>
         <w:tc>
-          <w:tcPr/>
+          <w:tcPr>
+            <w:tcW w:w="2291" w:type="dxa"/>
+          </w:tcPr>
           <w:p>
             <w:pPr>
               <w:pStyle w:val="Compact"/>
@@ -1844,7 +1873,9 @@
           </w:p>
         </w:tc>
         <w:tc>
-          <w:tcPr/>
+          <w:tcPr>
+            <w:tcW w:w="3992" w:type="dxa"/>
+          </w:tcPr>
           <w:p>
             <w:pPr>
               <w:pStyle w:val="Compact"/>
@@ -1859,7 +1890,9 @@
           </w:p>
         </w:tc>
         <w:tc>
-          <w:tcPr/>
+          <w:tcPr>
+            <w:tcW w:w="1632" w:type="dxa"/>
+          </w:tcPr>
           <w:p>
             <w:pPr>
               <w:pStyle w:val="Compact"/>
@@ -1876,7 +1909,9 @@
       </w:tr>
       <w:tr>
         <w:tc>
-          <w:tcPr/>
+          <w:tcPr>
+            <w:tcW w:w="2291" w:type="dxa"/>
+          </w:tcPr>
           <w:p>
             <w:pPr>
               <w:pStyle w:val="Compact"/>
@@ -1891,7 +1926,9 @@
           </w:p>
         </w:tc>
         <w:tc>
-          <w:tcPr/>
+          <w:tcPr>
+            <w:tcW w:w="3992" w:type="dxa"/>
+          </w:tcPr>
           <w:p>
             <w:pPr>
               <w:pStyle w:val="Compact"/>
@@ -1906,7 +1943,9 @@
           </w:p>
         </w:tc>
         <w:tc>
-          <w:tcPr/>
+          <w:tcPr>
+            <w:tcW w:w="1632" w:type="dxa"/>
+          </w:tcPr>
           <w:p>
             <w:pPr>
               <w:pStyle w:val="Compact"/>
@@ -1923,7 +1962,9 @@
       </w:tr>
       <w:tr>
         <w:tc>
-          <w:tcPr/>
+          <w:tcPr>
+            <w:tcW w:w="2291" w:type="dxa"/>
+          </w:tcPr>
           <w:p>
             <w:pPr>
               <w:pStyle w:val="Compact"/>
@@ -1938,7 +1979,9 @@
           </w:p>
         </w:tc>
         <w:tc>
-          <w:tcPr/>
+          <w:tcPr>
+            <w:tcW w:w="3992" w:type="dxa"/>
+          </w:tcPr>
           <w:p>
             <w:pPr>
               <w:pStyle w:val="Compact"/>
@@ -1953,7 +1996,9 @@
           </w:p>
         </w:tc>
         <w:tc>
-          <w:tcPr/>
+          <w:tcPr>
+            <w:tcW w:w="1632" w:type="dxa"/>
+          </w:tcPr>
           <w:p>
             <w:pPr>
               <w:pStyle w:val="Compact"/>
@@ -1970,7 +2015,9 @@
       </w:tr>
       <w:tr>
         <w:tc>
-          <w:tcPr/>
+          <w:tcPr>
+            <w:tcW w:w="2291" w:type="dxa"/>
+          </w:tcPr>
           <w:p>
             <w:pPr>
               <w:pStyle w:val="Compact"/>
@@ -1985,7 +2032,9 @@
           </w:p>
         </w:tc>
         <w:tc>
-          <w:tcPr/>
+          <w:tcPr>
+            <w:tcW w:w="3992" w:type="dxa"/>
+          </w:tcPr>
           <w:p>
             <w:pPr>
               <w:pStyle w:val="Compact"/>
@@ -2000,7 +2049,9 @@
           </w:p>
         </w:tc>
         <w:tc>
-          <w:tcPr/>
+          <w:tcPr>
+            <w:tcW w:w="1632" w:type="dxa"/>
+          </w:tcPr>
           <w:p>
             <w:pPr>
               <w:pStyle w:val="Compact"/>
@@ -2017,7 +2068,9 @@
       </w:tr>
       <w:tr>
         <w:tc>
-          <w:tcPr/>
+          <w:tcPr>
+            <w:tcW w:w="2291" w:type="dxa"/>
+          </w:tcPr>
           <w:p>
             <w:pPr>
               <w:pStyle w:val="Compact"/>
@@ -2032,7 +2085,9 @@
           </w:p>
         </w:tc>
         <w:tc>
-          <w:tcPr/>
+          <w:tcPr>
+            <w:tcW w:w="3992" w:type="dxa"/>
+          </w:tcPr>
           <w:p>
             <w:pPr>
               <w:pStyle w:val="Compact"/>
@@ -2047,7 +2102,9 @@
           </w:p>
         </w:tc>
         <w:tc>
-          <w:tcPr/>
+          <w:tcPr>
+            <w:tcW w:w="1632" w:type="dxa"/>
+          </w:tcPr>
           <w:p>
             <w:pPr>
               <w:pStyle w:val="Compact"/>
@@ -2064,7 +2121,9 @@
       </w:tr>
       <w:tr>
         <w:tc>
-          <w:tcPr/>
+          <w:tcPr>
+            <w:tcW w:w="2291" w:type="dxa"/>
+          </w:tcPr>
           <w:p>
             <w:pPr>
               <w:pStyle w:val="Compact"/>
@@ -2079,7 +2138,9 @@
           </w:p>
         </w:tc>
         <w:tc>
-          <w:tcPr/>
+          <w:tcPr>
+            <w:tcW w:w="3992" w:type="dxa"/>
+          </w:tcPr>
           <w:p>
             <w:pPr>
               <w:pStyle w:val="Compact"/>
@@ -2094,7 +2155,9 @@
           </w:p>
         </w:tc>
         <w:tc>
-          <w:tcPr/>
+          <w:tcPr>
+            <w:tcW w:w="1632" w:type="dxa"/>
+          </w:tcPr>
           <w:p>
             <w:pPr>
               <w:pStyle w:val="Compact"/>
@@ -2111,7 +2174,9 @@
       </w:tr>
       <w:tr>
         <w:tc>
-          <w:tcPr/>
+          <w:tcPr>
+            <w:tcW w:w="2291" w:type="dxa"/>
+          </w:tcPr>
           <w:p>
             <w:pPr>
               <w:pStyle w:val="Compact"/>
@@ -2126,7 +2191,9 @@
           </w:p>
         </w:tc>
         <w:tc>
-          <w:tcPr/>
+          <w:tcPr>
+            <w:tcW w:w="3992" w:type="dxa"/>
+          </w:tcPr>
           <w:p>
             <w:pPr>
               <w:pStyle w:val="Compact"/>
@@ -2141,7 +2208,9 @@
           </w:p>
         </w:tc>
         <w:tc>
-          <w:tcPr/>
+          <w:tcPr>
+            <w:tcW w:w="1632" w:type="dxa"/>
+          </w:tcPr>
           <w:p>
             <w:pPr>
               <w:pStyle w:val="Compact"/>
@@ -2158,7 +2227,9 @@
       </w:tr>
       <w:tr>
         <w:tc>
-          <w:tcPr/>
+          <w:tcPr>
+            <w:tcW w:w="2291" w:type="dxa"/>
+          </w:tcPr>
           <w:p>
             <w:pPr>
               <w:pStyle w:val="Compact"/>
@@ -2173,7 +2244,9 @@
           </w:p>
         </w:tc>
         <w:tc>
-          <w:tcPr/>
+          <w:tcPr>
+            <w:tcW w:w="3992" w:type="dxa"/>
+          </w:tcPr>
           <w:p>
             <w:pPr>
               <w:pStyle w:val="Compact"/>
@@ -2188,7 +2261,9 @@
           </w:p>
         </w:tc>
         <w:tc>
-          <w:tcPr/>
+          <w:tcPr>
+            <w:tcW w:w="1632" w:type="dxa"/>
+          </w:tcPr>
           <w:p>
             <w:pPr>
               <w:pStyle w:val="Compact"/>
@@ -2230,9 +2305,9 @@
         </w:tblBorders>
       </w:tblPr>
       <w:tblGrid>
-        <w:gridCol w:w="2640"/>
-        <w:gridCol w:w="2640"/>
-        <w:gridCol w:w="2640"/>
+        <w:gridCol w:w="2074"/>
+        <w:gridCol w:w="2074"/>
+        <w:gridCol w:w="3767"/>
       </w:tblGrid>
       <w:tr>
         <w:trPr>
@@ -2240,6 +2315,7 @@
         </w:trPr>
         <w:tc>
           <w:tcPr>
+            <w:tcW w:w="2074" w:type="dxa"/>
             <w:shd w:val="clear" w:color="auto" w:fill="D9E2F3"/>
           </w:tcPr>
           <w:p>
@@ -2258,6 +2334,7 @@
         </w:tc>
         <w:tc>
           <w:tcPr>
+            <w:tcW w:w="2074" w:type="dxa"/>
             <w:shd w:val="clear" w:color="auto" w:fill="D9E2F3"/>
           </w:tcPr>
           <w:p>
@@ -2276,6 +2353,7 @@
         </w:tc>
         <w:tc>
           <w:tcPr>
+            <w:tcW w:w="3767" w:type="dxa"/>
             <w:shd w:val="clear" w:color="auto" w:fill="D9E2F3"/>
           </w:tcPr>
           <w:p>
@@ -2295,7 +2373,9 @@
       </w:tr>
       <w:tr>
         <w:tc>
-          <w:tcPr/>
+          <w:tcPr>
+            <w:tcW w:w="2074" w:type="dxa"/>
+          </w:tcPr>
           <w:p>
             <w:pPr>
               <w:pStyle w:val="Compact"/>
@@ -2310,7 +2390,9 @@
           </w:p>
         </w:tc>
         <w:tc>
-          <w:tcPr/>
+          <w:tcPr>
+            <w:tcW w:w="2074" w:type="dxa"/>
+          </w:tcPr>
           <w:p>
             <w:pPr>
               <w:pStyle w:val="Compact"/>
@@ -2325,7 +2407,9 @@
           </w:p>
         </w:tc>
         <w:tc>
-          <w:tcPr/>
+          <w:tcPr>
+            <w:tcW w:w="3767" w:type="dxa"/>
+          </w:tcPr>
           <w:p>
             <w:pPr>
               <w:pStyle w:val="Compact"/>
@@ -2342,7 +2426,9 @@
       </w:tr>
       <w:tr>
         <w:tc>
-          <w:tcPr/>
+          <w:tcPr>
+            <w:tcW w:w="2074" w:type="dxa"/>
+          </w:tcPr>
           <w:p>
             <w:pPr>
               <w:pStyle w:val="Compact"/>
@@ -2357,7 +2443,9 @@
           </w:p>
         </w:tc>
         <w:tc>
-          <w:tcPr/>
+          <w:tcPr>
+            <w:tcW w:w="2074" w:type="dxa"/>
+          </w:tcPr>
           <w:p>
             <w:pPr>
               <w:pStyle w:val="Compact"/>
@@ -2372,7 +2460,9 @@
           </w:p>
         </w:tc>
         <w:tc>
-          <w:tcPr/>
+          <w:tcPr>
+            <w:tcW w:w="3767" w:type="dxa"/>
+          </w:tcPr>
           <w:p>
             <w:pPr>
               <w:pStyle w:val="Compact"/>
@@ -2389,7 +2479,9 @@
       </w:tr>
       <w:tr>
         <w:tc>
-          <w:tcPr/>
+          <w:tcPr>
+            <w:tcW w:w="2074" w:type="dxa"/>
+          </w:tcPr>
           <w:p>
             <w:pPr>
               <w:pStyle w:val="Compact"/>
@@ -2404,7 +2496,9 @@
           </w:p>
         </w:tc>
         <w:tc>
-          <w:tcPr/>
+          <w:tcPr>
+            <w:tcW w:w="2074" w:type="dxa"/>
+          </w:tcPr>
           <w:p>
             <w:pPr>
               <w:pStyle w:val="Compact"/>
@@ -2419,7 +2513,9 @@
           </w:p>
         </w:tc>
         <w:tc>
-          <w:tcPr/>
+          <w:tcPr>
+            <w:tcW w:w="3767" w:type="dxa"/>
+          </w:tcPr>
           <w:p>
             <w:pPr>
               <w:pStyle w:val="Compact"/>
@@ -2436,7 +2532,9 @@
       </w:tr>
       <w:tr>
         <w:tc>
-          <w:tcPr/>
+          <w:tcPr>
+            <w:tcW w:w="2074" w:type="dxa"/>
+          </w:tcPr>
           <w:p>
             <w:pPr>
               <w:pStyle w:val="Compact"/>
@@ -2451,7 +2549,9 @@
           </w:p>
         </w:tc>
         <w:tc>
-          <w:tcPr/>
+          <w:tcPr>
+            <w:tcW w:w="2074" w:type="dxa"/>
+          </w:tcPr>
           <w:p>
             <w:pPr>
               <w:pStyle w:val="Compact"/>
@@ -2466,7 +2566,9 @@
           </w:p>
         </w:tc>
         <w:tc>
-          <w:tcPr/>
+          <w:tcPr>
+            <w:tcW w:w="3767" w:type="dxa"/>
+          </w:tcPr>
           <w:p>
             <w:pPr>
               <w:pStyle w:val="Compact"/>
@@ -2483,7 +2585,9 @@
       </w:tr>
       <w:tr>
         <w:tc>
-          <w:tcPr/>
+          <w:tcPr>
+            <w:tcW w:w="2074" w:type="dxa"/>
+          </w:tcPr>
           <w:p>
             <w:pPr>
               <w:pStyle w:val="Compact"/>
@@ -2498,7 +2602,9 @@
           </w:p>
         </w:tc>
         <w:tc>
-          <w:tcPr/>
+          <w:tcPr>
+            <w:tcW w:w="2074" w:type="dxa"/>
+          </w:tcPr>
           <w:p>
             <w:pPr>
               <w:pStyle w:val="Compact"/>
@@ -2513,7 +2619,9 @@
           </w:p>
         </w:tc>
         <w:tc>
-          <w:tcPr/>
+          <w:tcPr>
+            <w:tcW w:w="3767" w:type="dxa"/>
+          </w:tcPr>
           <w:p>
             <w:pPr>
               <w:pStyle w:val="Compact"/>
@@ -2530,7 +2638,9 @@
       </w:tr>
       <w:tr>
         <w:tc>
-          <w:tcPr/>
+          <w:tcPr>
+            <w:tcW w:w="2074" w:type="dxa"/>
+          </w:tcPr>
           <w:p>
             <w:pPr>
               <w:pStyle w:val="Compact"/>
@@ -2545,7 +2655,9 @@
           </w:p>
         </w:tc>
         <w:tc>
-          <w:tcPr/>
+          <w:tcPr>
+            <w:tcW w:w="2074" w:type="dxa"/>
+          </w:tcPr>
           <w:p>
             <w:pPr>
               <w:pStyle w:val="Compact"/>
@@ -2560,7 +2672,9 @@
           </w:p>
         </w:tc>
         <w:tc>
-          <w:tcPr/>
+          <w:tcPr>
+            <w:tcW w:w="3767" w:type="dxa"/>
+          </w:tcPr>
           <w:p>
             <w:pPr>
               <w:pStyle w:val="Compact"/>
@@ -2577,7 +2691,9 @@
       </w:tr>
       <w:tr>
         <w:tc>
-          <w:tcPr/>
+          <w:tcPr>
+            <w:tcW w:w="2074" w:type="dxa"/>
+          </w:tcPr>
           <w:p>
             <w:pPr>
               <w:pStyle w:val="Compact"/>
@@ -2592,7 +2708,9 @@
           </w:p>
         </w:tc>
         <w:tc>
-          <w:tcPr/>
+          <w:tcPr>
+            <w:tcW w:w="2074" w:type="dxa"/>
+          </w:tcPr>
           <w:p>
             <w:pPr>
               <w:pStyle w:val="Compact"/>
@@ -2607,7 +2725,9 @@
           </w:p>
         </w:tc>
         <w:tc>
-          <w:tcPr/>
+          <w:tcPr>
+            <w:tcW w:w="3767" w:type="dxa"/>
+          </w:tcPr>
           <w:p>
             <w:pPr>
               <w:pStyle w:val="Compact"/>
@@ -2832,9 +2952,9 @@
         </w:tblBorders>
       </w:tblPr>
       <w:tblGrid>
-        <w:gridCol w:w="2640"/>
-        <w:gridCol w:w="2640"/>
-        <w:gridCol w:w="2640"/>
+        <w:gridCol w:w="1901"/>
+        <w:gridCol w:w="4535"/>
+        <w:gridCol w:w="1480"/>
       </w:tblGrid>
       <w:tr>
         <w:trPr>
@@ -2842,6 +2962,7 @@
         </w:trPr>
         <w:tc>
           <w:tcPr>
+            <w:tcW w:w="1901" w:type="dxa"/>
             <w:shd w:val="clear" w:color="auto" w:fill="D9E2F3"/>
           </w:tcPr>
           <w:p>
@@ -2860,6 +2981,7 @@
         </w:tc>
         <w:tc>
           <w:tcPr>
+            <w:tcW w:w="4535" w:type="dxa"/>
             <w:shd w:val="clear" w:color="auto" w:fill="D9E2F3"/>
           </w:tcPr>
           <w:p>
@@ -2878,6 +3000,7 @@
         </w:tc>
         <w:tc>
           <w:tcPr>
+            <w:tcW w:w="1480" w:type="dxa"/>
             <w:shd w:val="clear" w:color="auto" w:fill="D9E2F3"/>
           </w:tcPr>
           <w:p>
@@ -2897,7 +3020,9 @@
       </w:tr>
       <w:tr>
         <w:tc>
-          <w:tcPr/>
+          <w:tcPr>
+            <w:tcW w:w="1901" w:type="dxa"/>
+          </w:tcPr>
           <w:p>
             <w:pPr>
               <w:pStyle w:val="Compact"/>
@@ -2912,7 +3037,9 @@
           </w:p>
         </w:tc>
         <w:tc>
-          <w:tcPr/>
+          <w:tcPr>
+            <w:tcW w:w="4535" w:type="dxa"/>
+          </w:tcPr>
           <w:p>
             <w:pPr>
               <w:pStyle w:val="Compact"/>
@@ -2927,7 +3054,9 @@
           </w:p>
         </w:tc>
         <w:tc>
-          <w:tcPr/>
+          <w:tcPr>
+            <w:tcW w:w="1480" w:type="dxa"/>
+          </w:tcPr>
           <w:p>
             <w:pPr>
               <w:pStyle w:val="Compact"/>
@@ -2944,7 +3073,9 @@
       </w:tr>
       <w:tr>
         <w:tc>
-          <w:tcPr/>
+          <w:tcPr>
+            <w:tcW w:w="1901" w:type="dxa"/>
+          </w:tcPr>
           <w:p>
             <w:pPr>
               <w:pStyle w:val="Compact"/>
@@ -2959,7 +3090,9 @@
           </w:p>
         </w:tc>
         <w:tc>
-          <w:tcPr/>
+          <w:tcPr>
+            <w:tcW w:w="4535" w:type="dxa"/>
+          </w:tcPr>
           <w:p>
             <w:pPr>
               <w:pStyle w:val="Compact"/>
@@ -2974,7 +3107,9 @@
           </w:p>
         </w:tc>
         <w:tc>
-          <w:tcPr/>
+          <w:tcPr>
+            <w:tcW w:w="1480" w:type="dxa"/>
+          </w:tcPr>
           <w:p>
             <w:pPr>
               <w:pStyle w:val="Compact"/>
@@ -2991,7 +3126,9 @@
       </w:tr>
       <w:tr>
         <w:tc>
-          <w:tcPr/>
+          <w:tcPr>
+            <w:tcW w:w="1901" w:type="dxa"/>
+          </w:tcPr>
           <w:p>
             <w:pPr>
               <w:pStyle w:val="Compact"/>
@@ -3006,7 +3143,9 @@
           </w:p>
         </w:tc>
         <w:tc>
-          <w:tcPr/>
+          <w:tcPr>
+            <w:tcW w:w="4535" w:type="dxa"/>
+          </w:tcPr>
           <w:p>
             <w:pPr>
               <w:pStyle w:val="Compact"/>
@@ -3021,7 +3160,9 @@
           </w:p>
         </w:tc>
         <w:tc>
-          <w:tcPr/>
+          <w:tcPr>
+            <w:tcW w:w="1480" w:type="dxa"/>
+          </w:tcPr>
           <w:p>
             <w:pPr>
               <w:pStyle w:val="Compact"/>
@@ -3038,7 +3179,9 @@
       </w:tr>
       <w:tr>
         <w:tc>
-          <w:tcPr/>
+          <w:tcPr>
+            <w:tcW w:w="1901" w:type="dxa"/>
+          </w:tcPr>
           <w:p>
             <w:pPr>
               <w:pStyle w:val="Compact"/>
@@ -3053,7 +3196,9 @@
           </w:p>
         </w:tc>
         <w:tc>
-          <w:tcPr/>
+          <w:tcPr>
+            <w:tcW w:w="4535" w:type="dxa"/>
+          </w:tcPr>
           <w:p>
             <w:pPr>
               <w:pStyle w:val="Compact"/>
@@ -3068,7 +3213,9 @@
           </w:p>
         </w:tc>
         <w:tc>
-          <w:tcPr/>
+          <w:tcPr>
+            <w:tcW w:w="1480" w:type="dxa"/>
+          </w:tcPr>
           <w:p>
             <w:pPr>
               <w:pStyle w:val="Compact"/>
@@ -3085,7 +3232,9 @@
       </w:tr>
       <w:tr>
         <w:tc>
-          <w:tcPr/>
+          <w:tcPr>
+            <w:tcW w:w="1901" w:type="dxa"/>
+          </w:tcPr>
           <w:p>
             <w:pPr>
               <w:pStyle w:val="Compact"/>
@@ -3100,7 +3249,9 @@
           </w:p>
         </w:tc>
         <w:tc>
-          <w:tcPr/>
+          <w:tcPr>
+            <w:tcW w:w="4535" w:type="dxa"/>
+          </w:tcPr>
           <w:p>
             <w:pPr>
               <w:pStyle w:val="Compact"/>
@@ -3115,7 +3266,9 @@
           </w:p>
         </w:tc>
         <w:tc>
-          <w:tcPr/>
+          <w:tcPr>
+            <w:tcW w:w="1480" w:type="dxa"/>
+          </w:tcPr>
           <w:p>
             <w:pPr>
               <w:pStyle w:val="Compact"/>
@@ -3132,7 +3285,9 @@
       </w:tr>
       <w:tr>
         <w:tc>
-          <w:tcPr/>
+          <w:tcPr>
+            <w:tcW w:w="1901" w:type="dxa"/>
+          </w:tcPr>
           <w:p>
             <w:pPr>
               <w:pStyle w:val="Compact"/>
@@ -3147,7 +3302,9 @@
           </w:p>
         </w:tc>
         <w:tc>
-          <w:tcPr/>
+          <w:tcPr>
+            <w:tcW w:w="4535" w:type="dxa"/>
+          </w:tcPr>
           <w:p>
             <w:pPr>
               <w:pStyle w:val="Compact"/>
@@ -3162,7 +3319,9 @@
           </w:p>
         </w:tc>
         <w:tc>
-          <w:tcPr/>
+          <w:tcPr>
+            <w:tcW w:w="1480" w:type="dxa"/>
+          </w:tcPr>
           <w:p>
             <w:pPr>
               <w:pStyle w:val="Compact"/>
@@ -3204,9 +3363,9 @@
         </w:tblBorders>
       </w:tblPr>
       <w:tblGrid>
-        <w:gridCol w:w="2640"/>
-        <w:gridCol w:w="2640"/>
-        <w:gridCol w:w="2640"/>
+        <w:gridCol w:w="1948"/>
+        <w:gridCol w:w="4481"/>
+        <w:gridCol w:w="1487"/>
       </w:tblGrid>
       <w:tr>
         <w:trPr>
@@ -3214,6 +3373,7 @@
         </w:trPr>
         <w:tc>
           <w:tcPr>
+            <w:tcW w:w="1948" w:type="dxa"/>
             <w:shd w:val="clear" w:color="auto" w:fill="D9E2F3"/>
           </w:tcPr>
           <w:p>
@@ -3232,6 +3392,7 @@
         </w:tc>
         <w:tc>
           <w:tcPr>
+            <w:tcW w:w="4481" w:type="dxa"/>
             <w:shd w:val="clear" w:color="auto" w:fill="D9E2F3"/>
           </w:tcPr>
           <w:p>
@@ -3250,6 +3411,7 @@
         </w:tc>
         <w:tc>
           <w:tcPr>
+            <w:tcW w:w="1487" w:type="dxa"/>
             <w:shd w:val="clear" w:color="auto" w:fill="D9E2F3"/>
           </w:tcPr>
           <w:p>
@@ -3269,7 +3431,9 @@
       </w:tr>
       <w:tr>
         <w:tc>
-          <w:tcPr/>
+          <w:tcPr>
+            <w:tcW w:w="1948" w:type="dxa"/>
+          </w:tcPr>
           <w:p>
             <w:pPr>
               <w:pStyle w:val="Compact"/>
@@ -3284,7 +3448,9 @@
           </w:p>
         </w:tc>
         <w:tc>
-          <w:tcPr/>
+          <w:tcPr>
+            <w:tcW w:w="4481" w:type="dxa"/>
+          </w:tcPr>
           <w:p>
             <w:pPr>
               <w:pStyle w:val="Compact"/>
@@ -3299,7 +3465,9 @@
           </w:p>
         </w:tc>
         <w:tc>
-          <w:tcPr/>
+          <w:tcPr>
+            <w:tcW w:w="1487" w:type="dxa"/>
+          </w:tcPr>
           <w:p>
             <w:pPr>
               <w:pStyle w:val="Compact"/>
@@ -3316,7 +3484,9 @@
       </w:tr>
       <w:tr>
         <w:tc>
-          <w:tcPr/>
+          <w:tcPr>
+            <w:tcW w:w="1948" w:type="dxa"/>
+          </w:tcPr>
           <w:p>
             <w:pPr>
               <w:pStyle w:val="Compact"/>
@@ -3331,7 +3501,9 @@
           </w:p>
         </w:tc>
         <w:tc>
-          <w:tcPr/>
+          <w:tcPr>
+            <w:tcW w:w="4481" w:type="dxa"/>
+          </w:tcPr>
           <w:p>
             <w:pPr>
               <w:pStyle w:val="Compact"/>
@@ -3346,7 +3518,9 @@
           </w:p>
         </w:tc>
         <w:tc>
-          <w:tcPr/>
+          <w:tcPr>
+            <w:tcW w:w="1487" w:type="dxa"/>
+          </w:tcPr>
           <w:p>
             <w:pPr>
               <w:pStyle w:val="Compact"/>
@@ -3363,7 +3537,9 @@
       </w:tr>
       <w:tr>
         <w:tc>
-          <w:tcPr/>
+          <w:tcPr>
+            <w:tcW w:w="1948" w:type="dxa"/>
+          </w:tcPr>
           <w:p>
             <w:pPr>
               <w:pStyle w:val="Compact"/>
@@ -3378,7 +3554,9 @@
           </w:p>
         </w:tc>
         <w:tc>
-          <w:tcPr/>
+          <w:tcPr>
+            <w:tcW w:w="4481" w:type="dxa"/>
+          </w:tcPr>
           <w:p>
             <w:pPr>
               <w:pStyle w:val="Compact"/>
@@ -3393,7 +3571,9 @@
           </w:p>
         </w:tc>
         <w:tc>
-          <w:tcPr/>
+          <w:tcPr>
+            <w:tcW w:w="1487" w:type="dxa"/>
+          </w:tcPr>
           <w:p>
             <w:pPr>
               <w:pStyle w:val="Compact"/>
@@ -3410,7 +3590,9 @@
       </w:tr>
       <w:tr>
         <w:tc>
-          <w:tcPr/>
+          <w:tcPr>
+            <w:tcW w:w="1948" w:type="dxa"/>
+          </w:tcPr>
           <w:p>
             <w:pPr>
               <w:pStyle w:val="Compact"/>
@@ -3425,7 +3607,9 @@
           </w:p>
         </w:tc>
         <w:tc>
-          <w:tcPr/>
+          <w:tcPr>
+            <w:tcW w:w="4481" w:type="dxa"/>
+          </w:tcPr>
           <w:p>
             <w:pPr>
               <w:pStyle w:val="Compact"/>
@@ -3440,7 +3624,9 @@
           </w:p>
         </w:tc>
         <w:tc>
-          <w:tcPr/>
+          <w:tcPr>
+            <w:tcW w:w="1487" w:type="dxa"/>
+          </w:tcPr>
           <w:p>
             <w:pPr>
               <w:pStyle w:val="Compact"/>
@@ -3482,9 +3668,9 @@
         </w:tblBorders>
       </w:tblPr>
       <w:tblGrid>
-        <w:gridCol w:w="2640"/>
-        <w:gridCol w:w="2640"/>
-        <w:gridCol w:w="2640"/>
+        <w:gridCol w:w="1949"/>
+        <w:gridCol w:w="4492"/>
+        <w:gridCol w:w="1473"/>
       </w:tblGrid>
       <w:tr>
         <w:trPr>
@@ -3492,6 +3678,7 @@
         </w:trPr>
         <w:tc>
           <w:tcPr>
+            <w:tcW w:w="1949" w:type="dxa"/>
             <w:shd w:val="clear" w:color="auto" w:fill="D9E2F3"/>
           </w:tcPr>
           <w:p>
@@ -3510,6 +3697,7 @@
         </w:tc>
         <w:tc>
           <w:tcPr>
+            <w:tcW w:w="4492" w:type="dxa"/>
             <w:shd w:val="clear" w:color="auto" w:fill="D9E2F3"/>
           </w:tcPr>
           <w:p>
@@ -3528,6 +3716,7 @@
         </w:tc>
         <w:tc>
           <w:tcPr>
+            <w:tcW w:w="1473" w:type="dxa"/>
             <w:shd w:val="clear" w:color="auto" w:fill="D9E2F3"/>
           </w:tcPr>
           <w:p>
@@ -3547,7 +3736,9 @@
       </w:tr>
       <w:tr>
         <w:tc>
-          <w:tcPr/>
+          <w:tcPr>
+            <w:tcW w:w="1949" w:type="dxa"/>
+          </w:tcPr>
           <w:p>
             <w:pPr>
               <w:pStyle w:val="Compact"/>
@@ -3562,7 +3753,9 @@
           </w:p>
         </w:tc>
         <w:tc>
-          <w:tcPr/>
+          <w:tcPr>
+            <w:tcW w:w="4492" w:type="dxa"/>
+          </w:tcPr>
           <w:p>
             <w:pPr>
               <w:pStyle w:val="Compact"/>
@@ -3577,7 +3770,9 @@
           </w:p>
         </w:tc>
         <w:tc>
-          <w:tcPr/>
+          <w:tcPr>
+            <w:tcW w:w="1473" w:type="dxa"/>
+          </w:tcPr>
           <w:p>
             <w:pPr>
               <w:pStyle w:val="Compact"/>
@@ -3594,7 +3789,9 @@
       </w:tr>
       <w:tr>
         <w:tc>
-          <w:tcPr/>
+          <w:tcPr>
+            <w:tcW w:w="1949" w:type="dxa"/>
+          </w:tcPr>
           <w:p>
             <w:pPr>
               <w:pStyle w:val="Compact"/>
@@ -3609,7 +3806,9 @@
           </w:p>
         </w:tc>
         <w:tc>
-          <w:tcPr/>
+          <w:tcPr>
+            <w:tcW w:w="4492" w:type="dxa"/>
+          </w:tcPr>
           <w:p>
             <w:pPr>
               <w:pStyle w:val="Compact"/>
@@ -3624,7 +3823,9 @@
           </w:p>
         </w:tc>
         <w:tc>
-          <w:tcPr/>
+          <w:tcPr>
+            <w:tcW w:w="1473" w:type="dxa"/>
+          </w:tcPr>
           <w:p>
             <w:pPr>
               <w:pStyle w:val="Compact"/>
@@ -3641,7 +3842,9 @@
       </w:tr>
       <w:tr>
         <w:tc>
-          <w:tcPr/>
+          <w:tcPr>
+            <w:tcW w:w="1949" w:type="dxa"/>
+          </w:tcPr>
           <w:p>
             <w:pPr>
               <w:pStyle w:val="Compact"/>
@@ -3656,7 +3859,9 @@
           </w:p>
         </w:tc>
         <w:tc>
-          <w:tcPr/>
+          <w:tcPr>
+            <w:tcW w:w="4492" w:type="dxa"/>
+          </w:tcPr>
           <w:p>
             <w:pPr>
               <w:pStyle w:val="Compact"/>
@@ -3671,7 +3876,9 @@
           </w:p>
         </w:tc>
         <w:tc>
-          <w:tcPr/>
+          <w:tcPr>
+            <w:tcW w:w="1473" w:type="dxa"/>
+          </w:tcPr>
           <w:p>
             <w:pPr>
               <w:pStyle w:val="Compact"/>
@@ -3688,7 +3895,9 @@
       </w:tr>
       <w:tr>
         <w:tc>
-          <w:tcPr/>
+          <w:tcPr>
+            <w:tcW w:w="1949" w:type="dxa"/>
+          </w:tcPr>
           <w:p>
             <w:pPr>
               <w:pStyle w:val="Compact"/>
@@ -3703,7 +3912,9 @@
           </w:p>
         </w:tc>
         <w:tc>
-          <w:tcPr/>
+          <w:tcPr>
+            <w:tcW w:w="4492" w:type="dxa"/>
+          </w:tcPr>
           <w:p>
             <w:pPr>
               <w:pStyle w:val="Compact"/>
@@ -3718,7 +3929,9 @@
           </w:p>
         </w:tc>
         <w:tc>
-          <w:tcPr/>
+          <w:tcPr>
+            <w:tcW w:w="1473" w:type="dxa"/>
+          </w:tcPr>
           <w:p>
             <w:pPr>
               <w:pStyle w:val="Compact"/>
@@ -3735,7 +3948,9 @@
       </w:tr>
       <w:tr>
         <w:tc>
-          <w:tcPr/>
+          <w:tcPr>
+            <w:tcW w:w="1949" w:type="dxa"/>
+          </w:tcPr>
           <w:p>
             <w:pPr>
               <w:pStyle w:val="Compact"/>
@@ -3750,7 +3965,9 @@
           </w:p>
         </w:tc>
         <w:tc>
-          <w:tcPr/>
+          <w:tcPr>
+            <w:tcW w:w="4492" w:type="dxa"/>
+          </w:tcPr>
           <w:p>
             <w:pPr>
               <w:pStyle w:val="Compact"/>
@@ -3765,7 +3982,9 @@
           </w:p>
         </w:tc>
         <w:tc>
-          <w:tcPr/>
+          <w:tcPr>
+            <w:tcW w:w="1473" w:type="dxa"/>
+          </w:tcPr>
           <w:p>
             <w:pPr>
               <w:pStyle w:val="Compact"/>
@@ -3807,9 +4026,9 @@
         </w:tblBorders>
       </w:tblPr>
       <w:tblGrid>
-        <w:gridCol w:w="2640"/>
-        <w:gridCol w:w="2640"/>
-        <w:gridCol w:w="2640"/>
+        <w:gridCol w:w="1935"/>
+        <w:gridCol w:w="4518"/>
+        <w:gridCol w:w="1462"/>
       </w:tblGrid>
       <w:tr>
         <w:trPr>
@@ -3817,6 +4036,7 @@
         </w:trPr>
         <w:tc>
           <w:tcPr>
+            <w:tcW w:w="1935" w:type="dxa"/>
             <w:shd w:val="clear" w:color="auto" w:fill="D9E2F3"/>
           </w:tcPr>
           <w:p>
@@ -3835,6 +4055,7 @@
         </w:tc>
         <w:tc>
           <w:tcPr>
+            <w:tcW w:w="4518" w:type="dxa"/>
             <w:shd w:val="clear" w:color="auto" w:fill="D9E2F3"/>
           </w:tcPr>
           <w:p>
@@ -3853,6 +4074,7 @@
         </w:tc>
         <w:tc>
           <w:tcPr>
+            <w:tcW w:w="1462" w:type="dxa"/>
             <w:shd w:val="clear" w:color="auto" w:fill="D9E2F3"/>
           </w:tcPr>
           <w:p>
@@ -3872,7 +4094,9 @@
       </w:tr>
       <w:tr>
         <w:tc>
-          <w:tcPr/>
+          <w:tcPr>
+            <w:tcW w:w="1935" w:type="dxa"/>
+          </w:tcPr>
           <w:p>
             <w:pPr>
               <w:pStyle w:val="Compact"/>
@@ -3887,7 +4111,9 @@
           </w:p>
         </w:tc>
         <w:tc>
-          <w:tcPr/>
+          <w:tcPr>
+            <w:tcW w:w="4518" w:type="dxa"/>
+          </w:tcPr>
           <w:p>
             <w:pPr>
               <w:pStyle w:val="Compact"/>
@@ -3902,7 +4128,9 @@
           </w:p>
         </w:tc>
         <w:tc>
-          <w:tcPr/>
+          <w:tcPr>
+            <w:tcW w:w="1462" w:type="dxa"/>
+          </w:tcPr>
           <w:p>
             <w:pPr>
               <w:pStyle w:val="Compact"/>
@@ -3919,7 +4147,9 @@
       </w:tr>
       <w:tr>
         <w:tc>
-          <w:tcPr/>
+          <w:tcPr>
+            <w:tcW w:w="1935" w:type="dxa"/>
+          </w:tcPr>
           <w:p>
             <w:pPr>
               <w:pStyle w:val="Compact"/>
@@ -3934,7 +4164,9 @@
           </w:p>
         </w:tc>
         <w:tc>
-          <w:tcPr/>
+          <w:tcPr>
+            <w:tcW w:w="4518" w:type="dxa"/>
+          </w:tcPr>
           <w:p>
             <w:pPr>
               <w:pStyle w:val="Compact"/>
@@ -3949,7 +4181,9 @@
           </w:p>
         </w:tc>
         <w:tc>
-          <w:tcPr/>
+          <w:tcPr>
+            <w:tcW w:w="1462" w:type="dxa"/>
+          </w:tcPr>
           <w:p>
             <w:pPr>
               <w:pStyle w:val="Compact"/>
@@ -3966,7 +4200,9 @@
       </w:tr>
       <w:tr>
         <w:tc>
-          <w:tcPr/>
+          <w:tcPr>
+            <w:tcW w:w="1935" w:type="dxa"/>
+          </w:tcPr>
           <w:p>
             <w:pPr>
               <w:pStyle w:val="Compact"/>
@@ -3981,7 +4217,9 @@
           </w:p>
         </w:tc>
         <w:tc>
-          <w:tcPr/>
+          <w:tcPr>
+            <w:tcW w:w="4518" w:type="dxa"/>
+          </w:tcPr>
           <w:p>
             <w:pPr>
               <w:pStyle w:val="Compact"/>
@@ -3996,7 +4234,9 @@
           </w:p>
         </w:tc>
         <w:tc>
-          <w:tcPr/>
+          <w:tcPr>
+            <w:tcW w:w="1462" w:type="dxa"/>
+          </w:tcPr>
           <w:p>
             <w:pPr>
               <w:pStyle w:val="Compact"/>
@@ -4013,7 +4253,9 @@
       </w:tr>
       <w:tr>
         <w:tc>
-          <w:tcPr/>
+          <w:tcPr>
+            <w:tcW w:w="1935" w:type="dxa"/>
+          </w:tcPr>
           <w:p>
             <w:pPr>
               <w:pStyle w:val="Compact"/>
@@ -4028,7 +4270,9 @@
           </w:p>
         </w:tc>
         <w:tc>
-          <w:tcPr/>
+          <w:tcPr>
+            <w:tcW w:w="4518" w:type="dxa"/>
+          </w:tcPr>
           <w:p>
             <w:pPr>
               <w:pStyle w:val="Compact"/>
@@ -4043,7 +4287,9 @@
           </w:p>
         </w:tc>
         <w:tc>
-          <w:tcPr/>
+          <w:tcPr>
+            <w:tcW w:w="1462" w:type="dxa"/>
+          </w:tcPr>
           <w:p>
             <w:pPr>
               <w:pStyle w:val="Compact"/>
@@ -4060,7 +4306,9 @@
       </w:tr>
       <w:tr>
         <w:tc>
-          <w:tcPr/>
+          <w:tcPr>
+            <w:tcW w:w="1935" w:type="dxa"/>
+          </w:tcPr>
           <w:p>
             <w:pPr>
               <w:pStyle w:val="Compact"/>
@@ -4075,7 +4323,9 @@
           </w:p>
         </w:tc>
         <w:tc>
-          <w:tcPr/>
+          <w:tcPr>
+            <w:tcW w:w="4518" w:type="dxa"/>
+          </w:tcPr>
           <w:p>
             <w:pPr>
               <w:pStyle w:val="Compact"/>
@@ -4090,7 +4340,9 @@
           </w:p>
         </w:tc>
         <w:tc>
-          <w:tcPr/>
+          <w:tcPr>
+            <w:tcW w:w="1462" w:type="dxa"/>
+          </w:tcPr>
           <w:p>
             <w:pPr>
               <w:pStyle w:val="Compact"/>
@@ -4132,9 +4384,9 @@
         </w:tblBorders>
       </w:tblPr>
       <w:tblGrid>
-        <w:gridCol w:w="2640"/>
-        <w:gridCol w:w="2640"/>
-        <w:gridCol w:w="2640"/>
+        <w:gridCol w:w="1933"/>
+        <w:gridCol w:w="4456"/>
+        <w:gridCol w:w="1525"/>
       </w:tblGrid>
       <w:tr>
         <w:trPr>
@@ -4142,6 +4394,7 @@
         </w:trPr>
         <w:tc>
           <w:tcPr>
+            <w:tcW w:w="1933" w:type="dxa"/>
             <w:shd w:val="clear" w:color="auto" w:fill="D9E2F3"/>
           </w:tcPr>
           <w:p>
@@ -4160,6 +4413,7 @@
         </w:tc>
         <w:tc>
           <w:tcPr>
+            <w:tcW w:w="4456" w:type="dxa"/>
             <w:shd w:val="clear" w:color="auto" w:fill="D9E2F3"/>
           </w:tcPr>
           <w:p>
@@ -4178,6 +4432,7 @@
         </w:tc>
         <w:tc>
           <w:tcPr>
+            <w:tcW w:w="1525" w:type="dxa"/>
             <w:shd w:val="clear" w:color="auto" w:fill="D9E2F3"/>
           </w:tcPr>
           <w:p>
@@ -4197,7 +4452,9 @@
       </w:tr>
       <w:tr>
         <w:tc>
-          <w:tcPr/>
+          <w:tcPr>
+            <w:tcW w:w="1933" w:type="dxa"/>
+          </w:tcPr>
           <w:p>
             <w:pPr>
               <w:pStyle w:val="Compact"/>
@@ -4212,7 +4469,9 @@
           </w:p>
         </w:tc>
         <w:tc>
-          <w:tcPr/>
+          <w:tcPr>
+            <w:tcW w:w="4456" w:type="dxa"/>
+          </w:tcPr>
           <w:p>
             <w:pPr>
               <w:pStyle w:val="Compact"/>
@@ -4227,7 +4486,9 @@
           </w:p>
         </w:tc>
         <w:tc>
-          <w:tcPr/>
+          <w:tcPr>
+            <w:tcW w:w="1525" w:type="dxa"/>
+          </w:tcPr>
           <w:p>
             <w:pPr>
               <w:pStyle w:val="Compact"/>
@@ -4244,7 +4505,9 @@
       </w:tr>
       <w:tr>
         <w:tc>
-          <w:tcPr/>
+          <w:tcPr>
+            <w:tcW w:w="1933" w:type="dxa"/>
+          </w:tcPr>
           <w:p>
             <w:pPr>
               <w:pStyle w:val="Compact"/>
@@ -4259,7 +4522,9 @@
           </w:p>
         </w:tc>
         <w:tc>
-          <w:tcPr/>
+          <w:tcPr>
+            <w:tcW w:w="4456" w:type="dxa"/>
+          </w:tcPr>
           <w:p>
             <w:pPr>
               <w:pStyle w:val="Compact"/>
@@ -4274,7 +4539,9 @@
           </w:p>
         </w:tc>
         <w:tc>
-          <w:tcPr/>
+          <w:tcPr>
+            <w:tcW w:w="1525" w:type="dxa"/>
+          </w:tcPr>
           <w:p>
             <w:pPr>
               <w:pStyle w:val="Compact"/>
@@ -4291,7 +4558,9 @@
       </w:tr>
       <w:tr>
         <w:tc>
-          <w:tcPr/>
+          <w:tcPr>
+            <w:tcW w:w="1933" w:type="dxa"/>
+          </w:tcPr>
           <w:p>
             <w:pPr>
               <w:pStyle w:val="Compact"/>
@@ -4306,7 +4575,9 @@
           </w:p>
         </w:tc>
         <w:tc>
-          <w:tcPr/>
+          <w:tcPr>
+            <w:tcW w:w="4456" w:type="dxa"/>
+          </w:tcPr>
           <w:p>
             <w:pPr>
               <w:pStyle w:val="Compact"/>
@@ -4321,7 +4592,9 @@
           </w:p>
         </w:tc>
         <w:tc>
-          <w:tcPr/>
+          <w:tcPr>
+            <w:tcW w:w="1525" w:type="dxa"/>
+          </w:tcPr>
           <w:p>
             <w:pPr>
               <w:pStyle w:val="Compact"/>
@@ -4363,9 +4636,9 @@
         </w:tblBorders>
       </w:tblPr>
       <w:tblGrid>
-        <w:gridCol w:w="2640"/>
-        <w:gridCol w:w="2640"/>
-        <w:gridCol w:w="2640"/>
+        <w:gridCol w:w="1945"/>
+        <w:gridCol w:w="4437"/>
+        <w:gridCol w:w="1534"/>
       </w:tblGrid>
       <w:tr>
         <w:trPr>
@@ -4373,6 +4646,7 @@
         </w:trPr>
         <w:tc>
           <w:tcPr>
+            <w:tcW w:w="1945" w:type="dxa"/>
             <w:shd w:val="clear" w:color="auto" w:fill="D9E2F3"/>
           </w:tcPr>
           <w:p>
@@ -4391,6 +4665,7 @@
         </w:tc>
         <w:tc>
           <w:tcPr>
+            <w:tcW w:w="4437" w:type="dxa"/>
             <w:shd w:val="clear" w:color="auto" w:fill="D9E2F3"/>
           </w:tcPr>
           <w:p>
@@ -4409,6 +4684,7 @@
         </w:tc>
         <w:tc>
           <w:tcPr>
+            <w:tcW w:w="1534" w:type="dxa"/>
             <w:shd w:val="clear" w:color="auto" w:fill="D9E2F3"/>
           </w:tcPr>
           <w:p>
@@ -4428,7 +4704,9 @@
       </w:tr>
       <w:tr>
         <w:tc>
-          <w:tcPr/>
+          <w:tcPr>
+            <w:tcW w:w="1945" w:type="dxa"/>
+          </w:tcPr>
           <w:p>
             <w:pPr>
               <w:pStyle w:val="Compact"/>
@@ -4443,7 +4721,9 @@
           </w:p>
         </w:tc>
         <w:tc>
-          <w:tcPr/>
+          <w:tcPr>
+            <w:tcW w:w="4437" w:type="dxa"/>
+          </w:tcPr>
           <w:p>
             <w:pPr>
               <w:pStyle w:val="Compact"/>
@@ -4458,7 +4738,9 @@
           </w:p>
         </w:tc>
         <w:tc>
-          <w:tcPr/>
+          <w:tcPr>
+            <w:tcW w:w="1534" w:type="dxa"/>
+          </w:tcPr>
           <w:p>
             <w:pPr>
               <w:pStyle w:val="Compact"/>
@@ -4475,7 +4757,9 @@
       </w:tr>
       <w:tr>
         <w:tc>
-          <w:tcPr/>
+          <w:tcPr>
+            <w:tcW w:w="1945" w:type="dxa"/>
+          </w:tcPr>
           <w:p>
             <w:pPr>
               <w:pStyle w:val="Compact"/>
@@ -4490,7 +4774,9 @@
           </w:p>
         </w:tc>
         <w:tc>
-          <w:tcPr/>
+          <w:tcPr>
+            <w:tcW w:w="4437" w:type="dxa"/>
+          </w:tcPr>
           <w:p>
             <w:pPr>
               <w:pStyle w:val="Compact"/>
@@ -4505,7 +4791,9 @@
           </w:p>
         </w:tc>
         <w:tc>
-          <w:tcPr/>
+          <w:tcPr>
+            <w:tcW w:w="1534" w:type="dxa"/>
+          </w:tcPr>
           <w:p>
             <w:pPr>
               <w:pStyle w:val="Compact"/>
@@ -4522,7 +4810,9 @@
       </w:tr>
       <w:tr>
         <w:tc>
-          <w:tcPr/>
+          <w:tcPr>
+            <w:tcW w:w="1945" w:type="dxa"/>
+          </w:tcPr>
           <w:p>
             <w:pPr>
               <w:pStyle w:val="Compact"/>
@@ -4537,7 +4827,9 @@
           </w:p>
         </w:tc>
         <w:tc>
-          <w:tcPr/>
+          <w:tcPr>
+            <w:tcW w:w="4437" w:type="dxa"/>
+          </w:tcPr>
           <w:p>
             <w:pPr>
               <w:pStyle w:val="Compact"/>
@@ -4552,7 +4844,9 @@
           </w:p>
         </w:tc>
         <w:tc>
-          <w:tcPr/>
+          <w:tcPr>
+            <w:tcW w:w="1534" w:type="dxa"/>
+          </w:tcPr>
           <w:p>
             <w:pPr>
               <w:pStyle w:val="Compact"/>
@@ -4594,9 +4888,9 @@
         </w:tblBorders>
       </w:tblPr>
       <w:tblGrid>
-        <w:gridCol w:w="2640"/>
-        <w:gridCol w:w="2640"/>
-        <w:gridCol w:w="2640"/>
+        <w:gridCol w:w="1933"/>
+        <w:gridCol w:w="4530"/>
+        <w:gridCol w:w="1451"/>
       </w:tblGrid>
       <w:tr>
         <w:trPr>
@@ -4604,6 +4898,7 @@
         </w:trPr>
         <w:tc>
           <w:tcPr>
+            <w:tcW w:w="1933" w:type="dxa"/>
             <w:shd w:val="clear" w:color="auto" w:fill="D9E2F3"/>
           </w:tcPr>
           <w:p>
@@ -4622,6 +4917,7 @@
         </w:tc>
         <w:tc>
           <w:tcPr>
+            <w:tcW w:w="4530" w:type="dxa"/>
             <w:shd w:val="clear" w:color="auto" w:fill="D9E2F3"/>
           </w:tcPr>
           <w:p>
@@ -4640,6 +4936,7 @@
         </w:tc>
         <w:tc>
           <w:tcPr>
+            <w:tcW w:w="1451" w:type="dxa"/>
             <w:shd w:val="clear" w:color="auto" w:fill="D9E2F3"/>
           </w:tcPr>
           <w:p>
@@ -4659,7 +4956,9 @@
       </w:tr>
       <w:tr>
         <w:tc>
-          <w:tcPr/>
+          <w:tcPr>
+            <w:tcW w:w="1933" w:type="dxa"/>
+          </w:tcPr>
           <w:p>
             <w:pPr>
               <w:pStyle w:val="Compact"/>
@@ -4674,7 +4973,9 @@
           </w:p>
         </w:tc>
         <w:tc>
-          <w:tcPr/>
+          <w:tcPr>
+            <w:tcW w:w="4530" w:type="dxa"/>
+          </w:tcPr>
           <w:p>
             <w:pPr>
               <w:pStyle w:val="Compact"/>
@@ -4689,7 +4990,9 @@
           </w:p>
         </w:tc>
         <w:tc>
-          <w:tcPr/>
+          <w:tcPr>
+            <w:tcW w:w="1451" w:type="dxa"/>
+          </w:tcPr>
           <w:p>
             <w:pPr>
               <w:pStyle w:val="Compact"/>
@@ -4706,7 +5009,9 @@
       </w:tr>
       <w:tr>
         <w:tc>
-          <w:tcPr/>
+          <w:tcPr>
+            <w:tcW w:w="1933" w:type="dxa"/>
+          </w:tcPr>
           <w:p>
             <w:pPr>
               <w:pStyle w:val="Compact"/>
@@ -4721,7 +5026,9 @@
           </w:p>
         </w:tc>
         <w:tc>
-          <w:tcPr/>
+          <w:tcPr>
+            <w:tcW w:w="4530" w:type="dxa"/>
+          </w:tcPr>
           <w:p>
             <w:pPr>
               <w:pStyle w:val="Compact"/>
@@ -4736,7 +5043,9 @@
           </w:p>
         </w:tc>
         <w:tc>
-          <w:tcPr/>
+          <w:tcPr>
+            <w:tcW w:w="1451" w:type="dxa"/>
+          </w:tcPr>
           <w:p>
             <w:pPr>
               <w:pStyle w:val="Compact"/>
@@ -4753,7 +5062,9 @@
       </w:tr>
       <w:tr>
         <w:tc>
-          <w:tcPr/>
+          <w:tcPr>
+            <w:tcW w:w="1933" w:type="dxa"/>
+          </w:tcPr>
           <w:p>
             <w:pPr>
               <w:pStyle w:val="Compact"/>
@@ -4768,7 +5079,9 @@
           </w:p>
         </w:tc>
         <w:tc>
-          <w:tcPr/>
+          <w:tcPr>
+            <w:tcW w:w="4530" w:type="dxa"/>
+          </w:tcPr>
           <w:p>
             <w:pPr>
               <w:pStyle w:val="Compact"/>
@@ -4783,7 +5096,9 @@
           </w:p>
         </w:tc>
         <w:tc>
-          <w:tcPr/>
+          <w:tcPr>
+            <w:tcW w:w="1451" w:type="dxa"/>
+          </w:tcPr>
           <w:p>
             <w:pPr>
               <w:pStyle w:val="Compact"/>
@@ -4800,7 +5115,9 @@
       </w:tr>
       <w:tr>
         <w:tc>
-          <w:tcPr/>
+          <w:tcPr>
+            <w:tcW w:w="1933" w:type="dxa"/>
+          </w:tcPr>
           <w:p>
             <w:pPr>
               <w:pStyle w:val="Compact"/>
@@ -4815,7 +5132,9 @@
           </w:p>
         </w:tc>
         <w:tc>
-          <w:tcPr/>
+          <w:tcPr>
+            <w:tcW w:w="4530" w:type="dxa"/>
+          </w:tcPr>
           <w:p>
             <w:pPr>
               <w:pStyle w:val="Compact"/>
@@ -4830,7 +5149,9 @@
           </w:p>
         </w:tc>
         <w:tc>
-          <w:tcPr/>
+          <w:tcPr>
+            <w:tcW w:w="1451" w:type="dxa"/>
+          </w:tcPr>
           <w:p>
             <w:pPr>
               <w:pStyle w:val="Compact"/>
@@ -4847,7 +5168,9 @@
       </w:tr>
       <w:tr>
         <w:tc>
-          <w:tcPr/>
+          <w:tcPr>
+            <w:tcW w:w="1933" w:type="dxa"/>
+          </w:tcPr>
           <w:p>
             <w:pPr>
               <w:pStyle w:val="Compact"/>
@@ -4862,7 +5185,9 @@
           </w:p>
         </w:tc>
         <w:tc>
-          <w:tcPr/>
+          <w:tcPr>
+            <w:tcW w:w="4530" w:type="dxa"/>
+          </w:tcPr>
           <w:p>
             <w:pPr>
               <w:pStyle w:val="Compact"/>
@@ -4877,7 +5202,9 @@
           </w:p>
         </w:tc>
         <w:tc>
-          <w:tcPr/>
+          <w:tcPr>
+            <w:tcW w:w="1451" w:type="dxa"/>
+          </w:tcPr>
           <w:p>
             <w:pPr>
               <w:pStyle w:val="Compact"/>
@@ -4894,7 +5221,9 @@
       </w:tr>
       <w:tr>
         <w:tc>
-          <w:tcPr/>
+          <w:tcPr>
+            <w:tcW w:w="1933" w:type="dxa"/>
+          </w:tcPr>
           <w:p>
             <w:pPr>
               <w:pStyle w:val="Compact"/>
@@ -4909,7 +5238,9 @@
           </w:p>
         </w:tc>
         <w:tc>
-          <w:tcPr/>
+          <w:tcPr>
+            <w:tcW w:w="4530" w:type="dxa"/>
+          </w:tcPr>
           <w:p>
             <w:pPr>
               <w:pStyle w:val="Compact"/>
@@ -4924,7 +5255,9 @@
           </w:p>
         </w:tc>
         <w:tc>
-          <w:tcPr/>
+          <w:tcPr>
+            <w:tcW w:w="1451" w:type="dxa"/>
+          </w:tcPr>
           <w:p>
             <w:pPr>
               <w:pStyle w:val="Compact"/>
@@ -4966,9 +5299,9 @@
         </w:tblBorders>
       </w:tblPr>
       <w:tblGrid>
-        <w:gridCol w:w="2640"/>
-        <w:gridCol w:w="2640"/>
-        <w:gridCol w:w="2640"/>
+        <w:gridCol w:w="1895"/>
+        <w:gridCol w:w="4362"/>
+        <w:gridCol w:w="1659"/>
       </w:tblGrid>
       <w:tr>
         <w:trPr>
@@ -4976,6 +5309,7 @@
         </w:trPr>
         <w:tc>
           <w:tcPr>
+            <w:tcW w:w="1895" w:type="dxa"/>
             <w:shd w:val="clear" w:color="auto" w:fill="D9E2F3"/>
           </w:tcPr>
           <w:p>
@@ -4994,6 +5328,7 @@
         </w:tc>
         <w:tc>
           <w:tcPr>
+            <w:tcW w:w="4362" w:type="dxa"/>
             <w:shd w:val="clear" w:color="auto" w:fill="D9E2F3"/>
           </w:tcPr>
           <w:p>
@@ -5012,6 +5347,7 @@
         </w:tc>
         <w:tc>
           <w:tcPr>
+            <w:tcW w:w="1659" w:type="dxa"/>
             <w:shd w:val="clear" w:color="auto" w:fill="D9E2F3"/>
           </w:tcPr>
           <w:p>
@@ -5031,7 +5367,9 @@
       </w:tr>
       <w:tr>
         <w:tc>
-          <w:tcPr/>
+          <w:tcPr>
+            <w:tcW w:w="1895" w:type="dxa"/>
+          </w:tcPr>
           <w:p>
             <w:pPr>
               <w:pStyle w:val="Compact"/>
@@ -5046,7 +5384,9 @@
           </w:p>
         </w:tc>
         <w:tc>
-          <w:tcPr/>
+          <w:tcPr>
+            <w:tcW w:w="4362" w:type="dxa"/>
+          </w:tcPr>
           <w:p>
             <w:pPr>
               <w:pStyle w:val="Compact"/>
@@ -5061,7 +5401,9 @@
           </w:p>
         </w:tc>
         <w:tc>
-          <w:tcPr/>
+          <w:tcPr>
+            <w:tcW w:w="1659" w:type="dxa"/>
+          </w:tcPr>
           <w:p>
             <w:pPr>
               <w:pStyle w:val="Compact"/>
@@ -5078,7 +5420,9 @@
       </w:tr>
       <w:tr>
         <w:tc>
-          <w:tcPr/>
+          <w:tcPr>
+            <w:tcW w:w="1895" w:type="dxa"/>
+          </w:tcPr>
           <w:p>
             <w:pPr>
               <w:pStyle w:val="Compact"/>
@@ -5093,7 +5437,9 @@
           </w:p>
         </w:tc>
         <w:tc>
-          <w:tcPr/>
+          <w:tcPr>
+            <w:tcW w:w="4362" w:type="dxa"/>
+          </w:tcPr>
           <w:p>
             <w:pPr>
               <w:pStyle w:val="Compact"/>
@@ -5108,7 +5454,9 @@
           </w:p>
         </w:tc>
         <w:tc>
-          <w:tcPr/>
+          <w:tcPr>
+            <w:tcW w:w="1659" w:type="dxa"/>
+          </w:tcPr>
           <w:p>
             <w:pPr>
               <w:pStyle w:val="Compact"/>
@@ -5150,9 +5498,9 @@
         </w:tblBorders>
       </w:tblPr>
       <w:tblGrid>
-        <w:gridCol w:w="2640"/>
-        <w:gridCol w:w="2640"/>
-        <w:gridCol w:w="2640"/>
+        <w:gridCol w:w="1973"/>
+        <w:gridCol w:w="4272"/>
+        <w:gridCol w:w="1672"/>
       </w:tblGrid>
       <w:tr>
         <w:trPr>
@@ -5160,6 +5508,7 @@
         </w:trPr>
         <w:tc>
           <w:tcPr>
+            <w:tcW w:w="1973" w:type="dxa"/>
             <w:shd w:val="clear" w:color="auto" w:fill="D9E2F3"/>
           </w:tcPr>
           <w:p>
@@ -5178,6 +5527,7 @@
         </w:tc>
         <w:tc>
           <w:tcPr>
+            <w:tcW w:w="4272" w:type="dxa"/>
             <w:shd w:val="clear" w:color="auto" w:fill="D9E2F3"/>
           </w:tcPr>
           <w:p>
@@ -5196,6 +5546,7 @@
         </w:tc>
         <w:tc>
           <w:tcPr>
+            <w:tcW w:w="1672" w:type="dxa"/>
             <w:shd w:val="clear" w:color="auto" w:fill="D9E2F3"/>
           </w:tcPr>
           <w:p>
@@ -5215,7 +5566,9 @@
       </w:tr>
       <w:tr>
         <w:tc>
-          <w:tcPr/>
+          <w:tcPr>
+            <w:tcW w:w="1973" w:type="dxa"/>
+          </w:tcPr>
           <w:p>
             <w:pPr>
               <w:pStyle w:val="Compact"/>
@@ -5230,7 +5583,9 @@
           </w:p>
         </w:tc>
         <w:tc>
-          <w:tcPr/>
+          <w:tcPr>
+            <w:tcW w:w="4272" w:type="dxa"/>
+          </w:tcPr>
           <w:p>
             <w:pPr>
               <w:pStyle w:val="Compact"/>
@@ -5245,7 +5600,9 @@
           </w:p>
         </w:tc>
         <w:tc>
-          <w:tcPr/>
+          <w:tcPr>
+            <w:tcW w:w="1672" w:type="dxa"/>
+          </w:tcPr>
           <w:p>
             <w:pPr>
               <w:pStyle w:val="Compact"/>
@@ -5262,7 +5619,9 @@
       </w:tr>
       <w:tr>
         <w:tc>
-          <w:tcPr/>
+          <w:tcPr>
+            <w:tcW w:w="1973" w:type="dxa"/>
+          </w:tcPr>
           <w:p>
             <w:pPr>
               <w:pStyle w:val="Compact"/>
@@ -5277,7 +5636,9 @@
           </w:p>
         </w:tc>
         <w:tc>
-          <w:tcPr/>
+          <w:tcPr>
+            <w:tcW w:w="4272" w:type="dxa"/>
+          </w:tcPr>
           <w:p>
             <w:pPr>
               <w:pStyle w:val="Compact"/>
@@ -5292,7 +5653,9 @@
           </w:p>
         </w:tc>
         <w:tc>
-          <w:tcPr/>
+          <w:tcPr>
+            <w:tcW w:w="1672" w:type="dxa"/>
+          </w:tcPr>
           <w:p>
             <w:pPr>
               <w:pStyle w:val="Compact"/>
@@ -5349,10 +5712,10 @@
         </w:tblBorders>
       </w:tblPr>
       <w:tblGrid>
-        <w:gridCol w:w="1980"/>
-        <w:gridCol w:w="1980"/>
-        <w:gridCol w:w="1980"/>
-        <w:gridCol w:w="1980"/>
+        <w:gridCol w:w="1651"/>
+        <w:gridCol w:w="3587"/>
+        <w:gridCol w:w="1163"/>
+        <w:gridCol w:w="1513"/>
       </w:tblGrid>
       <w:tr>
         <w:trPr>
@@ -5360,6 +5723,7 @@
         </w:trPr>
         <w:tc>
           <w:tcPr>
+            <w:tcW w:w="1651" w:type="dxa"/>
             <w:shd w:val="clear" w:color="auto" w:fill="D9E2F3"/>
           </w:tcPr>
           <w:p>
@@ -5378,6 +5742,7 @@
         </w:tc>
         <w:tc>
           <w:tcPr>
+            <w:tcW w:w="3587" w:type="dxa"/>
             <w:shd w:val="clear" w:color="auto" w:fill="D9E2F3"/>
           </w:tcPr>
           <w:p>
@@ -5396,6 +5761,7 @@
         </w:tc>
         <w:tc>
           <w:tcPr>
+            <w:tcW w:w="1163" w:type="dxa"/>
             <w:shd w:val="clear" w:color="auto" w:fill="D9E2F3"/>
           </w:tcPr>
           <w:p>
@@ -5414,6 +5780,7 @@
         </w:tc>
         <w:tc>
           <w:tcPr>
+            <w:tcW w:w="1513" w:type="dxa"/>
             <w:shd w:val="clear" w:color="auto" w:fill="D9E2F3"/>
           </w:tcPr>
           <w:p>
@@ -5433,7 +5800,9 @@
       </w:tr>
       <w:tr>
         <w:tc>
-          <w:tcPr/>
+          <w:tcPr>
+            <w:tcW w:w="1651" w:type="dxa"/>
+          </w:tcPr>
           <w:p>
             <w:pPr>
               <w:pStyle w:val="Compact"/>
@@ -5448,7 +5817,9 @@
           </w:p>
         </w:tc>
         <w:tc>
-          <w:tcPr/>
+          <w:tcPr>
+            <w:tcW w:w="3587" w:type="dxa"/>
+          </w:tcPr>
           <w:p>
             <w:pPr>
               <w:pStyle w:val="Compact"/>
@@ -5463,7 +5834,9 @@
           </w:p>
         </w:tc>
         <w:tc>
-          <w:tcPr/>
+          <w:tcPr>
+            <w:tcW w:w="1163" w:type="dxa"/>
+          </w:tcPr>
           <w:p>
             <w:pPr>
               <w:pStyle w:val="Compact"/>
@@ -5478,7 +5851,9 @@
           </w:p>
         </w:tc>
         <w:tc>
-          <w:tcPr/>
+          <w:tcPr>
+            <w:tcW w:w="1513" w:type="dxa"/>
+          </w:tcPr>
           <w:p>
             <w:pPr>
               <w:pStyle w:val="Compact"/>
@@ -5495,7 +5870,9 @@
       </w:tr>
       <w:tr>
         <w:tc>
-          <w:tcPr/>
+          <w:tcPr>
+            <w:tcW w:w="1651" w:type="dxa"/>
+          </w:tcPr>
           <w:p>
             <w:pPr>
               <w:pStyle w:val="Compact"/>
@@ -5510,7 +5887,9 @@
           </w:p>
         </w:tc>
         <w:tc>
-          <w:tcPr/>
+          <w:tcPr>
+            <w:tcW w:w="3587" w:type="dxa"/>
+          </w:tcPr>
           <w:p>
             <w:pPr>
               <w:pStyle w:val="Compact"/>
@@ -5525,7 +5904,9 @@
           </w:p>
         </w:tc>
         <w:tc>
-          <w:tcPr/>
+          <w:tcPr>
+            <w:tcW w:w="1163" w:type="dxa"/>
+          </w:tcPr>
           <w:p>
             <w:pPr>
               <w:pStyle w:val="Compact"/>
@@ -5540,7 +5921,9 @@
           </w:p>
         </w:tc>
         <w:tc>
-          <w:tcPr/>
+          <w:tcPr>
+            <w:tcW w:w="1513" w:type="dxa"/>
+          </w:tcPr>
           <w:p>
             <w:pPr>
               <w:pStyle w:val="Compact"/>
@@ -5557,7 +5940,9 @@
       </w:tr>
       <w:tr>
         <w:tc>
-          <w:tcPr/>
+          <w:tcPr>
+            <w:tcW w:w="1651" w:type="dxa"/>
+          </w:tcPr>
           <w:p>
             <w:pPr>
               <w:pStyle w:val="Compact"/>
@@ -5572,7 +5957,9 @@
           </w:p>
         </w:tc>
         <w:tc>
-          <w:tcPr/>
+          <w:tcPr>
+            <w:tcW w:w="3587" w:type="dxa"/>
+          </w:tcPr>
           <w:p>
             <w:pPr>
               <w:pStyle w:val="Compact"/>
@@ -5587,7 +5974,9 @@
           </w:p>
         </w:tc>
         <w:tc>
-          <w:tcPr/>
+          <w:tcPr>
+            <w:tcW w:w="1163" w:type="dxa"/>
+          </w:tcPr>
           <w:p>
             <w:pPr>
               <w:pStyle w:val="Compact"/>
@@ -5602,7 +5991,9 @@
           </w:p>
         </w:tc>
         <w:tc>
-          <w:tcPr/>
+          <w:tcPr>
+            <w:tcW w:w="1513" w:type="dxa"/>
+          </w:tcPr>
           <w:p>
             <w:pPr>
               <w:pStyle w:val="Compact"/>
@@ -5619,7 +6010,9 @@
       </w:tr>
       <w:tr>
         <w:tc>
-          <w:tcPr/>
+          <w:tcPr>
+            <w:tcW w:w="1651" w:type="dxa"/>
+          </w:tcPr>
           <w:p>
             <w:pPr>
               <w:pStyle w:val="Compact"/>
@@ -5634,7 +6027,9 @@
           </w:p>
         </w:tc>
         <w:tc>
-          <w:tcPr/>
+          <w:tcPr>
+            <w:tcW w:w="3587" w:type="dxa"/>
+          </w:tcPr>
           <w:p>
             <w:pPr>
               <w:pStyle w:val="Compact"/>
@@ -5649,7 +6044,9 @@
           </w:p>
         </w:tc>
         <w:tc>
-          <w:tcPr/>
+          <w:tcPr>
+            <w:tcW w:w="1163" w:type="dxa"/>
+          </w:tcPr>
           <w:p>
             <w:pPr>
               <w:pStyle w:val="Compact"/>
@@ -5664,7 +6061,9 @@
           </w:p>
         </w:tc>
         <w:tc>
-          <w:tcPr/>
+          <w:tcPr>
+            <w:tcW w:w="1513" w:type="dxa"/>
+          </w:tcPr>
           <w:p>
             <w:pPr>
               <w:pStyle w:val="Compact"/>
@@ -5681,7 +6080,9 @@
       </w:tr>
       <w:tr>
         <w:tc>
-          <w:tcPr/>
+          <w:tcPr>
+            <w:tcW w:w="1651" w:type="dxa"/>
+          </w:tcPr>
           <w:p>
             <w:pPr>
               <w:pStyle w:val="Compact"/>
@@ -5696,7 +6097,9 @@
           </w:p>
         </w:tc>
         <w:tc>
-          <w:tcPr/>
+          <w:tcPr>
+            <w:tcW w:w="3587" w:type="dxa"/>
+          </w:tcPr>
           <w:p>
             <w:pPr>
               <w:pStyle w:val="Compact"/>
@@ -5711,7 +6114,9 @@
           </w:p>
         </w:tc>
         <w:tc>
-          <w:tcPr/>
+          <w:tcPr>
+            <w:tcW w:w="1163" w:type="dxa"/>
+          </w:tcPr>
           <w:p>
             <w:pPr>
               <w:pStyle w:val="Compact"/>
@@ -5726,7 +6131,9 @@
           </w:p>
         </w:tc>
         <w:tc>
-          <w:tcPr/>
+          <w:tcPr>
+            <w:tcW w:w="1513" w:type="dxa"/>
+          </w:tcPr>
           <w:p>
             <w:pPr>
               <w:pStyle w:val="Compact"/>
@@ -5743,7 +6150,9 @@
       </w:tr>
       <w:tr>
         <w:tc>
-          <w:tcPr/>
+          <w:tcPr>
+            <w:tcW w:w="1651" w:type="dxa"/>
+          </w:tcPr>
           <w:p>
             <w:pPr>
               <w:pStyle w:val="Compact"/>
@@ -5758,7 +6167,9 @@
           </w:p>
         </w:tc>
         <w:tc>
-          <w:tcPr/>
+          <w:tcPr>
+            <w:tcW w:w="3587" w:type="dxa"/>
+          </w:tcPr>
           <w:p>
             <w:pPr>
               <w:pStyle w:val="Compact"/>
@@ -5773,7 +6184,9 @@
           </w:p>
         </w:tc>
         <w:tc>
-          <w:tcPr/>
+          <w:tcPr>
+            <w:tcW w:w="1163" w:type="dxa"/>
+          </w:tcPr>
           <w:p>
             <w:pPr>
               <w:pStyle w:val="Compact"/>
@@ -5788,7 +6201,9 @@
           </w:p>
         </w:tc>
         <w:tc>
-          <w:tcPr/>
+          <w:tcPr>
+            <w:tcW w:w="1513" w:type="dxa"/>
+          </w:tcPr>
           <w:p>
             <w:pPr>
               <w:pStyle w:val="Compact"/>
@@ -5805,7 +6220,9 @@
       </w:tr>
       <w:tr>
         <w:tc>
-          <w:tcPr/>
+          <w:tcPr>
+            <w:tcW w:w="1651" w:type="dxa"/>
+          </w:tcPr>
           <w:p>
             <w:pPr>
               <w:pStyle w:val="Compact"/>
@@ -5820,7 +6237,9 @@
           </w:p>
         </w:tc>
         <w:tc>
-          <w:tcPr/>
+          <w:tcPr>
+            <w:tcW w:w="3587" w:type="dxa"/>
+          </w:tcPr>
           <w:p>
             <w:pPr>
               <w:pStyle w:val="Compact"/>
@@ -5835,7 +6254,9 @@
           </w:p>
         </w:tc>
         <w:tc>
-          <w:tcPr/>
+          <w:tcPr>
+            <w:tcW w:w="1163" w:type="dxa"/>
+          </w:tcPr>
           <w:p>
             <w:pPr>
               <w:pStyle w:val="Compact"/>
@@ -5850,7 +6271,9 @@
           </w:p>
         </w:tc>
         <w:tc>
-          <w:tcPr/>
+          <w:tcPr>
+            <w:tcW w:w="1513" w:type="dxa"/>
+          </w:tcPr>
           <w:p>
             <w:pPr>
               <w:pStyle w:val="Compact"/>
@@ -5867,7 +6290,9 @@
       </w:tr>
       <w:tr>
         <w:tc>
-          <w:tcPr/>
+          <w:tcPr>
+            <w:tcW w:w="1651" w:type="dxa"/>
+          </w:tcPr>
           <w:p>
             <w:pPr>
               <w:pStyle w:val="Compact"/>
@@ -5882,7 +6307,9 @@
           </w:p>
         </w:tc>
         <w:tc>
-          <w:tcPr/>
+          <w:tcPr>
+            <w:tcW w:w="3587" w:type="dxa"/>
+          </w:tcPr>
           <w:p>
             <w:pPr>
               <w:pStyle w:val="Compact"/>
@@ -5897,7 +6324,9 @@
           </w:p>
         </w:tc>
         <w:tc>
-          <w:tcPr/>
+          <w:tcPr>
+            <w:tcW w:w="1163" w:type="dxa"/>
+          </w:tcPr>
           <w:p>
             <w:pPr>
               <w:pStyle w:val="Compact"/>
@@ -5912,7 +6341,9 @@
           </w:p>
         </w:tc>
         <w:tc>
-          <w:tcPr/>
+          <w:tcPr>
+            <w:tcW w:w="1513" w:type="dxa"/>
+          </w:tcPr>
           <w:p>
             <w:pPr>
               <w:pStyle w:val="Compact"/>
@@ -5929,7 +6360,9 @@
       </w:tr>
       <w:tr>
         <w:tc>
-          <w:tcPr/>
+          <w:tcPr>
+            <w:tcW w:w="1651" w:type="dxa"/>
+          </w:tcPr>
           <w:p>
             <w:pPr>
               <w:pStyle w:val="Compact"/>
@@ -5944,7 +6377,9 @@
           </w:p>
         </w:tc>
         <w:tc>
-          <w:tcPr/>
+          <w:tcPr>
+            <w:tcW w:w="3587" w:type="dxa"/>
+          </w:tcPr>
           <w:p>
             <w:pPr>
               <w:pStyle w:val="Compact"/>
@@ -5959,7 +6394,9 @@
           </w:p>
         </w:tc>
         <w:tc>
-          <w:tcPr/>
+          <w:tcPr>
+            <w:tcW w:w="1163" w:type="dxa"/>
+          </w:tcPr>
           <w:p>
             <w:pPr>
               <w:pStyle w:val="Compact"/>
@@ -5974,7 +6411,9 @@
           </w:p>
         </w:tc>
         <w:tc>
-          <w:tcPr/>
+          <w:tcPr>
+            <w:tcW w:w="1513" w:type="dxa"/>
+          </w:tcPr>
           <w:p>
             <w:pPr>
               <w:pStyle w:val="Compact"/>
@@ -5991,7 +6430,9 @@
       </w:tr>
       <w:tr>
         <w:tc>
-          <w:tcPr/>
+          <w:tcPr>
+            <w:tcW w:w="1651" w:type="dxa"/>
+          </w:tcPr>
           <w:p>
             <w:pPr>
               <w:pStyle w:val="Compact"/>
@@ -6006,7 +6447,9 @@
           </w:p>
         </w:tc>
         <w:tc>
-          <w:tcPr/>
+          <w:tcPr>
+            <w:tcW w:w="3587" w:type="dxa"/>
+          </w:tcPr>
           <w:p>
             <w:pPr>
               <w:pStyle w:val="Compact"/>
@@ -6021,7 +6464,9 @@
           </w:p>
         </w:tc>
         <w:tc>
-          <w:tcPr/>
+          <w:tcPr>
+            <w:tcW w:w="1163" w:type="dxa"/>
+          </w:tcPr>
           <w:p>
             <w:pPr>
               <w:pStyle w:val="Compact"/>
@@ -6036,7 +6481,9 @@
           </w:p>
         </w:tc>
         <w:tc>
-          <w:tcPr/>
+          <w:tcPr>
+            <w:tcW w:w="1513" w:type="dxa"/>
+          </w:tcPr>
           <w:p>
             <w:pPr>
               <w:pStyle w:val="Compact"/>
@@ -6053,7 +6500,9 @@
       </w:tr>
       <w:tr>
         <w:tc>
-          <w:tcPr/>
+          <w:tcPr>
+            <w:tcW w:w="1651" w:type="dxa"/>
+          </w:tcPr>
           <w:p>
             <w:pPr>
               <w:pStyle w:val="Compact"/>
@@ -6068,7 +6517,9 @@
           </w:p>
         </w:tc>
         <w:tc>
-          <w:tcPr/>
+          <w:tcPr>
+            <w:tcW w:w="3587" w:type="dxa"/>
+          </w:tcPr>
           <w:p>
             <w:pPr>
               <w:pStyle w:val="Compact"/>
@@ -6083,7 +6534,9 @@
           </w:p>
         </w:tc>
         <w:tc>
-          <w:tcPr/>
+          <w:tcPr>
+            <w:tcW w:w="1163" w:type="dxa"/>
+          </w:tcPr>
           <w:p>
             <w:pPr>
               <w:pStyle w:val="Compact"/>
@@ -6098,7 +6551,9 @@
           </w:p>
         </w:tc>
         <w:tc>
-          <w:tcPr/>
+          <w:tcPr>
+            <w:tcW w:w="1513" w:type="dxa"/>
+          </w:tcPr>
           <w:p>
             <w:pPr>
               <w:pStyle w:val="Compact"/>
@@ -6115,7 +6570,9 @@
       </w:tr>
       <w:tr>
         <w:tc>
-          <w:tcPr/>
+          <w:tcPr>
+            <w:tcW w:w="1651" w:type="dxa"/>
+          </w:tcPr>
           <w:p>
             <w:pPr>
               <w:pStyle w:val="Compact"/>
@@ -6130,7 +6587,9 @@
           </w:p>
         </w:tc>
         <w:tc>
-          <w:tcPr/>
+          <w:tcPr>
+            <w:tcW w:w="3587" w:type="dxa"/>
+          </w:tcPr>
           <w:p>
             <w:pPr>
               <w:pStyle w:val="Compact"/>
@@ -6145,7 +6604,9 @@
           </w:p>
         </w:tc>
         <w:tc>
-          <w:tcPr/>
+          <w:tcPr>
+            <w:tcW w:w="1163" w:type="dxa"/>
+          </w:tcPr>
           <w:p>
             <w:pPr>
               <w:pStyle w:val="Compact"/>
@@ -6160,7 +6621,9 @@
           </w:p>
         </w:tc>
         <w:tc>
-          <w:tcPr/>
+          <w:tcPr>
+            <w:tcW w:w="1513" w:type="dxa"/>
+          </w:tcPr>
           <w:p>
             <w:pPr>
               <w:pStyle w:val="Compact"/>
@@ -6177,7 +6640,9 @@
       </w:tr>
       <w:tr>
         <w:tc>
-          <w:tcPr/>
+          <w:tcPr>
+            <w:tcW w:w="1651" w:type="dxa"/>
+          </w:tcPr>
           <w:p>
             <w:pPr>
               <w:pStyle w:val="Compact"/>
@@ -6192,7 +6657,9 @@
           </w:p>
         </w:tc>
         <w:tc>
-          <w:tcPr/>
+          <w:tcPr>
+            <w:tcW w:w="3587" w:type="dxa"/>
+          </w:tcPr>
           <w:p>
             <w:pPr>
               <w:pStyle w:val="Compact"/>
@@ -6207,7 +6674,9 @@
           </w:p>
         </w:tc>
         <w:tc>
-          <w:tcPr/>
+          <w:tcPr>
+            <w:tcW w:w="1163" w:type="dxa"/>
+          </w:tcPr>
           <w:p>
             <w:pPr>
               <w:pStyle w:val="Compact"/>
@@ -6222,7 +6691,9 @@
           </w:p>
         </w:tc>
         <w:tc>
-          <w:tcPr/>
+          <w:tcPr>
+            <w:tcW w:w="1513" w:type="dxa"/>
+          </w:tcPr>
           <w:p>
             <w:pPr>
               <w:pStyle w:val="Compact"/>
@@ -6239,7 +6710,9 @@
       </w:tr>
       <w:tr>
         <w:tc>
-          <w:tcPr/>
+          <w:tcPr>
+            <w:tcW w:w="1651" w:type="dxa"/>
+          </w:tcPr>
           <w:p>
             <w:pPr>
               <w:pStyle w:val="Compact"/>
@@ -6254,7 +6727,9 @@
           </w:p>
         </w:tc>
         <w:tc>
-          <w:tcPr/>
+          <w:tcPr>
+            <w:tcW w:w="3587" w:type="dxa"/>
+          </w:tcPr>
           <w:p>
             <w:pPr>
               <w:pStyle w:val="Compact"/>
@@ -6269,7 +6744,9 @@
           </w:p>
         </w:tc>
         <w:tc>
-          <w:tcPr/>
+          <w:tcPr>
+            <w:tcW w:w="1163" w:type="dxa"/>
+          </w:tcPr>
           <w:p>
             <w:pPr>
               <w:pStyle w:val="Compact"/>
@@ -6284,7 +6761,9 @@
           </w:p>
         </w:tc>
         <w:tc>
-          <w:tcPr/>
+          <w:tcPr>
+            <w:tcW w:w="1513" w:type="dxa"/>
+          </w:tcPr>
           <w:p>
             <w:pPr>
               <w:pStyle w:val="Compact"/>
@@ -6301,7 +6780,9 @@
       </w:tr>
       <w:tr>
         <w:tc>
-          <w:tcPr/>
+          <w:tcPr>
+            <w:tcW w:w="1651" w:type="dxa"/>
+          </w:tcPr>
           <w:p>
             <w:pPr>
               <w:pStyle w:val="Compact"/>
@@ -6316,7 +6797,9 @@
           </w:p>
         </w:tc>
         <w:tc>
-          <w:tcPr/>
+          <w:tcPr>
+            <w:tcW w:w="3587" w:type="dxa"/>
+          </w:tcPr>
           <w:p>
             <w:pPr>
               <w:pStyle w:val="Compact"/>
@@ -6331,7 +6814,9 @@
           </w:p>
         </w:tc>
         <w:tc>
-          <w:tcPr/>
+          <w:tcPr>
+            <w:tcW w:w="1163" w:type="dxa"/>
+          </w:tcPr>
           <w:p>
             <w:pPr>
               <w:pStyle w:val="Compact"/>
@@ -6346,7 +6831,9 @@
           </w:p>
         </w:tc>
         <w:tc>
-          <w:tcPr/>
+          <w:tcPr>
+            <w:tcW w:w="1513" w:type="dxa"/>
+          </w:tcPr>
           <w:p>
             <w:pPr>
               <w:pStyle w:val="Compact"/>
@@ -6363,7 +6850,9 @@
       </w:tr>
       <w:tr>
         <w:tc>
-          <w:tcPr/>
+          <w:tcPr>
+            <w:tcW w:w="1651" w:type="dxa"/>
+          </w:tcPr>
           <w:p>
             <w:pPr>
               <w:pStyle w:val="Compact"/>
@@ -6378,7 +6867,9 @@
           </w:p>
         </w:tc>
         <w:tc>
-          <w:tcPr/>
+          <w:tcPr>
+            <w:tcW w:w="3587" w:type="dxa"/>
+          </w:tcPr>
           <w:p>
             <w:pPr>
               <w:pStyle w:val="Compact"/>
@@ -6393,7 +6884,9 @@
           </w:p>
         </w:tc>
         <w:tc>
-          <w:tcPr/>
+          <w:tcPr>
+            <w:tcW w:w="1163" w:type="dxa"/>
+          </w:tcPr>
           <w:p>
             <w:pPr>
               <w:pStyle w:val="Compact"/>
@@ -6408,7 +6901,9 @@
           </w:p>
         </w:tc>
         <w:tc>
-          <w:tcPr/>
+          <w:tcPr>
+            <w:tcW w:w="1513" w:type="dxa"/>
+          </w:tcPr>
           <w:p>
             <w:pPr>
               <w:pStyle w:val="Compact"/>
@@ -6425,7 +6920,9 @@
       </w:tr>
       <w:tr>
         <w:tc>
-          <w:tcPr/>
+          <w:tcPr>
+            <w:tcW w:w="1651" w:type="dxa"/>
+          </w:tcPr>
           <w:p>
             <w:pPr>
               <w:pStyle w:val="Compact"/>
@@ -6440,7 +6937,9 @@
           </w:p>
         </w:tc>
         <w:tc>
-          <w:tcPr/>
+          <w:tcPr>
+            <w:tcW w:w="3587" w:type="dxa"/>
+          </w:tcPr>
           <w:p>
             <w:pPr>
               <w:pStyle w:val="Compact"/>
@@ -6455,7 +6954,9 @@
           </w:p>
         </w:tc>
         <w:tc>
-          <w:tcPr/>
+          <w:tcPr>
+            <w:tcW w:w="1163" w:type="dxa"/>
+          </w:tcPr>
           <w:p>
             <w:pPr>
               <w:pStyle w:val="Compact"/>
@@ -6470,7 +6971,9 @@
           </w:p>
         </w:tc>
         <w:tc>
-          <w:tcPr/>
+          <w:tcPr>
+            <w:tcW w:w="1513" w:type="dxa"/>
+          </w:tcPr>
           <w:p>
             <w:pPr>
               <w:pStyle w:val="Compact"/>
@@ -6487,7 +6990,9 @@
       </w:tr>
       <w:tr>
         <w:tc>
-          <w:tcPr/>
+          <w:tcPr>
+            <w:tcW w:w="1651" w:type="dxa"/>
+          </w:tcPr>
           <w:p>
             <w:pPr>
               <w:pStyle w:val="Compact"/>
@@ -6502,7 +7007,9 @@
           </w:p>
         </w:tc>
         <w:tc>
-          <w:tcPr/>
+          <w:tcPr>
+            <w:tcW w:w="3587" w:type="dxa"/>
+          </w:tcPr>
           <w:p>
             <w:pPr>
               <w:pStyle w:val="Compact"/>
@@ -6517,7 +7024,9 @@
           </w:p>
         </w:tc>
         <w:tc>
-          <w:tcPr/>
+          <w:tcPr>
+            <w:tcW w:w="1163" w:type="dxa"/>
+          </w:tcPr>
           <w:p>
             <w:pPr>
               <w:pStyle w:val="Compact"/>
@@ -6532,7 +7041,9 @@
           </w:p>
         </w:tc>
         <w:tc>
-          <w:tcPr/>
+          <w:tcPr>
+            <w:tcW w:w="1513" w:type="dxa"/>
+          </w:tcPr>
           <w:p>
             <w:pPr>
               <w:pStyle w:val="Compact"/>
@@ -6549,7 +7060,9 @@
       </w:tr>
       <w:tr>
         <w:tc>
-          <w:tcPr/>
+          <w:tcPr>
+            <w:tcW w:w="1651" w:type="dxa"/>
+          </w:tcPr>
           <w:p>
             <w:pPr>
               <w:pStyle w:val="Compact"/>
@@ -6564,7 +7077,9 @@
           </w:p>
         </w:tc>
         <w:tc>
-          <w:tcPr/>
+          <w:tcPr>
+            <w:tcW w:w="3587" w:type="dxa"/>
+          </w:tcPr>
           <w:p>
             <w:pPr>
               <w:pStyle w:val="Compact"/>
@@ -6579,7 +7094,9 @@
           </w:p>
         </w:tc>
         <w:tc>
-          <w:tcPr/>
+          <w:tcPr>
+            <w:tcW w:w="1163" w:type="dxa"/>
+          </w:tcPr>
           <w:p>
             <w:pPr>
               <w:pStyle w:val="Compact"/>
@@ -6594,7 +7111,9 @@
           </w:p>
         </w:tc>
         <w:tc>
-          <w:tcPr/>
+          <w:tcPr>
+            <w:tcW w:w="1513" w:type="dxa"/>
+          </w:tcPr>
           <w:p>
             <w:pPr>
               <w:pStyle w:val="Compact"/>
@@ -6611,7 +7130,9 @@
       </w:tr>
       <w:tr>
         <w:tc>
-          <w:tcPr/>
+          <w:tcPr>
+            <w:tcW w:w="1651" w:type="dxa"/>
+          </w:tcPr>
           <w:p>
             <w:pPr>
               <w:pStyle w:val="Compact"/>
@@ -6626,7 +7147,9 @@
           </w:p>
         </w:tc>
         <w:tc>
-          <w:tcPr/>
+          <w:tcPr>
+            <w:tcW w:w="3587" w:type="dxa"/>
+          </w:tcPr>
           <w:p>
             <w:pPr>
               <w:pStyle w:val="Compact"/>
@@ -6641,7 +7164,9 @@
           </w:p>
         </w:tc>
         <w:tc>
-          <w:tcPr/>
+          <w:tcPr>
+            <w:tcW w:w="1163" w:type="dxa"/>
+          </w:tcPr>
           <w:p>
             <w:pPr>
               <w:pStyle w:val="Compact"/>
@@ -6656,7 +7181,9 @@
           </w:p>
         </w:tc>
         <w:tc>
-          <w:tcPr/>
+          <w:tcPr>
+            <w:tcW w:w="1513" w:type="dxa"/>
+          </w:tcPr>
           <w:p>
             <w:pPr>
               <w:pStyle w:val="Compact"/>
@@ -6698,11 +7225,11 @@
         </w:tblBorders>
       </w:tblPr>
       <w:tblGrid>
-        <w:gridCol w:w="1584"/>
-        <w:gridCol w:w="1584"/>
-        <w:gridCol w:w="1584"/>
-        <w:gridCol w:w="1584"/>
-        <w:gridCol w:w="1584"/>
+        <w:gridCol w:w="1731"/>
+        <w:gridCol w:w="1137"/>
+        <w:gridCol w:w="1734"/>
+        <w:gridCol w:w="1695"/>
+        <w:gridCol w:w="1616"/>
       </w:tblGrid>
       <w:tr>
         <w:trPr>
@@ -6710,6 +7237,7 @@
         </w:trPr>
         <w:tc>
           <w:tcPr>
+            <w:tcW w:w="1731" w:type="dxa"/>
             <w:shd w:val="clear" w:color="auto" w:fill="D9E2F3"/>
           </w:tcPr>
           <w:p>
@@ -6728,6 +7256,7 @@
         </w:tc>
         <w:tc>
           <w:tcPr>
+            <w:tcW w:w="1137" w:type="dxa"/>
             <w:shd w:val="clear" w:color="auto" w:fill="D9E2F3"/>
           </w:tcPr>
           <w:p>
@@ -6746,6 +7275,7 @@
         </w:tc>
         <w:tc>
           <w:tcPr>
+            <w:tcW w:w="1734" w:type="dxa"/>
             <w:shd w:val="clear" w:color="auto" w:fill="D9E2F3"/>
           </w:tcPr>
           <w:p>
@@ -6764,6 +7294,7 @@
         </w:tc>
         <w:tc>
           <w:tcPr>
+            <w:tcW w:w="1695" w:type="dxa"/>
             <w:shd w:val="clear" w:color="auto" w:fill="D9E2F3"/>
           </w:tcPr>
           <w:p>
@@ -6782,6 +7313,7 @@
         </w:tc>
         <w:tc>
           <w:tcPr>
+            <w:tcW w:w="1616" w:type="dxa"/>
             <w:shd w:val="clear" w:color="auto" w:fill="D9E2F3"/>
           </w:tcPr>
           <w:p>
@@ -6801,7 +7333,9 @@
       </w:tr>
       <w:tr>
         <w:tc>
-          <w:tcPr/>
+          <w:tcPr>
+            <w:tcW w:w="1731" w:type="dxa"/>
+          </w:tcPr>
           <w:p>
             <w:pPr>
               <w:pStyle w:val="Compact"/>
@@ -6816,7 +7350,9 @@
           </w:p>
         </w:tc>
         <w:tc>
-          <w:tcPr/>
+          <w:tcPr>
+            <w:tcW w:w="1137" w:type="dxa"/>
+          </w:tcPr>
           <w:p>
             <w:pPr>
               <w:pStyle w:val="Compact"/>
@@ -6831,7 +7367,9 @@
           </w:p>
         </w:tc>
         <w:tc>
-          <w:tcPr/>
+          <w:tcPr>
+            <w:tcW w:w="1734" w:type="dxa"/>
+          </w:tcPr>
           <w:p>
             <w:pPr>
               <w:pStyle w:val="Compact"/>
@@ -6846,7 +7384,9 @@
           </w:p>
         </w:tc>
         <w:tc>
-          <w:tcPr/>
+          <w:tcPr>
+            <w:tcW w:w="1695" w:type="dxa"/>
+          </w:tcPr>
           <w:p>
             <w:pPr>
               <w:pStyle w:val="Compact"/>
@@ -6861,7 +7401,9 @@
           </w:p>
         </w:tc>
         <w:tc>
-          <w:tcPr/>
+          <w:tcPr>
+            <w:tcW w:w="1616" w:type="dxa"/>
+          </w:tcPr>
           <w:p>
             <w:pPr>
               <w:pStyle w:val="Compact"/>
@@ -6878,7 +7420,9 @@
       </w:tr>
       <w:tr>
         <w:tc>
-          <w:tcPr/>
+          <w:tcPr>
+            <w:tcW w:w="1731" w:type="dxa"/>
+          </w:tcPr>
           <w:p>
             <w:pPr>
               <w:pStyle w:val="Compact"/>
@@ -6893,7 +7437,9 @@
           </w:p>
         </w:tc>
         <w:tc>
-          <w:tcPr/>
+          <w:tcPr>
+            <w:tcW w:w="1137" w:type="dxa"/>
+          </w:tcPr>
           <w:p>
             <w:pPr>
               <w:pStyle w:val="Compact"/>
@@ -6908,7 +7454,9 @@
           </w:p>
         </w:tc>
         <w:tc>
-          <w:tcPr/>
+          <w:tcPr>
+            <w:tcW w:w="1734" w:type="dxa"/>
+          </w:tcPr>
           <w:p>
             <w:pPr>
               <w:pStyle w:val="Compact"/>
@@ -6923,7 +7471,9 @@
           </w:p>
         </w:tc>
         <w:tc>
-          <w:tcPr/>
+          <w:tcPr>
+            <w:tcW w:w="1695" w:type="dxa"/>
+          </w:tcPr>
           <w:p>
             <w:pPr>
               <w:pStyle w:val="Compact"/>
@@ -6938,7 +7488,9 @@
           </w:p>
         </w:tc>
         <w:tc>
-          <w:tcPr/>
+          <w:tcPr>
+            <w:tcW w:w="1616" w:type="dxa"/>
+          </w:tcPr>
           <w:p>
             <w:pPr>
               <w:pStyle w:val="Compact"/>
@@ -6955,7 +7507,9 @@
       </w:tr>
       <w:tr>
         <w:tc>
-          <w:tcPr/>
+          <w:tcPr>
+            <w:tcW w:w="1731" w:type="dxa"/>
+          </w:tcPr>
           <w:p>
             <w:pPr>
               <w:pStyle w:val="Compact"/>
@@ -6970,7 +7524,9 @@
           </w:p>
         </w:tc>
         <w:tc>
-          <w:tcPr/>
+          <w:tcPr>
+            <w:tcW w:w="1137" w:type="dxa"/>
+          </w:tcPr>
           <w:p>
             <w:pPr>
               <w:pStyle w:val="Compact"/>
@@ -6985,7 +7541,9 @@
           </w:p>
         </w:tc>
         <w:tc>
-          <w:tcPr/>
+          <w:tcPr>
+            <w:tcW w:w="1734" w:type="dxa"/>
+          </w:tcPr>
           <w:p>
             <w:pPr>
               <w:pStyle w:val="Compact"/>
@@ -7000,7 +7558,9 @@
           </w:p>
         </w:tc>
         <w:tc>
-          <w:tcPr/>
+          <w:tcPr>
+            <w:tcW w:w="1695" w:type="dxa"/>
+          </w:tcPr>
           <w:p>
             <w:pPr>
               <w:pStyle w:val="Compact"/>
@@ -7015,7 +7575,9 @@
           </w:p>
         </w:tc>
         <w:tc>
-          <w:tcPr/>
+          <w:tcPr>
+            <w:tcW w:w="1616" w:type="dxa"/>
+          </w:tcPr>
           <w:p>
             <w:pPr>
               <w:pStyle w:val="Compact"/>
@@ -7032,7 +7594,9 @@
       </w:tr>
       <w:tr>
         <w:tc>
-          <w:tcPr/>
+          <w:tcPr>
+            <w:tcW w:w="1731" w:type="dxa"/>
+          </w:tcPr>
           <w:p>
             <w:pPr>
               <w:pStyle w:val="Compact"/>
@@ -7047,7 +7611,9 @@
           </w:p>
         </w:tc>
         <w:tc>
-          <w:tcPr/>
+          <w:tcPr>
+            <w:tcW w:w="1137" w:type="dxa"/>
+          </w:tcPr>
           <w:p>
             <w:pPr>
               <w:pStyle w:val="Compact"/>
@@ -7062,7 +7628,9 @@
           </w:p>
         </w:tc>
         <w:tc>
-          <w:tcPr/>
+          <w:tcPr>
+            <w:tcW w:w="1734" w:type="dxa"/>
+          </w:tcPr>
           <w:p>
             <w:pPr>
               <w:pStyle w:val="Compact"/>
@@ -7077,7 +7645,9 @@
           </w:p>
         </w:tc>
         <w:tc>
-          <w:tcPr/>
+          <w:tcPr>
+            <w:tcW w:w="1695" w:type="dxa"/>
+          </w:tcPr>
           <w:p>
             <w:pPr>
               <w:pStyle w:val="Compact"/>
@@ -7092,7 +7662,9 @@
           </w:p>
         </w:tc>
         <w:tc>
-          <w:tcPr/>
+          <w:tcPr>
+            <w:tcW w:w="1616" w:type="dxa"/>
+          </w:tcPr>
           <w:p>
             <w:pPr>
               <w:pStyle w:val="Compact"/>
@@ -7109,7 +7681,9 @@
       </w:tr>
       <w:tr>
         <w:tc>
-          <w:tcPr/>
+          <w:tcPr>
+            <w:tcW w:w="1731" w:type="dxa"/>
+          </w:tcPr>
           <w:p>
             <w:pPr>
               <w:pStyle w:val="Compact"/>
@@ -7124,7 +7698,9 @@
           </w:p>
         </w:tc>
         <w:tc>
-          <w:tcPr/>
+          <w:tcPr>
+            <w:tcW w:w="1137" w:type="dxa"/>
+          </w:tcPr>
           <w:p>
             <w:pPr>
               <w:pStyle w:val="Compact"/>
@@ -7139,7 +7715,9 @@
           </w:p>
         </w:tc>
         <w:tc>
-          <w:tcPr/>
+          <w:tcPr>
+            <w:tcW w:w="1734" w:type="dxa"/>
+          </w:tcPr>
           <w:p>
             <w:pPr>
               <w:pStyle w:val="Compact"/>
@@ -7154,7 +7732,9 @@
           </w:p>
         </w:tc>
         <w:tc>
-          <w:tcPr/>
+          <w:tcPr>
+            <w:tcW w:w="1695" w:type="dxa"/>
+          </w:tcPr>
           <w:p>
             <w:pPr>
               <w:pStyle w:val="Compact"/>
@@ -7169,7 +7749,9 @@
           </w:p>
         </w:tc>
         <w:tc>
-          <w:tcPr/>
+          <w:tcPr>
+            <w:tcW w:w="1616" w:type="dxa"/>
+          </w:tcPr>
           <w:p>
             <w:pPr>
               <w:pStyle w:val="Compact"/>
@@ -7186,7 +7768,9 @@
       </w:tr>
       <w:tr>
         <w:tc>
-          <w:tcPr/>
+          <w:tcPr>
+            <w:tcW w:w="1731" w:type="dxa"/>
+          </w:tcPr>
           <w:p>
             <w:pPr>
               <w:pStyle w:val="Compact"/>
@@ -7201,7 +7785,9 @@
           </w:p>
         </w:tc>
         <w:tc>
-          <w:tcPr/>
+          <w:tcPr>
+            <w:tcW w:w="1137" w:type="dxa"/>
+          </w:tcPr>
           <w:p>
             <w:pPr>
               <w:pStyle w:val="Compact"/>
@@ -7216,7 +7802,9 @@
           </w:p>
         </w:tc>
         <w:tc>
-          <w:tcPr/>
+          <w:tcPr>
+            <w:tcW w:w="1734" w:type="dxa"/>
+          </w:tcPr>
           <w:p>
             <w:pPr>
               <w:pStyle w:val="Compact"/>
@@ -7231,7 +7819,9 @@
           </w:p>
         </w:tc>
         <w:tc>
-          <w:tcPr/>
+          <w:tcPr>
+            <w:tcW w:w="1695" w:type="dxa"/>
+          </w:tcPr>
           <w:p>
             <w:pPr>
               <w:pStyle w:val="Compact"/>
@@ -7246,7 +7836,9 @@
           </w:p>
         </w:tc>
         <w:tc>
-          <w:tcPr/>
+          <w:tcPr>
+            <w:tcW w:w="1616" w:type="dxa"/>
+          </w:tcPr>
           <w:p>
             <w:pPr>
               <w:pStyle w:val="Compact"/>
@@ -7263,7 +7855,9 @@
       </w:tr>
       <w:tr>
         <w:tc>
-          <w:tcPr/>
+          <w:tcPr>
+            <w:tcW w:w="1731" w:type="dxa"/>
+          </w:tcPr>
           <w:p>
             <w:pPr>
               <w:pStyle w:val="Compact"/>
@@ -7278,7 +7872,9 @@
           </w:p>
         </w:tc>
         <w:tc>
-          <w:tcPr/>
+          <w:tcPr>
+            <w:tcW w:w="1137" w:type="dxa"/>
+          </w:tcPr>
           <w:p>
             <w:pPr>
               <w:pStyle w:val="Compact"/>
@@ -7293,7 +7889,9 @@
           </w:p>
         </w:tc>
         <w:tc>
-          <w:tcPr/>
+          <w:tcPr>
+            <w:tcW w:w="1734" w:type="dxa"/>
+          </w:tcPr>
           <w:p>
             <w:pPr>
               <w:pStyle w:val="Compact"/>
@@ -7308,7 +7906,9 @@
           </w:p>
         </w:tc>
         <w:tc>
-          <w:tcPr/>
+          <w:tcPr>
+            <w:tcW w:w="1695" w:type="dxa"/>
+          </w:tcPr>
           <w:p>
             <w:pPr>
               <w:pStyle w:val="Compact"/>
@@ -7323,7 +7923,9 @@
           </w:p>
         </w:tc>
         <w:tc>
-          <w:tcPr/>
+          <w:tcPr>
+            <w:tcW w:w="1616" w:type="dxa"/>
+          </w:tcPr>
           <w:p>
             <w:pPr>
               <w:pStyle w:val="Compact"/>
@@ -7340,7 +7942,9 @@
       </w:tr>
       <w:tr>
         <w:tc>
-          <w:tcPr/>
+          <w:tcPr>
+            <w:tcW w:w="1731" w:type="dxa"/>
+          </w:tcPr>
           <w:p>
             <w:pPr>
               <w:pStyle w:val="Compact"/>
@@ -7355,7 +7959,9 @@
           </w:p>
         </w:tc>
         <w:tc>
-          <w:tcPr/>
+          <w:tcPr>
+            <w:tcW w:w="1137" w:type="dxa"/>
+          </w:tcPr>
           <w:p>
             <w:pPr>
               <w:pStyle w:val="Compact"/>
@@ -7370,7 +7976,9 @@
           </w:p>
         </w:tc>
         <w:tc>
-          <w:tcPr/>
+          <w:tcPr>
+            <w:tcW w:w="1734" w:type="dxa"/>
+          </w:tcPr>
           <w:p>
             <w:pPr>
               <w:pStyle w:val="Compact"/>
@@ -7385,7 +7993,9 @@
           </w:p>
         </w:tc>
         <w:tc>
-          <w:tcPr/>
+          <w:tcPr>
+            <w:tcW w:w="1695" w:type="dxa"/>
+          </w:tcPr>
           <w:p>
             <w:pPr>
               <w:pStyle w:val="Compact"/>
@@ -7400,7 +8010,9 @@
           </w:p>
         </w:tc>
         <w:tc>
-          <w:tcPr/>
+          <w:tcPr>
+            <w:tcW w:w="1616" w:type="dxa"/>
+          </w:tcPr>
           <w:p>
             <w:pPr>
               <w:pStyle w:val="Compact"/>
@@ -7456,9 +8068,9 @@
         </w:tblBorders>
       </w:tblPr>
       <w:tblGrid>
-        <w:gridCol w:w="2640"/>
-        <w:gridCol w:w="2640"/>
-        <w:gridCol w:w="2640"/>
+        <w:gridCol w:w="1957"/>
+        <w:gridCol w:w="3624"/>
+        <w:gridCol w:w="2335"/>
       </w:tblGrid>
       <w:tr>
         <w:trPr>
@@ -7466,6 +8078,7 @@
         </w:trPr>
         <w:tc>
           <w:tcPr>
+            <w:tcW w:w="1957" w:type="dxa"/>
             <w:shd w:val="clear" w:color="auto" w:fill="D9E2F3"/>
           </w:tcPr>
           <w:p>
@@ -7484,6 +8097,7 @@
         </w:tc>
         <w:tc>
           <w:tcPr>
+            <w:tcW w:w="3624" w:type="dxa"/>
             <w:shd w:val="clear" w:color="auto" w:fill="D9E2F3"/>
           </w:tcPr>
           <w:p>
@@ -7502,6 +8116,7 @@
         </w:tc>
         <w:tc>
           <w:tcPr>
+            <w:tcW w:w="2335" w:type="dxa"/>
             <w:shd w:val="clear" w:color="auto" w:fill="D9E2F3"/>
           </w:tcPr>
           <w:p>
@@ -7521,7 +8136,9 @@
       </w:tr>
       <w:tr>
         <w:tc>
-          <w:tcPr/>
+          <w:tcPr>
+            <w:tcW w:w="1957" w:type="dxa"/>
+          </w:tcPr>
           <w:p>
             <w:pPr>
               <w:pStyle w:val="Compact"/>
@@ -7536,7 +8153,9 @@
           </w:p>
         </w:tc>
         <w:tc>
-          <w:tcPr/>
+          <w:tcPr>
+            <w:tcW w:w="3624" w:type="dxa"/>
+          </w:tcPr>
           <w:p>
             <w:pPr>
               <w:pStyle w:val="Compact"/>
@@ -7551,7 +8170,9 @@
           </w:p>
         </w:tc>
         <w:tc>
-          <w:tcPr/>
+          <w:tcPr>
+            <w:tcW w:w="2335" w:type="dxa"/>
+          </w:tcPr>
           <w:p>
             <w:pPr>
               <w:pStyle w:val="Compact"/>
@@ -7568,7 +8189,9 @@
       </w:tr>
       <w:tr>
         <w:tc>
-          <w:tcPr/>
+          <w:tcPr>
+            <w:tcW w:w="1957" w:type="dxa"/>
+          </w:tcPr>
           <w:p>
             <w:pPr>
               <w:pStyle w:val="Compact"/>
@@ -7583,7 +8206,9 @@
           </w:p>
         </w:tc>
         <w:tc>
-          <w:tcPr/>
+          <w:tcPr>
+            <w:tcW w:w="3624" w:type="dxa"/>
+          </w:tcPr>
           <w:p>
             <w:pPr>
               <w:pStyle w:val="Compact"/>
@@ -7598,7 +8223,9 @@
           </w:p>
         </w:tc>
         <w:tc>
-          <w:tcPr/>
+          <w:tcPr>
+            <w:tcW w:w="2335" w:type="dxa"/>
+          </w:tcPr>
           <w:p>
             <w:pPr>
               <w:pStyle w:val="Compact"/>
@@ -7615,7 +8242,9 @@
       </w:tr>
       <w:tr>
         <w:tc>
-          <w:tcPr/>
+          <w:tcPr>
+            <w:tcW w:w="1957" w:type="dxa"/>
+          </w:tcPr>
           <w:p>
             <w:pPr>
               <w:pStyle w:val="Compact"/>
@@ -7630,7 +8259,9 @@
           </w:p>
         </w:tc>
         <w:tc>
-          <w:tcPr/>
+          <w:tcPr>
+            <w:tcW w:w="3624" w:type="dxa"/>
+          </w:tcPr>
           <w:p>
             <w:pPr>
               <w:pStyle w:val="Compact"/>
@@ -7645,7 +8276,9 @@
           </w:p>
         </w:tc>
         <w:tc>
-          <w:tcPr/>
+          <w:tcPr>
+            <w:tcW w:w="2335" w:type="dxa"/>
+          </w:tcPr>
           <w:p>
             <w:pPr>
               <w:pStyle w:val="Compact"/>
@@ -7662,7 +8295,9 @@
       </w:tr>
       <w:tr>
         <w:tc>
-          <w:tcPr/>
+          <w:tcPr>
+            <w:tcW w:w="1957" w:type="dxa"/>
+          </w:tcPr>
           <w:p>
             <w:pPr>
               <w:pStyle w:val="Compact"/>
@@ -7677,7 +8312,9 @@
           </w:p>
         </w:tc>
         <w:tc>
-          <w:tcPr/>
+          <w:tcPr>
+            <w:tcW w:w="3624" w:type="dxa"/>
+          </w:tcPr>
           <w:p>
             <w:pPr>
               <w:pStyle w:val="Compact"/>
@@ -7692,7 +8329,9 @@
           </w:p>
         </w:tc>
         <w:tc>
-          <w:tcPr/>
+          <w:tcPr>
+            <w:tcW w:w="2335" w:type="dxa"/>
+          </w:tcPr>
           <w:p>
             <w:pPr>
               <w:pStyle w:val="Compact"/>
@@ -7709,7 +8348,9 @@
       </w:tr>
       <w:tr>
         <w:tc>
-          <w:tcPr/>
+          <w:tcPr>
+            <w:tcW w:w="1957" w:type="dxa"/>
+          </w:tcPr>
           <w:p>
             <w:pPr>
               <w:pStyle w:val="Compact"/>
@@ -7724,7 +8365,9 @@
           </w:p>
         </w:tc>
         <w:tc>
-          <w:tcPr/>
+          <w:tcPr>
+            <w:tcW w:w="3624" w:type="dxa"/>
+          </w:tcPr>
           <w:p>
             <w:pPr>
               <w:pStyle w:val="Compact"/>
@@ -7739,7 +8382,9 @@
           </w:p>
         </w:tc>
         <w:tc>
-          <w:tcPr/>
+          <w:tcPr>
+            <w:tcW w:w="2335" w:type="dxa"/>
+          </w:tcPr>
           <w:p>
             <w:pPr>
               <w:pStyle w:val="Compact"/>
@@ -7756,7 +8401,9 @@
       </w:tr>
       <w:tr>
         <w:tc>
-          <w:tcPr/>
+          <w:tcPr>
+            <w:tcW w:w="1957" w:type="dxa"/>
+          </w:tcPr>
           <w:p>
             <w:pPr>
               <w:pStyle w:val="Compact"/>
@@ -7771,7 +8418,9 @@
           </w:p>
         </w:tc>
         <w:tc>
-          <w:tcPr/>
+          <w:tcPr>
+            <w:tcW w:w="3624" w:type="dxa"/>
+          </w:tcPr>
           <w:p>
             <w:pPr>
               <w:pStyle w:val="Compact"/>
@@ -7786,7 +8435,9 @@
           </w:p>
         </w:tc>
         <w:tc>
-          <w:tcPr/>
+          <w:tcPr>
+            <w:tcW w:w="2335" w:type="dxa"/>
+          </w:tcPr>
           <w:p>
             <w:pPr>
               <w:pStyle w:val="Compact"/>
@@ -7803,7 +8454,9 @@
       </w:tr>
       <w:tr>
         <w:tc>
-          <w:tcPr/>
+          <w:tcPr>
+            <w:tcW w:w="1957" w:type="dxa"/>
+          </w:tcPr>
           <w:p>
             <w:pPr>
               <w:pStyle w:val="Compact"/>
@@ -7818,7 +8471,9 @@
           </w:p>
         </w:tc>
         <w:tc>
-          <w:tcPr/>
+          <w:tcPr>
+            <w:tcW w:w="3624" w:type="dxa"/>
+          </w:tcPr>
           <w:p>
             <w:pPr>
               <w:pStyle w:val="Compact"/>
@@ -7833,7 +8488,9 @@
           </w:p>
         </w:tc>
         <w:tc>
-          <w:tcPr/>
+          <w:tcPr>
+            <w:tcW w:w="2335" w:type="dxa"/>
+          </w:tcPr>
           <w:p>
             <w:pPr>
               <w:pStyle w:val="Compact"/>
@@ -7850,7 +8507,9 @@
       </w:tr>
       <w:tr>
         <w:tc>
-          <w:tcPr/>
+          <w:tcPr>
+            <w:tcW w:w="1957" w:type="dxa"/>
+          </w:tcPr>
           <w:p>
             <w:pPr>
               <w:pStyle w:val="Compact"/>
@@ -7865,7 +8524,9 @@
           </w:p>
         </w:tc>
         <w:tc>
-          <w:tcPr/>
+          <w:tcPr>
+            <w:tcW w:w="3624" w:type="dxa"/>
+          </w:tcPr>
           <w:p>
             <w:pPr>
               <w:pStyle w:val="Compact"/>
@@ -7880,7 +8541,9 @@
           </w:p>
         </w:tc>
         <w:tc>
-          <w:tcPr/>
+          <w:tcPr>
+            <w:tcW w:w="2335" w:type="dxa"/>
+          </w:tcPr>
           <w:p>
             <w:pPr>
               <w:pStyle w:val="Compact"/>
@@ -7897,7 +8560,9 @@
       </w:tr>
       <w:tr>
         <w:tc>
-          <w:tcPr/>
+          <w:tcPr>
+            <w:tcW w:w="1957" w:type="dxa"/>
+          </w:tcPr>
           <w:p>
             <w:pPr>
               <w:pStyle w:val="Compact"/>
@@ -7912,7 +8577,9 @@
           </w:p>
         </w:tc>
         <w:tc>
-          <w:tcPr/>
+          <w:tcPr>
+            <w:tcW w:w="3624" w:type="dxa"/>
+          </w:tcPr>
           <w:p>
             <w:pPr>
               <w:pStyle w:val="Compact"/>
@@ -7927,7 +8594,9 @@
           </w:p>
         </w:tc>
         <w:tc>
-          <w:tcPr/>
+          <w:tcPr>
+            <w:tcW w:w="2335" w:type="dxa"/>
+          </w:tcPr>
           <w:p>
             <w:pPr>
               <w:pStyle w:val="Compact"/>
@@ -7944,7 +8613,9 @@
       </w:tr>
       <w:tr>
         <w:tc>
-          <w:tcPr/>
+          <w:tcPr>
+            <w:tcW w:w="1957" w:type="dxa"/>
+          </w:tcPr>
           <w:p>
             <w:pPr>
               <w:pStyle w:val="Compact"/>
@@ -7959,7 +8630,9 @@
           </w:p>
         </w:tc>
         <w:tc>
-          <w:tcPr/>
+          <w:tcPr>
+            <w:tcW w:w="3624" w:type="dxa"/>
+          </w:tcPr>
           <w:p>
             <w:pPr>
               <w:pStyle w:val="Compact"/>
@@ -7974,7 +8647,9 @@
           </w:p>
         </w:tc>
         <w:tc>
-          <w:tcPr/>
+          <w:tcPr>
+            <w:tcW w:w="2335" w:type="dxa"/>
+          </w:tcPr>
           <w:p>
             <w:pPr>
               <w:pStyle w:val="Compact"/>
@@ -7991,7 +8666,9 @@
       </w:tr>
       <w:tr>
         <w:tc>
-          <w:tcPr/>
+          <w:tcPr>
+            <w:tcW w:w="1957" w:type="dxa"/>
+          </w:tcPr>
           <w:p>
             <w:pPr>
               <w:pStyle w:val="Compact"/>
@@ -8006,7 +8683,9 @@
           </w:p>
         </w:tc>
         <w:tc>
-          <w:tcPr/>
+          <w:tcPr>
+            <w:tcW w:w="3624" w:type="dxa"/>
+          </w:tcPr>
           <w:p>
             <w:pPr>
               <w:pStyle w:val="Compact"/>
@@ -8021,7 +8700,9 @@
           </w:p>
         </w:tc>
         <w:tc>
-          <w:tcPr/>
+          <w:tcPr>
+            <w:tcW w:w="2335" w:type="dxa"/>
+          </w:tcPr>
           <w:p>
             <w:pPr>
               <w:pStyle w:val="Compact"/>
@@ -8038,7 +8719,9 @@
       </w:tr>
       <w:tr>
         <w:tc>
-          <w:tcPr/>
+          <w:tcPr>
+            <w:tcW w:w="1957" w:type="dxa"/>
+          </w:tcPr>
           <w:p>
             <w:pPr>
               <w:pStyle w:val="Compact"/>
@@ -8053,7 +8736,9 @@
           </w:p>
         </w:tc>
         <w:tc>
-          <w:tcPr/>
+          <w:tcPr>
+            <w:tcW w:w="3624" w:type="dxa"/>
+          </w:tcPr>
           <w:p>
             <w:pPr>
               <w:pStyle w:val="Compact"/>
@@ -8068,7 +8753,9 @@
           </w:p>
         </w:tc>
         <w:tc>
-          <w:tcPr/>
+          <w:tcPr>
+            <w:tcW w:w="2335" w:type="dxa"/>
+          </w:tcPr>
           <w:p>
             <w:pPr>
               <w:pStyle w:val="Compact"/>
@@ -8085,7 +8772,9 @@
       </w:tr>
       <w:tr>
         <w:tc>
-          <w:tcPr/>
+          <w:tcPr>
+            <w:tcW w:w="1957" w:type="dxa"/>
+          </w:tcPr>
           <w:p>
             <w:pPr>
               <w:pStyle w:val="Compact"/>
@@ -8100,7 +8789,9 @@
           </w:p>
         </w:tc>
         <w:tc>
-          <w:tcPr/>
+          <w:tcPr>
+            <w:tcW w:w="3624" w:type="dxa"/>
+          </w:tcPr>
           <w:p>
             <w:pPr>
               <w:pStyle w:val="Compact"/>
@@ -8115,7 +8806,9 @@
           </w:p>
         </w:tc>
         <w:tc>
-          <w:tcPr/>
+          <w:tcPr>
+            <w:tcW w:w="2335" w:type="dxa"/>
+          </w:tcPr>
           <w:p>
             <w:pPr>
               <w:pStyle w:val="Compact"/>
@@ -8132,7 +8825,9 @@
       </w:tr>
       <w:tr>
         <w:tc>
-          <w:tcPr/>
+          <w:tcPr>
+            <w:tcW w:w="1957" w:type="dxa"/>
+          </w:tcPr>
           <w:p>
             <w:pPr>
               <w:pStyle w:val="Compact"/>
@@ -8147,7 +8842,9 @@
           </w:p>
         </w:tc>
         <w:tc>
-          <w:tcPr/>
+          <w:tcPr>
+            <w:tcW w:w="3624" w:type="dxa"/>
+          </w:tcPr>
           <w:p>
             <w:pPr>
               <w:pStyle w:val="Compact"/>
@@ -8162,7 +8859,9 @@
           </w:p>
         </w:tc>
         <w:tc>
-          <w:tcPr/>
+          <w:tcPr>
+            <w:tcW w:w="2335" w:type="dxa"/>
+          </w:tcPr>
           <w:p>
             <w:pPr>
               <w:pStyle w:val="Compact"/>
@@ -8218,11 +8917,11 @@
         </w:tblBorders>
       </w:tblPr>
       <w:tblGrid>
-        <w:gridCol w:w="1584"/>
-        <w:gridCol w:w="1584"/>
-        <w:gridCol w:w="1584"/>
-        <w:gridCol w:w="1584"/>
-        <w:gridCol w:w="1584"/>
+        <w:gridCol w:w="2597"/>
+        <w:gridCol w:w="1406"/>
+        <w:gridCol w:w="1301"/>
+        <w:gridCol w:w="1301"/>
+        <w:gridCol w:w="1301"/>
       </w:tblGrid>
       <w:tr>
         <w:trPr>
@@ -8230,6 +8929,7 @@
         </w:trPr>
         <w:tc>
           <w:tcPr>
+            <w:tcW w:w="2597" w:type="dxa"/>
             <w:shd w:val="clear" w:color="auto" w:fill="D9E2F3"/>
           </w:tcPr>
           <w:p>
@@ -8248,6 +8948,7 @@
         </w:tc>
         <w:tc>
           <w:tcPr>
+            <w:tcW w:w="1406" w:type="dxa"/>
             <w:shd w:val="clear" w:color="auto" w:fill="D9E2F3"/>
           </w:tcPr>
           <w:p>
@@ -8266,6 +8967,7 @@
         </w:tc>
         <w:tc>
           <w:tcPr>
+            <w:tcW w:w="1301" w:type="dxa"/>
             <w:shd w:val="clear" w:color="auto" w:fill="D9E2F3"/>
           </w:tcPr>
           <w:p>
@@ -8284,6 +8986,7 @@
         </w:tc>
         <w:tc>
           <w:tcPr>
+            <w:tcW w:w="1301" w:type="dxa"/>
             <w:shd w:val="clear" w:color="auto" w:fill="D9E2F3"/>
           </w:tcPr>
           <w:p>
@@ -8302,6 +9005,7 @@
         </w:tc>
         <w:tc>
           <w:tcPr>
+            <w:tcW w:w="1301" w:type="dxa"/>
             <w:shd w:val="clear" w:color="auto" w:fill="D9E2F3"/>
           </w:tcPr>
           <w:p>
@@ -8321,7 +9025,9 @@
       </w:tr>
       <w:tr>
         <w:tc>
-          <w:tcPr/>
+          <w:tcPr>
+            <w:tcW w:w="2597" w:type="dxa"/>
+          </w:tcPr>
           <w:p>
             <w:pPr>
               <w:pStyle w:val="Compact"/>
@@ -8336,7 +9042,9 @@
           </w:p>
         </w:tc>
         <w:tc>
-          <w:tcPr/>
+          <w:tcPr>
+            <w:tcW w:w="1406" w:type="dxa"/>
+          </w:tcPr>
           <w:p>
             <w:pPr>
               <w:pStyle w:val="Compact"/>
@@ -8351,7 +9059,9 @@
           </w:p>
         </w:tc>
         <w:tc>
-          <w:tcPr/>
+          <w:tcPr>
+            <w:tcW w:w="1301" w:type="dxa"/>
+          </w:tcPr>
           <w:p>
             <w:pPr>
               <w:pStyle w:val="Compact"/>
@@ -8366,7 +9076,9 @@
           </w:p>
         </w:tc>
         <w:tc>
-          <w:tcPr/>
+          <w:tcPr>
+            <w:tcW w:w="1301" w:type="dxa"/>
+          </w:tcPr>
           <w:p>
             <w:pPr>
               <w:pStyle w:val="Compact"/>
@@ -8381,7 +9093,9 @@
           </w:p>
         </w:tc>
         <w:tc>
-          <w:tcPr/>
+          <w:tcPr>
+            <w:tcW w:w="1301" w:type="dxa"/>
+          </w:tcPr>
           <w:p>
             <w:pPr>
               <w:pStyle w:val="Compact"/>
@@ -8398,7 +9112,9 @@
       </w:tr>
       <w:tr>
         <w:tc>
-          <w:tcPr/>
+          <w:tcPr>
+            <w:tcW w:w="2597" w:type="dxa"/>
+          </w:tcPr>
           <w:p>
             <w:pPr>
               <w:pStyle w:val="Compact"/>
@@ -8413,7 +9129,9 @@
           </w:p>
         </w:tc>
         <w:tc>
-          <w:tcPr/>
+          <w:tcPr>
+            <w:tcW w:w="1406" w:type="dxa"/>
+          </w:tcPr>
           <w:p>
             <w:pPr>
               <w:pStyle w:val="Compact"/>
@@ -8428,7 +9146,9 @@
           </w:p>
         </w:tc>
         <w:tc>
-          <w:tcPr/>
+          <w:tcPr>
+            <w:tcW w:w="1301" w:type="dxa"/>
+          </w:tcPr>
           <w:p>
             <w:pPr>
               <w:pStyle w:val="Compact"/>
@@ -8443,7 +9163,9 @@
           </w:p>
         </w:tc>
         <w:tc>
-          <w:tcPr/>
+          <w:tcPr>
+            <w:tcW w:w="1301" w:type="dxa"/>
+          </w:tcPr>
           <w:p>
             <w:pPr>
               <w:pStyle w:val="Compact"/>
@@ -8458,7 +9180,9 @@
           </w:p>
         </w:tc>
         <w:tc>
-          <w:tcPr/>
+          <w:tcPr>
+            <w:tcW w:w="1301" w:type="dxa"/>
+          </w:tcPr>
           <w:p>
             <w:pPr>
               <w:pStyle w:val="Compact"/>
@@ -8475,7 +9199,9 @@
       </w:tr>
       <w:tr>
         <w:tc>
-          <w:tcPr/>
+          <w:tcPr>
+            <w:tcW w:w="2597" w:type="dxa"/>
+          </w:tcPr>
           <w:p>
             <w:pPr>
               <w:pStyle w:val="Compact"/>
@@ -8490,7 +9216,9 @@
           </w:p>
         </w:tc>
         <w:tc>
-          <w:tcPr/>
+          <w:tcPr>
+            <w:tcW w:w="1406" w:type="dxa"/>
+          </w:tcPr>
           <w:p>
             <w:pPr>
               <w:pStyle w:val="Compact"/>
@@ -8505,7 +9233,9 @@
           </w:p>
         </w:tc>
         <w:tc>
-          <w:tcPr/>
+          <w:tcPr>
+            <w:tcW w:w="1301" w:type="dxa"/>
+          </w:tcPr>
           <w:p>
             <w:pPr>
               <w:pStyle w:val="Compact"/>
@@ -8520,7 +9250,9 @@
           </w:p>
         </w:tc>
         <w:tc>
-          <w:tcPr/>
+          <w:tcPr>
+            <w:tcW w:w="1301" w:type="dxa"/>
+          </w:tcPr>
           <w:p>
             <w:pPr>
               <w:pStyle w:val="Compact"/>
@@ -8535,7 +9267,9 @@
           </w:p>
         </w:tc>
         <w:tc>
-          <w:tcPr/>
+          <w:tcPr>
+            <w:tcW w:w="1301" w:type="dxa"/>
+          </w:tcPr>
           <w:p>
             <w:pPr>
               <w:pStyle w:val="Compact"/>
@@ -8552,7 +9286,9 @@
       </w:tr>
       <w:tr>
         <w:tc>
-          <w:tcPr/>
+          <w:tcPr>
+            <w:tcW w:w="2597" w:type="dxa"/>
+          </w:tcPr>
           <w:p>
             <w:pPr>
               <w:pStyle w:val="Compact"/>
@@ -8567,7 +9303,9 @@
           </w:p>
         </w:tc>
         <w:tc>
-          <w:tcPr/>
+          <w:tcPr>
+            <w:tcW w:w="1406" w:type="dxa"/>
+          </w:tcPr>
           <w:p>
             <w:pPr>
               <w:pStyle w:val="Compact"/>
@@ -8582,7 +9320,9 @@
           </w:p>
         </w:tc>
         <w:tc>
-          <w:tcPr/>
+          <w:tcPr>
+            <w:tcW w:w="1301" w:type="dxa"/>
+          </w:tcPr>
           <w:p>
             <w:pPr>
               <w:pStyle w:val="Compact"/>
@@ -8597,7 +9337,9 @@
           </w:p>
         </w:tc>
         <w:tc>
-          <w:tcPr/>
+          <w:tcPr>
+            <w:tcW w:w="1301" w:type="dxa"/>
+          </w:tcPr>
           <w:p>
             <w:pPr>
               <w:pStyle w:val="Compact"/>
@@ -8612,7 +9354,9 @@
           </w:p>
         </w:tc>
         <w:tc>
-          <w:tcPr/>
+          <w:tcPr>
+            <w:tcW w:w="1301" w:type="dxa"/>
+          </w:tcPr>
           <w:p>
             <w:pPr>
               <w:pStyle w:val="Compact"/>
@@ -8629,7 +9373,9 @@
       </w:tr>
       <w:tr>
         <w:tc>
-          <w:tcPr/>
+          <w:tcPr>
+            <w:tcW w:w="2597" w:type="dxa"/>
+          </w:tcPr>
           <w:p>
             <w:pPr>
               <w:pStyle w:val="Compact"/>
@@ -8644,7 +9390,9 @@
           </w:p>
         </w:tc>
         <w:tc>
-          <w:tcPr/>
+          <w:tcPr>
+            <w:tcW w:w="1406" w:type="dxa"/>
+          </w:tcPr>
           <w:p>
             <w:pPr>
               <w:pStyle w:val="Compact"/>
@@ -8659,7 +9407,9 @@
           </w:p>
         </w:tc>
         <w:tc>
-          <w:tcPr/>
+          <w:tcPr>
+            <w:tcW w:w="1301" w:type="dxa"/>
+          </w:tcPr>
           <w:p>
             <w:pPr>
               <w:pStyle w:val="Compact"/>
@@ -8674,7 +9424,9 @@
           </w:p>
         </w:tc>
         <w:tc>
-          <w:tcPr/>
+          <w:tcPr>
+            <w:tcW w:w="1301" w:type="dxa"/>
+          </w:tcPr>
           <w:p>
             <w:pPr>
               <w:pStyle w:val="Compact"/>
@@ -8689,7 +9441,9 @@
           </w:p>
         </w:tc>
         <w:tc>
-          <w:tcPr/>
+          <w:tcPr>
+            <w:tcW w:w="1301" w:type="dxa"/>
+          </w:tcPr>
           <w:p>
             <w:pPr>
               <w:pStyle w:val="Compact"/>
@@ -8706,7 +9460,9 @@
       </w:tr>
       <w:tr>
         <w:tc>
-          <w:tcPr/>
+          <w:tcPr>
+            <w:tcW w:w="2597" w:type="dxa"/>
+          </w:tcPr>
           <w:p>
             <w:pPr>
               <w:pStyle w:val="Compact"/>
@@ -8721,7 +9477,9 @@
           </w:p>
         </w:tc>
         <w:tc>
-          <w:tcPr/>
+          <w:tcPr>
+            <w:tcW w:w="1406" w:type="dxa"/>
+          </w:tcPr>
           <w:p>
             <w:pPr>
               <w:pStyle w:val="Compact"/>
@@ -8736,7 +9494,9 @@
           </w:p>
         </w:tc>
         <w:tc>
-          <w:tcPr/>
+          <w:tcPr>
+            <w:tcW w:w="1301" w:type="dxa"/>
+          </w:tcPr>
           <w:p>
             <w:pPr>
               <w:pStyle w:val="Compact"/>
@@ -8751,7 +9511,9 @@
           </w:p>
         </w:tc>
         <w:tc>
-          <w:tcPr/>
+          <w:tcPr>
+            <w:tcW w:w="1301" w:type="dxa"/>
+          </w:tcPr>
           <w:p>
             <w:pPr>
               <w:pStyle w:val="Compact"/>
@@ -8766,7 +9528,9 @@
           </w:p>
         </w:tc>
         <w:tc>
-          <w:tcPr/>
+          <w:tcPr>
+            <w:tcW w:w="1301" w:type="dxa"/>
+          </w:tcPr>
           <w:p>
             <w:pPr>
               <w:pStyle w:val="Compact"/>
@@ -8783,7 +9547,9 @@
       </w:tr>
       <w:tr>
         <w:tc>
-          <w:tcPr/>
+          <w:tcPr>
+            <w:tcW w:w="2597" w:type="dxa"/>
+          </w:tcPr>
           <w:p>
             <w:pPr>
               <w:pStyle w:val="Compact"/>
@@ -8798,7 +9564,9 @@
           </w:p>
         </w:tc>
         <w:tc>
-          <w:tcPr/>
+          <w:tcPr>
+            <w:tcW w:w="1406" w:type="dxa"/>
+          </w:tcPr>
           <w:p>
             <w:pPr>
               <w:pStyle w:val="Compact"/>
@@ -8813,7 +9581,9 @@
           </w:p>
         </w:tc>
         <w:tc>
-          <w:tcPr/>
+          <w:tcPr>
+            <w:tcW w:w="1301" w:type="dxa"/>
+          </w:tcPr>
           <w:p>
             <w:pPr>
               <w:pStyle w:val="Compact"/>
@@ -8828,7 +9598,9 @@
           </w:p>
         </w:tc>
         <w:tc>
-          <w:tcPr/>
+          <w:tcPr>
+            <w:tcW w:w="1301" w:type="dxa"/>
+          </w:tcPr>
           <w:p>
             <w:pPr>
               <w:pStyle w:val="Compact"/>
@@ -8843,7 +9615,9 @@
           </w:p>
         </w:tc>
         <w:tc>
-          <w:tcPr/>
+          <w:tcPr>
+            <w:tcW w:w="1301" w:type="dxa"/>
+          </w:tcPr>
           <w:p>
             <w:pPr>
               <w:pStyle w:val="Compact"/>
@@ -8860,7 +9634,9 @@
       </w:tr>
       <w:tr>
         <w:tc>
-          <w:tcPr/>
+          <w:tcPr>
+            <w:tcW w:w="2597" w:type="dxa"/>
+          </w:tcPr>
           <w:p>
             <w:pPr>
               <w:pStyle w:val="Compact"/>
@@ -8875,7 +9651,9 @@
           </w:p>
         </w:tc>
         <w:tc>
-          <w:tcPr/>
+          <w:tcPr>
+            <w:tcW w:w="1406" w:type="dxa"/>
+          </w:tcPr>
           <w:p>
             <w:pPr>
               <w:pStyle w:val="Compact"/>
@@ -8890,7 +9668,9 @@
           </w:p>
         </w:tc>
         <w:tc>
-          <w:tcPr/>
+          <w:tcPr>
+            <w:tcW w:w="1301" w:type="dxa"/>
+          </w:tcPr>
           <w:p>
             <w:pPr>
               <w:pStyle w:val="Compact"/>
@@ -8905,7 +9685,9 @@
           </w:p>
         </w:tc>
         <w:tc>
-          <w:tcPr/>
+          <w:tcPr>
+            <w:tcW w:w="1301" w:type="dxa"/>
+          </w:tcPr>
           <w:p>
             <w:pPr>
               <w:pStyle w:val="Compact"/>
@@ -8920,7 +9702,9 @@
           </w:p>
         </w:tc>
         <w:tc>
-          <w:tcPr/>
+          <w:tcPr>
+            <w:tcW w:w="1301" w:type="dxa"/>
+          </w:tcPr>
           <w:p>
             <w:pPr>
               <w:pStyle w:val="Compact"/>
@@ -8937,7 +9721,9 @@
       </w:tr>
       <w:tr>
         <w:tc>
-          <w:tcPr/>
+          <w:tcPr>
+            <w:tcW w:w="2597" w:type="dxa"/>
+          </w:tcPr>
           <w:p>
             <w:pPr>
               <w:pStyle w:val="Compact"/>
@@ -8952,7 +9738,9 @@
           </w:p>
         </w:tc>
         <w:tc>
-          <w:tcPr/>
+          <w:tcPr>
+            <w:tcW w:w="1406" w:type="dxa"/>
+          </w:tcPr>
           <w:p>
             <w:pPr>
               <w:pStyle w:val="Compact"/>
@@ -8967,7 +9755,9 @@
           </w:p>
         </w:tc>
         <w:tc>
-          <w:tcPr/>
+          <w:tcPr>
+            <w:tcW w:w="1301" w:type="dxa"/>
+          </w:tcPr>
           <w:p>
             <w:pPr>
               <w:pStyle w:val="Compact"/>
@@ -8982,7 +9772,9 @@
           </w:p>
         </w:tc>
         <w:tc>
-          <w:tcPr/>
+          <w:tcPr>
+            <w:tcW w:w="1301" w:type="dxa"/>
+          </w:tcPr>
           <w:p>
             <w:pPr>
               <w:pStyle w:val="Compact"/>
@@ -8997,7 +9789,9 @@
           </w:p>
         </w:tc>
         <w:tc>
-          <w:tcPr/>
+          <w:tcPr>
+            <w:tcW w:w="1301" w:type="dxa"/>
+          </w:tcPr>
           <w:p>
             <w:pPr>
               <w:pStyle w:val="Compact"/>
@@ -9014,7 +9808,9 @@
       </w:tr>
       <w:tr>
         <w:tc>
-          <w:tcPr/>
+          <w:tcPr>
+            <w:tcW w:w="2597" w:type="dxa"/>
+          </w:tcPr>
           <w:p>
             <w:pPr>
               <w:pStyle w:val="Compact"/>
@@ -9029,7 +9825,9 @@
           </w:p>
         </w:tc>
         <w:tc>
-          <w:tcPr/>
+          <w:tcPr>
+            <w:tcW w:w="1406" w:type="dxa"/>
+          </w:tcPr>
           <w:p>
             <w:pPr>
               <w:pStyle w:val="Compact"/>
@@ -9044,7 +9842,9 @@
           </w:p>
         </w:tc>
         <w:tc>
-          <w:tcPr/>
+          <w:tcPr>
+            <w:tcW w:w="1301" w:type="dxa"/>
+          </w:tcPr>
           <w:p>
             <w:pPr>
               <w:pStyle w:val="Compact"/>
@@ -9059,7 +9859,9 @@
           </w:p>
         </w:tc>
         <w:tc>
-          <w:tcPr/>
+          <w:tcPr>
+            <w:tcW w:w="1301" w:type="dxa"/>
+          </w:tcPr>
           <w:p>
             <w:pPr>
               <w:pStyle w:val="Compact"/>
@@ -9074,7 +9876,9 @@
           </w:p>
         </w:tc>
         <w:tc>
-          <w:tcPr/>
+          <w:tcPr>
+            <w:tcW w:w="1301" w:type="dxa"/>
+          </w:tcPr>
           <w:p>
             <w:pPr>
               <w:pStyle w:val="Compact"/>
@@ -9091,7 +9895,9 @@
       </w:tr>
       <w:tr>
         <w:tc>
-          <w:tcPr/>
+          <w:tcPr>
+            <w:tcW w:w="2597" w:type="dxa"/>
+          </w:tcPr>
           <w:p>
             <w:pPr>
               <w:pStyle w:val="Compact"/>
@@ -9106,7 +9912,9 @@
           </w:p>
         </w:tc>
         <w:tc>
-          <w:tcPr/>
+          <w:tcPr>
+            <w:tcW w:w="1406" w:type="dxa"/>
+          </w:tcPr>
           <w:p>
             <w:pPr>
               <w:pStyle w:val="Compact"/>
@@ -9121,7 +9929,9 @@
           </w:p>
         </w:tc>
         <w:tc>
-          <w:tcPr/>
+          <w:tcPr>
+            <w:tcW w:w="1301" w:type="dxa"/>
+          </w:tcPr>
           <w:p>
             <w:pPr>
               <w:pStyle w:val="Compact"/>
@@ -9136,7 +9946,9 @@
           </w:p>
         </w:tc>
         <w:tc>
-          <w:tcPr/>
+          <w:tcPr>
+            <w:tcW w:w="1301" w:type="dxa"/>
+          </w:tcPr>
           <w:p>
             <w:pPr>
               <w:pStyle w:val="Compact"/>
@@ -9151,7 +9963,9 @@
           </w:p>
         </w:tc>
         <w:tc>
-          <w:tcPr/>
+          <w:tcPr>
+            <w:tcW w:w="1301" w:type="dxa"/>
+          </w:tcPr>
           <w:p>
             <w:pPr>
               <w:pStyle w:val="Compact"/>
@@ -9207,8 +10021,8 @@
         </w:tblBorders>
       </w:tblPr>
       <w:tblGrid>
-        <w:gridCol w:w="3960"/>
-        <w:gridCol w:w="3960"/>
+        <w:gridCol w:w="2087"/>
+        <w:gridCol w:w="5830"/>
       </w:tblGrid>
       <w:tr>
         <w:trPr>
@@ -9216,6 +10030,7 @@
         </w:trPr>
         <w:tc>
           <w:tcPr>
+            <w:tcW w:w="2087" w:type="dxa"/>
             <w:shd w:val="clear" w:color="auto" w:fill="D9E2F3"/>
           </w:tcPr>
           <w:p>
@@ -9234,6 +10049,7 @@
         </w:tc>
         <w:tc>
           <w:tcPr>
+            <w:tcW w:w="5830" w:type="dxa"/>
             <w:shd w:val="clear" w:color="auto" w:fill="D9E2F3"/>
           </w:tcPr>
           <w:p>
@@ -9253,7 +10069,9 @@
       </w:tr>
       <w:tr>
         <w:tc>
-          <w:tcPr/>
+          <w:tcPr>
+            <w:tcW w:w="2087" w:type="dxa"/>
+          </w:tcPr>
           <w:p>
             <w:pPr>
               <w:pStyle w:val="Compact"/>
@@ -9268,7 +10086,9 @@
           </w:p>
         </w:tc>
         <w:tc>
-          <w:tcPr/>
+          <w:tcPr>
+            <w:tcW w:w="5830" w:type="dxa"/>
+          </w:tcPr>
           <w:p>
             <w:pPr>
               <w:pStyle w:val="Compact"/>
@@ -9285,7 +10105,9 @@
       </w:tr>
       <w:tr>
         <w:tc>
-          <w:tcPr/>
+          <w:tcPr>
+            <w:tcW w:w="2087" w:type="dxa"/>
+          </w:tcPr>
           <w:p>
             <w:pPr>
               <w:pStyle w:val="Compact"/>
@@ -9300,7 +10122,9 @@
           </w:p>
         </w:tc>
         <w:tc>
-          <w:tcPr/>
+          <w:tcPr>
+            <w:tcW w:w="5830" w:type="dxa"/>
+          </w:tcPr>
           <w:p>
             <w:pPr>
               <w:pStyle w:val="Compact"/>
@@ -9317,7 +10141,9 @@
       </w:tr>
       <w:tr>
         <w:tc>
-          <w:tcPr/>
+          <w:tcPr>
+            <w:tcW w:w="2087" w:type="dxa"/>
+          </w:tcPr>
           <w:p>
             <w:pPr>
               <w:pStyle w:val="Compact"/>
@@ -9332,7 +10158,9 @@
           </w:p>
         </w:tc>
         <w:tc>
-          <w:tcPr/>
+          <w:tcPr>
+            <w:tcW w:w="5830" w:type="dxa"/>
+          </w:tcPr>
           <w:p>
             <w:pPr>
               <w:pStyle w:val="Compact"/>
@@ -9349,7 +10177,9 @@
       </w:tr>
       <w:tr>
         <w:tc>
-          <w:tcPr/>
+          <w:tcPr>
+            <w:tcW w:w="2087" w:type="dxa"/>
+          </w:tcPr>
           <w:p>
             <w:pPr>
               <w:pStyle w:val="Compact"/>
@@ -9364,7 +10194,9 @@
           </w:p>
         </w:tc>
         <w:tc>
-          <w:tcPr/>
+          <w:tcPr>
+            <w:tcW w:w="5830" w:type="dxa"/>
+          </w:tcPr>
           <w:p>
             <w:pPr>
               <w:pStyle w:val="Compact"/>
@@ -9381,7 +10213,9 @@
       </w:tr>
       <w:tr>
         <w:tc>
-          <w:tcPr/>
+          <w:tcPr>
+            <w:tcW w:w="2087" w:type="dxa"/>
+          </w:tcPr>
           <w:p>
             <w:pPr>
               <w:pStyle w:val="Compact"/>
@@ -9396,7 +10230,9 @@
           </w:p>
         </w:tc>
         <w:tc>
-          <w:tcPr/>
+          <w:tcPr>
+            <w:tcW w:w="5830" w:type="dxa"/>
+          </w:tcPr>
           <w:p>
             <w:pPr>
               <w:pStyle w:val="Compact"/>
@@ -9413,7 +10249,9 @@
       </w:tr>
       <w:tr>
         <w:tc>
-          <w:tcPr/>
+          <w:tcPr>
+            <w:tcW w:w="2087" w:type="dxa"/>
+          </w:tcPr>
           <w:p>
             <w:pPr>
               <w:pStyle w:val="Compact"/>
@@ -9428,7 +10266,9 @@
           </w:p>
         </w:tc>
         <w:tc>
-          <w:tcPr/>
+          <w:tcPr>
+            <w:tcW w:w="5830" w:type="dxa"/>
+          </w:tcPr>
           <w:p>
             <w:pPr>
               <w:pStyle w:val="Compact"/>
@@ -9445,7 +10285,9 @@
       </w:tr>
       <w:tr>
         <w:tc>
-          <w:tcPr/>
+          <w:tcPr>
+            <w:tcW w:w="2087" w:type="dxa"/>
+          </w:tcPr>
           <w:p>
             <w:pPr>
               <w:pStyle w:val="Compact"/>
@@ -9460,7 +10302,9 @@
           </w:p>
         </w:tc>
         <w:tc>
-          <w:tcPr/>
+          <w:tcPr>
+            <w:tcW w:w="5830" w:type="dxa"/>
+          </w:tcPr>
           <w:p>
             <w:pPr>
               <w:pStyle w:val="Compact"/>
@@ -9477,7 +10321,9 @@
       </w:tr>
       <w:tr>
         <w:tc>
-          <w:tcPr/>
+          <w:tcPr>
+            <w:tcW w:w="2087" w:type="dxa"/>
+          </w:tcPr>
           <w:p>
             <w:pPr>
               <w:pStyle w:val="Compact"/>
@@ -9492,7 +10338,9 @@
           </w:p>
         </w:tc>
         <w:tc>
-          <w:tcPr/>
+          <w:tcPr>
+            <w:tcW w:w="5830" w:type="dxa"/>
+          </w:tcPr>
           <w:p>
             <w:pPr>
               <w:pStyle w:val="Compact"/>
@@ -9509,7 +10357,9 @@
       </w:tr>
       <w:tr>
         <w:tc>
-          <w:tcPr/>
+          <w:tcPr>
+            <w:tcW w:w="2087" w:type="dxa"/>
+          </w:tcPr>
           <w:p>
             <w:pPr>
               <w:pStyle w:val="Compact"/>
@@ -9524,7 +10374,9 @@
           </w:p>
         </w:tc>
         <w:tc>
-          <w:tcPr/>
+          <w:tcPr>
+            <w:tcW w:w="5830" w:type="dxa"/>
+          </w:tcPr>
           <w:p>
             <w:pPr>
               <w:pStyle w:val="Compact"/>
@@ -9541,7 +10393,9 @@
       </w:tr>
       <w:tr>
         <w:tc>
-          <w:tcPr/>
+          <w:tcPr>
+            <w:tcW w:w="2087" w:type="dxa"/>
+          </w:tcPr>
           <w:p>
             <w:pPr>
               <w:pStyle w:val="Compact"/>
@@ -9556,7 +10410,9 @@
           </w:p>
         </w:tc>
         <w:tc>
-          <w:tcPr/>
+          <w:tcPr>
+            <w:tcW w:w="5830" w:type="dxa"/>
+          </w:tcPr>
           <w:p>
             <w:pPr>
               <w:pStyle w:val="Compact"/>
@@ -9612,8 +10468,8 @@
         </w:tblBorders>
       </w:tblPr>
       <w:tblGrid>
-        <w:gridCol w:w="3960"/>
-        <w:gridCol w:w="3960"/>
+        <w:gridCol w:w="2425"/>
+        <w:gridCol w:w="5492"/>
       </w:tblGrid>
       <w:tr>
         <w:trPr>
@@ -9621,6 +10477,7 @@
         </w:trPr>
         <w:tc>
           <w:tcPr>
+            <w:tcW w:w="2425" w:type="dxa"/>
             <w:shd w:val="clear" w:color="auto" w:fill="D9E2F3"/>
           </w:tcPr>
           <w:p>
@@ -9639,6 +10496,7 @@
         </w:tc>
         <w:tc>
           <w:tcPr>
+            <w:tcW w:w="5492" w:type="dxa"/>
             <w:shd w:val="clear" w:color="auto" w:fill="D9E2F3"/>
           </w:tcPr>
           <w:p>
@@ -9658,7 +10516,9 @@
       </w:tr>
       <w:tr>
         <w:tc>
-          <w:tcPr/>
+          <w:tcPr>
+            <w:tcW w:w="2425" w:type="dxa"/>
+          </w:tcPr>
           <w:p>
             <w:pPr>
               <w:pStyle w:val="Compact"/>
@@ -9673,7 +10533,9 @@
           </w:p>
         </w:tc>
         <w:tc>
-          <w:tcPr/>
+          <w:tcPr>
+            <w:tcW w:w="5492" w:type="dxa"/>
+          </w:tcPr>
           <w:p>
             <w:pPr>
               <w:pStyle w:val="Compact"/>
@@ -9690,7 +10552,9 @@
       </w:tr>
       <w:tr>
         <w:tc>
-          <w:tcPr/>
+          <w:tcPr>
+            <w:tcW w:w="2425" w:type="dxa"/>
+          </w:tcPr>
           <w:p>
             <w:pPr>
               <w:pStyle w:val="Compact"/>
@@ -9705,7 +10569,9 @@
           </w:p>
         </w:tc>
         <w:tc>
-          <w:tcPr/>
+          <w:tcPr>
+            <w:tcW w:w="5492" w:type="dxa"/>
+          </w:tcPr>
           <w:p>
             <w:pPr>
               <w:pStyle w:val="Compact"/>
@@ -9722,7 +10588,9 @@
       </w:tr>
       <w:tr>
         <w:tc>
-          <w:tcPr/>
+          <w:tcPr>
+            <w:tcW w:w="2425" w:type="dxa"/>
+          </w:tcPr>
           <w:p>
             <w:pPr>
               <w:pStyle w:val="Compact"/>
@@ -9737,7 +10605,9 @@
           </w:p>
         </w:tc>
         <w:tc>
-          <w:tcPr/>
+          <w:tcPr>
+            <w:tcW w:w="5492" w:type="dxa"/>
+          </w:tcPr>
           <w:p>
             <w:pPr>
               <w:pStyle w:val="Compact"/>
@@ -9754,7 +10624,9 @@
       </w:tr>
       <w:tr>
         <w:tc>
-          <w:tcPr/>
+          <w:tcPr>
+            <w:tcW w:w="2425" w:type="dxa"/>
+          </w:tcPr>
           <w:p>
             <w:pPr>
               <w:pStyle w:val="Compact"/>
@@ -9769,7 +10641,9 @@
           </w:p>
         </w:tc>
         <w:tc>
-          <w:tcPr/>
+          <w:tcPr>
+            <w:tcW w:w="5492" w:type="dxa"/>
+          </w:tcPr>
           <w:p>
             <w:pPr>
               <w:pStyle w:val="Compact"/>
@@ -9786,7 +10660,9 @@
       </w:tr>
       <w:tr>
         <w:tc>
-          <w:tcPr/>
+          <w:tcPr>
+            <w:tcW w:w="2425" w:type="dxa"/>
+          </w:tcPr>
           <w:p>
             <w:pPr>
               <w:pStyle w:val="Compact"/>
@@ -9801,7 +10677,9 @@
           </w:p>
         </w:tc>
         <w:tc>
-          <w:tcPr/>
+          <w:tcPr>
+            <w:tcW w:w="5492" w:type="dxa"/>
+          </w:tcPr>
           <w:p>
             <w:pPr>
               <w:pStyle w:val="Compact"/>
@@ -9818,7 +10696,9 @@
       </w:tr>
       <w:tr>
         <w:tc>
-          <w:tcPr/>
+          <w:tcPr>
+            <w:tcW w:w="2425" w:type="dxa"/>
+          </w:tcPr>
           <w:p>
             <w:pPr>
               <w:pStyle w:val="Compact"/>
@@ -9833,7 +10713,9 @@
           </w:p>
         </w:tc>
         <w:tc>
-          <w:tcPr/>
+          <w:tcPr>
+            <w:tcW w:w="5492" w:type="dxa"/>
+          </w:tcPr>
           <w:p>
             <w:pPr>
               <w:pStyle w:val="Compact"/>
@@ -9850,7 +10732,9 @@
       </w:tr>
       <w:tr>
         <w:tc>
-          <w:tcPr/>
+          <w:tcPr>
+            <w:tcW w:w="2425" w:type="dxa"/>
+          </w:tcPr>
           <w:p>
             <w:pPr>
               <w:pStyle w:val="Compact"/>
@@ -9865,7 +10749,9 @@
           </w:p>
         </w:tc>
         <w:tc>
-          <w:tcPr/>
+          <w:tcPr>
+            <w:tcW w:w="5492" w:type="dxa"/>
+          </w:tcPr>
           <w:p>
             <w:pPr>
               <w:pStyle w:val="Compact"/>
@@ -9882,7 +10768,9 @@
       </w:tr>
       <w:tr>
         <w:tc>
-          <w:tcPr/>
+          <w:tcPr>
+            <w:tcW w:w="2425" w:type="dxa"/>
+          </w:tcPr>
           <w:p>
             <w:pPr>
               <w:pStyle w:val="Compact"/>
@@ -9897,7 +10785,9 @@
           </w:p>
         </w:tc>
         <w:tc>
-          <w:tcPr/>
+          <w:tcPr>
+            <w:tcW w:w="5492" w:type="dxa"/>
+          </w:tcPr>
           <w:p>
             <w:pPr>
               <w:pStyle w:val="Compact"/>
@@ -9939,8 +10829,8 @@
         </w:tblBorders>
       </w:tblPr>
       <w:tblGrid>
-        <w:gridCol w:w="3960"/>
-        <w:gridCol w:w="3960"/>
+        <w:gridCol w:w="2106"/>
+        <w:gridCol w:w="5811"/>
       </w:tblGrid>
       <w:tr>
         <w:trPr>
@@ -9948,6 +10838,7 @@
         </w:trPr>
         <w:tc>
           <w:tcPr>
+            <w:tcW w:w="2106" w:type="dxa"/>
             <w:shd w:val="clear" w:color="auto" w:fill="D9E2F3"/>
           </w:tcPr>
           <w:p>
@@ -9966,6 +10857,7 @@
         </w:tc>
         <w:tc>
           <w:tcPr>
+            <w:tcW w:w="5811" w:type="dxa"/>
             <w:shd w:val="clear" w:color="auto" w:fill="D9E2F3"/>
           </w:tcPr>
           <w:p>
@@ -9985,7 +10877,9 @@
       </w:tr>
       <w:tr>
         <w:tc>
-          <w:tcPr/>
+          <w:tcPr>
+            <w:tcW w:w="2106" w:type="dxa"/>
+          </w:tcPr>
           <w:p>
             <w:pPr>
               <w:pStyle w:val="Compact"/>
@@ -10000,7 +10894,9 @@
           </w:p>
         </w:tc>
         <w:tc>
-          <w:tcPr/>
+          <w:tcPr>
+            <w:tcW w:w="5811" w:type="dxa"/>
+          </w:tcPr>
           <w:p>
             <w:pPr>
               <w:pStyle w:val="Compact"/>
@@ -10017,7 +10913,9 @@
       </w:tr>
       <w:tr>
         <w:tc>
-          <w:tcPr/>
+          <w:tcPr>
+            <w:tcW w:w="2106" w:type="dxa"/>
+          </w:tcPr>
           <w:p>
             <w:pPr>
               <w:pStyle w:val="Compact"/>
@@ -10032,7 +10930,9 @@
           </w:p>
         </w:tc>
         <w:tc>
-          <w:tcPr/>
+          <w:tcPr>
+            <w:tcW w:w="5811" w:type="dxa"/>
+          </w:tcPr>
           <w:p>
             <w:pPr>
               <w:pStyle w:val="Compact"/>
@@ -10049,7 +10949,9 @@
       </w:tr>
       <w:tr>
         <w:tc>
-          <w:tcPr/>
+          <w:tcPr>
+            <w:tcW w:w="2106" w:type="dxa"/>
+          </w:tcPr>
           <w:p>
             <w:pPr>
               <w:pStyle w:val="Compact"/>
@@ -10064,7 +10966,9 @@
           </w:p>
         </w:tc>
         <w:tc>
-          <w:tcPr/>
+          <w:tcPr>
+            <w:tcW w:w="5811" w:type="dxa"/>
+          </w:tcPr>
           <w:p>
             <w:pPr>
               <w:pStyle w:val="Compact"/>
@@ -10081,7 +10985,9 @@
       </w:tr>
       <w:tr>
         <w:tc>
-          <w:tcPr/>
+          <w:tcPr>
+            <w:tcW w:w="2106" w:type="dxa"/>
+          </w:tcPr>
           <w:p>
             <w:pPr>
               <w:pStyle w:val="Compact"/>
@@ -10096,7 +11002,9 @@
           </w:p>
         </w:tc>
         <w:tc>
-          <w:tcPr/>
+          <w:tcPr>
+            <w:tcW w:w="5811" w:type="dxa"/>
+          </w:tcPr>
           <w:p>
             <w:pPr>
               <w:pStyle w:val="Compact"/>
@@ -10113,7 +11021,9 @@
       </w:tr>
       <w:tr>
         <w:tc>
-          <w:tcPr/>
+          <w:tcPr>
+            <w:tcW w:w="2106" w:type="dxa"/>
+          </w:tcPr>
           <w:p>
             <w:pPr>
               <w:pStyle w:val="Compact"/>
@@ -10128,7 +11038,9 @@
           </w:p>
         </w:tc>
         <w:tc>
-          <w:tcPr/>
+          <w:tcPr>
+            <w:tcW w:w="5811" w:type="dxa"/>
+          </w:tcPr>
           <w:p>
             <w:pPr>
               <w:pStyle w:val="Compact"/>
@@ -10145,7 +11057,9 @@
       </w:tr>
       <w:tr>
         <w:tc>
-          <w:tcPr/>
+          <w:tcPr>
+            <w:tcW w:w="2106" w:type="dxa"/>
+          </w:tcPr>
           <w:p>
             <w:pPr>
               <w:pStyle w:val="Compact"/>
@@ -10160,7 +11074,9 @@
           </w:p>
         </w:tc>
         <w:tc>
-          <w:tcPr/>
+          <w:tcPr>
+            <w:tcW w:w="5811" w:type="dxa"/>
+          </w:tcPr>
           <w:p>
             <w:pPr>
               <w:pStyle w:val="Compact"/>
@@ -10177,7 +11093,9 @@
       </w:tr>
       <w:tr>
         <w:tc>
-          <w:tcPr/>
+          <w:tcPr>
+            <w:tcW w:w="2106" w:type="dxa"/>
+          </w:tcPr>
           <w:p>
             <w:pPr>
               <w:pStyle w:val="Compact"/>
@@ -10192,7 +11110,9 @@
           </w:p>
         </w:tc>
         <w:tc>
-          <w:tcPr/>
+          <w:tcPr>
+            <w:tcW w:w="5811" w:type="dxa"/>
+          </w:tcPr>
           <w:p>
             <w:pPr>
               <w:pStyle w:val="Compact"/>
@@ -10229,7 +11149,7 @@
         <w:rPr>
           <w:sz w:val="22"/>
         </w:rPr>
-        <w:t xml:space="preserve">Formato: Como (rol), quiero (acción), para (beneficio). Son 21.</w:t>
+        <w:t>Formato: Rol, lo que necesita hacer y para qué lo necesita. Son 21.</w:t>
       </w:r>
     </w:p>
     <w:tbl>
@@ -10248,12 +11168,12 @@
         </w:tblBorders>
       </w:tblPr>
       <w:tblGrid>
-        <w:gridCol w:w="1320"/>
-        <w:gridCol w:w="1320"/>
-        <w:gridCol w:w="1320"/>
-        <w:gridCol w:w="1320"/>
-        <w:gridCol w:w="1320"/>
-        <w:gridCol w:w="1320"/>
+        <w:gridCol w:w="861"/>
+        <w:gridCol w:w="1047"/>
+        <w:gridCol w:w="1960"/>
+        <w:gridCol w:w="1760"/>
+        <w:gridCol w:w="1238"/>
+        <w:gridCol w:w="1043"/>
       </w:tblGrid>
       <w:tr>
         <w:trPr>
@@ -10261,6 +11181,7 @@
         </w:trPr>
         <w:tc>
           <w:tcPr>
+            <w:tcW w:w="861" w:type="dxa"/>
             <w:shd w:val="clear" w:color="auto" w:fill="D9E2F3"/>
           </w:tcPr>
           <w:p>
@@ -10279,6 +11200,7 @@
         </w:tc>
         <w:tc>
           <w:tcPr>
+            <w:tcW w:w="1047" w:type="dxa"/>
             <w:shd w:val="clear" w:color="auto" w:fill="D9E2F3"/>
           </w:tcPr>
           <w:p>
@@ -10291,12 +11213,13 @@
                 <w:b/>
                 <w:sz w:val="18"/>
               </w:rPr>
-              <w:t xml:space="preserve">Como</w:t>
-            </w:r>
-          </w:p>
-        </w:tc>
-        <w:tc>
-          <w:tcPr>
+              <w:t>Rol</w:t>
+            </w:r>
+          </w:p>
+        </w:tc>
+        <w:tc>
+          <w:tcPr>
+            <w:tcW w:w="1960" w:type="dxa"/>
             <w:shd w:val="clear" w:color="auto" w:fill="D9E2F3"/>
           </w:tcPr>
           <w:p>
@@ -10309,12 +11232,13 @@
                 <w:b/>
                 <w:sz w:val="18"/>
               </w:rPr>
-              <w:t xml:space="preserve">Quiero</w:t>
-            </w:r>
-          </w:p>
-        </w:tc>
-        <w:tc>
-          <w:tcPr>
+              <w:t>Necesita</w:t>
+            </w:r>
+          </w:p>
+        </w:tc>
+        <w:tc>
+          <w:tcPr>
+            <w:tcW w:w="1760" w:type="dxa"/>
             <w:shd w:val="clear" w:color="auto" w:fill="D9E2F3"/>
           </w:tcPr>
           <w:p>
@@ -10333,6 +11257,7 @@
         </w:tc>
         <w:tc>
           <w:tcPr>
+            <w:tcW w:w="1238" w:type="dxa"/>
             <w:shd w:val="clear" w:color="auto" w:fill="D9E2F3"/>
           </w:tcPr>
           <w:p>
@@ -10351,6 +11276,7 @@
         </w:tc>
         <w:tc>
           <w:tcPr>
+            <w:tcW w:w="1043" w:type="dxa"/>
             <w:shd w:val="clear" w:color="auto" w:fill="D9E2F3"/>
           </w:tcPr>
           <w:p>
@@ -10370,7 +11296,9 @@
       </w:tr>
       <w:tr>
         <w:tc>
-          <w:tcPr/>
+          <w:tcPr>
+            <w:tcW w:w="861" w:type="dxa"/>
+          </w:tcPr>
           <w:p>
             <w:pPr>
               <w:pStyle w:val="Compact"/>
@@ -10385,7 +11313,9 @@
           </w:p>
         </w:tc>
         <w:tc>
-          <w:tcPr/>
+          <w:tcPr>
+            <w:tcW w:w="1047" w:type="dxa"/>
+          </w:tcPr>
           <w:p>
             <w:pPr>
               <w:pStyle w:val="Compact"/>
@@ -10400,37 +11330,43 @@
           </w:p>
         </w:tc>
         <w:tc>
-          <w:tcPr/>
-          <w:p>
-            <w:pPr>
-              <w:pStyle w:val="Compact"/>
-              <w:jc w:val="left"/>
-            </w:pPr>
-            <w:r>
-              <w:rPr>
-                <w:sz w:val="18"/>
-              </w:rPr>
-              <w:t xml:space="preserve">iniciar sesión con mi correo y contraseña</w:t>
-            </w:r>
-          </w:p>
-        </w:tc>
-        <w:tc>
-          <w:tcPr/>
-          <w:p>
-            <w:pPr>
-              <w:pStyle w:val="Compact"/>
-              <w:jc w:val="left"/>
-            </w:pPr>
-            <w:r>
-              <w:rPr>
-                <w:sz w:val="18"/>
-              </w:rPr>
-              <w:t xml:space="preserve">acceder a las funciones de mi rol</w:t>
-            </w:r>
-          </w:p>
-        </w:tc>
-        <w:tc>
-          <w:tcPr/>
+          <w:tcPr>
+            <w:tcW w:w="1960" w:type="dxa"/>
+          </w:tcPr>
+          <w:p>
+            <w:pPr>
+              <w:pStyle w:val="Compact"/>
+              <w:jc w:val="left"/>
+            </w:pPr>
+            <w:r>
+              <w:rPr>
+                <w:sz w:val="18"/>
+              </w:rPr>
+              <w:t>iniciar sesión con su correo y contraseña</w:t>
+            </w:r>
+          </w:p>
+        </w:tc>
+        <w:tc>
+          <w:tcPr>
+            <w:tcW w:w="1760" w:type="dxa"/>
+          </w:tcPr>
+          <w:p>
+            <w:pPr>
+              <w:pStyle w:val="Compact"/>
+              <w:jc w:val="left"/>
+            </w:pPr>
+            <w:r>
+              <w:rPr>
+                <w:sz w:val="18"/>
+              </w:rPr>
+              <w:t>acceder a las funciones de su rol</w:t>
+            </w:r>
+          </w:p>
+        </w:tc>
+        <w:tc>
+          <w:tcPr>
+            <w:tcW w:w="1238" w:type="dxa"/>
+          </w:tcPr>
           <w:p>
             <w:pPr>
               <w:pStyle w:val="Compact"/>
@@ -10445,7 +11381,9 @@
           </w:p>
         </w:tc>
         <w:tc>
-          <w:tcPr/>
+          <w:tcPr>
+            <w:tcW w:w="1043" w:type="dxa"/>
+          </w:tcPr>
           <w:p>
             <w:pPr>
               <w:pStyle w:val="Compact"/>
@@ -10462,7 +11400,9 @@
       </w:tr>
       <w:tr>
         <w:tc>
-          <w:tcPr/>
+          <w:tcPr>
+            <w:tcW w:w="861" w:type="dxa"/>
+          </w:tcPr>
           <w:p>
             <w:pPr>
               <w:pStyle w:val="Compact"/>
@@ -10477,7 +11417,9 @@
           </w:p>
         </w:tc>
         <w:tc>
-          <w:tcPr/>
+          <w:tcPr>
+            <w:tcW w:w="1047" w:type="dxa"/>
+          </w:tcPr>
           <w:p>
             <w:pPr>
               <w:pStyle w:val="Compact"/>
@@ -10492,37 +11434,43 @@
           </w:p>
         </w:tc>
         <w:tc>
-          <w:tcPr/>
-          <w:p>
-            <w:pPr>
-              <w:pStyle w:val="Compact"/>
-              <w:jc w:val="left"/>
-            </w:pPr>
-            <w:r>
-              <w:rPr>
-                <w:sz w:val="18"/>
-              </w:rPr>
-              <w:t xml:space="preserve">recuperar mi contraseña por correo</w:t>
-            </w:r>
-          </w:p>
-        </w:tc>
-        <w:tc>
-          <w:tcPr/>
-          <w:p>
-            <w:pPr>
-              <w:pStyle w:val="Compact"/>
-              <w:jc w:val="left"/>
-            </w:pPr>
-            <w:r>
-              <w:rPr>
-                <w:sz w:val="18"/>
-              </w:rPr>
-              <w:t xml:space="preserve">volver a ingresar si la olvido</w:t>
-            </w:r>
-          </w:p>
-        </w:tc>
-        <w:tc>
-          <w:tcPr/>
+          <w:tcPr>
+            <w:tcW w:w="1960" w:type="dxa"/>
+          </w:tcPr>
+          <w:p>
+            <w:pPr>
+              <w:pStyle w:val="Compact"/>
+              <w:jc w:val="left"/>
+            </w:pPr>
+            <w:r>
+              <w:rPr>
+                <w:sz w:val="18"/>
+              </w:rPr>
+              <w:t>recuperar su contraseña por correo</w:t>
+            </w:r>
+          </w:p>
+        </w:tc>
+        <w:tc>
+          <w:tcPr>
+            <w:tcW w:w="1760" w:type="dxa"/>
+          </w:tcPr>
+          <w:p>
+            <w:pPr>
+              <w:pStyle w:val="Compact"/>
+              <w:jc w:val="left"/>
+            </w:pPr>
+            <w:r>
+              <w:rPr>
+                <w:sz w:val="18"/>
+              </w:rPr>
+              <w:t>volver a ingresar si la olvida</w:t>
+            </w:r>
+          </w:p>
+        </w:tc>
+        <w:tc>
+          <w:tcPr>
+            <w:tcW w:w="1238" w:type="dxa"/>
+          </w:tcPr>
           <w:p>
             <w:pPr>
               <w:pStyle w:val="Compact"/>
@@ -10537,7 +11485,9 @@
           </w:p>
         </w:tc>
         <w:tc>
-          <w:tcPr/>
+          <w:tcPr>
+            <w:tcW w:w="1043" w:type="dxa"/>
+          </w:tcPr>
           <w:p>
             <w:pPr>
               <w:pStyle w:val="Compact"/>
@@ -10554,7 +11504,9 @@
       </w:tr>
       <w:tr>
         <w:tc>
-          <w:tcPr/>
+          <w:tcPr>
+            <w:tcW w:w="861" w:type="dxa"/>
+          </w:tcPr>
           <w:p>
             <w:pPr>
               <w:pStyle w:val="Compact"/>
@@ -10569,7 +11521,9 @@
           </w:p>
         </w:tc>
         <w:tc>
-          <w:tcPr/>
+          <w:tcPr>
+            <w:tcW w:w="1047" w:type="dxa"/>
+          </w:tcPr>
           <w:p>
             <w:pPr>
               <w:pStyle w:val="Compact"/>
@@ -10584,7 +11538,9 @@
           </w:p>
         </w:tc>
         <w:tc>
-          <w:tcPr/>
+          <w:tcPr>
+            <w:tcW w:w="1960" w:type="dxa"/>
+          </w:tcPr>
           <w:p>
             <w:pPr>
               <w:pStyle w:val="Compact"/>
@@ -10599,7 +11555,9 @@
           </w:p>
         </w:tc>
         <w:tc>
-          <w:tcPr/>
+          <w:tcPr>
+            <w:tcW w:w="1760" w:type="dxa"/>
+          </w:tcPr>
           <w:p>
             <w:pPr>
               <w:pStyle w:val="Compact"/>
@@ -10614,7 +11572,9 @@
           </w:p>
         </w:tc>
         <w:tc>
-          <w:tcPr/>
+          <w:tcPr>
+            <w:tcW w:w="1238" w:type="dxa"/>
+          </w:tcPr>
           <w:p>
             <w:pPr>
               <w:pStyle w:val="Compact"/>
@@ -10629,7 +11589,9 @@
           </w:p>
         </w:tc>
         <w:tc>
-          <w:tcPr/>
+          <w:tcPr>
+            <w:tcW w:w="1043" w:type="dxa"/>
+          </w:tcPr>
           <w:p>
             <w:pPr>
               <w:pStyle w:val="Compact"/>
@@ -10646,7 +11608,9 @@
       </w:tr>
       <w:tr>
         <w:tc>
-          <w:tcPr/>
+          <w:tcPr>
+            <w:tcW w:w="861" w:type="dxa"/>
+          </w:tcPr>
           <w:p>
             <w:pPr>
               <w:pStyle w:val="Compact"/>
@@ -10661,7 +11625,9 @@
           </w:p>
         </w:tc>
         <w:tc>
-          <w:tcPr/>
+          <w:tcPr>
+            <w:tcW w:w="1047" w:type="dxa"/>
+          </w:tcPr>
           <w:p>
             <w:pPr>
               <w:pStyle w:val="Compact"/>
@@ -10676,7 +11642,9 @@
           </w:p>
         </w:tc>
         <w:tc>
-          <w:tcPr/>
+          <w:tcPr>
+            <w:tcW w:w="1960" w:type="dxa"/>
+          </w:tcPr>
           <w:p>
             <w:pPr>
               <w:pStyle w:val="Compact"/>
@@ -10691,7 +11659,9 @@
           </w:p>
         </w:tc>
         <w:tc>
-          <w:tcPr/>
+          <w:tcPr>
+            <w:tcW w:w="1760" w:type="dxa"/>
+          </w:tcPr>
           <w:p>
             <w:pPr>
               <w:pStyle w:val="Compact"/>
@@ -10706,7 +11676,9 @@
           </w:p>
         </w:tc>
         <w:tc>
-          <w:tcPr/>
+          <w:tcPr>
+            <w:tcW w:w="1238" w:type="dxa"/>
+          </w:tcPr>
           <w:p>
             <w:pPr>
               <w:pStyle w:val="Compact"/>
@@ -10721,7 +11693,9 @@
           </w:p>
         </w:tc>
         <w:tc>
-          <w:tcPr/>
+          <w:tcPr>
+            <w:tcW w:w="1043" w:type="dxa"/>
+          </w:tcPr>
           <w:p>
             <w:pPr>
               <w:pStyle w:val="Compact"/>
@@ -10738,7 +11712,9 @@
       </w:tr>
       <w:tr>
         <w:tc>
-          <w:tcPr/>
+          <w:tcPr>
+            <w:tcW w:w="861" w:type="dxa"/>
+          </w:tcPr>
           <w:p>
             <w:pPr>
               <w:pStyle w:val="Compact"/>
@@ -10753,7 +11729,9 @@
           </w:p>
         </w:tc>
         <w:tc>
-          <w:tcPr/>
+          <w:tcPr>
+            <w:tcW w:w="1047" w:type="dxa"/>
+          </w:tcPr>
           <w:p>
             <w:pPr>
               <w:pStyle w:val="Compact"/>
@@ -10768,7 +11746,9 @@
           </w:p>
         </w:tc>
         <w:tc>
-          <w:tcPr/>
+          <w:tcPr>
+            <w:tcW w:w="1960" w:type="dxa"/>
+          </w:tcPr>
           <w:p>
             <w:pPr>
               <w:pStyle w:val="Compact"/>
@@ -10783,7 +11763,9 @@
           </w:p>
         </w:tc>
         <w:tc>
-          <w:tcPr/>
+          <w:tcPr>
+            <w:tcW w:w="1760" w:type="dxa"/>
+          </w:tcPr>
           <w:p>
             <w:pPr>
               <w:pStyle w:val="Compact"/>
@@ -10798,7 +11780,9 @@
           </w:p>
         </w:tc>
         <w:tc>
-          <w:tcPr/>
+          <w:tcPr>
+            <w:tcW w:w="1238" w:type="dxa"/>
+          </w:tcPr>
           <w:p>
             <w:pPr>
               <w:pStyle w:val="Compact"/>
@@ -10813,7 +11797,9 @@
           </w:p>
         </w:tc>
         <w:tc>
-          <w:tcPr/>
+          <w:tcPr>
+            <w:tcW w:w="1043" w:type="dxa"/>
+          </w:tcPr>
           <w:p>
             <w:pPr>
               <w:pStyle w:val="Compact"/>
@@ -10830,7 +11816,9 @@
       </w:tr>
       <w:tr>
         <w:tc>
-          <w:tcPr/>
+          <w:tcPr>
+            <w:tcW w:w="861" w:type="dxa"/>
+          </w:tcPr>
           <w:p>
             <w:pPr>
               <w:pStyle w:val="Compact"/>
@@ -10845,7 +11833,9 @@
           </w:p>
         </w:tc>
         <w:tc>
-          <w:tcPr/>
+          <w:tcPr>
+            <w:tcW w:w="1047" w:type="dxa"/>
+          </w:tcPr>
           <w:p>
             <w:pPr>
               <w:pStyle w:val="Compact"/>
@@ -10860,7 +11850,9 @@
           </w:p>
         </w:tc>
         <w:tc>
-          <w:tcPr/>
+          <w:tcPr>
+            <w:tcW w:w="1960" w:type="dxa"/>
+          </w:tcPr>
           <w:p>
             <w:pPr>
               <w:pStyle w:val="Compact"/>
@@ -10875,7 +11867,9 @@
           </w:p>
         </w:tc>
         <w:tc>
-          <w:tcPr/>
+          <w:tcPr>
+            <w:tcW w:w="1760" w:type="dxa"/>
+          </w:tcPr>
           <w:p>
             <w:pPr>
               <w:pStyle w:val="Compact"/>
@@ -10890,7 +11884,9 @@
           </w:p>
         </w:tc>
         <w:tc>
-          <w:tcPr/>
+          <w:tcPr>
+            <w:tcW w:w="1238" w:type="dxa"/>
+          </w:tcPr>
           <w:p>
             <w:pPr>
               <w:pStyle w:val="Compact"/>
@@ -10905,7 +11901,9 @@
           </w:p>
         </w:tc>
         <w:tc>
-          <w:tcPr/>
+          <w:tcPr>
+            <w:tcW w:w="1043" w:type="dxa"/>
+          </w:tcPr>
           <w:p>
             <w:pPr>
               <w:pStyle w:val="Compact"/>
@@ -10922,7 +11920,9 @@
       </w:tr>
       <w:tr>
         <w:tc>
-          <w:tcPr/>
+          <w:tcPr>
+            <w:tcW w:w="861" w:type="dxa"/>
+          </w:tcPr>
           <w:p>
             <w:pPr>
               <w:pStyle w:val="Compact"/>
@@ -10937,7 +11937,9 @@
           </w:p>
         </w:tc>
         <w:tc>
-          <w:tcPr/>
+          <w:tcPr>
+            <w:tcW w:w="1047" w:type="dxa"/>
+          </w:tcPr>
           <w:p>
             <w:pPr>
               <w:pStyle w:val="Compact"/>
@@ -10952,7 +11954,9 @@
           </w:p>
         </w:tc>
         <w:tc>
-          <w:tcPr/>
+          <w:tcPr>
+            <w:tcW w:w="1960" w:type="dxa"/>
+          </w:tcPr>
           <w:p>
             <w:pPr>
               <w:pStyle w:val="Compact"/>
@@ -10967,7 +11971,9 @@
           </w:p>
         </w:tc>
         <w:tc>
-          <w:tcPr/>
+          <w:tcPr>
+            <w:tcW w:w="1760" w:type="dxa"/>
+          </w:tcPr>
           <w:p>
             <w:pPr>
               <w:pStyle w:val="Compact"/>
@@ -10982,7 +11988,9 @@
           </w:p>
         </w:tc>
         <w:tc>
-          <w:tcPr/>
+          <w:tcPr>
+            <w:tcW w:w="1238" w:type="dxa"/>
+          </w:tcPr>
           <w:p>
             <w:pPr>
               <w:pStyle w:val="Compact"/>
@@ -10997,7 +12005,9 @@
           </w:p>
         </w:tc>
         <w:tc>
-          <w:tcPr/>
+          <w:tcPr>
+            <w:tcW w:w="1043" w:type="dxa"/>
+          </w:tcPr>
           <w:p>
             <w:pPr>
               <w:pStyle w:val="Compact"/>
@@ -11014,7 +12024,9 @@
       </w:tr>
       <w:tr>
         <w:tc>
-          <w:tcPr/>
+          <w:tcPr>
+            <w:tcW w:w="861" w:type="dxa"/>
+          </w:tcPr>
           <w:p>
             <w:pPr>
               <w:pStyle w:val="Compact"/>
@@ -11029,7 +12041,9 @@
           </w:p>
         </w:tc>
         <w:tc>
-          <w:tcPr/>
+          <w:tcPr>
+            <w:tcW w:w="1047" w:type="dxa"/>
+          </w:tcPr>
           <w:p>
             <w:pPr>
               <w:pStyle w:val="Compact"/>
@@ -11044,7 +12058,9 @@
           </w:p>
         </w:tc>
         <w:tc>
-          <w:tcPr/>
+          <w:tcPr>
+            <w:tcW w:w="1960" w:type="dxa"/>
+          </w:tcPr>
           <w:p>
             <w:pPr>
               <w:pStyle w:val="Compact"/>
@@ -11059,7 +12075,9 @@
           </w:p>
         </w:tc>
         <w:tc>
-          <w:tcPr/>
+          <w:tcPr>
+            <w:tcW w:w="1760" w:type="dxa"/>
+          </w:tcPr>
           <w:p>
             <w:pPr>
               <w:pStyle w:val="Compact"/>
@@ -11074,7 +12092,9 @@
           </w:p>
         </w:tc>
         <w:tc>
-          <w:tcPr/>
+          <w:tcPr>
+            <w:tcW w:w="1238" w:type="dxa"/>
+          </w:tcPr>
           <w:p>
             <w:pPr>
               <w:pStyle w:val="Compact"/>
@@ -11089,7 +12109,9 @@
           </w:p>
         </w:tc>
         <w:tc>
-          <w:tcPr/>
+          <w:tcPr>
+            <w:tcW w:w="1043" w:type="dxa"/>
+          </w:tcPr>
           <w:p>
             <w:pPr>
               <w:pStyle w:val="Compact"/>
@@ -11106,7 +12128,9 @@
       </w:tr>
       <w:tr>
         <w:tc>
-          <w:tcPr/>
+          <w:tcPr>
+            <w:tcW w:w="861" w:type="dxa"/>
+          </w:tcPr>
           <w:p>
             <w:pPr>
               <w:pStyle w:val="Compact"/>
@@ -11121,7 +12145,9 @@
           </w:p>
         </w:tc>
         <w:tc>
-          <w:tcPr/>
+          <w:tcPr>
+            <w:tcW w:w="1047" w:type="dxa"/>
+          </w:tcPr>
           <w:p>
             <w:pPr>
               <w:pStyle w:val="Compact"/>
@@ -11136,7 +12162,9 @@
           </w:p>
         </w:tc>
         <w:tc>
-          <w:tcPr/>
+          <w:tcPr>
+            <w:tcW w:w="1960" w:type="dxa"/>
+          </w:tcPr>
           <w:p>
             <w:pPr>
               <w:pStyle w:val="Compact"/>
@@ -11151,7 +12179,9 @@
           </w:p>
         </w:tc>
         <w:tc>
-          <w:tcPr/>
+          <w:tcPr>
+            <w:tcW w:w="1760" w:type="dxa"/>
+          </w:tcPr>
           <w:p>
             <w:pPr>
               <w:pStyle w:val="Compact"/>
@@ -11166,7 +12196,9 @@
           </w:p>
         </w:tc>
         <w:tc>
-          <w:tcPr/>
+          <w:tcPr>
+            <w:tcW w:w="1238" w:type="dxa"/>
+          </w:tcPr>
           <w:p>
             <w:pPr>
               <w:pStyle w:val="Compact"/>
@@ -11181,7 +12213,9 @@
           </w:p>
         </w:tc>
         <w:tc>
-          <w:tcPr/>
+          <w:tcPr>
+            <w:tcW w:w="1043" w:type="dxa"/>
+          </w:tcPr>
           <w:p>
             <w:pPr>
               <w:pStyle w:val="Compact"/>
@@ -11198,7 +12232,9 @@
       </w:tr>
       <w:tr>
         <w:tc>
-          <w:tcPr/>
+          <w:tcPr>
+            <w:tcW w:w="861" w:type="dxa"/>
+          </w:tcPr>
           <w:p>
             <w:pPr>
               <w:pStyle w:val="Compact"/>
@@ -11213,7 +12249,9 @@
           </w:p>
         </w:tc>
         <w:tc>
-          <w:tcPr/>
+          <w:tcPr>
+            <w:tcW w:w="1047" w:type="dxa"/>
+          </w:tcPr>
           <w:p>
             <w:pPr>
               <w:pStyle w:val="Compact"/>
@@ -11228,7 +12266,9 @@
           </w:p>
         </w:tc>
         <w:tc>
-          <w:tcPr/>
+          <w:tcPr>
+            <w:tcW w:w="1960" w:type="dxa"/>
+          </w:tcPr>
           <w:p>
             <w:pPr>
               <w:pStyle w:val="Compact"/>
@@ -11243,7 +12283,9 @@
           </w:p>
         </w:tc>
         <w:tc>
-          <w:tcPr/>
+          <w:tcPr>
+            <w:tcW w:w="1760" w:type="dxa"/>
+          </w:tcPr>
           <w:p>
             <w:pPr>
               <w:pStyle w:val="Compact"/>
@@ -11258,7 +12300,9 @@
           </w:p>
         </w:tc>
         <w:tc>
-          <w:tcPr/>
+          <w:tcPr>
+            <w:tcW w:w="1238" w:type="dxa"/>
+          </w:tcPr>
           <w:p>
             <w:pPr>
               <w:pStyle w:val="Compact"/>
@@ -11273,7 +12317,9 @@
           </w:p>
         </w:tc>
         <w:tc>
-          <w:tcPr/>
+          <w:tcPr>
+            <w:tcW w:w="1043" w:type="dxa"/>
+          </w:tcPr>
           <w:p>
             <w:pPr>
               <w:pStyle w:val="Compact"/>
@@ -11290,7 +12336,9 @@
       </w:tr>
       <w:tr>
         <w:tc>
-          <w:tcPr/>
+          <w:tcPr>
+            <w:tcW w:w="861" w:type="dxa"/>
+          </w:tcPr>
           <w:p>
             <w:pPr>
               <w:pStyle w:val="Compact"/>
@@ -11305,7 +12353,9 @@
           </w:p>
         </w:tc>
         <w:tc>
-          <w:tcPr/>
+          <w:tcPr>
+            <w:tcW w:w="1047" w:type="dxa"/>
+          </w:tcPr>
           <w:p>
             <w:pPr>
               <w:pStyle w:val="Compact"/>
@@ -11320,7 +12370,9 @@
           </w:p>
         </w:tc>
         <w:tc>
-          <w:tcPr/>
+          <w:tcPr>
+            <w:tcW w:w="1960" w:type="dxa"/>
+          </w:tcPr>
           <w:p>
             <w:pPr>
               <w:pStyle w:val="Compact"/>
@@ -11335,7 +12387,9 @@
           </w:p>
         </w:tc>
         <w:tc>
-          <w:tcPr/>
+          <w:tcPr>
+            <w:tcW w:w="1760" w:type="dxa"/>
+          </w:tcPr>
           <w:p>
             <w:pPr>
               <w:pStyle w:val="Compact"/>
@@ -11350,7 +12404,9 @@
           </w:p>
         </w:tc>
         <w:tc>
-          <w:tcPr/>
+          <w:tcPr>
+            <w:tcW w:w="1238" w:type="dxa"/>
+          </w:tcPr>
           <w:p>
             <w:pPr>
               <w:pStyle w:val="Compact"/>
@@ -11365,7 +12421,9 @@
           </w:p>
         </w:tc>
         <w:tc>
-          <w:tcPr/>
+          <w:tcPr>
+            <w:tcW w:w="1043" w:type="dxa"/>
+          </w:tcPr>
           <w:p>
             <w:pPr>
               <w:pStyle w:val="Compact"/>
@@ -11382,7 +12440,9 @@
       </w:tr>
       <w:tr>
         <w:tc>
-          <w:tcPr/>
+          <w:tcPr>
+            <w:tcW w:w="861" w:type="dxa"/>
+          </w:tcPr>
           <w:p>
             <w:pPr>
               <w:pStyle w:val="Compact"/>
@@ -11397,7 +12457,9 @@
           </w:p>
         </w:tc>
         <w:tc>
-          <w:tcPr/>
+          <w:tcPr>
+            <w:tcW w:w="1047" w:type="dxa"/>
+          </w:tcPr>
           <w:p>
             <w:pPr>
               <w:pStyle w:val="Compact"/>
@@ -11412,7 +12474,9 @@
           </w:p>
         </w:tc>
         <w:tc>
-          <w:tcPr/>
+          <w:tcPr>
+            <w:tcW w:w="1960" w:type="dxa"/>
+          </w:tcPr>
           <w:p>
             <w:pPr>
               <w:pStyle w:val="Compact"/>
@@ -11427,7 +12491,9 @@
           </w:p>
         </w:tc>
         <w:tc>
-          <w:tcPr/>
+          <w:tcPr>
+            <w:tcW w:w="1760" w:type="dxa"/>
+          </w:tcPr>
           <w:p>
             <w:pPr>
               <w:pStyle w:val="Compact"/>
@@ -11442,7 +12508,9 @@
           </w:p>
         </w:tc>
         <w:tc>
-          <w:tcPr/>
+          <w:tcPr>
+            <w:tcW w:w="1238" w:type="dxa"/>
+          </w:tcPr>
           <w:p>
             <w:pPr>
               <w:pStyle w:val="Compact"/>
@@ -11457,7 +12525,9 @@
           </w:p>
         </w:tc>
         <w:tc>
-          <w:tcPr/>
+          <w:tcPr>
+            <w:tcW w:w="1043" w:type="dxa"/>
+          </w:tcPr>
           <w:p>
             <w:pPr>
               <w:pStyle w:val="Compact"/>
@@ -11474,7 +12544,9 @@
       </w:tr>
       <w:tr>
         <w:tc>
-          <w:tcPr/>
+          <w:tcPr>
+            <w:tcW w:w="861" w:type="dxa"/>
+          </w:tcPr>
           <w:p>
             <w:pPr>
               <w:pStyle w:val="Compact"/>
@@ -11489,7 +12561,9 @@
           </w:p>
         </w:tc>
         <w:tc>
-          <w:tcPr/>
+          <w:tcPr>
+            <w:tcW w:w="1047" w:type="dxa"/>
+          </w:tcPr>
           <w:p>
             <w:pPr>
               <w:pStyle w:val="Compact"/>
@@ -11504,7 +12578,9 @@
           </w:p>
         </w:tc>
         <w:tc>
-          <w:tcPr/>
+          <w:tcPr>
+            <w:tcW w:w="1960" w:type="dxa"/>
+          </w:tcPr>
           <w:p>
             <w:pPr>
               <w:pStyle w:val="Compact"/>
@@ -11519,7 +12595,9 @@
           </w:p>
         </w:tc>
         <w:tc>
-          <w:tcPr/>
+          <w:tcPr>
+            <w:tcW w:w="1760" w:type="dxa"/>
+          </w:tcPr>
           <w:p>
             <w:pPr>
               <w:pStyle w:val="Compact"/>
@@ -11534,7 +12612,9 @@
           </w:p>
         </w:tc>
         <w:tc>
-          <w:tcPr/>
+          <w:tcPr>
+            <w:tcW w:w="1238" w:type="dxa"/>
+          </w:tcPr>
           <w:p>
             <w:pPr>
               <w:pStyle w:val="Compact"/>
@@ -11549,7 +12629,9 @@
           </w:p>
         </w:tc>
         <w:tc>
-          <w:tcPr/>
+          <w:tcPr>
+            <w:tcW w:w="1043" w:type="dxa"/>
+          </w:tcPr>
           <w:p>
             <w:pPr>
               <w:pStyle w:val="Compact"/>
@@ -11566,7 +12648,9 @@
       </w:tr>
       <w:tr>
         <w:tc>
-          <w:tcPr/>
+          <w:tcPr>
+            <w:tcW w:w="861" w:type="dxa"/>
+          </w:tcPr>
           <w:p>
             <w:pPr>
               <w:pStyle w:val="Compact"/>
@@ -11581,7 +12665,9 @@
           </w:p>
         </w:tc>
         <w:tc>
-          <w:tcPr/>
+          <w:tcPr>
+            <w:tcW w:w="1047" w:type="dxa"/>
+          </w:tcPr>
           <w:p>
             <w:pPr>
               <w:pStyle w:val="Compact"/>
@@ -11596,7 +12682,9 @@
           </w:p>
         </w:tc>
         <w:tc>
-          <w:tcPr/>
+          <w:tcPr>
+            <w:tcW w:w="1960" w:type="dxa"/>
+          </w:tcPr>
           <w:p>
             <w:pPr>
               <w:pStyle w:val="Compact"/>
@@ -11611,7 +12699,9 @@
           </w:p>
         </w:tc>
         <w:tc>
-          <w:tcPr/>
+          <w:tcPr>
+            <w:tcW w:w="1760" w:type="dxa"/>
+          </w:tcPr>
           <w:p>
             <w:pPr>
               <w:pStyle w:val="Compact"/>
@@ -11626,7 +12716,9 @@
           </w:p>
         </w:tc>
         <w:tc>
-          <w:tcPr/>
+          <w:tcPr>
+            <w:tcW w:w="1238" w:type="dxa"/>
+          </w:tcPr>
           <w:p>
             <w:pPr>
               <w:pStyle w:val="Compact"/>
@@ -11641,7 +12733,9 @@
           </w:p>
         </w:tc>
         <w:tc>
-          <w:tcPr/>
+          <w:tcPr>
+            <w:tcW w:w="1043" w:type="dxa"/>
+          </w:tcPr>
           <w:p>
             <w:pPr>
               <w:pStyle w:val="Compact"/>
@@ -11658,7 +12752,9 @@
       </w:tr>
       <w:tr>
         <w:tc>
-          <w:tcPr/>
+          <w:tcPr>
+            <w:tcW w:w="861" w:type="dxa"/>
+          </w:tcPr>
           <w:p>
             <w:pPr>
               <w:pStyle w:val="Compact"/>
@@ -11673,7 +12769,9 @@
           </w:p>
         </w:tc>
         <w:tc>
-          <w:tcPr/>
+          <w:tcPr>
+            <w:tcW w:w="1047" w:type="dxa"/>
+          </w:tcPr>
           <w:p>
             <w:pPr>
               <w:pStyle w:val="Compact"/>
@@ -11688,7 +12786,9 @@
           </w:p>
         </w:tc>
         <w:tc>
-          <w:tcPr/>
+          <w:tcPr>
+            <w:tcW w:w="1960" w:type="dxa"/>
+          </w:tcPr>
           <w:p>
             <w:pPr>
               <w:pStyle w:val="Compact"/>
@@ -11703,7 +12803,9 @@
           </w:p>
         </w:tc>
         <w:tc>
-          <w:tcPr/>
+          <w:tcPr>
+            <w:tcW w:w="1760" w:type="dxa"/>
+          </w:tcPr>
           <w:p>
             <w:pPr>
               <w:pStyle w:val="Compact"/>
@@ -11718,7 +12820,9 @@
           </w:p>
         </w:tc>
         <w:tc>
-          <w:tcPr/>
+          <w:tcPr>
+            <w:tcW w:w="1238" w:type="dxa"/>
+          </w:tcPr>
           <w:p>
             <w:pPr>
               <w:pStyle w:val="Compact"/>
@@ -11733,7 +12837,9 @@
           </w:p>
         </w:tc>
         <w:tc>
-          <w:tcPr/>
+          <w:tcPr>
+            <w:tcW w:w="1043" w:type="dxa"/>
+          </w:tcPr>
           <w:p>
             <w:pPr>
               <w:pStyle w:val="Compact"/>
@@ -11750,7 +12856,9 @@
       </w:tr>
       <w:tr>
         <w:tc>
-          <w:tcPr/>
+          <w:tcPr>
+            <w:tcW w:w="861" w:type="dxa"/>
+          </w:tcPr>
           <w:p>
             <w:pPr>
               <w:pStyle w:val="Compact"/>
@@ -11765,7 +12873,9 @@
           </w:p>
         </w:tc>
         <w:tc>
-          <w:tcPr/>
+          <w:tcPr>
+            <w:tcW w:w="1047" w:type="dxa"/>
+          </w:tcPr>
           <w:p>
             <w:pPr>
               <w:pStyle w:val="Compact"/>
@@ -11780,7 +12890,9 @@
           </w:p>
         </w:tc>
         <w:tc>
-          <w:tcPr/>
+          <w:tcPr>
+            <w:tcW w:w="1960" w:type="dxa"/>
+          </w:tcPr>
           <w:p>
             <w:pPr>
               <w:pStyle w:val="Compact"/>
@@ -11795,7 +12907,9 @@
           </w:p>
         </w:tc>
         <w:tc>
-          <w:tcPr/>
+          <w:tcPr>
+            <w:tcW w:w="1760" w:type="dxa"/>
+          </w:tcPr>
           <w:p>
             <w:pPr>
               <w:pStyle w:val="Compact"/>
@@ -11810,7 +12924,9 @@
           </w:p>
         </w:tc>
         <w:tc>
-          <w:tcPr/>
+          <w:tcPr>
+            <w:tcW w:w="1238" w:type="dxa"/>
+          </w:tcPr>
           <w:p>
             <w:pPr>
               <w:pStyle w:val="Compact"/>
@@ -11825,7 +12941,9 @@
           </w:p>
         </w:tc>
         <w:tc>
-          <w:tcPr/>
+          <w:tcPr>
+            <w:tcW w:w="1043" w:type="dxa"/>
+          </w:tcPr>
           <w:p>
             <w:pPr>
               <w:pStyle w:val="Compact"/>
@@ -11842,7 +12960,9 @@
       </w:tr>
       <w:tr>
         <w:tc>
-          <w:tcPr/>
+          <w:tcPr>
+            <w:tcW w:w="861" w:type="dxa"/>
+          </w:tcPr>
           <w:p>
             <w:pPr>
               <w:pStyle w:val="Compact"/>
@@ -11857,7 +12977,9 @@
           </w:p>
         </w:tc>
         <w:tc>
-          <w:tcPr/>
+          <w:tcPr>
+            <w:tcW w:w="1047" w:type="dxa"/>
+          </w:tcPr>
           <w:p>
             <w:pPr>
               <w:pStyle w:val="Compact"/>
@@ -11872,7 +12994,9 @@
           </w:p>
         </w:tc>
         <w:tc>
-          <w:tcPr/>
+          <w:tcPr>
+            <w:tcW w:w="1960" w:type="dxa"/>
+          </w:tcPr>
           <w:p>
             <w:pPr>
               <w:pStyle w:val="Compact"/>
@@ -11887,7 +13011,9 @@
           </w:p>
         </w:tc>
         <w:tc>
-          <w:tcPr/>
+          <w:tcPr>
+            <w:tcW w:w="1760" w:type="dxa"/>
+          </w:tcPr>
           <w:p>
             <w:pPr>
               <w:pStyle w:val="Compact"/>
@@ -11902,7 +13028,9 @@
           </w:p>
         </w:tc>
         <w:tc>
-          <w:tcPr/>
+          <w:tcPr>
+            <w:tcW w:w="1238" w:type="dxa"/>
+          </w:tcPr>
           <w:p>
             <w:pPr>
               <w:pStyle w:val="Compact"/>
@@ -11917,7 +13045,9 @@
           </w:p>
         </w:tc>
         <w:tc>
-          <w:tcPr/>
+          <w:tcPr>
+            <w:tcW w:w="1043" w:type="dxa"/>
+          </w:tcPr>
           <w:p>
             <w:pPr>
               <w:pStyle w:val="Compact"/>
@@ -11934,7 +13064,9 @@
       </w:tr>
       <w:tr>
         <w:tc>
-          <w:tcPr/>
+          <w:tcPr>
+            <w:tcW w:w="861" w:type="dxa"/>
+          </w:tcPr>
           <w:p>
             <w:pPr>
               <w:pStyle w:val="Compact"/>
@@ -11949,7 +13081,9 @@
           </w:p>
         </w:tc>
         <w:tc>
-          <w:tcPr/>
+          <w:tcPr>
+            <w:tcW w:w="1047" w:type="dxa"/>
+          </w:tcPr>
           <w:p>
             <w:pPr>
               <w:pStyle w:val="Compact"/>
@@ -11964,7 +13098,9 @@
           </w:p>
         </w:tc>
         <w:tc>
-          <w:tcPr/>
+          <w:tcPr>
+            <w:tcW w:w="1960" w:type="dxa"/>
+          </w:tcPr>
           <w:p>
             <w:pPr>
               <w:pStyle w:val="Compact"/>
@@ -11979,7 +13115,9 @@
           </w:p>
         </w:tc>
         <w:tc>
-          <w:tcPr/>
+          <w:tcPr>
+            <w:tcW w:w="1760" w:type="dxa"/>
+          </w:tcPr>
           <w:p>
             <w:pPr>
               <w:pStyle w:val="Compact"/>
@@ -11994,7 +13132,9 @@
           </w:p>
         </w:tc>
         <w:tc>
-          <w:tcPr/>
+          <w:tcPr>
+            <w:tcW w:w="1238" w:type="dxa"/>
+          </w:tcPr>
           <w:p>
             <w:pPr>
               <w:pStyle w:val="Compact"/>
@@ -12009,7 +13149,9 @@
           </w:p>
         </w:tc>
         <w:tc>
-          <w:tcPr/>
+          <w:tcPr>
+            <w:tcW w:w="1043" w:type="dxa"/>
+          </w:tcPr>
           <w:p>
             <w:pPr>
               <w:pStyle w:val="Compact"/>
@@ -12026,7 +13168,9 @@
       </w:tr>
       <w:tr>
         <w:tc>
-          <w:tcPr/>
+          <w:tcPr>
+            <w:tcW w:w="861" w:type="dxa"/>
+          </w:tcPr>
           <w:p>
             <w:pPr>
               <w:pStyle w:val="Compact"/>
@@ -12041,7 +13185,9 @@
           </w:p>
         </w:tc>
         <w:tc>
-          <w:tcPr/>
+          <w:tcPr>
+            <w:tcW w:w="1047" w:type="dxa"/>
+          </w:tcPr>
           <w:p>
             <w:pPr>
               <w:pStyle w:val="Compact"/>
@@ -12056,7 +13202,9 @@
           </w:p>
         </w:tc>
         <w:tc>
-          <w:tcPr/>
+          <w:tcPr>
+            <w:tcW w:w="1960" w:type="dxa"/>
+          </w:tcPr>
           <w:p>
             <w:pPr>
               <w:pStyle w:val="Compact"/>
@@ -12071,7 +13219,9 @@
           </w:p>
         </w:tc>
         <w:tc>
-          <w:tcPr/>
+          <w:tcPr>
+            <w:tcW w:w="1760" w:type="dxa"/>
+          </w:tcPr>
           <w:p>
             <w:pPr>
               <w:pStyle w:val="Compact"/>
@@ -12086,7 +13236,9 @@
           </w:p>
         </w:tc>
         <w:tc>
-          <w:tcPr/>
+          <w:tcPr>
+            <w:tcW w:w="1238" w:type="dxa"/>
+          </w:tcPr>
           <w:p>
             <w:pPr>
               <w:pStyle w:val="Compact"/>
@@ -12101,7 +13253,9 @@
           </w:p>
         </w:tc>
         <w:tc>
-          <w:tcPr/>
+          <w:tcPr>
+            <w:tcW w:w="1043" w:type="dxa"/>
+          </w:tcPr>
           <w:p>
             <w:pPr>
               <w:pStyle w:val="Compact"/>
@@ -12118,7 +13272,9 @@
       </w:tr>
       <w:tr>
         <w:tc>
-          <w:tcPr/>
+          <w:tcPr>
+            <w:tcW w:w="861" w:type="dxa"/>
+          </w:tcPr>
           <w:p>
             <w:pPr>
               <w:pStyle w:val="Compact"/>
@@ -12133,7 +13289,9 @@
           </w:p>
         </w:tc>
         <w:tc>
-          <w:tcPr/>
+          <w:tcPr>
+            <w:tcW w:w="1047" w:type="dxa"/>
+          </w:tcPr>
           <w:p>
             <w:pPr>
               <w:pStyle w:val="Compact"/>
@@ -12148,7 +13306,9 @@
           </w:p>
         </w:tc>
         <w:tc>
-          <w:tcPr/>
+          <w:tcPr>
+            <w:tcW w:w="1960" w:type="dxa"/>
+          </w:tcPr>
           <w:p>
             <w:pPr>
               <w:pStyle w:val="Compact"/>
@@ -12163,22 +13323,26 @@
           </w:p>
         </w:tc>
         <w:tc>
-          <w:tcPr/>
-          <w:p>
-            <w:pPr>
-              <w:pStyle w:val="Compact"/>
-              <w:jc w:val="left"/>
-            </w:pPr>
-            <w:r>
-              <w:rPr>
-                <w:sz w:val="18"/>
-              </w:rPr>
-              <w:t xml:space="preserve">revisar el estado cuando no estoy en mi puesto</w:t>
-            </w:r>
-          </w:p>
-        </w:tc>
-        <w:tc>
-          <w:tcPr/>
+          <w:tcPr>
+            <w:tcW w:w="1760" w:type="dxa"/>
+          </w:tcPr>
+          <w:p>
+            <w:pPr>
+              <w:pStyle w:val="Compact"/>
+              <w:jc w:val="left"/>
+            </w:pPr>
+            <w:r>
+              <w:rPr>
+                <w:sz w:val="18"/>
+              </w:rPr>
+              <w:t>revisar el estado cuando no está en su puesto</w:t>
+            </w:r>
+          </w:p>
+        </w:tc>
+        <w:tc>
+          <w:tcPr>
+            <w:tcW w:w="1238" w:type="dxa"/>
+          </w:tcPr>
           <w:p>
             <w:pPr>
               <w:pStyle w:val="Compact"/>
@@ -12193,7 +13357,9 @@
           </w:p>
         </w:tc>
         <w:tc>
-          <w:tcPr/>
+          <w:tcPr>
+            <w:tcW w:w="1043" w:type="dxa"/>
+          </w:tcPr>
           <w:p>
             <w:pPr>
               <w:pStyle w:val="Compact"/>
@@ -12210,7 +13376,9 @@
       </w:tr>
       <w:tr>
         <w:tc>
-          <w:tcPr/>
+          <w:tcPr>
+            <w:tcW w:w="861" w:type="dxa"/>
+          </w:tcPr>
           <w:p>
             <w:pPr>
               <w:pStyle w:val="Compact"/>
@@ -12225,7 +13393,9 @@
           </w:p>
         </w:tc>
         <w:tc>
-          <w:tcPr/>
+          <w:tcPr>
+            <w:tcW w:w="1047" w:type="dxa"/>
+          </w:tcPr>
           <w:p>
             <w:pPr>
               <w:pStyle w:val="Compact"/>
@@ -12240,22 +13410,26 @@
           </w:p>
         </w:tc>
         <w:tc>
-          <w:tcPr/>
-          <w:p>
-            <w:pPr>
-              <w:pStyle w:val="Compact"/>
-              <w:jc w:val="left"/>
-            </w:pPr>
-            <w:r>
-              <w:rPr>
-                <w:sz w:val="18"/>
-              </w:rPr>
-              <w:t xml:space="preserve">operar todas las funciones de mi rol desde la web</w:t>
-            </w:r>
-          </w:p>
-        </w:tc>
-        <w:tc>
-          <w:tcPr/>
+          <w:tcPr>
+            <w:tcW w:w="1960" w:type="dxa"/>
+          </w:tcPr>
+          <w:p>
+            <w:pPr>
+              <w:pStyle w:val="Compact"/>
+              <w:jc w:val="left"/>
+            </w:pPr>
+            <w:r>
+              <w:rPr>
+                <w:sz w:val="18"/>
+              </w:rPr>
+              <w:t>operar todas las funciones de su rol desde la web</w:t>
+            </w:r>
+          </w:p>
+        </w:tc>
+        <w:tc>
+          <w:tcPr>
+            <w:tcW w:w="1760" w:type="dxa"/>
+          </w:tcPr>
           <w:p>
             <w:pPr>
               <w:pStyle w:val="Compact"/>
@@ -12270,7 +13444,9 @@
           </w:p>
         </w:tc>
         <w:tc>
-          <w:tcPr/>
+          <w:tcPr>
+            <w:tcW w:w="1238" w:type="dxa"/>
+          </w:tcPr>
           <w:p>
             <w:pPr>
               <w:pStyle w:val="Compact"/>
@@ -12285,7 +13461,9 @@
           </w:p>
         </w:tc>
         <w:tc>
-          <w:tcPr/>
+          <w:tcPr>
+            <w:tcW w:w="1043" w:type="dxa"/>
+          </w:tcPr>
           <w:p>
             <w:pPr>
               <w:pStyle w:val="Compact"/>
@@ -12341,8 +13519,8 @@
         </w:tblBorders>
       </w:tblPr>
       <w:tblGrid>
-        <w:gridCol w:w="3960"/>
-        <w:gridCol w:w="3960"/>
+        <w:gridCol w:w="2712"/>
+        <w:gridCol w:w="5205"/>
       </w:tblGrid>
       <w:tr>
         <w:trPr>
@@ -12350,6 +13528,7 @@
         </w:trPr>
         <w:tc>
           <w:tcPr>
+            <w:tcW w:w="2712" w:type="dxa"/>
             <w:shd w:val="clear" w:color="auto" w:fill="D9E2F3"/>
           </w:tcPr>
           <w:p>
@@ -12368,6 +13547,7 @@
         </w:tc>
         <w:tc>
           <w:tcPr>
+            <w:tcW w:w="5205" w:type="dxa"/>
             <w:shd w:val="clear" w:color="auto" w:fill="D9E2F3"/>
           </w:tcPr>
           <w:p>
@@ -12387,7 +13567,9 @@
       </w:tr>
       <w:tr>
         <w:tc>
-          <w:tcPr/>
+          <w:tcPr>
+            <w:tcW w:w="2712" w:type="dxa"/>
+          </w:tcPr>
           <w:p>
             <w:pPr>
               <w:pStyle w:val="Compact"/>
@@ -12402,7 +13584,9 @@
           </w:p>
         </w:tc>
         <w:tc>
-          <w:tcPr/>
+          <w:tcPr>
+            <w:tcW w:w="5205" w:type="dxa"/>
+          </w:tcPr>
           <w:p>
             <w:pPr>
               <w:pStyle w:val="Compact"/>
@@ -12419,7 +13603,9 @@
       </w:tr>
       <w:tr>
         <w:tc>
-          <w:tcPr/>
+          <w:tcPr>
+            <w:tcW w:w="2712" w:type="dxa"/>
+          </w:tcPr>
           <w:p>
             <w:pPr>
               <w:pStyle w:val="Compact"/>
@@ -12434,7 +13620,9 @@
           </w:p>
         </w:tc>
         <w:tc>
-          <w:tcPr/>
+          <w:tcPr>
+            <w:tcW w:w="5205" w:type="dxa"/>
+          </w:tcPr>
           <w:p>
             <w:pPr>
               <w:pStyle w:val="Compact"/>
@@ -12451,7 +13639,9 @@
       </w:tr>
       <w:tr>
         <w:tc>
-          <w:tcPr/>
+          <w:tcPr>
+            <w:tcW w:w="2712" w:type="dxa"/>
+          </w:tcPr>
           <w:p>
             <w:pPr>
               <w:pStyle w:val="Compact"/>
@@ -12466,7 +13656,9 @@
           </w:p>
         </w:tc>
         <w:tc>
-          <w:tcPr/>
+          <w:tcPr>
+            <w:tcW w:w="5205" w:type="dxa"/>
+          </w:tcPr>
           <w:p>
             <w:pPr>
               <w:pStyle w:val="Compact"/>
@@ -12483,7 +13675,9 @@
       </w:tr>
       <w:tr>
         <w:tc>
-          <w:tcPr/>
+          <w:tcPr>
+            <w:tcW w:w="2712" w:type="dxa"/>
+          </w:tcPr>
           <w:p>
             <w:pPr>
               <w:pStyle w:val="Compact"/>
@@ -12498,7 +13692,9 @@
           </w:p>
         </w:tc>
         <w:tc>
-          <w:tcPr/>
+          <w:tcPr>
+            <w:tcW w:w="5205" w:type="dxa"/>
+          </w:tcPr>
           <w:p>
             <w:pPr>
               <w:pStyle w:val="Compact"/>
@@ -12515,7 +13711,9 @@
       </w:tr>
       <w:tr>
         <w:tc>
-          <w:tcPr/>
+          <w:tcPr>
+            <w:tcW w:w="2712" w:type="dxa"/>
+          </w:tcPr>
           <w:p>
             <w:pPr>
               <w:pStyle w:val="Compact"/>
@@ -12530,7 +13728,9 @@
           </w:p>
         </w:tc>
         <w:tc>
-          <w:tcPr/>
+          <w:tcPr>
+            <w:tcW w:w="5205" w:type="dxa"/>
+          </w:tcPr>
           <w:p>
             <w:pPr>
               <w:pStyle w:val="Compact"/>
@@ -12547,7 +13747,9 @@
       </w:tr>
       <w:tr>
         <w:tc>
-          <w:tcPr/>
+          <w:tcPr>
+            <w:tcW w:w="2712" w:type="dxa"/>
+          </w:tcPr>
           <w:p>
             <w:pPr>
               <w:pStyle w:val="Compact"/>
@@ -12562,7 +13764,9 @@
           </w:p>
         </w:tc>
         <w:tc>
-          <w:tcPr/>
+          <w:tcPr>
+            <w:tcW w:w="5205" w:type="dxa"/>
+          </w:tcPr>
           <w:p>
             <w:pPr>
               <w:pStyle w:val="Compact"/>
@@ -12579,7 +13783,9 @@
       </w:tr>
       <w:tr>
         <w:tc>
-          <w:tcPr/>
+          <w:tcPr>
+            <w:tcW w:w="2712" w:type="dxa"/>
+          </w:tcPr>
           <w:p>
             <w:pPr>
               <w:pStyle w:val="Compact"/>
@@ -12594,7 +13800,9 @@
           </w:p>
         </w:tc>
         <w:tc>
-          <w:tcPr/>
+          <w:tcPr>
+            <w:tcW w:w="5205" w:type="dxa"/>
+          </w:tcPr>
           <w:p>
             <w:pPr>
               <w:pStyle w:val="Compact"/>
@@ -12611,7 +13819,9 @@
       </w:tr>
       <w:tr>
         <w:tc>
-          <w:tcPr/>
+          <w:tcPr>
+            <w:tcW w:w="2712" w:type="dxa"/>
+          </w:tcPr>
           <w:p>
             <w:pPr>
               <w:pStyle w:val="Compact"/>
@@ -12626,7 +13836,9 @@
           </w:p>
         </w:tc>
         <w:tc>
-          <w:tcPr/>
+          <w:tcPr>
+            <w:tcW w:w="5205" w:type="dxa"/>
+          </w:tcPr>
           <w:p>
             <w:pPr>
               <w:pStyle w:val="Compact"/>
@@ -12643,7 +13855,9 @@
       </w:tr>
       <w:tr>
         <w:tc>
-          <w:tcPr/>
+          <w:tcPr>
+            <w:tcW w:w="2712" w:type="dxa"/>
+          </w:tcPr>
           <w:p>
             <w:pPr>
               <w:pStyle w:val="Compact"/>
@@ -12658,7 +13872,9 @@
           </w:p>
         </w:tc>
         <w:tc>
-          <w:tcPr/>
+          <w:tcPr>
+            <w:tcW w:w="5205" w:type="dxa"/>
+          </w:tcPr>
           <w:p>
             <w:pPr>
               <w:pStyle w:val="Compact"/>
@@ -12675,7 +13891,9 @@
       </w:tr>
       <w:tr>
         <w:tc>
-          <w:tcPr/>
+          <w:tcPr>
+            <w:tcW w:w="2712" w:type="dxa"/>
+          </w:tcPr>
           <w:p>
             <w:pPr>
               <w:pStyle w:val="Compact"/>
@@ -12690,7 +13908,9 @@
           </w:p>
         </w:tc>
         <w:tc>
-          <w:tcPr/>
+          <w:tcPr>
+            <w:tcW w:w="5205" w:type="dxa"/>
+          </w:tcPr>
           <w:p>
             <w:pPr>
               <w:pStyle w:val="Compact"/>
@@ -12707,7 +13927,9 @@
       </w:tr>
       <w:tr>
         <w:tc>
-          <w:tcPr/>
+          <w:tcPr>
+            <w:tcW w:w="2712" w:type="dxa"/>
+          </w:tcPr>
           <w:p>
             <w:pPr>
               <w:pStyle w:val="Compact"/>
@@ -12722,7 +13944,9 @@
           </w:p>
         </w:tc>
         <w:tc>
-          <w:tcPr/>
+          <w:tcPr>
+            <w:tcW w:w="5205" w:type="dxa"/>
+          </w:tcPr>
           <w:p>
             <w:pPr>
               <w:pStyle w:val="Compact"/>
@@ -12739,7 +13963,9 @@
       </w:tr>
       <w:tr>
         <w:tc>
-          <w:tcPr/>
+          <w:tcPr>
+            <w:tcW w:w="2712" w:type="dxa"/>
+          </w:tcPr>
           <w:p>
             <w:pPr>
               <w:pStyle w:val="Compact"/>
@@ -12754,7 +13980,9 @@
           </w:p>
         </w:tc>
         <w:tc>
-          <w:tcPr/>
+          <w:tcPr>
+            <w:tcW w:w="5205" w:type="dxa"/>
+          </w:tcPr>
           <w:p>
             <w:pPr>
               <w:pStyle w:val="Compact"/>
@@ -12771,7 +13999,9 @@
       </w:tr>
       <w:tr>
         <w:tc>
-          <w:tcPr/>
+          <w:tcPr>
+            <w:tcW w:w="2712" w:type="dxa"/>
+          </w:tcPr>
           <w:p>
             <w:pPr>
               <w:pStyle w:val="Compact"/>
@@ -12786,7 +14016,9 @@
           </w:p>
         </w:tc>
         <w:tc>
-          <w:tcPr/>
+          <w:tcPr>
+            <w:tcW w:w="5205" w:type="dxa"/>
+          </w:tcPr>
           <w:p>
             <w:pPr>
               <w:pStyle w:val="Compact"/>
@@ -12803,7 +14035,9 @@
       </w:tr>
       <w:tr>
         <w:tc>
-          <w:tcPr/>
+          <w:tcPr>
+            <w:tcW w:w="2712" w:type="dxa"/>
+          </w:tcPr>
           <w:p>
             <w:pPr>
               <w:pStyle w:val="Compact"/>
@@ -12818,7 +14052,9 @@
           </w:p>
         </w:tc>
         <w:tc>
-          <w:tcPr/>
+          <w:tcPr>
+            <w:tcW w:w="5205" w:type="dxa"/>
+          </w:tcPr>
           <w:p>
             <w:pPr>
               <w:pStyle w:val="Compact"/>
@@ -12874,10 +14110,10 @@
         </w:tblBorders>
       </w:tblPr>
       <w:tblGrid>
-        <w:gridCol w:w="1980"/>
-        <w:gridCol w:w="1980"/>
-        <w:gridCol w:w="1980"/>
-        <w:gridCol w:w="1980"/>
+        <w:gridCol w:w="1723"/>
+        <w:gridCol w:w="2369"/>
+        <w:gridCol w:w="1911"/>
+        <w:gridCol w:w="1911"/>
       </w:tblGrid>
       <w:tr>
         <w:trPr>
@@ -12885,6 +14121,7 @@
         </w:trPr>
         <w:tc>
           <w:tcPr>
+            <w:tcW w:w="1723" w:type="dxa"/>
             <w:shd w:val="clear" w:color="auto" w:fill="D9E2F3"/>
           </w:tcPr>
           <w:p>
@@ -12903,6 +14140,7 @@
         </w:tc>
         <w:tc>
           <w:tcPr>
+            <w:tcW w:w="2369" w:type="dxa"/>
             <w:shd w:val="clear" w:color="auto" w:fill="D9E2F3"/>
           </w:tcPr>
           <w:p>
@@ -12921,6 +14159,7 @@
         </w:tc>
         <w:tc>
           <w:tcPr>
+            <w:tcW w:w="1911" w:type="dxa"/>
             <w:shd w:val="clear" w:color="auto" w:fill="D9E2F3"/>
           </w:tcPr>
           <w:p>
@@ -12939,6 +14178,7 @@
         </w:tc>
         <w:tc>
           <w:tcPr>
+            <w:tcW w:w="1911" w:type="dxa"/>
             <w:shd w:val="clear" w:color="auto" w:fill="D9E2F3"/>
           </w:tcPr>
           <w:p>
@@ -12958,7 +14198,9 @@
       </w:tr>
       <w:tr>
         <w:tc>
-          <w:tcPr/>
+          <w:tcPr>
+            <w:tcW w:w="1723" w:type="dxa"/>
+          </w:tcPr>
           <w:p>
             <w:pPr>
               <w:pStyle w:val="Compact"/>
@@ -12973,7 +14215,9 @@
           </w:p>
         </w:tc>
         <w:tc>
-          <w:tcPr/>
+          <w:tcPr>
+            <w:tcW w:w="2369" w:type="dxa"/>
+          </w:tcPr>
           <w:p>
             <w:pPr>
               <w:pStyle w:val="Compact"/>
@@ -12988,7 +14232,9 @@
           </w:p>
         </w:tc>
         <w:tc>
-          <w:tcPr/>
+          <w:tcPr>
+            <w:tcW w:w="1911" w:type="dxa"/>
+          </w:tcPr>
           <w:p>
             <w:pPr>
               <w:pStyle w:val="Compact"/>
@@ -13003,7 +14249,9 @@
           </w:p>
         </w:tc>
         <w:tc>
-          <w:tcPr/>
+          <w:tcPr>
+            <w:tcW w:w="1911" w:type="dxa"/>
+          </w:tcPr>
           <w:p>
             <w:pPr>
               <w:pStyle w:val="Compact"/>
@@ -13020,7 +14268,9 @@
       </w:tr>
       <w:tr>
         <w:tc>
-          <w:tcPr/>
+          <w:tcPr>
+            <w:tcW w:w="1723" w:type="dxa"/>
+          </w:tcPr>
           <w:p>
             <w:pPr>
               <w:pStyle w:val="Compact"/>
@@ -13035,7 +14285,9 @@
           </w:p>
         </w:tc>
         <w:tc>
-          <w:tcPr/>
+          <w:tcPr>
+            <w:tcW w:w="2369" w:type="dxa"/>
+          </w:tcPr>
           <w:p>
             <w:pPr>
               <w:pStyle w:val="Compact"/>
@@ -13050,7 +14302,9 @@
           </w:p>
         </w:tc>
         <w:tc>
-          <w:tcPr/>
+          <w:tcPr>
+            <w:tcW w:w="1911" w:type="dxa"/>
+          </w:tcPr>
           <w:p>
             <w:pPr>
               <w:pStyle w:val="Compact"/>
@@ -13065,7 +14319,9 @@
           </w:p>
         </w:tc>
         <w:tc>
-          <w:tcPr/>
+          <w:tcPr>
+            <w:tcW w:w="1911" w:type="dxa"/>
+          </w:tcPr>
           <w:p>
             <w:pPr>
               <w:pStyle w:val="Compact"/>
@@ -13082,7 +14338,9 @@
       </w:tr>
       <w:tr>
         <w:tc>
-          <w:tcPr/>
+          <w:tcPr>
+            <w:tcW w:w="1723" w:type="dxa"/>
+          </w:tcPr>
           <w:p>
             <w:pPr>
               <w:pStyle w:val="Compact"/>
@@ -13097,7 +14355,9 @@
           </w:p>
         </w:tc>
         <w:tc>
-          <w:tcPr/>
+          <w:tcPr>
+            <w:tcW w:w="2369" w:type="dxa"/>
+          </w:tcPr>
           <w:p>
             <w:pPr>
               <w:pStyle w:val="Compact"/>
@@ -13112,7 +14372,9 @@
           </w:p>
         </w:tc>
         <w:tc>
-          <w:tcPr/>
+          <w:tcPr>
+            <w:tcW w:w="1911" w:type="dxa"/>
+          </w:tcPr>
           <w:p>
             <w:pPr>
               <w:pStyle w:val="Compact"/>
@@ -13127,7 +14389,9 @@
           </w:p>
         </w:tc>
         <w:tc>
-          <w:tcPr/>
+          <w:tcPr>
+            <w:tcW w:w="1911" w:type="dxa"/>
+          </w:tcPr>
           <w:p>
             <w:pPr>
               <w:pStyle w:val="Compact"/>
@@ -13144,7 +14408,9 @@
       </w:tr>
       <w:tr>
         <w:tc>
-          <w:tcPr/>
+          <w:tcPr>
+            <w:tcW w:w="1723" w:type="dxa"/>
+          </w:tcPr>
           <w:p>
             <w:pPr>
               <w:pStyle w:val="Compact"/>
@@ -13159,7 +14425,9 @@
           </w:p>
         </w:tc>
         <w:tc>
-          <w:tcPr/>
+          <w:tcPr>
+            <w:tcW w:w="2369" w:type="dxa"/>
+          </w:tcPr>
           <w:p>
             <w:pPr>
               <w:pStyle w:val="Compact"/>
@@ -13174,7 +14442,9 @@
           </w:p>
         </w:tc>
         <w:tc>
-          <w:tcPr/>
+          <w:tcPr>
+            <w:tcW w:w="1911" w:type="dxa"/>
+          </w:tcPr>
           <w:p>
             <w:pPr>
               <w:pStyle w:val="Compact"/>
@@ -13189,7 +14459,9 @@
           </w:p>
         </w:tc>
         <w:tc>
-          <w:tcPr/>
+          <w:tcPr>
+            <w:tcW w:w="1911" w:type="dxa"/>
+          </w:tcPr>
           <w:p>
             <w:pPr>
               <w:pStyle w:val="Compact"/>
@@ -13206,7 +14478,9 @@
       </w:tr>
       <w:tr>
         <w:tc>
-          <w:tcPr/>
+          <w:tcPr>
+            <w:tcW w:w="1723" w:type="dxa"/>
+          </w:tcPr>
           <w:p>
             <w:pPr>
               <w:pStyle w:val="Compact"/>
@@ -13221,7 +14495,9 @@
           </w:p>
         </w:tc>
         <w:tc>
-          <w:tcPr/>
+          <w:tcPr>
+            <w:tcW w:w="2369" w:type="dxa"/>
+          </w:tcPr>
           <w:p>
             <w:pPr>
               <w:pStyle w:val="Compact"/>
@@ -13236,7 +14512,9 @@
           </w:p>
         </w:tc>
         <w:tc>
-          <w:tcPr/>
+          <w:tcPr>
+            <w:tcW w:w="1911" w:type="dxa"/>
+          </w:tcPr>
           <w:p>
             <w:pPr>
               <w:pStyle w:val="Compact"/>
@@ -13251,7 +14529,9 @@
           </w:p>
         </w:tc>
         <w:tc>
-          <w:tcPr/>
+          <w:tcPr>
+            <w:tcW w:w="1911" w:type="dxa"/>
+          </w:tcPr>
           <w:p>
             <w:pPr>
               <w:pStyle w:val="Compact"/>
@@ -13268,7 +14548,9 @@
       </w:tr>
       <w:tr>
         <w:tc>
-          <w:tcPr/>
+          <w:tcPr>
+            <w:tcW w:w="1723" w:type="dxa"/>
+          </w:tcPr>
           <w:p>
             <w:pPr>
               <w:pStyle w:val="Compact"/>
@@ -13283,7 +14565,9 @@
           </w:p>
         </w:tc>
         <w:tc>
-          <w:tcPr/>
+          <w:tcPr>
+            <w:tcW w:w="2369" w:type="dxa"/>
+          </w:tcPr>
           <w:p>
             <w:pPr>
               <w:pStyle w:val="Compact"/>
@@ -13298,7 +14582,9 @@
           </w:p>
         </w:tc>
         <w:tc>
-          <w:tcPr/>
+          <w:tcPr>
+            <w:tcW w:w="1911" w:type="dxa"/>
+          </w:tcPr>
           <w:p>
             <w:pPr>
               <w:pStyle w:val="Compact"/>
@@ -13313,7 +14599,9 @@
           </w:p>
         </w:tc>
         <w:tc>
-          <w:tcPr/>
+          <w:tcPr>
+            <w:tcW w:w="1911" w:type="dxa"/>
+          </w:tcPr>
           <w:p>
             <w:pPr>
               <w:pStyle w:val="Compact"/>
@@ -13330,7 +14618,9 @@
       </w:tr>
       <w:tr>
         <w:tc>
-          <w:tcPr/>
+          <w:tcPr>
+            <w:tcW w:w="1723" w:type="dxa"/>
+          </w:tcPr>
           <w:p>
             <w:pPr>
               <w:pStyle w:val="Compact"/>
@@ -13345,7 +14635,9 @@
           </w:p>
         </w:tc>
         <w:tc>
-          <w:tcPr/>
+          <w:tcPr>
+            <w:tcW w:w="2369" w:type="dxa"/>
+          </w:tcPr>
           <w:p>
             <w:pPr>
               <w:pStyle w:val="Compact"/>
@@ -13360,7 +14652,9 @@
           </w:p>
         </w:tc>
         <w:tc>
-          <w:tcPr/>
+          <w:tcPr>
+            <w:tcW w:w="1911" w:type="dxa"/>
+          </w:tcPr>
           <w:p>
             <w:pPr>
               <w:pStyle w:val="Compact"/>
@@ -13375,7 +14669,9 @@
           </w:p>
         </w:tc>
         <w:tc>
-          <w:tcPr/>
+          <w:tcPr>
+            <w:tcW w:w="1911" w:type="dxa"/>
+          </w:tcPr>
           <w:p>
             <w:pPr>
               <w:pStyle w:val="Compact"/>
@@ -13392,7 +14688,9 @@
       </w:tr>
       <w:tr>
         <w:tc>
-          <w:tcPr/>
+          <w:tcPr>
+            <w:tcW w:w="1723" w:type="dxa"/>
+          </w:tcPr>
           <w:p>
             <w:pPr>
               <w:pStyle w:val="Compact"/>
@@ -13407,7 +14705,9 @@
           </w:p>
         </w:tc>
         <w:tc>
-          <w:tcPr/>
+          <w:tcPr>
+            <w:tcW w:w="2369" w:type="dxa"/>
+          </w:tcPr>
           <w:p>
             <w:pPr>
               <w:pStyle w:val="Compact"/>
@@ -13422,7 +14722,9 @@
           </w:p>
         </w:tc>
         <w:tc>
-          <w:tcPr/>
+          <w:tcPr>
+            <w:tcW w:w="1911" w:type="dxa"/>
+          </w:tcPr>
           <w:p>
             <w:pPr>
               <w:pStyle w:val="Compact"/>
@@ -13437,7 +14739,9 @@
           </w:p>
         </w:tc>
         <w:tc>
-          <w:tcPr/>
+          <w:tcPr>
+            <w:tcW w:w="1911" w:type="dxa"/>
+          </w:tcPr>
           <w:p>
             <w:pPr>
               <w:pStyle w:val="Compact"/>
@@ -13454,7 +14758,9 @@
       </w:tr>
       <w:tr>
         <w:tc>
-          <w:tcPr/>
+          <w:tcPr>
+            <w:tcW w:w="1723" w:type="dxa"/>
+          </w:tcPr>
           <w:p>
             <w:pPr>
               <w:pStyle w:val="Compact"/>
@@ -13469,7 +14775,9 @@
           </w:p>
         </w:tc>
         <w:tc>
-          <w:tcPr/>
+          <w:tcPr>
+            <w:tcW w:w="2369" w:type="dxa"/>
+          </w:tcPr>
           <w:p>
             <w:pPr>
               <w:pStyle w:val="Compact"/>
@@ -13484,7 +14792,9 @@
           </w:p>
         </w:tc>
         <w:tc>
-          <w:tcPr/>
+          <w:tcPr>
+            <w:tcW w:w="1911" w:type="dxa"/>
+          </w:tcPr>
           <w:p>
             <w:pPr>
               <w:pStyle w:val="Compact"/>
@@ -13499,7 +14809,9 @@
           </w:p>
         </w:tc>
         <w:tc>
-          <w:tcPr/>
+          <w:tcPr>
+            <w:tcW w:w="1911" w:type="dxa"/>
+          </w:tcPr>
           <w:p>
             <w:pPr>
               <w:pStyle w:val="Compact"/>
@@ -13541,11 +14853,11 @@
         </w:tblBorders>
       </w:tblPr>
       <w:tblGrid>
-        <w:gridCol w:w="1584"/>
-        <w:gridCol w:w="1584"/>
-        <w:gridCol w:w="1584"/>
-        <w:gridCol w:w="1584"/>
-        <w:gridCol w:w="1584"/>
+        <w:gridCol w:w="935"/>
+        <w:gridCol w:w="2374"/>
+        <w:gridCol w:w="2120"/>
+        <w:gridCol w:w="1376"/>
+        <w:gridCol w:w="1108"/>
       </w:tblGrid>
       <w:tr>
         <w:trPr>
@@ -13553,6 +14865,7 @@
         </w:trPr>
         <w:tc>
           <w:tcPr>
+            <w:tcW w:w="935" w:type="dxa"/>
             <w:shd w:val="clear" w:color="auto" w:fill="D9E2F3"/>
           </w:tcPr>
           <w:p>
@@ -13571,6 +14884,7 @@
         </w:tc>
         <w:tc>
           <w:tcPr>
+            <w:tcW w:w="2374" w:type="dxa"/>
             <w:shd w:val="clear" w:color="auto" w:fill="D9E2F3"/>
           </w:tcPr>
           <w:p>
@@ -13589,6 +14903,7 @@
         </w:tc>
         <w:tc>
           <w:tcPr>
+            <w:tcW w:w="2120" w:type="dxa"/>
             <w:shd w:val="clear" w:color="auto" w:fill="D9E2F3"/>
           </w:tcPr>
           <w:p>
@@ -13607,6 +14922,7 @@
         </w:tc>
         <w:tc>
           <w:tcPr>
+            <w:tcW w:w="1376" w:type="dxa"/>
             <w:shd w:val="clear" w:color="auto" w:fill="D9E2F3"/>
           </w:tcPr>
           <w:p>
@@ -13625,6 +14941,7 @@
         </w:tc>
         <w:tc>
           <w:tcPr>
+            <w:tcW w:w="1108" w:type="dxa"/>
             <w:shd w:val="clear" w:color="auto" w:fill="D9E2F3"/>
           </w:tcPr>
           <w:p>
@@ -13644,7 +14961,9 @@
       </w:tr>
       <w:tr>
         <w:tc>
-          <w:tcPr/>
+          <w:tcPr>
+            <w:tcW w:w="935" w:type="dxa"/>
+          </w:tcPr>
           <w:p>
             <w:pPr>
               <w:pStyle w:val="Compact"/>
@@ -13659,7 +14978,9 @@
           </w:p>
         </w:tc>
         <w:tc>
-          <w:tcPr/>
+          <w:tcPr>
+            <w:tcW w:w="2374" w:type="dxa"/>
+          </w:tcPr>
           <w:p>
             <w:pPr>
               <w:pStyle w:val="Compact"/>
@@ -13674,7 +14995,9 @@
           </w:p>
         </w:tc>
         <w:tc>
-          <w:tcPr/>
+          <w:tcPr>
+            <w:tcW w:w="2120" w:type="dxa"/>
+          </w:tcPr>
           <w:p>
             <w:pPr>
               <w:pStyle w:val="Compact"/>
@@ -13689,7 +15012,9 @@
           </w:p>
         </w:tc>
         <w:tc>
-          <w:tcPr/>
+          <w:tcPr>
+            <w:tcW w:w="1376" w:type="dxa"/>
+          </w:tcPr>
           <w:p>
             <w:pPr>
               <w:pStyle w:val="Compact"/>
@@ -13704,7 +15029,9 @@
           </w:p>
         </w:tc>
         <w:tc>
-          <w:tcPr/>
+          <w:tcPr>
+            <w:tcW w:w="1108" w:type="dxa"/>
+          </w:tcPr>
           <w:p>
             <w:pPr>
               <w:pStyle w:val="Compact"/>
@@ -13721,7 +15048,9 @@
       </w:tr>
       <w:tr>
         <w:tc>
-          <w:tcPr/>
+          <w:tcPr>
+            <w:tcW w:w="935" w:type="dxa"/>
+          </w:tcPr>
           <w:p>
             <w:pPr>
               <w:pStyle w:val="Compact"/>
@@ -13736,7 +15065,9 @@
           </w:p>
         </w:tc>
         <w:tc>
-          <w:tcPr/>
+          <w:tcPr>
+            <w:tcW w:w="2374" w:type="dxa"/>
+          </w:tcPr>
           <w:p>
             <w:pPr>
               <w:pStyle w:val="Compact"/>
@@ -13751,7 +15082,9 @@
           </w:p>
         </w:tc>
         <w:tc>
-          <w:tcPr/>
+          <w:tcPr>
+            <w:tcW w:w="2120" w:type="dxa"/>
+          </w:tcPr>
           <w:p>
             <w:pPr>
               <w:pStyle w:val="Compact"/>
@@ -13766,7 +15099,9 @@
           </w:p>
         </w:tc>
         <w:tc>
-          <w:tcPr/>
+          <w:tcPr>
+            <w:tcW w:w="1376" w:type="dxa"/>
+          </w:tcPr>
           <w:p>
             <w:pPr>
               <w:pStyle w:val="Compact"/>
@@ -13781,7 +15116,9 @@
           </w:p>
         </w:tc>
         <w:tc>
-          <w:tcPr/>
+          <w:tcPr>
+            <w:tcW w:w="1108" w:type="dxa"/>
+          </w:tcPr>
           <w:p>
             <w:pPr>
               <w:pStyle w:val="Compact"/>
@@ -13798,7 +15135,9 @@
       </w:tr>
       <w:tr>
         <w:tc>
-          <w:tcPr/>
+          <w:tcPr>
+            <w:tcW w:w="935" w:type="dxa"/>
+          </w:tcPr>
           <w:p>
             <w:pPr>
               <w:pStyle w:val="Compact"/>
@@ -13813,7 +15152,9 @@
           </w:p>
         </w:tc>
         <w:tc>
-          <w:tcPr/>
+          <w:tcPr>
+            <w:tcW w:w="2374" w:type="dxa"/>
+          </w:tcPr>
           <w:p>
             <w:pPr>
               <w:pStyle w:val="Compact"/>
@@ -13828,7 +15169,9 @@
           </w:p>
         </w:tc>
         <w:tc>
-          <w:tcPr/>
+          <w:tcPr>
+            <w:tcW w:w="2120" w:type="dxa"/>
+          </w:tcPr>
           <w:p>
             <w:pPr>
               <w:pStyle w:val="Compact"/>
@@ -13843,7 +15186,9 @@
           </w:p>
         </w:tc>
         <w:tc>
-          <w:tcPr/>
+          <w:tcPr>
+            <w:tcW w:w="1376" w:type="dxa"/>
+          </w:tcPr>
           <w:p>
             <w:pPr>
               <w:pStyle w:val="Compact"/>
@@ -13858,7 +15203,9 @@
           </w:p>
         </w:tc>
         <w:tc>
-          <w:tcPr/>
+          <w:tcPr>
+            <w:tcW w:w="1108" w:type="dxa"/>
+          </w:tcPr>
           <w:p>
             <w:pPr>
               <w:pStyle w:val="Compact"/>
@@ -13875,7 +15222,9 @@
       </w:tr>
       <w:tr>
         <w:tc>
-          <w:tcPr/>
+          <w:tcPr>
+            <w:tcW w:w="935" w:type="dxa"/>
+          </w:tcPr>
           <w:p>
             <w:pPr>
               <w:pStyle w:val="Compact"/>
@@ -13890,7 +15239,9 @@
           </w:p>
         </w:tc>
         <w:tc>
-          <w:tcPr/>
+          <w:tcPr>
+            <w:tcW w:w="2374" w:type="dxa"/>
+          </w:tcPr>
           <w:p>
             <w:pPr>
               <w:pStyle w:val="Compact"/>
@@ -13905,7 +15256,9 @@
           </w:p>
         </w:tc>
         <w:tc>
-          <w:tcPr/>
+          <w:tcPr>
+            <w:tcW w:w="2120" w:type="dxa"/>
+          </w:tcPr>
           <w:p>
             <w:pPr>
               <w:pStyle w:val="Compact"/>
@@ -13920,7 +15273,9 @@
           </w:p>
         </w:tc>
         <w:tc>
-          <w:tcPr/>
+          <w:tcPr>
+            <w:tcW w:w="1376" w:type="dxa"/>
+          </w:tcPr>
           <w:p>
             <w:pPr>
               <w:pStyle w:val="Compact"/>
@@ -13935,7 +15290,9 @@
           </w:p>
         </w:tc>
         <w:tc>
-          <w:tcPr/>
+          <w:tcPr>
+            <w:tcW w:w="1108" w:type="dxa"/>
+          </w:tcPr>
           <w:p>
             <w:pPr>
               <w:pStyle w:val="Compact"/>
@@ -13952,7 +15309,9 @@
       </w:tr>
       <w:tr>
         <w:tc>
-          <w:tcPr/>
+          <w:tcPr>
+            <w:tcW w:w="935" w:type="dxa"/>
+          </w:tcPr>
           <w:p>
             <w:pPr>
               <w:pStyle w:val="Compact"/>
@@ -13967,7 +15326,9 @@
           </w:p>
         </w:tc>
         <w:tc>
-          <w:tcPr/>
+          <w:tcPr>
+            <w:tcW w:w="2374" w:type="dxa"/>
+          </w:tcPr>
           <w:p>
             <w:pPr>
               <w:pStyle w:val="Compact"/>
@@ -13982,7 +15343,9 @@
           </w:p>
         </w:tc>
         <w:tc>
-          <w:tcPr/>
+          <w:tcPr>
+            <w:tcW w:w="2120" w:type="dxa"/>
+          </w:tcPr>
           <w:p>
             <w:pPr>
               <w:pStyle w:val="Compact"/>
@@ -13997,7 +15360,9 @@
           </w:p>
         </w:tc>
         <w:tc>
-          <w:tcPr/>
+          <w:tcPr>
+            <w:tcW w:w="1376" w:type="dxa"/>
+          </w:tcPr>
           <w:p>
             <w:pPr>
               <w:pStyle w:val="Compact"/>
@@ -14012,7 +15377,9 @@
           </w:p>
         </w:tc>
         <w:tc>
-          <w:tcPr/>
+          <w:tcPr>
+            <w:tcW w:w="1108" w:type="dxa"/>
+          </w:tcPr>
           <w:p>
             <w:pPr>
               <w:pStyle w:val="Compact"/>
@@ -14029,7 +15396,9 @@
       </w:tr>
       <w:tr>
         <w:tc>
-          <w:tcPr/>
+          <w:tcPr>
+            <w:tcW w:w="935" w:type="dxa"/>
+          </w:tcPr>
           <w:p>
             <w:pPr>
               <w:pStyle w:val="Compact"/>
@@ -14044,7 +15413,9 @@
           </w:p>
         </w:tc>
         <w:tc>
-          <w:tcPr/>
+          <w:tcPr>
+            <w:tcW w:w="2374" w:type="dxa"/>
+          </w:tcPr>
           <w:p>
             <w:pPr>
               <w:pStyle w:val="Compact"/>
@@ -14059,7 +15430,9 @@
           </w:p>
         </w:tc>
         <w:tc>
-          <w:tcPr/>
+          <w:tcPr>
+            <w:tcW w:w="2120" w:type="dxa"/>
+          </w:tcPr>
           <w:p>
             <w:pPr>
               <w:pStyle w:val="Compact"/>
@@ -14074,7 +15447,9 @@
           </w:p>
         </w:tc>
         <w:tc>
-          <w:tcPr/>
+          <w:tcPr>
+            <w:tcW w:w="1376" w:type="dxa"/>
+          </w:tcPr>
           <w:p>
             <w:pPr>
               <w:pStyle w:val="Compact"/>
@@ -14089,7 +15464,9 @@
           </w:p>
         </w:tc>
         <w:tc>
-          <w:tcPr/>
+          <w:tcPr>
+            <w:tcW w:w="1108" w:type="dxa"/>
+          </w:tcPr>
           <w:p>
             <w:pPr>
               <w:pStyle w:val="Compact"/>
@@ -14106,7 +15483,9 @@
       </w:tr>
       <w:tr>
         <w:tc>
-          <w:tcPr/>
+          <w:tcPr>
+            <w:tcW w:w="935" w:type="dxa"/>
+          </w:tcPr>
           <w:p>
             <w:pPr>
               <w:pStyle w:val="Compact"/>
@@ -14121,7 +15500,9 @@
           </w:p>
         </w:tc>
         <w:tc>
-          <w:tcPr/>
+          <w:tcPr>
+            <w:tcW w:w="2374" w:type="dxa"/>
+          </w:tcPr>
           <w:p>
             <w:pPr>
               <w:pStyle w:val="Compact"/>
@@ -14136,7 +15517,9 @@
           </w:p>
         </w:tc>
         <w:tc>
-          <w:tcPr/>
+          <w:tcPr>
+            <w:tcW w:w="2120" w:type="dxa"/>
+          </w:tcPr>
           <w:p>
             <w:pPr>
               <w:pStyle w:val="Compact"/>
@@ -14151,7 +15534,9 @@
           </w:p>
         </w:tc>
         <w:tc>
-          <w:tcPr/>
+          <w:tcPr>
+            <w:tcW w:w="1376" w:type="dxa"/>
+          </w:tcPr>
           <w:p>
             <w:pPr>
               <w:pStyle w:val="Compact"/>
@@ -14166,7 +15551,9 @@
           </w:p>
         </w:tc>
         <w:tc>
-          <w:tcPr/>
+          <w:tcPr>
+            <w:tcW w:w="1108" w:type="dxa"/>
+          </w:tcPr>
           <w:p>
             <w:pPr>
               <w:pStyle w:val="Compact"/>
@@ -14183,7 +15570,9 @@
       </w:tr>
       <w:tr>
         <w:tc>
-          <w:tcPr/>
+          <w:tcPr>
+            <w:tcW w:w="935" w:type="dxa"/>
+          </w:tcPr>
           <w:p>
             <w:pPr>
               <w:pStyle w:val="Compact"/>
@@ -14198,7 +15587,9 @@
           </w:p>
         </w:tc>
         <w:tc>
-          <w:tcPr/>
+          <w:tcPr>
+            <w:tcW w:w="2374" w:type="dxa"/>
+          </w:tcPr>
           <w:p>
             <w:pPr>
               <w:pStyle w:val="Compact"/>
@@ -14213,7 +15604,9 @@
           </w:p>
         </w:tc>
         <w:tc>
-          <w:tcPr/>
+          <w:tcPr>
+            <w:tcW w:w="2120" w:type="dxa"/>
+          </w:tcPr>
           <w:p>
             <w:pPr>
               <w:pStyle w:val="Compact"/>
@@ -14228,7 +15621,9 @@
           </w:p>
         </w:tc>
         <w:tc>
-          <w:tcPr/>
+          <w:tcPr>
+            <w:tcW w:w="1376" w:type="dxa"/>
+          </w:tcPr>
           <w:p>
             <w:pPr>
               <w:pStyle w:val="Compact"/>
@@ -14243,7 +15638,9 @@
           </w:p>
         </w:tc>
         <w:tc>
-          <w:tcPr/>
+          <w:tcPr>
+            <w:tcW w:w="1108" w:type="dxa"/>
+          </w:tcPr>
           <w:p>
             <w:pPr>
               <w:pStyle w:val="Compact"/>
@@ -14260,7 +15657,9 @@
       </w:tr>
       <w:tr>
         <w:tc>
-          <w:tcPr/>
+          <w:tcPr>
+            <w:tcW w:w="935" w:type="dxa"/>
+          </w:tcPr>
           <w:p>
             <w:pPr>
               <w:pStyle w:val="Compact"/>
@@ -14275,7 +15674,9 @@
           </w:p>
         </w:tc>
         <w:tc>
-          <w:tcPr/>
+          <w:tcPr>
+            <w:tcW w:w="2374" w:type="dxa"/>
+          </w:tcPr>
           <w:p>
             <w:pPr>
               <w:pStyle w:val="Compact"/>
@@ -14290,7 +15691,9 @@
           </w:p>
         </w:tc>
         <w:tc>
-          <w:tcPr/>
+          <w:tcPr>
+            <w:tcW w:w="2120" w:type="dxa"/>
+          </w:tcPr>
           <w:p>
             <w:pPr>
               <w:pStyle w:val="Compact"/>
@@ -14305,7 +15708,9 @@
           </w:p>
         </w:tc>
         <w:tc>
-          <w:tcPr/>
+          <w:tcPr>
+            <w:tcW w:w="1376" w:type="dxa"/>
+          </w:tcPr>
           <w:p>
             <w:pPr>
               <w:pStyle w:val="Compact"/>
@@ -14320,7 +15725,9 @@
           </w:p>
         </w:tc>
         <w:tc>
-          <w:tcPr/>
+          <w:tcPr>
+            <w:tcW w:w="1108" w:type="dxa"/>
+          </w:tcPr>
           <w:p>
             <w:pPr>
               <w:pStyle w:val="Compact"/>
@@ -14337,7 +15744,9 @@
       </w:tr>
       <w:tr>
         <w:tc>
-          <w:tcPr/>
+          <w:tcPr>
+            <w:tcW w:w="935" w:type="dxa"/>
+          </w:tcPr>
           <w:p>
             <w:pPr>
               <w:pStyle w:val="Compact"/>
@@ -14352,7 +15761,9 @@
           </w:p>
         </w:tc>
         <w:tc>
-          <w:tcPr/>
+          <w:tcPr>
+            <w:tcW w:w="2374" w:type="dxa"/>
+          </w:tcPr>
           <w:p>
             <w:pPr>
               <w:pStyle w:val="Compact"/>
@@ -14367,7 +15778,9 @@
           </w:p>
         </w:tc>
         <w:tc>
-          <w:tcPr/>
+          <w:tcPr>
+            <w:tcW w:w="2120" w:type="dxa"/>
+          </w:tcPr>
           <w:p>
             <w:pPr>
               <w:pStyle w:val="Compact"/>
@@ -14382,7 +15795,9 @@
           </w:p>
         </w:tc>
         <w:tc>
-          <w:tcPr/>
+          <w:tcPr>
+            <w:tcW w:w="1376" w:type="dxa"/>
+          </w:tcPr>
           <w:p>
             <w:pPr>
               <w:pStyle w:val="Compact"/>
@@ -14397,7 +15812,9 @@
           </w:p>
         </w:tc>
         <w:tc>
-          <w:tcPr/>
+          <w:tcPr>
+            <w:tcW w:w="1108" w:type="dxa"/>
+          </w:tcPr>
           <w:p>
             <w:pPr>
               <w:pStyle w:val="Compact"/>
@@ -14414,7 +15831,9 @@
       </w:tr>
       <w:tr>
         <w:tc>
-          <w:tcPr/>
+          <w:tcPr>
+            <w:tcW w:w="935" w:type="dxa"/>
+          </w:tcPr>
           <w:p>
             <w:pPr>
               <w:pStyle w:val="Compact"/>
@@ -14429,7 +15848,9 @@
           </w:p>
         </w:tc>
         <w:tc>
-          <w:tcPr/>
+          <w:tcPr>
+            <w:tcW w:w="2374" w:type="dxa"/>
+          </w:tcPr>
           <w:p>
             <w:pPr>
               <w:pStyle w:val="Compact"/>
@@ -14444,7 +15865,9 @@
           </w:p>
         </w:tc>
         <w:tc>
-          <w:tcPr/>
+          <w:tcPr>
+            <w:tcW w:w="2120" w:type="dxa"/>
+          </w:tcPr>
           <w:p>
             <w:pPr>
               <w:pStyle w:val="Compact"/>
@@ -14459,7 +15882,9 @@
           </w:p>
         </w:tc>
         <w:tc>
-          <w:tcPr/>
+          <w:tcPr>
+            <w:tcW w:w="1376" w:type="dxa"/>
+          </w:tcPr>
           <w:p>
             <w:pPr>
               <w:pStyle w:val="Compact"/>
@@ -14474,7 +15899,9 @@
           </w:p>
         </w:tc>
         <w:tc>
-          <w:tcPr/>
+          <w:tcPr>
+            <w:tcW w:w="1108" w:type="dxa"/>
+          </w:tcPr>
           <w:p>
             <w:pPr>
               <w:pStyle w:val="Compact"/>
@@ -14491,7 +15918,9 @@
       </w:tr>
       <w:tr>
         <w:tc>
-          <w:tcPr/>
+          <w:tcPr>
+            <w:tcW w:w="935" w:type="dxa"/>
+          </w:tcPr>
           <w:p>
             <w:pPr>
               <w:pStyle w:val="Compact"/>
@@ -14506,7 +15935,9 @@
           </w:p>
         </w:tc>
         <w:tc>
-          <w:tcPr/>
+          <w:tcPr>
+            <w:tcW w:w="2374" w:type="dxa"/>
+          </w:tcPr>
           <w:p>
             <w:pPr>
               <w:pStyle w:val="Compact"/>
@@ -14521,7 +15952,9 @@
           </w:p>
         </w:tc>
         <w:tc>
-          <w:tcPr/>
+          <w:tcPr>
+            <w:tcW w:w="2120" w:type="dxa"/>
+          </w:tcPr>
           <w:p>
             <w:pPr>
               <w:pStyle w:val="Compact"/>
@@ -14536,7 +15969,9 @@
           </w:p>
         </w:tc>
         <w:tc>
-          <w:tcPr/>
+          <w:tcPr>
+            <w:tcW w:w="1376" w:type="dxa"/>
+          </w:tcPr>
           <w:p>
             <w:pPr>
               <w:pStyle w:val="Compact"/>
@@ -14551,7 +15986,9 @@
           </w:p>
         </w:tc>
         <w:tc>
-          <w:tcPr/>
+          <w:tcPr>
+            <w:tcW w:w="1108" w:type="dxa"/>
+          </w:tcPr>
           <w:p>
             <w:pPr>
               <w:pStyle w:val="Compact"/>
@@ -14568,7 +16005,9 @@
       </w:tr>
       <w:tr>
         <w:tc>
-          <w:tcPr/>
+          <w:tcPr>
+            <w:tcW w:w="935" w:type="dxa"/>
+          </w:tcPr>
           <w:p>
             <w:pPr>
               <w:pStyle w:val="Compact"/>
@@ -14583,7 +16022,9 @@
           </w:p>
         </w:tc>
         <w:tc>
-          <w:tcPr/>
+          <w:tcPr>
+            <w:tcW w:w="2374" w:type="dxa"/>
+          </w:tcPr>
           <w:p>
             <w:pPr>
               <w:pStyle w:val="Compact"/>
@@ -14598,7 +16039,9 @@
           </w:p>
         </w:tc>
         <w:tc>
-          <w:tcPr/>
+          <w:tcPr>
+            <w:tcW w:w="2120" w:type="dxa"/>
+          </w:tcPr>
           <w:p>
             <w:pPr>
               <w:pStyle w:val="Compact"/>
@@ -14613,7 +16056,9 @@
           </w:p>
         </w:tc>
         <w:tc>
-          <w:tcPr/>
+          <w:tcPr>
+            <w:tcW w:w="1376" w:type="dxa"/>
+          </w:tcPr>
           <w:p>
             <w:pPr>
               <w:pStyle w:val="Compact"/>
@@ -14628,7 +16073,9 @@
           </w:p>
         </w:tc>
         <w:tc>
-          <w:tcPr/>
+          <w:tcPr>
+            <w:tcW w:w="1108" w:type="dxa"/>
+          </w:tcPr>
           <w:p>
             <w:pPr>
               <w:pStyle w:val="Compact"/>
@@ -14645,7 +16092,9 @@
       </w:tr>
       <w:tr>
         <w:tc>
-          <w:tcPr/>
+          <w:tcPr>
+            <w:tcW w:w="935" w:type="dxa"/>
+          </w:tcPr>
           <w:p>
             <w:pPr>
               <w:pStyle w:val="Compact"/>
@@ -14660,7 +16109,9 @@
           </w:p>
         </w:tc>
         <w:tc>
-          <w:tcPr/>
+          <w:tcPr>
+            <w:tcW w:w="2374" w:type="dxa"/>
+          </w:tcPr>
           <w:p>
             <w:pPr>
               <w:pStyle w:val="Compact"/>
@@ -14675,7 +16126,9 @@
           </w:p>
         </w:tc>
         <w:tc>
-          <w:tcPr/>
+          <w:tcPr>
+            <w:tcW w:w="2120" w:type="dxa"/>
+          </w:tcPr>
           <w:p>
             <w:pPr>
               <w:pStyle w:val="Compact"/>
@@ -14690,7 +16143,9 @@
           </w:p>
         </w:tc>
         <w:tc>
-          <w:tcPr/>
+          <w:tcPr>
+            <w:tcW w:w="1376" w:type="dxa"/>
+          </w:tcPr>
           <w:p>
             <w:pPr>
               <w:pStyle w:val="Compact"/>
@@ -14705,7 +16160,9 @@
           </w:p>
         </w:tc>
         <w:tc>
-          <w:tcPr/>
+          <w:tcPr>
+            <w:tcW w:w="1108" w:type="dxa"/>
+          </w:tcPr>
           <w:p>
             <w:pPr>
               <w:pStyle w:val="Compact"/>
@@ -14722,7 +16179,9 @@
       </w:tr>
       <w:tr>
         <w:tc>
-          <w:tcPr/>
+          <w:tcPr>
+            <w:tcW w:w="935" w:type="dxa"/>
+          </w:tcPr>
           <w:p>
             <w:pPr>
               <w:pStyle w:val="Compact"/>
@@ -14737,7 +16196,9 @@
           </w:p>
         </w:tc>
         <w:tc>
-          <w:tcPr/>
+          <w:tcPr>
+            <w:tcW w:w="2374" w:type="dxa"/>
+          </w:tcPr>
           <w:p>
             <w:pPr>
               <w:pStyle w:val="Compact"/>
@@ -14752,7 +16213,9 @@
           </w:p>
         </w:tc>
         <w:tc>
-          <w:tcPr/>
+          <w:tcPr>
+            <w:tcW w:w="2120" w:type="dxa"/>
+          </w:tcPr>
           <w:p>
             <w:pPr>
               <w:pStyle w:val="Compact"/>
@@ -14767,7 +16230,9 @@
           </w:p>
         </w:tc>
         <w:tc>
-          <w:tcPr/>
+          <w:tcPr>
+            <w:tcW w:w="1376" w:type="dxa"/>
+          </w:tcPr>
           <w:p>
             <w:pPr>
               <w:pStyle w:val="Compact"/>
@@ -14782,7 +16247,9 @@
           </w:p>
         </w:tc>
         <w:tc>
-          <w:tcPr/>
+          <w:tcPr>
+            <w:tcW w:w="1108" w:type="dxa"/>
+          </w:tcPr>
           <w:p>
             <w:pPr>
               <w:pStyle w:val="Compact"/>
@@ -14824,8 +16291,8 @@
         </w:tblBorders>
       </w:tblPr>
       <w:tblGrid>
-        <w:gridCol w:w="3960"/>
-        <w:gridCol w:w="3960"/>
+        <w:gridCol w:w="2437"/>
+        <w:gridCol w:w="5480"/>
       </w:tblGrid>
       <w:tr>
         <w:trPr>
@@ -14833,6 +16300,7 @@
         </w:trPr>
         <w:tc>
           <w:tcPr>
+            <w:tcW w:w="2437" w:type="dxa"/>
             <w:shd w:val="clear" w:color="auto" w:fill="D9E2F3"/>
           </w:tcPr>
           <w:p>
@@ -14851,6 +16319,7 @@
         </w:tc>
         <w:tc>
           <w:tcPr>
+            <w:tcW w:w="5480" w:type="dxa"/>
             <w:shd w:val="clear" w:color="auto" w:fill="D9E2F3"/>
           </w:tcPr>
           <w:p>
@@ -14870,7 +16339,9 @@
       </w:tr>
       <w:tr>
         <w:tc>
-          <w:tcPr/>
+          <w:tcPr>
+            <w:tcW w:w="2437" w:type="dxa"/>
+          </w:tcPr>
           <w:p>
             <w:pPr>
               <w:pStyle w:val="Compact"/>
@@ -14885,7 +16356,9 @@
           </w:p>
         </w:tc>
         <w:tc>
-          <w:tcPr/>
+          <w:tcPr>
+            <w:tcW w:w="5480" w:type="dxa"/>
+          </w:tcPr>
           <w:p>
             <w:pPr>
               <w:pStyle w:val="Compact"/>
@@ -14902,7 +16375,9 @@
       </w:tr>
       <w:tr>
         <w:tc>
-          <w:tcPr/>
+          <w:tcPr>
+            <w:tcW w:w="2437" w:type="dxa"/>
+          </w:tcPr>
           <w:p>
             <w:pPr>
               <w:pStyle w:val="Compact"/>
@@ -14917,7 +16392,9 @@
           </w:p>
         </w:tc>
         <w:tc>
-          <w:tcPr/>
+          <w:tcPr>
+            <w:tcW w:w="5480" w:type="dxa"/>
+          </w:tcPr>
           <w:p>
             <w:pPr>
               <w:pStyle w:val="Compact"/>
@@ -14934,7 +16411,9 @@
       </w:tr>
       <w:tr>
         <w:tc>
-          <w:tcPr/>
+          <w:tcPr>
+            <w:tcW w:w="2437" w:type="dxa"/>
+          </w:tcPr>
           <w:p>
             <w:pPr>
               <w:pStyle w:val="Compact"/>
@@ -14949,7 +16428,9 @@
           </w:p>
         </w:tc>
         <w:tc>
-          <w:tcPr/>
+          <w:tcPr>
+            <w:tcW w:w="5480" w:type="dxa"/>
+          </w:tcPr>
           <w:p>
             <w:pPr>
               <w:pStyle w:val="Compact"/>
@@ -14966,7 +16447,9 @@
       </w:tr>
       <w:tr>
         <w:tc>
-          <w:tcPr/>
+          <w:tcPr>
+            <w:tcW w:w="2437" w:type="dxa"/>
+          </w:tcPr>
           <w:p>
             <w:pPr>
               <w:pStyle w:val="Compact"/>
@@ -14981,7 +16464,9 @@
           </w:p>
         </w:tc>
         <w:tc>
-          <w:tcPr/>
+          <w:tcPr>
+            <w:tcW w:w="5480" w:type="dxa"/>
+          </w:tcPr>
           <w:p>
             <w:pPr>
               <w:pStyle w:val="Compact"/>
@@ -14998,7 +16483,9 @@
       </w:tr>
       <w:tr>
         <w:tc>
-          <w:tcPr/>
+          <w:tcPr>
+            <w:tcW w:w="2437" w:type="dxa"/>
+          </w:tcPr>
           <w:p>
             <w:pPr>
               <w:pStyle w:val="Compact"/>
@@ -15013,7 +16500,9 @@
           </w:p>
         </w:tc>
         <w:tc>
-          <w:tcPr/>
+          <w:tcPr>
+            <w:tcW w:w="5480" w:type="dxa"/>
+          </w:tcPr>
           <w:p>
             <w:pPr>
               <w:pStyle w:val="Compact"/>
@@ -15030,7 +16519,9 @@
       </w:tr>
       <w:tr>
         <w:tc>
-          <w:tcPr/>
+          <w:tcPr>
+            <w:tcW w:w="2437" w:type="dxa"/>
+          </w:tcPr>
           <w:p>
             <w:pPr>
               <w:pStyle w:val="Compact"/>
@@ -15045,7 +16536,9 @@
           </w:p>
         </w:tc>
         <w:tc>
-          <w:tcPr/>
+          <w:tcPr>
+            <w:tcW w:w="5480" w:type="dxa"/>
+          </w:tcPr>
           <w:p>
             <w:pPr>
               <w:pStyle w:val="Compact"/>
@@ -15062,7 +16555,9 @@
       </w:tr>
       <w:tr>
         <w:tc>
-          <w:tcPr/>
+          <w:tcPr>
+            <w:tcW w:w="2437" w:type="dxa"/>
+          </w:tcPr>
           <w:p>
             <w:pPr>
               <w:pStyle w:val="Compact"/>
@@ -15077,7 +16572,9 @@
           </w:p>
         </w:tc>
         <w:tc>
-          <w:tcPr/>
+          <w:tcPr>
+            <w:tcW w:w="5480" w:type="dxa"/>
+          </w:tcPr>
           <w:p>
             <w:pPr>
               <w:pStyle w:val="Compact"/>
@@ -15094,7 +16591,9 @@
       </w:tr>
       <w:tr>
         <w:tc>
-          <w:tcPr/>
+          <w:tcPr>
+            <w:tcW w:w="2437" w:type="dxa"/>
+          </w:tcPr>
           <w:p>
             <w:pPr>
               <w:pStyle w:val="Compact"/>
@@ -15109,7 +16608,9 @@
           </w:p>
         </w:tc>
         <w:tc>
-          <w:tcPr/>
+          <w:tcPr>
+            <w:tcW w:w="5480" w:type="dxa"/>
+          </w:tcPr>
           <w:p>
             <w:pPr>
               <w:pStyle w:val="Compact"/>
@@ -15126,7 +16627,9 @@
       </w:tr>
       <w:tr>
         <w:tc>
-          <w:tcPr/>
+          <w:tcPr>
+            <w:tcW w:w="2437" w:type="dxa"/>
+          </w:tcPr>
           <w:p>
             <w:pPr>
               <w:pStyle w:val="Compact"/>
@@ -15141,7 +16644,9 @@
           </w:p>
         </w:tc>
         <w:tc>
-          <w:tcPr/>
+          <w:tcPr>
+            <w:tcW w:w="5480" w:type="dxa"/>
+          </w:tcPr>
           <w:p>
             <w:pPr>
               <w:pStyle w:val="Compact"/>

--- a/Fase 2/Evidencias del Proyecto/SICMA_REQ_v1.0.docx
+++ b/Fase 2/Evidencias del Proyecto/SICMA_REQ_v1.0.docx
@@ -799,7 +799,7 @@
         <w:tab/>
       </w:r>
       <w:r>
-        <w:t>14</w:t>
+        <w:t>16</w:t>
       </w:r>
       <w:r>
         <w:fldChar w:fldCharType="end"/>
@@ -845,8 +845,8 @@
         </w:tblBorders>
       </w:tblPr>
       <w:tblGrid>
-        <w:gridCol w:w="4046"/>
-        <w:gridCol w:w="3871"/>
+        <w:gridCol w:w="4045"/>
+        <w:gridCol w:w="3870"/>
       </w:tblGrid>
       <w:tr>
         <w:trPr>
@@ -854,7 +854,7 @@
         </w:trPr>
         <w:tc>
           <w:tcPr>
-            <w:tcW w:w="4046" w:type="dxa"/>
+            <w:tcW w:w="4045" w:type="dxa"/>
             <w:shd w:val="clear" w:color="auto" w:fill="D9E2F3"/>
           </w:tcPr>
           <w:p>
@@ -873,7 +873,7 @@
         </w:tc>
         <w:tc>
           <w:tcPr>
-            <w:tcW w:w="3871" w:type="dxa"/>
+            <w:tcW w:w="3870" w:type="dxa"/>
             <w:shd w:val="clear" w:color="auto" w:fill="D9E2F3"/>
           </w:tcPr>
           <w:p>
@@ -894,7 +894,7 @@
       <w:tr>
         <w:tc>
           <w:tcPr>
-            <w:tcW w:w="4046" w:type="dxa"/>
+            <w:tcW w:w="4045" w:type="dxa"/>
           </w:tcPr>
           <w:p>
             <w:pPr>
@@ -911,7 +911,7 @@
         </w:tc>
         <w:tc>
           <w:tcPr>
-            <w:tcW w:w="3871" w:type="dxa"/>
+            <w:tcW w:w="3870" w:type="dxa"/>
           </w:tcPr>
           <w:p>
             <w:pPr>
@@ -930,7 +930,7 @@
       <w:tr>
         <w:tc>
           <w:tcPr>
-            <w:tcW w:w="4046" w:type="dxa"/>
+            <w:tcW w:w="4045" w:type="dxa"/>
           </w:tcPr>
           <w:p>
             <w:pPr>
@@ -947,7 +947,7 @@
         </w:tc>
         <w:tc>
           <w:tcPr>
-            <w:tcW w:w="3871" w:type="dxa"/>
+            <w:tcW w:w="3870" w:type="dxa"/>
           </w:tcPr>
           <w:p>
             <w:pPr>
@@ -966,7 +966,7 @@
       <w:tr>
         <w:tc>
           <w:tcPr>
-            <w:tcW w:w="4046" w:type="dxa"/>
+            <w:tcW w:w="4045" w:type="dxa"/>
           </w:tcPr>
           <w:p>
             <w:pPr>
@@ -983,7 +983,7 @@
         </w:tc>
         <w:tc>
           <w:tcPr>
-            <w:tcW w:w="3871" w:type="dxa"/>
+            <w:tcW w:w="3870" w:type="dxa"/>
           </w:tcPr>
           <w:p>
             <w:pPr>
@@ -1002,7 +1002,7 @@
       <w:tr>
         <w:tc>
           <w:tcPr>
-            <w:tcW w:w="4046" w:type="dxa"/>
+            <w:tcW w:w="4045" w:type="dxa"/>
           </w:tcPr>
           <w:p>
             <w:pPr>
@@ -1019,7 +1019,7 @@
         </w:tc>
         <w:tc>
           <w:tcPr>
-            <w:tcW w:w="3871" w:type="dxa"/>
+            <w:tcW w:w="3870" w:type="dxa"/>
           </w:tcPr>
           <w:p>
             <w:pPr>
@@ -1484,7 +1484,7 @@
               <w:rPr>
                 <w:sz w:val="18"/>
               </w:rPr>
-              <w:t>Pasa de borrador a vigente. Se agrega la portada y se actualizan las referencias a las versiones vigentes de los demás documentos. Se agrega la tabla de contenido, la numeración de páginas y se completa la lista de referencias. Se quita la etiqueta Vigente de la portada. Se aplica el formato de entrega (márgenes de 3 cm, interlineado 1,5, sangría y texto justificado). Se redactan en tercera persona las historias de usuario. Se ajusta el ancho de las columnas de las tablas.</w:t>
+              <w:t>Pasa de borrador a vigente. Se agrega la portada y se actualizan las referencias a las versiones vigentes de los demás documentos. Se agrega la tabla de contenido, la numeración de páginas y se completa la lista de referencias. Se quita la etiqueta Vigente de la portada. Se aplica el formato de entrega (márgenes de 3 cm, interlineado 1,5, sangría y texto justificado). Se redactan en tercera persona las historias de usuario. Se ajusta el ancho de las columnas de las tablas. Las referencias pasan a una hoja aparte.</w:t>
             </w:r>
           </w:p>
         </w:tc>
@@ -1736,8 +1736,8 @@
       </w:tblPr>
       <w:tblGrid>
         <w:gridCol w:w="2291"/>
-        <w:gridCol w:w="3992"/>
-        <w:gridCol w:w="1632"/>
+        <w:gridCol w:w="3990"/>
+        <w:gridCol w:w="1631"/>
       </w:tblGrid>
       <w:tr>
         <w:trPr>
@@ -1764,7 +1764,7 @@
         </w:tc>
         <w:tc>
           <w:tcPr>
-            <w:tcW w:w="3992" w:type="dxa"/>
+            <w:tcW w:w="3990" w:type="dxa"/>
             <w:shd w:val="clear" w:color="auto" w:fill="D9E2F3"/>
           </w:tcPr>
           <w:p>
@@ -1783,7 +1783,7 @@
         </w:tc>
         <w:tc>
           <w:tcPr>
-            <w:tcW w:w="1632" w:type="dxa"/>
+            <w:tcW w:w="1631" w:type="dxa"/>
             <w:shd w:val="clear" w:color="auto" w:fill="D9E2F3"/>
           </w:tcPr>
           <w:p>
@@ -1821,7 +1821,7 @@
         </w:tc>
         <w:tc>
           <w:tcPr>
-            <w:tcW w:w="3992" w:type="dxa"/>
+            <w:tcW w:w="3990" w:type="dxa"/>
           </w:tcPr>
           <w:p>
             <w:pPr>
@@ -1838,7 +1838,7 @@
         </w:tc>
         <w:tc>
           <w:tcPr>
-            <w:tcW w:w="1632" w:type="dxa"/>
+            <w:tcW w:w="1631" w:type="dxa"/>
           </w:tcPr>
           <w:p>
             <w:pPr>
@@ -1874,7 +1874,7 @@
         </w:tc>
         <w:tc>
           <w:tcPr>
-            <w:tcW w:w="3992" w:type="dxa"/>
+            <w:tcW w:w="3990" w:type="dxa"/>
           </w:tcPr>
           <w:p>
             <w:pPr>
@@ -1891,7 +1891,7 @@
         </w:tc>
         <w:tc>
           <w:tcPr>
-            <w:tcW w:w="1632" w:type="dxa"/>
+            <w:tcW w:w="1631" w:type="dxa"/>
           </w:tcPr>
           <w:p>
             <w:pPr>
@@ -1927,7 +1927,7 @@
         </w:tc>
         <w:tc>
           <w:tcPr>
-            <w:tcW w:w="3992" w:type="dxa"/>
+            <w:tcW w:w="3990" w:type="dxa"/>
           </w:tcPr>
           <w:p>
             <w:pPr>
@@ -1944,7 +1944,7 @@
         </w:tc>
         <w:tc>
           <w:tcPr>
-            <w:tcW w:w="1632" w:type="dxa"/>
+            <w:tcW w:w="1631" w:type="dxa"/>
           </w:tcPr>
           <w:p>
             <w:pPr>
@@ -1980,7 +1980,7 @@
         </w:tc>
         <w:tc>
           <w:tcPr>
-            <w:tcW w:w="3992" w:type="dxa"/>
+            <w:tcW w:w="3990" w:type="dxa"/>
           </w:tcPr>
           <w:p>
             <w:pPr>
@@ -1997,7 +1997,7 @@
         </w:tc>
         <w:tc>
           <w:tcPr>
-            <w:tcW w:w="1632" w:type="dxa"/>
+            <w:tcW w:w="1631" w:type="dxa"/>
           </w:tcPr>
           <w:p>
             <w:pPr>
@@ -2033,7 +2033,7 @@
         </w:tc>
         <w:tc>
           <w:tcPr>
-            <w:tcW w:w="3992" w:type="dxa"/>
+            <w:tcW w:w="3990" w:type="dxa"/>
           </w:tcPr>
           <w:p>
             <w:pPr>
@@ -2050,7 +2050,7 @@
         </w:tc>
         <w:tc>
           <w:tcPr>
-            <w:tcW w:w="1632" w:type="dxa"/>
+            <w:tcW w:w="1631" w:type="dxa"/>
           </w:tcPr>
           <w:p>
             <w:pPr>
@@ -2086,7 +2086,7 @@
         </w:tc>
         <w:tc>
           <w:tcPr>
-            <w:tcW w:w="3992" w:type="dxa"/>
+            <w:tcW w:w="3990" w:type="dxa"/>
           </w:tcPr>
           <w:p>
             <w:pPr>
@@ -2103,7 +2103,7 @@
         </w:tc>
         <w:tc>
           <w:tcPr>
-            <w:tcW w:w="1632" w:type="dxa"/>
+            <w:tcW w:w="1631" w:type="dxa"/>
           </w:tcPr>
           <w:p>
             <w:pPr>
@@ -2139,7 +2139,7 @@
         </w:tc>
         <w:tc>
           <w:tcPr>
-            <w:tcW w:w="3992" w:type="dxa"/>
+            <w:tcW w:w="3990" w:type="dxa"/>
           </w:tcPr>
           <w:p>
             <w:pPr>
@@ -2156,7 +2156,7 @@
         </w:tc>
         <w:tc>
           <w:tcPr>
-            <w:tcW w:w="1632" w:type="dxa"/>
+            <w:tcW w:w="1631" w:type="dxa"/>
           </w:tcPr>
           <w:p>
             <w:pPr>
@@ -2192,7 +2192,7 @@
         </w:tc>
         <w:tc>
           <w:tcPr>
-            <w:tcW w:w="3992" w:type="dxa"/>
+            <w:tcW w:w="3990" w:type="dxa"/>
           </w:tcPr>
           <w:p>
             <w:pPr>
@@ -2209,7 +2209,7 @@
         </w:tc>
         <w:tc>
           <w:tcPr>
-            <w:tcW w:w="1632" w:type="dxa"/>
+            <w:tcW w:w="1631" w:type="dxa"/>
           </w:tcPr>
           <w:p>
             <w:pPr>
@@ -2245,7 +2245,7 @@
         </w:tc>
         <w:tc>
           <w:tcPr>
-            <w:tcW w:w="3992" w:type="dxa"/>
+            <w:tcW w:w="3990" w:type="dxa"/>
           </w:tcPr>
           <w:p>
             <w:pPr>
@@ -2262,7 +2262,7 @@
         </w:tc>
         <w:tc>
           <w:tcPr>
-            <w:tcW w:w="1632" w:type="dxa"/>
+            <w:tcW w:w="1631" w:type="dxa"/>
           </w:tcPr>
           <w:p>
             <w:pPr>
@@ -2307,7 +2307,7 @@
       <w:tblGrid>
         <w:gridCol w:w="2074"/>
         <w:gridCol w:w="2074"/>
-        <w:gridCol w:w="3767"/>
+        <w:gridCol w:w="3765"/>
       </w:tblGrid>
       <w:tr>
         <w:trPr>
@@ -2353,7 +2353,7 @@
         </w:tc>
         <w:tc>
           <w:tcPr>
-            <w:tcW w:w="3767" w:type="dxa"/>
+            <w:tcW w:w="3765" w:type="dxa"/>
             <w:shd w:val="clear" w:color="auto" w:fill="D9E2F3"/>
           </w:tcPr>
           <w:p>
@@ -2408,7 +2408,7 @@
         </w:tc>
         <w:tc>
           <w:tcPr>
-            <w:tcW w:w="3767" w:type="dxa"/>
+            <w:tcW w:w="3765" w:type="dxa"/>
           </w:tcPr>
           <w:p>
             <w:pPr>
@@ -2461,7 +2461,7 @@
         </w:tc>
         <w:tc>
           <w:tcPr>
-            <w:tcW w:w="3767" w:type="dxa"/>
+            <w:tcW w:w="3765" w:type="dxa"/>
           </w:tcPr>
           <w:p>
             <w:pPr>
@@ -2514,7 +2514,7 @@
         </w:tc>
         <w:tc>
           <w:tcPr>
-            <w:tcW w:w="3767" w:type="dxa"/>
+            <w:tcW w:w="3765" w:type="dxa"/>
           </w:tcPr>
           <w:p>
             <w:pPr>
@@ -2567,7 +2567,7 @@
         </w:tc>
         <w:tc>
           <w:tcPr>
-            <w:tcW w:w="3767" w:type="dxa"/>
+            <w:tcW w:w="3765" w:type="dxa"/>
           </w:tcPr>
           <w:p>
             <w:pPr>
@@ -2620,7 +2620,7 @@
         </w:tc>
         <w:tc>
           <w:tcPr>
-            <w:tcW w:w="3767" w:type="dxa"/>
+            <w:tcW w:w="3765" w:type="dxa"/>
           </w:tcPr>
           <w:p>
             <w:pPr>
@@ -2673,7 +2673,7 @@
         </w:tc>
         <w:tc>
           <w:tcPr>
-            <w:tcW w:w="3767" w:type="dxa"/>
+            <w:tcW w:w="3765" w:type="dxa"/>
           </w:tcPr>
           <w:p>
             <w:pPr>
@@ -2726,7 +2726,7 @@
         </w:tc>
         <w:tc>
           <w:tcPr>
-            <w:tcW w:w="3767" w:type="dxa"/>
+            <w:tcW w:w="3765" w:type="dxa"/>
           </w:tcPr>
           <w:p>
             <w:pPr>
@@ -2952,8 +2952,8 @@
         </w:tblBorders>
       </w:tblPr>
       <w:tblGrid>
-        <w:gridCol w:w="1901"/>
-        <w:gridCol w:w="4535"/>
+        <w:gridCol w:w="1900"/>
+        <w:gridCol w:w="4533"/>
         <w:gridCol w:w="1480"/>
       </w:tblGrid>
       <w:tr>
@@ -2962,7 +2962,7 @@
         </w:trPr>
         <w:tc>
           <w:tcPr>
-            <w:tcW w:w="1901" w:type="dxa"/>
+            <w:tcW w:w="1900" w:type="dxa"/>
             <w:shd w:val="clear" w:color="auto" w:fill="D9E2F3"/>
           </w:tcPr>
           <w:p>
@@ -2981,7 +2981,7 @@
         </w:tc>
         <w:tc>
           <w:tcPr>
-            <w:tcW w:w="4535" w:type="dxa"/>
+            <w:tcW w:w="4533" w:type="dxa"/>
             <w:shd w:val="clear" w:color="auto" w:fill="D9E2F3"/>
           </w:tcPr>
           <w:p>
@@ -3021,7 +3021,7 @@
       <w:tr>
         <w:tc>
           <w:tcPr>
-            <w:tcW w:w="1901" w:type="dxa"/>
+            <w:tcW w:w="1900" w:type="dxa"/>
           </w:tcPr>
           <w:p>
             <w:pPr>
@@ -3038,7 +3038,7 @@
         </w:tc>
         <w:tc>
           <w:tcPr>
-            <w:tcW w:w="4535" w:type="dxa"/>
+            <w:tcW w:w="4533" w:type="dxa"/>
           </w:tcPr>
           <w:p>
             <w:pPr>
@@ -3074,7 +3074,7 @@
       <w:tr>
         <w:tc>
           <w:tcPr>
-            <w:tcW w:w="1901" w:type="dxa"/>
+            <w:tcW w:w="1900" w:type="dxa"/>
           </w:tcPr>
           <w:p>
             <w:pPr>
@@ -3091,7 +3091,7 @@
         </w:tc>
         <w:tc>
           <w:tcPr>
-            <w:tcW w:w="4535" w:type="dxa"/>
+            <w:tcW w:w="4533" w:type="dxa"/>
           </w:tcPr>
           <w:p>
             <w:pPr>
@@ -3127,7 +3127,7 @@
       <w:tr>
         <w:tc>
           <w:tcPr>
-            <w:tcW w:w="1901" w:type="dxa"/>
+            <w:tcW w:w="1900" w:type="dxa"/>
           </w:tcPr>
           <w:p>
             <w:pPr>
@@ -3144,7 +3144,7 @@
         </w:tc>
         <w:tc>
           <w:tcPr>
-            <w:tcW w:w="4535" w:type="dxa"/>
+            <w:tcW w:w="4533" w:type="dxa"/>
           </w:tcPr>
           <w:p>
             <w:pPr>
@@ -3180,7 +3180,7 @@
       <w:tr>
         <w:tc>
           <w:tcPr>
-            <w:tcW w:w="1901" w:type="dxa"/>
+            <w:tcW w:w="1900" w:type="dxa"/>
           </w:tcPr>
           <w:p>
             <w:pPr>
@@ -3197,7 +3197,7 @@
         </w:tc>
         <w:tc>
           <w:tcPr>
-            <w:tcW w:w="4535" w:type="dxa"/>
+            <w:tcW w:w="4533" w:type="dxa"/>
           </w:tcPr>
           <w:p>
             <w:pPr>
@@ -3233,7 +3233,7 @@
       <w:tr>
         <w:tc>
           <w:tcPr>
-            <w:tcW w:w="1901" w:type="dxa"/>
+            <w:tcW w:w="1900" w:type="dxa"/>
           </w:tcPr>
           <w:p>
             <w:pPr>
@@ -3250,7 +3250,7 @@
         </w:tc>
         <w:tc>
           <w:tcPr>
-            <w:tcW w:w="4535" w:type="dxa"/>
+            <w:tcW w:w="4533" w:type="dxa"/>
           </w:tcPr>
           <w:p>
             <w:pPr>
@@ -3286,7 +3286,7 @@
       <w:tr>
         <w:tc>
           <w:tcPr>
-            <w:tcW w:w="1901" w:type="dxa"/>
+            <w:tcW w:w="1900" w:type="dxa"/>
           </w:tcPr>
           <w:p>
             <w:pPr>
@@ -3303,7 +3303,7 @@
         </w:tc>
         <w:tc>
           <w:tcPr>
-            <w:tcW w:w="4535" w:type="dxa"/>
+            <w:tcW w:w="4533" w:type="dxa"/>
           </w:tcPr>
           <w:p>
             <w:pPr>
@@ -3345,6 +3345,311 @@
       </w:pPr>
       <w:r>
         <w:t xml:space="preserve">Activos (RF-ACT)</w:t>
+      </w:r>
+    </w:p>
+    <w:tbl>
+      <w:tblPr>
+        <w:tblStyle w:val="Table"/>
+        <w:tblW w:type="pct" w:w="5000"/>
+        <w:tblLook w:firstRow="1" w:lastRow="0" w:firstColumn="0" w:lastColumn="0" w:noHBand="0" w:noVBand="0" w:val="0020"/>
+        <w:jc w:val="start"/>
+        <w:tblBorders>
+          <w:top w:val="single" w:sz="4" w:color="808080"/>
+          <w:left w:val="single" w:sz="4" w:color="808080"/>
+          <w:bottom w:val="single" w:sz="4" w:color="808080"/>
+          <w:right w:val="single" w:sz="4" w:color="808080"/>
+          <w:insideH w:val="single" w:sz="4" w:color="808080"/>
+          <w:insideV w:val="single" w:sz="4" w:color="808080"/>
+        </w:tblBorders>
+      </w:tblPr>
+      <w:tblGrid>
+        <w:gridCol w:w="1947"/>
+        <w:gridCol w:w="4480"/>
+        <w:gridCol w:w="1486"/>
+      </w:tblGrid>
+      <w:tr>
+        <w:trPr>
+          <w:tblHeader w:val="true"/>
+        </w:trPr>
+        <w:tc>
+          <w:tcPr>
+            <w:tcW w:w="1947" w:type="dxa"/>
+            <w:shd w:val="clear" w:color="auto" w:fill="D9E2F3"/>
+          </w:tcPr>
+          <w:p>
+            <w:pPr>
+              <w:pStyle w:val="Compact"/>
+              <w:jc w:val="left"/>
+            </w:pPr>
+            <w:r>
+              <w:rPr>
+                <w:b/>
+                <w:sz w:val="18"/>
+              </w:rPr>
+              <w:t xml:space="preserve">ID</w:t>
+            </w:r>
+          </w:p>
+        </w:tc>
+        <w:tc>
+          <w:tcPr>
+            <w:tcW w:w="4480" w:type="dxa"/>
+            <w:shd w:val="clear" w:color="auto" w:fill="D9E2F3"/>
+          </w:tcPr>
+          <w:p>
+            <w:pPr>
+              <w:pStyle w:val="Compact"/>
+              <w:jc w:val="left"/>
+            </w:pPr>
+            <w:r>
+              <w:rPr>
+                <w:b/>
+                <w:sz w:val="18"/>
+              </w:rPr>
+              <w:t xml:space="preserve">Requerimiento</w:t>
+            </w:r>
+          </w:p>
+        </w:tc>
+        <w:tc>
+          <w:tcPr>
+            <w:tcW w:w="1486" w:type="dxa"/>
+            <w:shd w:val="clear" w:color="auto" w:fill="D9E2F3"/>
+          </w:tcPr>
+          <w:p>
+            <w:pPr>
+              <w:pStyle w:val="Compact"/>
+              <w:jc w:val="left"/>
+            </w:pPr>
+            <w:r>
+              <w:rPr>
+                <w:b/>
+                <w:sz w:val="18"/>
+              </w:rPr>
+              <w:t xml:space="preserve">Prioridad</w:t>
+            </w:r>
+          </w:p>
+        </w:tc>
+      </w:tr>
+      <w:tr>
+        <w:tc>
+          <w:tcPr>
+            <w:tcW w:w="1947" w:type="dxa"/>
+          </w:tcPr>
+          <w:p>
+            <w:pPr>
+              <w:pStyle w:val="Compact"/>
+              <w:jc w:val="left"/>
+            </w:pPr>
+            <w:r>
+              <w:rPr>
+                <w:sz w:val="18"/>
+              </w:rPr>
+              <w:t xml:space="preserve">RF-ACT-01</w:t>
+            </w:r>
+          </w:p>
+        </w:tc>
+        <w:tc>
+          <w:tcPr>
+            <w:tcW w:w="4480" w:type="dxa"/>
+          </w:tcPr>
+          <w:p>
+            <w:pPr>
+              <w:pStyle w:val="Compact"/>
+              <w:jc w:val="left"/>
+            </w:pPr>
+            <w:r>
+              <w:rPr>
+                <w:sz w:val="18"/>
+              </w:rPr>
+              <w:t xml:space="preserve">El sistema debe permitir registrar, editar y consultar activos del datacenter.</w:t>
+            </w:r>
+          </w:p>
+        </w:tc>
+        <w:tc>
+          <w:tcPr>
+            <w:tcW w:w="1486" w:type="dxa"/>
+          </w:tcPr>
+          <w:p>
+            <w:pPr>
+              <w:pStyle w:val="Compact"/>
+              <w:jc w:val="left"/>
+            </w:pPr>
+            <w:r>
+              <w:rPr>
+                <w:sz w:val="18"/>
+              </w:rPr>
+              <w:t xml:space="preserve">M</w:t>
+            </w:r>
+          </w:p>
+        </w:tc>
+      </w:tr>
+      <w:tr>
+        <w:tc>
+          <w:tcPr>
+            <w:tcW w:w="1947" w:type="dxa"/>
+          </w:tcPr>
+          <w:p>
+            <w:pPr>
+              <w:pStyle w:val="Compact"/>
+              <w:jc w:val="left"/>
+            </w:pPr>
+            <w:r>
+              <w:rPr>
+                <w:sz w:val="18"/>
+              </w:rPr>
+              <w:t xml:space="preserve">RF-ACT-02</w:t>
+            </w:r>
+          </w:p>
+        </w:tc>
+        <w:tc>
+          <w:tcPr>
+            <w:tcW w:w="4480" w:type="dxa"/>
+          </w:tcPr>
+          <w:p>
+            <w:pPr>
+              <w:pStyle w:val="Compact"/>
+              <w:jc w:val="left"/>
+            </w:pPr>
+            <w:r>
+              <w:rPr>
+                <w:sz w:val="18"/>
+              </w:rPr>
+              <w:t xml:space="preserve">El sistema debe permitir buscar y filtrar activos por tipo, ubicación y estado.</w:t>
+            </w:r>
+          </w:p>
+        </w:tc>
+        <w:tc>
+          <w:tcPr>
+            <w:tcW w:w="1486" w:type="dxa"/>
+          </w:tcPr>
+          <w:p>
+            <w:pPr>
+              <w:pStyle w:val="Compact"/>
+              <w:jc w:val="left"/>
+            </w:pPr>
+            <w:r>
+              <w:rPr>
+                <w:sz w:val="18"/>
+              </w:rPr>
+              <w:t xml:space="preserve">M</w:t>
+            </w:r>
+          </w:p>
+        </w:tc>
+      </w:tr>
+      <w:tr>
+        <w:tc>
+          <w:tcPr>
+            <w:tcW w:w="1947" w:type="dxa"/>
+          </w:tcPr>
+          <w:p>
+            <w:pPr>
+              <w:pStyle w:val="Compact"/>
+              <w:jc w:val="left"/>
+            </w:pPr>
+            <w:r>
+              <w:rPr>
+                <w:sz w:val="18"/>
+              </w:rPr>
+              <w:t xml:space="preserve">RF-ACT-03</w:t>
+            </w:r>
+          </w:p>
+        </w:tc>
+        <w:tc>
+          <w:tcPr>
+            <w:tcW w:w="4480" w:type="dxa"/>
+          </w:tcPr>
+          <w:p>
+            <w:pPr>
+              <w:pStyle w:val="Compact"/>
+              <w:jc w:val="left"/>
+            </w:pPr>
+            <w:r>
+              <w:rPr>
+                <w:sz w:val="18"/>
+              </w:rPr>
+              <w:t xml:space="preserve">El sistema debe mantener el historial de cambios de cada activo.</w:t>
+            </w:r>
+          </w:p>
+        </w:tc>
+        <w:tc>
+          <w:tcPr>
+            <w:tcW w:w="1486" w:type="dxa"/>
+          </w:tcPr>
+          <w:p>
+            <w:pPr>
+              <w:pStyle w:val="Compact"/>
+              <w:jc w:val="left"/>
+            </w:pPr>
+            <w:r>
+              <w:rPr>
+                <w:sz w:val="18"/>
+              </w:rPr>
+              <w:t xml:space="preserve">S</w:t>
+            </w:r>
+          </w:p>
+        </w:tc>
+      </w:tr>
+      <w:tr>
+        <w:tc>
+          <w:tcPr>
+            <w:tcW w:w="1947" w:type="dxa"/>
+          </w:tcPr>
+          <w:p>
+            <w:pPr>
+              <w:pStyle w:val="Compact"/>
+              <w:jc w:val="left"/>
+            </w:pPr>
+            <w:r>
+              <w:rPr>
+                <w:sz w:val="18"/>
+              </w:rPr>
+              <w:t xml:space="preserve">RF-ACT-04</w:t>
+            </w:r>
+          </w:p>
+        </w:tc>
+        <w:tc>
+          <w:tcPr>
+            <w:tcW w:w="4480" w:type="dxa"/>
+          </w:tcPr>
+          <w:p>
+            <w:pPr>
+              <w:pStyle w:val="Compact"/>
+              <w:jc w:val="left"/>
+            </w:pPr>
+            <w:r>
+              <w:rPr>
+                <w:sz w:val="18"/>
+              </w:rPr>
+              <w:t xml:space="preserve">El sistema debe permitir asociar un activo a su ubicación y a su responsable.</w:t>
+            </w:r>
+          </w:p>
+        </w:tc>
+        <w:tc>
+          <w:tcPr>
+            <w:tcW w:w="1486" w:type="dxa"/>
+          </w:tcPr>
+          <w:p>
+            <w:pPr>
+              <w:pStyle w:val="Compact"/>
+              <w:jc w:val="left"/>
+            </w:pPr>
+            <w:r>
+              <w:rPr>
+                <w:sz w:val="18"/>
+              </w:rPr>
+              <w:t xml:space="preserve">S</w:t>
+            </w:r>
+          </w:p>
+        </w:tc>
+      </w:tr>
+    </w:tbl>
+    <w:bookmarkEnd w:id="29"/>
+    <w:bookmarkStart w:id="30" w:name="catálogos-rf-cat"/>
+    <w:p>
+      <w:pPr>
+        <w:pStyle w:val="Heading3"/>
+      </w:pPr>
+      <w:r>
+        <w:t xml:space="preserve">Catálogos (RF-CAT)</w:t>
       </w:r>
     </w:p>
     <w:tbl>
@@ -3364,8 +3669,8 @@
       </w:tblPr>
       <w:tblGrid>
         <w:gridCol w:w="1948"/>
-        <w:gridCol w:w="4481"/>
-        <w:gridCol w:w="1487"/>
+        <w:gridCol w:w="4490"/>
+        <w:gridCol w:w="1473"/>
       </w:tblGrid>
       <w:tr>
         <w:trPr>
@@ -3392,7 +3697,7 @@
         </w:tc>
         <w:tc>
           <w:tcPr>
-            <w:tcW w:w="4481" w:type="dxa"/>
+            <w:tcW w:w="4490" w:type="dxa"/>
             <w:shd w:val="clear" w:color="auto" w:fill="D9E2F3"/>
           </w:tcPr>
           <w:p>
@@ -3411,7 +3716,7 @@
         </w:tc>
         <w:tc>
           <w:tcPr>
-            <w:tcW w:w="1487" w:type="dxa"/>
+            <w:tcW w:w="1473" w:type="dxa"/>
             <w:shd w:val="clear" w:color="auto" w:fill="D9E2F3"/>
           </w:tcPr>
           <w:p>
@@ -3443,30 +3748,30 @@
               <w:rPr>
                 <w:sz w:val="18"/>
               </w:rPr>
-              <w:t xml:space="preserve">RF-ACT-01</w:t>
-            </w:r>
-          </w:p>
-        </w:tc>
-        <w:tc>
-          <w:tcPr>
-            <w:tcW w:w="4481" w:type="dxa"/>
-          </w:tcPr>
-          <w:p>
-            <w:pPr>
-              <w:pStyle w:val="Compact"/>
-              <w:jc w:val="left"/>
-            </w:pPr>
-            <w:r>
-              <w:rPr>
-                <w:sz w:val="18"/>
-              </w:rPr>
-              <w:t xml:space="preserve">El sistema debe permitir registrar, editar y consultar activos del datacenter.</w:t>
-            </w:r>
-          </w:p>
-        </w:tc>
-        <w:tc>
-          <w:tcPr>
-            <w:tcW w:w="1487" w:type="dxa"/>
+              <w:t xml:space="preserve">RF-CAT-01</w:t>
+            </w:r>
+          </w:p>
+        </w:tc>
+        <w:tc>
+          <w:tcPr>
+            <w:tcW w:w="4490" w:type="dxa"/>
+          </w:tcPr>
+          <w:p>
+            <w:pPr>
+              <w:pStyle w:val="Compact"/>
+              <w:jc w:val="left"/>
+            </w:pPr>
+            <w:r>
+              <w:rPr>
+                <w:sz w:val="18"/>
+              </w:rPr>
+              <w:t xml:space="preserve">El Administrador debe poder crear, editar, consultar y desactivar zonas del datacenter.</w:t>
+            </w:r>
+          </w:p>
+        </w:tc>
+        <w:tc>
+          <w:tcPr>
+            <w:tcW w:w="1473" w:type="dxa"/>
           </w:tcPr>
           <w:p>
             <w:pPr>
@@ -3496,30 +3801,30 @@
               <w:rPr>
                 <w:sz w:val="18"/>
               </w:rPr>
-              <w:t xml:space="preserve">RF-ACT-02</w:t>
-            </w:r>
-          </w:p>
-        </w:tc>
-        <w:tc>
-          <w:tcPr>
-            <w:tcW w:w="4481" w:type="dxa"/>
-          </w:tcPr>
-          <w:p>
-            <w:pPr>
-              <w:pStyle w:val="Compact"/>
-              <w:jc w:val="left"/>
-            </w:pPr>
-            <w:r>
-              <w:rPr>
-                <w:sz w:val="18"/>
-              </w:rPr>
-              <w:t xml:space="preserve">El sistema debe permitir buscar y filtrar activos por tipo, ubicación y estado.</w:t>
-            </w:r>
-          </w:p>
-        </w:tc>
-        <w:tc>
-          <w:tcPr>
-            <w:tcW w:w="1487" w:type="dxa"/>
+              <w:t xml:space="preserve">RF-CAT-02</w:t>
+            </w:r>
+          </w:p>
+        </w:tc>
+        <w:tc>
+          <w:tcPr>
+            <w:tcW w:w="4490" w:type="dxa"/>
+          </w:tcPr>
+          <w:p>
+            <w:pPr>
+              <w:pStyle w:val="Compact"/>
+              <w:jc w:val="left"/>
+            </w:pPr>
+            <w:r>
+              <w:rPr>
+                <w:sz w:val="18"/>
+              </w:rPr>
+              <w:t xml:space="preserve">El Administrador debe poder registrar, editar, consultar y desactivar dispositivos IoT (ESP32-S3 con DHT22) y asociarlos a una zona.</w:t>
+            </w:r>
+          </w:p>
+        </w:tc>
+        <w:tc>
+          <w:tcPr>
+            <w:tcW w:w="1473" w:type="dxa"/>
           </w:tcPr>
           <w:p>
             <w:pPr>
@@ -3549,30 +3854,30 @@
               <w:rPr>
                 <w:sz w:val="18"/>
               </w:rPr>
-              <w:t xml:space="preserve">RF-ACT-03</w:t>
-            </w:r>
-          </w:p>
-        </w:tc>
-        <w:tc>
-          <w:tcPr>
-            <w:tcW w:w="4481" w:type="dxa"/>
-          </w:tcPr>
-          <w:p>
-            <w:pPr>
-              <w:pStyle w:val="Compact"/>
-              <w:jc w:val="left"/>
-            </w:pPr>
-            <w:r>
-              <w:rPr>
-                <w:sz w:val="18"/>
-              </w:rPr>
-              <w:t xml:space="preserve">El sistema debe mantener el historial de cambios de cada activo.</w:t>
-            </w:r>
-          </w:p>
-        </w:tc>
-        <w:tc>
-          <w:tcPr>
-            <w:tcW w:w="1487" w:type="dxa"/>
+              <w:t xml:space="preserve">RF-CAT-03</w:t>
+            </w:r>
+          </w:p>
+        </w:tc>
+        <w:tc>
+          <w:tcPr>
+            <w:tcW w:w="4490" w:type="dxa"/>
+          </w:tcPr>
+          <w:p>
+            <w:pPr>
+              <w:pStyle w:val="Compact"/>
+              <w:jc w:val="left"/>
+            </w:pPr>
+            <w:r>
+              <w:rPr>
+                <w:sz w:val="18"/>
+              </w:rPr>
+              <w:t xml:space="preserve">El Administrador debe poder gestionar los tipos y estados de activo.</w:t>
+            </w:r>
+          </w:p>
+        </w:tc>
+        <w:tc>
+          <w:tcPr>
+            <w:tcW w:w="1473" w:type="dxa"/>
           </w:tcPr>
           <w:p>
             <w:pPr>
@@ -3602,30 +3907,30 @@
               <w:rPr>
                 <w:sz w:val="18"/>
               </w:rPr>
-              <w:t xml:space="preserve">RF-ACT-04</w:t>
-            </w:r>
-          </w:p>
-        </w:tc>
-        <w:tc>
-          <w:tcPr>
-            <w:tcW w:w="4481" w:type="dxa"/>
-          </w:tcPr>
-          <w:p>
-            <w:pPr>
-              <w:pStyle w:val="Compact"/>
-              <w:jc w:val="left"/>
-            </w:pPr>
-            <w:r>
-              <w:rPr>
-                <w:sz w:val="18"/>
-              </w:rPr>
-              <w:t xml:space="preserve">El sistema debe permitir asociar un activo a su ubicación y a su responsable.</w:t>
-            </w:r>
-          </w:p>
-        </w:tc>
-        <w:tc>
-          <w:tcPr>
-            <w:tcW w:w="1487" w:type="dxa"/>
+              <w:t xml:space="preserve">RF-CAT-04</w:t>
+            </w:r>
+          </w:p>
+        </w:tc>
+        <w:tc>
+          <w:tcPr>
+            <w:tcW w:w="4490" w:type="dxa"/>
+          </w:tcPr>
+          <w:p>
+            <w:pPr>
+              <w:pStyle w:val="Compact"/>
+              <w:jc w:val="left"/>
+            </w:pPr>
+            <w:r>
+              <w:rPr>
+                <w:sz w:val="18"/>
+              </w:rPr>
+              <w:t xml:space="preserve">El Administrador debe poder gestionar las ubicaciones físicas.</w:t>
+            </w:r>
+          </w:p>
+        </w:tc>
+        <w:tc>
+          <w:tcPr>
+            <w:tcW w:w="1473" w:type="dxa"/>
           </w:tcPr>
           <w:p>
             <w:pPr>
@@ -3641,15 +3946,68 @@
           </w:p>
         </w:tc>
       </w:tr>
+      <w:tr>
+        <w:tc>
+          <w:tcPr>
+            <w:tcW w:w="1948" w:type="dxa"/>
+          </w:tcPr>
+          <w:p>
+            <w:pPr>
+              <w:pStyle w:val="Compact"/>
+              <w:jc w:val="left"/>
+            </w:pPr>
+            <w:r>
+              <w:rPr>
+                <w:sz w:val="18"/>
+              </w:rPr>
+              <w:t xml:space="preserve">RF-CAT-05</w:t>
+            </w:r>
+          </w:p>
+        </w:tc>
+        <w:tc>
+          <w:tcPr>
+            <w:tcW w:w="4490" w:type="dxa"/>
+          </w:tcPr>
+          <w:p>
+            <w:pPr>
+              <w:pStyle w:val="Compact"/>
+              <w:jc w:val="left"/>
+            </w:pPr>
+            <w:r>
+              <w:rPr>
+                <w:sz w:val="18"/>
+              </w:rPr>
+              <w:t xml:space="preserve">El Administrador debe poder definir los responsables de alerta por zona o activo.</w:t>
+            </w:r>
+          </w:p>
+        </w:tc>
+        <w:tc>
+          <w:tcPr>
+            <w:tcW w:w="1473" w:type="dxa"/>
+          </w:tcPr>
+          <w:p>
+            <w:pPr>
+              <w:pStyle w:val="Compact"/>
+              <w:jc w:val="left"/>
+            </w:pPr>
+            <w:r>
+              <w:rPr>
+                <w:sz w:val="18"/>
+              </w:rPr>
+              <w:t xml:space="preserve">M</w:t>
+            </w:r>
+          </w:p>
+        </w:tc>
+      </w:tr>
     </w:tbl>
-    <w:bookmarkEnd w:id="29"/>
-    <w:bookmarkStart w:id="30" w:name="catálogos-rf-cat"/>
+    <w:bookmarkEnd w:id="30"/>
+    <w:bookmarkStart w:id="31" w:name="monitoreo-ambiental-rf-amb"/>
     <w:p>
       <w:pPr>
         <w:pStyle w:val="Heading3"/>
       </w:pPr>
       <w:r>
-        <w:t xml:space="preserve">Catálogos (RF-CAT)</w:t>
+        <w:t xml:space="preserve">Monitoreo ambiental (RF-AMB)</w:t>
       </w:r>
     </w:p>
     <w:tbl>
@@ -3668,9 +4026,9 @@
         </w:tblBorders>
       </w:tblPr>
       <w:tblGrid>
-        <w:gridCol w:w="1949"/>
-        <w:gridCol w:w="4492"/>
-        <w:gridCol w:w="1473"/>
+        <w:gridCol w:w="1934"/>
+        <w:gridCol w:w="4516"/>
+        <w:gridCol w:w="1462"/>
       </w:tblGrid>
       <w:tr>
         <w:trPr>
@@ -3678,7 +4036,7 @@
         </w:trPr>
         <w:tc>
           <w:tcPr>
-            <w:tcW w:w="1949" w:type="dxa"/>
+            <w:tcW w:w="1934" w:type="dxa"/>
             <w:shd w:val="clear" w:color="auto" w:fill="D9E2F3"/>
           </w:tcPr>
           <w:p>
@@ -3697,365 +4055,7 @@
         </w:tc>
         <w:tc>
           <w:tcPr>
-            <w:tcW w:w="4492" w:type="dxa"/>
-            <w:shd w:val="clear" w:color="auto" w:fill="D9E2F3"/>
-          </w:tcPr>
-          <w:p>
-            <w:pPr>
-              <w:pStyle w:val="Compact"/>
-              <w:jc w:val="left"/>
-            </w:pPr>
-            <w:r>
-              <w:rPr>
-                <w:b/>
-                <w:sz w:val="18"/>
-              </w:rPr>
-              <w:t xml:space="preserve">Requerimiento</w:t>
-            </w:r>
-          </w:p>
-        </w:tc>
-        <w:tc>
-          <w:tcPr>
-            <w:tcW w:w="1473" w:type="dxa"/>
-            <w:shd w:val="clear" w:color="auto" w:fill="D9E2F3"/>
-          </w:tcPr>
-          <w:p>
-            <w:pPr>
-              <w:pStyle w:val="Compact"/>
-              <w:jc w:val="left"/>
-            </w:pPr>
-            <w:r>
-              <w:rPr>
-                <w:b/>
-                <w:sz w:val="18"/>
-              </w:rPr>
-              <w:t xml:space="preserve">Prioridad</w:t>
-            </w:r>
-          </w:p>
-        </w:tc>
-      </w:tr>
-      <w:tr>
-        <w:tc>
-          <w:tcPr>
-            <w:tcW w:w="1949" w:type="dxa"/>
-          </w:tcPr>
-          <w:p>
-            <w:pPr>
-              <w:pStyle w:val="Compact"/>
-              <w:jc w:val="left"/>
-            </w:pPr>
-            <w:r>
-              <w:rPr>
-                <w:sz w:val="18"/>
-              </w:rPr>
-              <w:t xml:space="preserve">RF-CAT-01</w:t>
-            </w:r>
-          </w:p>
-        </w:tc>
-        <w:tc>
-          <w:tcPr>
-            <w:tcW w:w="4492" w:type="dxa"/>
-          </w:tcPr>
-          <w:p>
-            <w:pPr>
-              <w:pStyle w:val="Compact"/>
-              <w:jc w:val="left"/>
-            </w:pPr>
-            <w:r>
-              <w:rPr>
-                <w:sz w:val="18"/>
-              </w:rPr>
-              <w:t xml:space="preserve">El Administrador debe poder crear, editar, consultar y desactivar zonas del datacenter.</w:t>
-            </w:r>
-          </w:p>
-        </w:tc>
-        <w:tc>
-          <w:tcPr>
-            <w:tcW w:w="1473" w:type="dxa"/>
-          </w:tcPr>
-          <w:p>
-            <w:pPr>
-              <w:pStyle w:val="Compact"/>
-              <w:jc w:val="left"/>
-            </w:pPr>
-            <w:r>
-              <w:rPr>
-                <w:sz w:val="18"/>
-              </w:rPr>
-              <w:t xml:space="preserve">M</w:t>
-            </w:r>
-          </w:p>
-        </w:tc>
-      </w:tr>
-      <w:tr>
-        <w:tc>
-          <w:tcPr>
-            <w:tcW w:w="1949" w:type="dxa"/>
-          </w:tcPr>
-          <w:p>
-            <w:pPr>
-              <w:pStyle w:val="Compact"/>
-              <w:jc w:val="left"/>
-            </w:pPr>
-            <w:r>
-              <w:rPr>
-                <w:sz w:val="18"/>
-              </w:rPr>
-              <w:t xml:space="preserve">RF-CAT-02</w:t>
-            </w:r>
-          </w:p>
-        </w:tc>
-        <w:tc>
-          <w:tcPr>
-            <w:tcW w:w="4492" w:type="dxa"/>
-          </w:tcPr>
-          <w:p>
-            <w:pPr>
-              <w:pStyle w:val="Compact"/>
-              <w:jc w:val="left"/>
-            </w:pPr>
-            <w:r>
-              <w:rPr>
-                <w:sz w:val="18"/>
-              </w:rPr>
-              <w:t xml:space="preserve">El Administrador debe poder registrar, editar, consultar y desactivar dispositivos IoT (ESP32-S3 con DHT22) y asociarlos a una zona.</w:t>
-            </w:r>
-          </w:p>
-        </w:tc>
-        <w:tc>
-          <w:tcPr>
-            <w:tcW w:w="1473" w:type="dxa"/>
-          </w:tcPr>
-          <w:p>
-            <w:pPr>
-              <w:pStyle w:val="Compact"/>
-              <w:jc w:val="left"/>
-            </w:pPr>
-            <w:r>
-              <w:rPr>
-                <w:sz w:val="18"/>
-              </w:rPr>
-              <w:t xml:space="preserve">M</w:t>
-            </w:r>
-          </w:p>
-        </w:tc>
-      </w:tr>
-      <w:tr>
-        <w:tc>
-          <w:tcPr>
-            <w:tcW w:w="1949" w:type="dxa"/>
-          </w:tcPr>
-          <w:p>
-            <w:pPr>
-              <w:pStyle w:val="Compact"/>
-              <w:jc w:val="left"/>
-            </w:pPr>
-            <w:r>
-              <w:rPr>
-                <w:sz w:val="18"/>
-              </w:rPr>
-              <w:t xml:space="preserve">RF-CAT-03</w:t>
-            </w:r>
-          </w:p>
-        </w:tc>
-        <w:tc>
-          <w:tcPr>
-            <w:tcW w:w="4492" w:type="dxa"/>
-          </w:tcPr>
-          <w:p>
-            <w:pPr>
-              <w:pStyle w:val="Compact"/>
-              <w:jc w:val="left"/>
-            </w:pPr>
-            <w:r>
-              <w:rPr>
-                <w:sz w:val="18"/>
-              </w:rPr>
-              <w:t xml:space="preserve">El Administrador debe poder gestionar los tipos y estados de activo.</w:t>
-            </w:r>
-          </w:p>
-        </w:tc>
-        <w:tc>
-          <w:tcPr>
-            <w:tcW w:w="1473" w:type="dxa"/>
-          </w:tcPr>
-          <w:p>
-            <w:pPr>
-              <w:pStyle w:val="Compact"/>
-              <w:jc w:val="left"/>
-            </w:pPr>
-            <w:r>
-              <w:rPr>
-                <w:sz w:val="18"/>
-              </w:rPr>
-              <w:t xml:space="preserve">S</w:t>
-            </w:r>
-          </w:p>
-        </w:tc>
-      </w:tr>
-      <w:tr>
-        <w:tc>
-          <w:tcPr>
-            <w:tcW w:w="1949" w:type="dxa"/>
-          </w:tcPr>
-          <w:p>
-            <w:pPr>
-              <w:pStyle w:val="Compact"/>
-              <w:jc w:val="left"/>
-            </w:pPr>
-            <w:r>
-              <w:rPr>
-                <w:sz w:val="18"/>
-              </w:rPr>
-              <w:t xml:space="preserve">RF-CAT-04</w:t>
-            </w:r>
-          </w:p>
-        </w:tc>
-        <w:tc>
-          <w:tcPr>
-            <w:tcW w:w="4492" w:type="dxa"/>
-          </w:tcPr>
-          <w:p>
-            <w:pPr>
-              <w:pStyle w:val="Compact"/>
-              <w:jc w:val="left"/>
-            </w:pPr>
-            <w:r>
-              <w:rPr>
-                <w:sz w:val="18"/>
-              </w:rPr>
-              <w:t xml:space="preserve">El Administrador debe poder gestionar las ubicaciones físicas.</w:t>
-            </w:r>
-          </w:p>
-        </w:tc>
-        <w:tc>
-          <w:tcPr>
-            <w:tcW w:w="1473" w:type="dxa"/>
-          </w:tcPr>
-          <w:p>
-            <w:pPr>
-              <w:pStyle w:val="Compact"/>
-              <w:jc w:val="left"/>
-            </w:pPr>
-            <w:r>
-              <w:rPr>
-                <w:sz w:val="18"/>
-              </w:rPr>
-              <w:t xml:space="preserve">S</w:t>
-            </w:r>
-          </w:p>
-        </w:tc>
-      </w:tr>
-      <w:tr>
-        <w:tc>
-          <w:tcPr>
-            <w:tcW w:w="1949" w:type="dxa"/>
-          </w:tcPr>
-          <w:p>
-            <w:pPr>
-              <w:pStyle w:val="Compact"/>
-              <w:jc w:val="left"/>
-            </w:pPr>
-            <w:r>
-              <w:rPr>
-                <w:sz w:val="18"/>
-              </w:rPr>
-              <w:t xml:space="preserve">RF-CAT-05</w:t>
-            </w:r>
-          </w:p>
-        </w:tc>
-        <w:tc>
-          <w:tcPr>
-            <w:tcW w:w="4492" w:type="dxa"/>
-          </w:tcPr>
-          <w:p>
-            <w:pPr>
-              <w:pStyle w:val="Compact"/>
-              <w:jc w:val="left"/>
-            </w:pPr>
-            <w:r>
-              <w:rPr>
-                <w:sz w:val="18"/>
-              </w:rPr>
-              <w:t xml:space="preserve">El Administrador debe poder definir los responsables de alerta por zona o activo.</w:t>
-            </w:r>
-          </w:p>
-        </w:tc>
-        <w:tc>
-          <w:tcPr>
-            <w:tcW w:w="1473" w:type="dxa"/>
-          </w:tcPr>
-          <w:p>
-            <w:pPr>
-              <w:pStyle w:val="Compact"/>
-              <w:jc w:val="left"/>
-            </w:pPr>
-            <w:r>
-              <w:rPr>
-                <w:sz w:val="18"/>
-              </w:rPr>
-              <w:t xml:space="preserve">M</w:t>
-            </w:r>
-          </w:p>
-        </w:tc>
-      </w:tr>
-    </w:tbl>
-    <w:bookmarkEnd w:id="30"/>
-    <w:bookmarkStart w:id="31" w:name="monitoreo-ambiental-rf-amb"/>
-    <w:p>
-      <w:pPr>
-        <w:pStyle w:val="Heading3"/>
-      </w:pPr>
-      <w:r>
-        <w:t xml:space="preserve">Monitoreo ambiental (RF-AMB)</w:t>
-      </w:r>
-    </w:p>
-    <w:tbl>
-      <w:tblPr>
-        <w:tblStyle w:val="Table"/>
-        <w:tblW w:type="pct" w:w="5000"/>
-        <w:tblLook w:firstRow="1" w:lastRow="0" w:firstColumn="0" w:lastColumn="0" w:noHBand="0" w:noVBand="0" w:val="0020"/>
-        <w:jc w:val="start"/>
-        <w:tblBorders>
-          <w:top w:val="single" w:sz="4" w:color="808080"/>
-          <w:left w:val="single" w:sz="4" w:color="808080"/>
-          <w:bottom w:val="single" w:sz="4" w:color="808080"/>
-          <w:right w:val="single" w:sz="4" w:color="808080"/>
-          <w:insideH w:val="single" w:sz="4" w:color="808080"/>
-          <w:insideV w:val="single" w:sz="4" w:color="808080"/>
-        </w:tblBorders>
-      </w:tblPr>
-      <w:tblGrid>
-        <w:gridCol w:w="1935"/>
-        <w:gridCol w:w="4518"/>
-        <w:gridCol w:w="1462"/>
-      </w:tblGrid>
-      <w:tr>
-        <w:trPr>
-          <w:tblHeader w:val="true"/>
-        </w:trPr>
-        <w:tc>
-          <w:tcPr>
-            <w:tcW w:w="1935" w:type="dxa"/>
-            <w:shd w:val="clear" w:color="auto" w:fill="D9E2F3"/>
-          </w:tcPr>
-          <w:p>
-            <w:pPr>
-              <w:pStyle w:val="Compact"/>
-              <w:jc w:val="left"/>
-            </w:pPr>
-            <w:r>
-              <w:rPr>
-                <w:b/>
-                <w:sz w:val="18"/>
-              </w:rPr>
-              <w:t xml:space="preserve">ID</w:t>
-            </w:r>
-          </w:p>
-        </w:tc>
-        <w:tc>
-          <w:tcPr>
-            <w:tcW w:w="4518" w:type="dxa"/>
+            <w:tcW w:w="4516" w:type="dxa"/>
             <w:shd w:val="clear" w:color="auto" w:fill="D9E2F3"/>
           </w:tcPr>
           <w:p>
@@ -4095,7 +4095,7 @@
       <w:tr>
         <w:tc>
           <w:tcPr>
-            <w:tcW w:w="1935" w:type="dxa"/>
+            <w:tcW w:w="1934" w:type="dxa"/>
           </w:tcPr>
           <w:p>
             <w:pPr>
@@ -4112,7 +4112,7 @@
         </w:tc>
         <w:tc>
           <w:tcPr>
-            <w:tcW w:w="4518" w:type="dxa"/>
+            <w:tcW w:w="4516" w:type="dxa"/>
           </w:tcPr>
           <w:p>
             <w:pPr>
@@ -4148,7 +4148,7 @@
       <w:tr>
         <w:tc>
           <w:tcPr>
-            <w:tcW w:w="1935" w:type="dxa"/>
+            <w:tcW w:w="1934" w:type="dxa"/>
           </w:tcPr>
           <w:p>
             <w:pPr>
@@ -4165,7 +4165,7 @@
         </w:tc>
         <w:tc>
           <w:tcPr>
-            <w:tcW w:w="4518" w:type="dxa"/>
+            <w:tcW w:w="4516" w:type="dxa"/>
           </w:tcPr>
           <w:p>
             <w:pPr>
@@ -4201,7 +4201,7 @@
       <w:tr>
         <w:tc>
           <w:tcPr>
-            <w:tcW w:w="1935" w:type="dxa"/>
+            <w:tcW w:w="1934" w:type="dxa"/>
           </w:tcPr>
           <w:p>
             <w:pPr>
@@ -4218,7 +4218,7 @@
         </w:tc>
         <w:tc>
           <w:tcPr>
-            <w:tcW w:w="4518" w:type="dxa"/>
+            <w:tcW w:w="4516" w:type="dxa"/>
           </w:tcPr>
           <w:p>
             <w:pPr>
@@ -4254,7 +4254,7 @@
       <w:tr>
         <w:tc>
           <w:tcPr>
-            <w:tcW w:w="1935" w:type="dxa"/>
+            <w:tcW w:w="1934" w:type="dxa"/>
           </w:tcPr>
           <w:p>
             <w:pPr>
@@ -4271,7 +4271,7 @@
         </w:tc>
         <w:tc>
           <w:tcPr>
-            <w:tcW w:w="4518" w:type="dxa"/>
+            <w:tcW w:w="4516" w:type="dxa"/>
           </w:tcPr>
           <w:p>
             <w:pPr>
@@ -4307,7 +4307,7 @@
       <w:tr>
         <w:tc>
           <w:tcPr>
-            <w:tcW w:w="1935" w:type="dxa"/>
+            <w:tcW w:w="1934" w:type="dxa"/>
           </w:tcPr>
           <w:p>
             <w:pPr>
@@ -4324,7 +4324,7 @@
         </w:tc>
         <w:tc>
           <w:tcPr>
-            <w:tcW w:w="4518" w:type="dxa"/>
+            <w:tcW w:w="4516" w:type="dxa"/>
           </w:tcPr>
           <w:p>
             <w:pPr>
@@ -4385,8 +4385,8 @@
       </w:tblPr>
       <w:tblGrid>
         <w:gridCol w:w="1933"/>
-        <w:gridCol w:w="4456"/>
-        <w:gridCol w:w="1525"/>
+        <w:gridCol w:w="4455"/>
+        <w:gridCol w:w="1524"/>
       </w:tblGrid>
       <w:tr>
         <w:trPr>
@@ -4413,7 +4413,7 @@
         </w:tc>
         <w:tc>
           <w:tcPr>
-            <w:tcW w:w="4456" w:type="dxa"/>
+            <w:tcW w:w="4455" w:type="dxa"/>
             <w:shd w:val="clear" w:color="auto" w:fill="D9E2F3"/>
           </w:tcPr>
           <w:p>
@@ -4432,7 +4432,7 @@
         </w:tc>
         <w:tc>
           <w:tcPr>
-            <w:tcW w:w="1525" w:type="dxa"/>
+            <w:tcW w:w="1524" w:type="dxa"/>
             <w:shd w:val="clear" w:color="auto" w:fill="D9E2F3"/>
           </w:tcPr>
           <w:p>
@@ -4470,7 +4470,7 @@
         </w:tc>
         <w:tc>
           <w:tcPr>
-            <w:tcW w:w="4456" w:type="dxa"/>
+            <w:tcW w:w="4455" w:type="dxa"/>
           </w:tcPr>
           <w:p>
             <w:pPr>
@@ -4487,7 +4487,7 @@
         </w:tc>
         <w:tc>
           <w:tcPr>
-            <w:tcW w:w="1525" w:type="dxa"/>
+            <w:tcW w:w="1524" w:type="dxa"/>
           </w:tcPr>
           <w:p>
             <w:pPr>
@@ -4523,7 +4523,7 @@
         </w:tc>
         <w:tc>
           <w:tcPr>
-            <w:tcW w:w="4456" w:type="dxa"/>
+            <w:tcW w:w="4455" w:type="dxa"/>
           </w:tcPr>
           <w:p>
             <w:pPr>
@@ -4540,7 +4540,7 @@
         </w:tc>
         <w:tc>
           <w:tcPr>
-            <w:tcW w:w="1525" w:type="dxa"/>
+            <w:tcW w:w="1524" w:type="dxa"/>
           </w:tcPr>
           <w:p>
             <w:pPr>
@@ -4576,7 +4576,7 @@
         </w:tc>
         <w:tc>
           <w:tcPr>
-            <w:tcW w:w="4456" w:type="dxa"/>
+            <w:tcW w:w="4455" w:type="dxa"/>
           </w:tcPr>
           <w:p>
             <w:pPr>
@@ -4593,7 +4593,7 @@
         </w:tc>
         <w:tc>
           <w:tcPr>
-            <w:tcW w:w="1525" w:type="dxa"/>
+            <w:tcW w:w="1524" w:type="dxa"/>
           </w:tcPr>
           <w:p>
             <w:pPr>
@@ -4637,7 +4637,7 @@
       </w:tblPr>
       <w:tblGrid>
         <w:gridCol w:w="1945"/>
-        <w:gridCol w:w="4437"/>
+        <w:gridCol w:w="4435"/>
         <w:gridCol w:w="1534"/>
       </w:tblGrid>
       <w:tr>
@@ -4665,7 +4665,7 @@
         </w:tc>
         <w:tc>
           <w:tcPr>
-            <w:tcW w:w="4437" w:type="dxa"/>
+            <w:tcW w:w="4435" w:type="dxa"/>
             <w:shd w:val="clear" w:color="auto" w:fill="D9E2F3"/>
           </w:tcPr>
           <w:p>
@@ -4722,7 +4722,7 @@
         </w:tc>
         <w:tc>
           <w:tcPr>
-            <w:tcW w:w="4437" w:type="dxa"/>
+            <w:tcW w:w="4435" w:type="dxa"/>
           </w:tcPr>
           <w:p>
             <w:pPr>
@@ -4775,7 +4775,7 @@
         </w:tc>
         <w:tc>
           <w:tcPr>
-            <w:tcW w:w="4437" w:type="dxa"/>
+            <w:tcW w:w="4435" w:type="dxa"/>
           </w:tcPr>
           <w:p>
             <w:pPr>
@@ -4828,7 +4828,7 @@
         </w:tc>
         <w:tc>
           <w:tcPr>
-            <w:tcW w:w="4437" w:type="dxa"/>
+            <w:tcW w:w="4435" w:type="dxa"/>
           </w:tcPr>
           <w:p>
             <w:pPr>
@@ -4889,8 +4889,8 @@
       </w:tblPr>
       <w:tblGrid>
         <w:gridCol w:w="1933"/>
-        <w:gridCol w:w="4530"/>
-        <w:gridCol w:w="1451"/>
+        <w:gridCol w:w="4528"/>
+        <w:gridCol w:w="1450"/>
       </w:tblGrid>
       <w:tr>
         <w:trPr>
@@ -4917,7 +4917,7 @@
         </w:tc>
         <w:tc>
           <w:tcPr>
-            <w:tcW w:w="4530" w:type="dxa"/>
+            <w:tcW w:w="4528" w:type="dxa"/>
             <w:shd w:val="clear" w:color="auto" w:fill="D9E2F3"/>
           </w:tcPr>
           <w:p>
@@ -4936,7 +4936,7 @@
         </w:tc>
         <w:tc>
           <w:tcPr>
-            <w:tcW w:w="1451" w:type="dxa"/>
+            <w:tcW w:w="1450" w:type="dxa"/>
             <w:shd w:val="clear" w:color="auto" w:fill="D9E2F3"/>
           </w:tcPr>
           <w:p>
@@ -4974,7 +4974,7 @@
         </w:tc>
         <w:tc>
           <w:tcPr>
-            <w:tcW w:w="4530" w:type="dxa"/>
+            <w:tcW w:w="4528" w:type="dxa"/>
           </w:tcPr>
           <w:p>
             <w:pPr>
@@ -4991,7 +4991,7 @@
         </w:tc>
         <w:tc>
           <w:tcPr>
-            <w:tcW w:w="1451" w:type="dxa"/>
+            <w:tcW w:w="1450" w:type="dxa"/>
           </w:tcPr>
           <w:p>
             <w:pPr>
@@ -5027,7 +5027,7 @@
         </w:tc>
         <w:tc>
           <w:tcPr>
-            <w:tcW w:w="4530" w:type="dxa"/>
+            <w:tcW w:w="4528" w:type="dxa"/>
           </w:tcPr>
           <w:p>
             <w:pPr>
@@ -5044,7 +5044,7 @@
         </w:tc>
         <w:tc>
           <w:tcPr>
-            <w:tcW w:w="1451" w:type="dxa"/>
+            <w:tcW w:w="1450" w:type="dxa"/>
           </w:tcPr>
           <w:p>
             <w:pPr>
@@ -5080,7 +5080,7 @@
         </w:tc>
         <w:tc>
           <w:tcPr>
-            <w:tcW w:w="4530" w:type="dxa"/>
+            <w:tcW w:w="4528" w:type="dxa"/>
           </w:tcPr>
           <w:p>
             <w:pPr>
@@ -5097,7 +5097,7 @@
         </w:tc>
         <w:tc>
           <w:tcPr>
-            <w:tcW w:w="1451" w:type="dxa"/>
+            <w:tcW w:w="1450" w:type="dxa"/>
           </w:tcPr>
           <w:p>
             <w:pPr>
@@ -5133,7 +5133,7 @@
         </w:tc>
         <w:tc>
           <w:tcPr>
-            <w:tcW w:w="4530" w:type="dxa"/>
+            <w:tcW w:w="4528" w:type="dxa"/>
           </w:tcPr>
           <w:p>
             <w:pPr>
@@ -5150,7 +5150,7 @@
         </w:tc>
         <w:tc>
           <w:tcPr>
-            <w:tcW w:w="1451" w:type="dxa"/>
+            <w:tcW w:w="1450" w:type="dxa"/>
           </w:tcPr>
           <w:p>
             <w:pPr>
@@ -5186,7 +5186,7 @@
         </w:tc>
         <w:tc>
           <w:tcPr>
-            <w:tcW w:w="4530" w:type="dxa"/>
+            <w:tcW w:w="4528" w:type="dxa"/>
           </w:tcPr>
           <w:p>
             <w:pPr>
@@ -5203,7 +5203,7 @@
         </w:tc>
         <w:tc>
           <w:tcPr>
-            <w:tcW w:w="1451" w:type="dxa"/>
+            <w:tcW w:w="1450" w:type="dxa"/>
           </w:tcPr>
           <w:p>
             <w:pPr>
@@ -5239,7 +5239,7 @@
         </w:tc>
         <w:tc>
           <w:tcPr>
-            <w:tcW w:w="4530" w:type="dxa"/>
+            <w:tcW w:w="4528" w:type="dxa"/>
           </w:tcPr>
           <w:p>
             <w:pPr>
@@ -5256,7 +5256,7 @@
         </w:tc>
         <w:tc>
           <w:tcPr>
-            <w:tcW w:w="1451" w:type="dxa"/>
+            <w:tcW w:w="1450" w:type="dxa"/>
           </w:tcPr>
           <w:p>
             <w:pPr>
@@ -5299,9 +5299,9 @@
         </w:tblBorders>
       </w:tblPr>
       <w:tblGrid>
-        <w:gridCol w:w="1895"/>
-        <w:gridCol w:w="4362"/>
-        <w:gridCol w:w="1659"/>
+        <w:gridCol w:w="1894"/>
+        <w:gridCol w:w="4361"/>
+        <w:gridCol w:w="1658"/>
       </w:tblGrid>
       <w:tr>
         <w:trPr>
@@ -5309,7 +5309,7 @@
         </w:trPr>
         <w:tc>
           <w:tcPr>
-            <w:tcW w:w="1895" w:type="dxa"/>
+            <w:tcW w:w="1894" w:type="dxa"/>
             <w:shd w:val="clear" w:color="auto" w:fill="D9E2F3"/>
           </w:tcPr>
           <w:p>
@@ -5328,7 +5328,7 @@
         </w:tc>
         <w:tc>
           <w:tcPr>
-            <w:tcW w:w="4362" w:type="dxa"/>
+            <w:tcW w:w="4361" w:type="dxa"/>
             <w:shd w:val="clear" w:color="auto" w:fill="D9E2F3"/>
           </w:tcPr>
           <w:p>
@@ -5347,7 +5347,7 @@
         </w:tc>
         <w:tc>
           <w:tcPr>
-            <w:tcW w:w="1659" w:type="dxa"/>
+            <w:tcW w:w="1658" w:type="dxa"/>
             <w:shd w:val="clear" w:color="auto" w:fill="D9E2F3"/>
           </w:tcPr>
           <w:p>
@@ -5368,7 +5368,7 @@
       <w:tr>
         <w:tc>
           <w:tcPr>
-            <w:tcW w:w="1895" w:type="dxa"/>
+            <w:tcW w:w="1894" w:type="dxa"/>
           </w:tcPr>
           <w:p>
             <w:pPr>
@@ -5385,7 +5385,7 @@
         </w:tc>
         <w:tc>
           <w:tcPr>
-            <w:tcW w:w="4362" w:type="dxa"/>
+            <w:tcW w:w="4361" w:type="dxa"/>
           </w:tcPr>
           <w:p>
             <w:pPr>
@@ -5402,7 +5402,7 @@
         </w:tc>
         <w:tc>
           <w:tcPr>
-            <w:tcW w:w="1659" w:type="dxa"/>
+            <w:tcW w:w="1658" w:type="dxa"/>
           </w:tcPr>
           <w:p>
             <w:pPr>
@@ -5421,7 +5421,7 @@
       <w:tr>
         <w:tc>
           <w:tcPr>
-            <w:tcW w:w="1895" w:type="dxa"/>
+            <w:tcW w:w="1894" w:type="dxa"/>
           </w:tcPr>
           <w:p>
             <w:pPr>
@@ -5438,7 +5438,7 @@
         </w:tc>
         <w:tc>
           <w:tcPr>
-            <w:tcW w:w="4362" w:type="dxa"/>
+            <w:tcW w:w="4361" w:type="dxa"/>
           </w:tcPr>
           <w:p>
             <w:pPr>
@@ -5455,7 +5455,7 @@
         </w:tc>
         <w:tc>
           <w:tcPr>
-            <w:tcW w:w="1659" w:type="dxa"/>
+            <w:tcW w:w="1658" w:type="dxa"/>
           </w:tcPr>
           <w:p>
             <w:pPr>
@@ -5498,8 +5498,8 @@
         </w:tblBorders>
       </w:tblPr>
       <w:tblGrid>
-        <w:gridCol w:w="1973"/>
-        <w:gridCol w:w="4272"/>
+        <w:gridCol w:w="1972"/>
+        <w:gridCol w:w="4270"/>
         <w:gridCol w:w="1672"/>
       </w:tblGrid>
       <w:tr>
@@ -5508,7 +5508,7 @@
         </w:trPr>
         <w:tc>
           <w:tcPr>
-            <w:tcW w:w="1973" w:type="dxa"/>
+            <w:tcW w:w="1972" w:type="dxa"/>
             <w:shd w:val="clear" w:color="auto" w:fill="D9E2F3"/>
           </w:tcPr>
           <w:p>
@@ -5527,7 +5527,7 @@
         </w:tc>
         <w:tc>
           <w:tcPr>
-            <w:tcW w:w="4272" w:type="dxa"/>
+            <w:tcW w:w="4270" w:type="dxa"/>
             <w:shd w:val="clear" w:color="auto" w:fill="D9E2F3"/>
           </w:tcPr>
           <w:p>
@@ -5567,7 +5567,7 @@
       <w:tr>
         <w:tc>
           <w:tcPr>
-            <w:tcW w:w="1973" w:type="dxa"/>
+            <w:tcW w:w="1972" w:type="dxa"/>
           </w:tcPr>
           <w:p>
             <w:pPr>
@@ -5584,7 +5584,7 @@
         </w:tc>
         <w:tc>
           <w:tcPr>
-            <w:tcW w:w="4272" w:type="dxa"/>
+            <w:tcW w:w="4270" w:type="dxa"/>
           </w:tcPr>
           <w:p>
             <w:pPr>
@@ -5620,7 +5620,7 @@
       <w:tr>
         <w:tc>
           <w:tcPr>
-            <w:tcW w:w="1973" w:type="dxa"/>
+            <w:tcW w:w="1972" w:type="dxa"/>
           </w:tcPr>
           <w:p>
             <w:pPr>
@@ -5637,7 +5637,7 @@
         </w:tc>
         <w:tc>
           <w:tcPr>
-            <w:tcW w:w="4272" w:type="dxa"/>
+            <w:tcW w:w="4270" w:type="dxa"/>
           </w:tcPr>
           <w:p>
             <w:pPr>
@@ -5712,10 +5712,10 @@
         </w:tblBorders>
       </w:tblPr>
       <w:tblGrid>
-        <w:gridCol w:w="1651"/>
-        <w:gridCol w:w="3587"/>
+        <w:gridCol w:w="1650"/>
+        <w:gridCol w:w="3585"/>
         <w:gridCol w:w="1163"/>
-        <w:gridCol w:w="1513"/>
+        <w:gridCol w:w="1512"/>
       </w:tblGrid>
       <w:tr>
         <w:trPr>
@@ -5723,7 +5723,7 @@
         </w:trPr>
         <w:tc>
           <w:tcPr>
-            <w:tcW w:w="1651" w:type="dxa"/>
+            <w:tcW w:w="1650" w:type="dxa"/>
             <w:shd w:val="clear" w:color="auto" w:fill="D9E2F3"/>
           </w:tcPr>
           <w:p>
@@ -5742,7 +5742,7 @@
         </w:tc>
         <w:tc>
           <w:tcPr>
-            <w:tcW w:w="3587" w:type="dxa"/>
+            <w:tcW w:w="3585" w:type="dxa"/>
             <w:shd w:val="clear" w:color="auto" w:fill="D9E2F3"/>
           </w:tcPr>
           <w:p>
@@ -5780,7 +5780,7 @@
         </w:tc>
         <w:tc>
           <w:tcPr>
-            <w:tcW w:w="1513" w:type="dxa"/>
+            <w:tcW w:w="1512" w:type="dxa"/>
             <w:shd w:val="clear" w:color="auto" w:fill="D9E2F3"/>
           </w:tcPr>
           <w:p>
@@ -5801,7 +5801,7 @@
       <w:tr>
         <w:tc>
           <w:tcPr>
-            <w:tcW w:w="1651" w:type="dxa"/>
+            <w:tcW w:w="1650" w:type="dxa"/>
           </w:tcPr>
           <w:p>
             <w:pPr>
@@ -5818,7 +5818,7 @@
         </w:tc>
         <w:tc>
           <w:tcPr>
-            <w:tcW w:w="3587" w:type="dxa"/>
+            <w:tcW w:w="3585" w:type="dxa"/>
           </w:tcPr>
           <w:p>
             <w:pPr>
@@ -5852,7 +5852,7 @@
         </w:tc>
         <w:tc>
           <w:tcPr>
-            <w:tcW w:w="1513" w:type="dxa"/>
+            <w:tcW w:w="1512" w:type="dxa"/>
           </w:tcPr>
           <w:p>
             <w:pPr>
@@ -5871,7 +5871,7 @@
       <w:tr>
         <w:tc>
           <w:tcPr>
-            <w:tcW w:w="1651" w:type="dxa"/>
+            <w:tcW w:w="1650" w:type="dxa"/>
           </w:tcPr>
           <w:p>
             <w:pPr>
@@ -5888,7 +5888,7 @@
         </w:tc>
         <w:tc>
           <w:tcPr>
-            <w:tcW w:w="3587" w:type="dxa"/>
+            <w:tcW w:w="3585" w:type="dxa"/>
           </w:tcPr>
           <w:p>
             <w:pPr>
@@ -5922,7 +5922,7 @@
         </w:tc>
         <w:tc>
           <w:tcPr>
-            <w:tcW w:w="1513" w:type="dxa"/>
+            <w:tcW w:w="1512" w:type="dxa"/>
           </w:tcPr>
           <w:p>
             <w:pPr>
@@ -5941,7 +5941,7 @@
       <w:tr>
         <w:tc>
           <w:tcPr>
-            <w:tcW w:w="1651" w:type="dxa"/>
+            <w:tcW w:w="1650" w:type="dxa"/>
           </w:tcPr>
           <w:p>
             <w:pPr>
@@ -5958,7 +5958,7 @@
         </w:tc>
         <w:tc>
           <w:tcPr>
-            <w:tcW w:w="3587" w:type="dxa"/>
+            <w:tcW w:w="3585" w:type="dxa"/>
           </w:tcPr>
           <w:p>
             <w:pPr>
@@ -5992,7 +5992,7 @@
         </w:tc>
         <w:tc>
           <w:tcPr>
-            <w:tcW w:w="1513" w:type="dxa"/>
+            <w:tcW w:w="1512" w:type="dxa"/>
           </w:tcPr>
           <w:p>
             <w:pPr>
@@ -6011,7 +6011,7 @@
       <w:tr>
         <w:tc>
           <w:tcPr>
-            <w:tcW w:w="1651" w:type="dxa"/>
+            <w:tcW w:w="1650" w:type="dxa"/>
           </w:tcPr>
           <w:p>
             <w:pPr>
@@ -6028,7 +6028,7 @@
         </w:tc>
         <w:tc>
           <w:tcPr>
-            <w:tcW w:w="3587" w:type="dxa"/>
+            <w:tcW w:w="3585" w:type="dxa"/>
           </w:tcPr>
           <w:p>
             <w:pPr>
@@ -6062,7 +6062,7 @@
         </w:tc>
         <w:tc>
           <w:tcPr>
-            <w:tcW w:w="1513" w:type="dxa"/>
+            <w:tcW w:w="1512" w:type="dxa"/>
           </w:tcPr>
           <w:p>
             <w:pPr>
@@ -6081,7 +6081,7 @@
       <w:tr>
         <w:tc>
           <w:tcPr>
-            <w:tcW w:w="1651" w:type="dxa"/>
+            <w:tcW w:w="1650" w:type="dxa"/>
           </w:tcPr>
           <w:p>
             <w:pPr>
@@ -6098,7 +6098,7 @@
         </w:tc>
         <w:tc>
           <w:tcPr>
-            <w:tcW w:w="3587" w:type="dxa"/>
+            <w:tcW w:w="3585" w:type="dxa"/>
           </w:tcPr>
           <w:p>
             <w:pPr>
@@ -6132,7 +6132,7 @@
         </w:tc>
         <w:tc>
           <w:tcPr>
-            <w:tcW w:w="1513" w:type="dxa"/>
+            <w:tcW w:w="1512" w:type="dxa"/>
           </w:tcPr>
           <w:p>
             <w:pPr>
@@ -6151,7 +6151,7 @@
       <w:tr>
         <w:tc>
           <w:tcPr>
-            <w:tcW w:w="1651" w:type="dxa"/>
+            <w:tcW w:w="1650" w:type="dxa"/>
           </w:tcPr>
           <w:p>
             <w:pPr>
@@ -6168,7 +6168,7 @@
         </w:tc>
         <w:tc>
           <w:tcPr>
-            <w:tcW w:w="3587" w:type="dxa"/>
+            <w:tcW w:w="3585" w:type="dxa"/>
           </w:tcPr>
           <w:p>
             <w:pPr>
@@ -6202,7 +6202,7 @@
         </w:tc>
         <w:tc>
           <w:tcPr>
-            <w:tcW w:w="1513" w:type="dxa"/>
+            <w:tcW w:w="1512" w:type="dxa"/>
           </w:tcPr>
           <w:p>
             <w:pPr>
@@ -6221,7 +6221,7 @@
       <w:tr>
         <w:tc>
           <w:tcPr>
-            <w:tcW w:w="1651" w:type="dxa"/>
+            <w:tcW w:w="1650" w:type="dxa"/>
           </w:tcPr>
           <w:p>
             <w:pPr>
@@ -6238,7 +6238,7 @@
         </w:tc>
         <w:tc>
           <w:tcPr>
-            <w:tcW w:w="3587" w:type="dxa"/>
+            <w:tcW w:w="3585" w:type="dxa"/>
           </w:tcPr>
           <w:p>
             <w:pPr>
@@ -6272,7 +6272,7 @@
         </w:tc>
         <w:tc>
           <w:tcPr>
-            <w:tcW w:w="1513" w:type="dxa"/>
+            <w:tcW w:w="1512" w:type="dxa"/>
           </w:tcPr>
           <w:p>
             <w:pPr>
@@ -6291,7 +6291,7 @@
       <w:tr>
         <w:tc>
           <w:tcPr>
-            <w:tcW w:w="1651" w:type="dxa"/>
+            <w:tcW w:w="1650" w:type="dxa"/>
           </w:tcPr>
           <w:p>
             <w:pPr>
@@ -6308,7 +6308,7 @@
         </w:tc>
         <w:tc>
           <w:tcPr>
-            <w:tcW w:w="3587" w:type="dxa"/>
+            <w:tcW w:w="3585" w:type="dxa"/>
           </w:tcPr>
           <w:p>
             <w:pPr>
@@ -6342,7 +6342,7 @@
         </w:tc>
         <w:tc>
           <w:tcPr>
-            <w:tcW w:w="1513" w:type="dxa"/>
+            <w:tcW w:w="1512" w:type="dxa"/>
           </w:tcPr>
           <w:p>
             <w:pPr>
@@ -6361,7 +6361,7 @@
       <w:tr>
         <w:tc>
           <w:tcPr>
-            <w:tcW w:w="1651" w:type="dxa"/>
+            <w:tcW w:w="1650" w:type="dxa"/>
           </w:tcPr>
           <w:p>
             <w:pPr>
@@ -6378,7 +6378,7 @@
         </w:tc>
         <w:tc>
           <w:tcPr>
-            <w:tcW w:w="3587" w:type="dxa"/>
+            <w:tcW w:w="3585" w:type="dxa"/>
           </w:tcPr>
           <w:p>
             <w:pPr>
@@ -6412,7 +6412,7 @@
         </w:tc>
         <w:tc>
           <w:tcPr>
-            <w:tcW w:w="1513" w:type="dxa"/>
+            <w:tcW w:w="1512" w:type="dxa"/>
           </w:tcPr>
           <w:p>
             <w:pPr>
@@ -6431,7 +6431,7 @@
       <w:tr>
         <w:tc>
           <w:tcPr>
-            <w:tcW w:w="1651" w:type="dxa"/>
+            <w:tcW w:w="1650" w:type="dxa"/>
           </w:tcPr>
           <w:p>
             <w:pPr>
@@ -6448,7 +6448,7 @@
         </w:tc>
         <w:tc>
           <w:tcPr>
-            <w:tcW w:w="3587" w:type="dxa"/>
+            <w:tcW w:w="3585" w:type="dxa"/>
           </w:tcPr>
           <w:p>
             <w:pPr>
@@ -6482,7 +6482,7 @@
         </w:tc>
         <w:tc>
           <w:tcPr>
-            <w:tcW w:w="1513" w:type="dxa"/>
+            <w:tcW w:w="1512" w:type="dxa"/>
           </w:tcPr>
           <w:p>
             <w:pPr>
@@ -6501,7 +6501,7 @@
       <w:tr>
         <w:tc>
           <w:tcPr>
-            <w:tcW w:w="1651" w:type="dxa"/>
+            <w:tcW w:w="1650" w:type="dxa"/>
           </w:tcPr>
           <w:p>
             <w:pPr>
@@ -6518,7 +6518,7 @@
         </w:tc>
         <w:tc>
           <w:tcPr>
-            <w:tcW w:w="3587" w:type="dxa"/>
+            <w:tcW w:w="3585" w:type="dxa"/>
           </w:tcPr>
           <w:p>
             <w:pPr>
@@ -6552,7 +6552,7 @@
         </w:tc>
         <w:tc>
           <w:tcPr>
-            <w:tcW w:w="1513" w:type="dxa"/>
+            <w:tcW w:w="1512" w:type="dxa"/>
           </w:tcPr>
           <w:p>
             <w:pPr>
@@ -6571,7 +6571,7 @@
       <w:tr>
         <w:tc>
           <w:tcPr>
-            <w:tcW w:w="1651" w:type="dxa"/>
+            <w:tcW w:w="1650" w:type="dxa"/>
           </w:tcPr>
           <w:p>
             <w:pPr>
@@ -6588,7 +6588,7 @@
         </w:tc>
         <w:tc>
           <w:tcPr>
-            <w:tcW w:w="3587" w:type="dxa"/>
+            <w:tcW w:w="3585" w:type="dxa"/>
           </w:tcPr>
           <w:p>
             <w:pPr>
@@ -6622,7 +6622,7 @@
         </w:tc>
         <w:tc>
           <w:tcPr>
-            <w:tcW w:w="1513" w:type="dxa"/>
+            <w:tcW w:w="1512" w:type="dxa"/>
           </w:tcPr>
           <w:p>
             <w:pPr>
@@ -6641,7 +6641,7 @@
       <w:tr>
         <w:tc>
           <w:tcPr>
-            <w:tcW w:w="1651" w:type="dxa"/>
+            <w:tcW w:w="1650" w:type="dxa"/>
           </w:tcPr>
           <w:p>
             <w:pPr>
@@ -6658,7 +6658,7 @@
         </w:tc>
         <w:tc>
           <w:tcPr>
-            <w:tcW w:w="3587" w:type="dxa"/>
+            <w:tcW w:w="3585" w:type="dxa"/>
           </w:tcPr>
           <w:p>
             <w:pPr>
@@ -6692,7 +6692,7 @@
         </w:tc>
         <w:tc>
           <w:tcPr>
-            <w:tcW w:w="1513" w:type="dxa"/>
+            <w:tcW w:w="1512" w:type="dxa"/>
           </w:tcPr>
           <w:p>
             <w:pPr>
@@ -6711,7 +6711,7 @@
       <w:tr>
         <w:tc>
           <w:tcPr>
-            <w:tcW w:w="1651" w:type="dxa"/>
+            <w:tcW w:w="1650" w:type="dxa"/>
           </w:tcPr>
           <w:p>
             <w:pPr>
@@ -6728,7 +6728,7 @@
         </w:tc>
         <w:tc>
           <w:tcPr>
-            <w:tcW w:w="3587" w:type="dxa"/>
+            <w:tcW w:w="3585" w:type="dxa"/>
           </w:tcPr>
           <w:p>
             <w:pPr>
@@ -6762,7 +6762,7 @@
         </w:tc>
         <w:tc>
           <w:tcPr>
-            <w:tcW w:w="1513" w:type="dxa"/>
+            <w:tcW w:w="1512" w:type="dxa"/>
           </w:tcPr>
           <w:p>
             <w:pPr>
@@ -6781,7 +6781,7 @@
       <w:tr>
         <w:tc>
           <w:tcPr>
-            <w:tcW w:w="1651" w:type="dxa"/>
+            <w:tcW w:w="1650" w:type="dxa"/>
           </w:tcPr>
           <w:p>
             <w:pPr>
@@ -6798,7 +6798,7 @@
         </w:tc>
         <w:tc>
           <w:tcPr>
-            <w:tcW w:w="3587" w:type="dxa"/>
+            <w:tcW w:w="3585" w:type="dxa"/>
           </w:tcPr>
           <w:p>
             <w:pPr>
@@ -6832,7 +6832,7 @@
         </w:tc>
         <w:tc>
           <w:tcPr>
-            <w:tcW w:w="1513" w:type="dxa"/>
+            <w:tcW w:w="1512" w:type="dxa"/>
           </w:tcPr>
           <w:p>
             <w:pPr>
@@ -6851,7 +6851,7 @@
       <w:tr>
         <w:tc>
           <w:tcPr>
-            <w:tcW w:w="1651" w:type="dxa"/>
+            <w:tcW w:w="1650" w:type="dxa"/>
           </w:tcPr>
           <w:p>
             <w:pPr>
@@ -6868,7 +6868,7 @@
         </w:tc>
         <w:tc>
           <w:tcPr>
-            <w:tcW w:w="3587" w:type="dxa"/>
+            <w:tcW w:w="3585" w:type="dxa"/>
           </w:tcPr>
           <w:p>
             <w:pPr>
@@ -6902,7 +6902,7 @@
         </w:tc>
         <w:tc>
           <w:tcPr>
-            <w:tcW w:w="1513" w:type="dxa"/>
+            <w:tcW w:w="1512" w:type="dxa"/>
           </w:tcPr>
           <w:p>
             <w:pPr>
@@ -6921,7 +6921,7 @@
       <w:tr>
         <w:tc>
           <w:tcPr>
-            <w:tcW w:w="1651" w:type="dxa"/>
+            <w:tcW w:w="1650" w:type="dxa"/>
           </w:tcPr>
           <w:p>
             <w:pPr>
@@ -6938,7 +6938,7 @@
         </w:tc>
         <w:tc>
           <w:tcPr>
-            <w:tcW w:w="3587" w:type="dxa"/>
+            <w:tcW w:w="3585" w:type="dxa"/>
           </w:tcPr>
           <w:p>
             <w:pPr>
@@ -6972,7 +6972,7 @@
         </w:tc>
         <w:tc>
           <w:tcPr>
-            <w:tcW w:w="1513" w:type="dxa"/>
+            <w:tcW w:w="1512" w:type="dxa"/>
           </w:tcPr>
           <w:p>
             <w:pPr>
@@ -6991,7 +6991,7 @@
       <w:tr>
         <w:tc>
           <w:tcPr>
-            <w:tcW w:w="1651" w:type="dxa"/>
+            <w:tcW w:w="1650" w:type="dxa"/>
           </w:tcPr>
           <w:p>
             <w:pPr>
@@ -7008,7 +7008,7 @@
         </w:tc>
         <w:tc>
           <w:tcPr>
-            <w:tcW w:w="3587" w:type="dxa"/>
+            <w:tcW w:w="3585" w:type="dxa"/>
           </w:tcPr>
           <w:p>
             <w:pPr>
@@ -7042,7 +7042,7 @@
         </w:tc>
         <w:tc>
           <w:tcPr>
-            <w:tcW w:w="1513" w:type="dxa"/>
+            <w:tcW w:w="1512" w:type="dxa"/>
           </w:tcPr>
           <w:p>
             <w:pPr>
@@ -7061,7 +7061,7 @@
       <w:tr>
         <w:tc>
           <w:tcPr>
-            <w:tcW w:w="1651" w:type="dxa"/>
+            <w:tcW w:w="1650" w:type="dxa"/>
           </w:tcPr>
           <w:p>
             <w:pPr>
@@ -7078,7 +7078,7 @@
         </w:tc>
         <w:tc>
           <w:tcPr>
-            <w:tcW w:w="3587" w:type="dxa"/>
+            <w:tcW w:w="3585" w:type="dxa"/>
           </w:tcPr>
           <w:p>
             <w:pPr>
@@ -7112,7 +7112,7 @@
         </w:tc>
         <w:tc>
           <w:tcPr>
-            <w:tcW w:w="1513" w:type="dxa"/>
+            <w:tcW w:w="1512" w:type="dxa"/>
           </w:tcPr>
           <w:p>
             <w:pPr>
@@ -7131,7 +7131,7 @@
       <w:tr>
         <w:tc>
           <w:tcPr>
-            <w:tcW w:w="1651" w:type="dxa"/>
+            <w:tcW w:w="1650" w:type="dxa"/>
           </w:tcPr>
           <w:p>
             <w:pPr>
@@ -7148,7 +7148,7 @@
         </w:tc>
         <w:tc>
           <w:tcPr>
-            <w:tcW w:w="3587" w:type="dxa"/>
+            <w:tcW w:w="3585" w:type="dxa"/>
           </w:tcPr>
           <w:p>
             <w:pPr>
@@ -7182,7 +7182,7 @@
         </w:tc>
         <w:tc>
           <w:tcPr>
-            <w:tcW w:w="1513" w:type="dxa"/>
+            <w:tcW w:w="1512" w:type="dxa"/>
           </w:tcPr>
           <w:p>
             <w:pPr>
@@ -7225,11 +7225,11 @@
         </w:tblBorders>
       </w:tblPr>
       <w:tblGrid>
-        <w:gridCol w:w="1731"/>
+        <w:gridCol w:w="1730"/>
         <w:gridCol w:w="1137"/>
-        <w:gridCol w:w="1734"/>
-        <w:gridCol w:w="1695"/>
-        <w:gridCol w:w="1616"/>
+        <w:gridCol w:w="1733"/>
+        <w:gridCol w:w="1694"/>
+        <w:gridCol w:w="1615"/>
       </w:tblGrid>
       <w:tr>
         <w:trPr>
@@ -7237,7 +7237,7 @@
         </w:trPr>
         <w:tc>
           <w:tcPr>
-            <w:tcW w:w="1731" w:type="dxa"/>
+            <w:tcW w:w="1730" w:type="dxa"/>
             <w:shd w:val="clear" w:color="auto" w:fill="D9E2F3"/>
           </w:tcPr>
           <w:p>
@@ -7275,7 +7275,7 @@
         </w:tc>
         <w:tc>
           <w:tcPr>
-            <w:tcW w:w="1734" w:type="dxa"/>
+            <w:tcW w:w="1733" w:type="dxa"/>
             <w:shd w:val="clear" w:color="auto" w:fill="D9E2F3"/>
           </w:tcPr>
           <w:p>
@@ -7294,7 +7294,7 @@
         </w:tc>
         <w:tc>
           <w:tcPr>
-            <w:tcW w:w="1695" w:type="dxa"/>
+            <w:tcW w:w="1694" w:type="dxa"/>
             <w:shd w:val="clear" w:color="auto" w:fill="D9E2F3"/>
           </w:tcPr>
           <w:p>
@@ -7313,7 +7313,7 @@
         </w:tc>
         <w:tc>
           <w:tcPr>
-            <w:tcW w:w="1616" w:type="dxa"/>
+            <w:tcW w:w="1615" w:type="dxa"/>
             <w:shd w:val="clear" w:color="auto" w:fill="D9E2F3"/>
           </w:tcPr>
           <w:p>
@@ -7334,7 +7334,7 @@
       <w:tr>
         <w:tc>
           <w:tcPr>
-            <w:tcW w:w="1731" w:type="dxa"/>
+            <w:tcW w:w="1730" w:type="dxa"/>
           </w:tcPr>
           <w:p>
             <w:pPr>
@@ -7368,7 +7368,7 @@
         </w:tc>
         <w:tc>
           <w:tcPr>
-            <w:tcW w:w="1734" w:type="dxa"/>
+            <w:tcW w:w="1733" w:type="dxa"/>
           </w:tcPr>
           <w:p>
             <w:pPr>
@@ -7385,7 +7385,7 @@
         </w:tc>
         <w:tc>
           <w:tcPr>
-            <w:tcW w:w="1695" w:type="dxa"/>
+            <w:tcW w:w="1694" w:type="dxa"/>
           </w:tcPr>
           <w:p>
             <w:pPr>
@@ -7402,7 +7402,7 @@
         </w:tc>
         <w:tc>
           <w:tcPr>
-            <w:tcW w:w="1616" w:type="dxa"/>
+            <w:tcW w:w="1615" w:type="dxa"/>
           </w:tcPr>
           <w:p>
             <w:pPr>
@@ -7421,7 +7421,7 @@
       <w:tr>
         <w:tc>
           <w:tcPr>
-            <w:tcW w:w="1731" w:type="dxa"/>
+            <w:tcW w:w="1730" w:type="dxa"/>
           </w:tcPr>
           <w:p>
             <w:pPr>
@@ -7455,7 +7455,7 @@
         </w:tc>
         <w:tc>
           <w:tcPr>
-            <w:tcW w:w="1734" w:type="dxa"/>
+            <w:tcW w:w="1733" w:type="dxa"/>
           </w:tcPr>
           <w:p>
             <w:pPr>
@@ -7472,7 +7472,7 @@
         </w:tc>
         <w:tc>
           <w:tcPr>
-            <w:tcW w:w="1695" w:type="dxa"/>
+            <w:tcW w:w="1694" w:type="dxa"/>
           </w:tcPr>
           <w:p>
             <w:pPr>
@@ -7489,7 +7489,7 @@
         </w:tc>
         <w:tc>
           <w:tcPr>
-            <w:tcW w:w="1616" w:type="dxa"/>
+            <w:tcW w:w="1615" w:type="dxa"/>
           </w:tcPr>
           <w:p>
             <w:pPr>
@@ -7508,7 +7508,7 @@
       <w:tr>
         <w:tc>
           <w:tcPr>
-            <w:tcW w:w="1731" w:type="dxa"/>
+            <w:tcW w:w="1730" w:type="dxa"/>
           </w:tcPr>
           <w:p>
             <w:pPr>
@@ -7542,7 +7542,7 @@
         </w:tc>
         <w:tc>
           <w:tcPr>
-            <w:tcW w:w="1734" w:type="dxa"/>
+            <w:tcW w:w="1733" w:type="dxa"/>
           </w:tcPr>
           <w:p>
             <w:pPr>
@@ -7559,7 +7559,7 @@
         </w:tc>
         <w:tc>
           <w:tcPr>
-            <w:tcW w:w="1695" w:type="dxa"/>
+            <w:tcW w:w="1694" w:type="dxa"/>
           </w:tcPr>
           <w:p>
             <w:pPr>
@@ -7576,7 +7576,7 @@
         </w:tc>
         <w:tc>
           <w:tcPr>
-            <w:tcW w:w="1616" w:type="dxa"/>
+            <w:tcW w:w="1615" w:type="dxa"/>
           </w:tcPr>
           <w:p>
             <w:pPr>
@@ -7595,7 +7595,7 @@
       <w:tr>
         <w:tc>
           <w:tcPr>
-            <w:tcW w:w="1731" w:type="dxa"/>
+            <w:tcW w:w="1730" w:type="dxa"/>
           </w:tcPr>
           <w:p>
             <w:pPr>
@@ -7629,7 +7629,7 @@
         </w:tc>
         <w:tc>
           <w:tcPr>
-            <w:tcW w:w="1734" w:type="dxa"/>
+            <w:tcW w:w="1733" w:type="dxa"/>
           </w:tcPr>
           <w:p>
             <w:pPr>
@@ -7646,7 +7646,7 @@
         </w:tc>
         <w:tc>
           <w:tcPr>
-            <w:tcW w:w="1695" w:type="dxa"/>
+            <w:tcW w:w="1694" w:type="dxa"/>
           </w:tcPr>
           <w:p>
             <w:pPr>
@@ -7663,7 +7663,7 @@
         </w:tc>
         <w:tc>
           <w:tcPr>
-            <w:tcW w:w="1616" w:type="dxa"/>
+            <w:tcW w:w="1615" w:type="dxa"/>
           </w:tcPr>
           <w:p>
             <w:pPr>
@@ -7682,7 +7682,7 @@
       <w:tr>
         <w:tc>
           <w:tcPr>
-            <w:tcW w:w="1731" w:type="dxa"/>
+            <w:tcW w:w="1730" w:type="dxa"/>
           </w:tcPr>
           <w:p>
             <w:pPr>
@@ -7716,7 +7716,7 @@
         </w:tc>
         <w:tc>
           <w:tcPr>
-            <w:tcW w:w="1734" w:type="dxa"/>
+            <w:tcW w:w="1733" w:type="dxa"/>
           </w:tcPr>
           <w:p>
             <w:pPr>
@@ -7733,7 +7733,7 @@
         </w:tc>
         <w:tc>
           <w:tcPr>
-            <w:tcW w:w="1695" w:type="dxa"/>
+            <w:tcW w:w="1694" w:type="dxa"/>
           </w:tcPr>
           <w:p>
             <w:pPr>
@@ -7750,7 +7750,7 @@
         </w:tc>
         <w:tc>
           <w:tcPr>
-            <w:tcW w:w="1616" w:type="dxa"/>
+            <w:tcW w:w="1615" w:type="dxa"/>
           </w:tcPr>
           <w:p>
             <w:pPr>
@@ -7769,7 +7769,7 @@
       <w:tr>
         <w:tc>
           <w:tcPr>
-            <w:tcW w:w="1731" w:type="dxa"/>
+            <w:tcW w:w="1730" w:type="dxa"/>
           </w:tcPr>
           <w:p>
             <w:pPr>
@@ -7803,7 +7803,7 @@
         </w:tc>
         <w:tc>
           <w:tcPr>
-            <w:tcW w:w="1734" w:type="dxa"/>
+            <w:tcW w:w="1733" w:type="dxa"/>
           </w:tcPr>
           <w:p>
             <w:pPr>
@@ -7820,7 +7820,7 @@
         </w:tc>
         <w:tc>
           <w:tcPr>
-            <w:tcW w:w="1695" w:type="dxa"/>
+            <w:tcW w:w="1694" w:type="dxa"/>
           </w:tcPr>
           <w:p>
             <w:pPr>
@@ -7837,7 +7837,7 @@
         </w:tc>
         <w:tc>
           <w:tcPr>
-            <w:tcW w:w="1616" w:type="dxa"/>
+            <w:tcW w:w="1615" w:type="dxa"/>
           </w:tcPr>
           <w:p>
             <w:pPr>
@@ -7856,7 +7856,7 @@
       <w:tr>
         <w:tc>
           <w:tcPr>
-            <w:tcW w:w="1731" w:type="dxa"/>
+            <w:tcW w:w="1730" w:type="dxa"/>
           </w:tcPr>
           <w:p>
             <w:pPr>
@@ -7890,7 +7890,7 @@
         </w:tc>
         <w:tc>
           <w:tcPr>
-            <w:tcW w:w="1734" w:type="dxa"/>
+            <w:tcW w:w="1733" w:type="dxa"/>
           </w:tcPr>
           <w:p>
             <w:pPr>
@@ -7907,7 +7907,7 @@
         </w:tc>
         <w:tc>
           <w:tcPr>
-            <w:tcW w:w="1695" w:type="dxa"/>
+            <w:tcW w:w="1694" w:type="dxa"/>
           </w:tcPr>
           <w:p>
             <w:pPr>
@@ -7924,7 +7924,7 @@
         </w:tc>
         <w:tc>
           <w:tcPr>
-            <w:tcW w:w="1616" w:type="dxa"/>
+            <w:tcW w:w="1615" w:type="dxa"/>
           </w:tcPr>
           <w:p>
             <w:pPr>
@@ -7943,7 +7943,7 @@
       <w:tr>
         <w:tc>
           <w:tcPr>
-            <w:tcW w:w="1731" w:type="dxa"/>
+            <w:tcW w:w="1730" w:type="dxa"/>
           </w:tcPr>
           <w:p>
             <w:pPr>
@@ -7977,7 +7977,7 @@
         </w:tc>
         <w:tc>
           <w:tcPr>
-            <w:tcW w:w="1734" w:type="dxa"/>
+            <w:tcW w:w="1733" w:type="dxa"/>
           </w:tcPr>
           <w:p>
             <w:pPr>
@@ -7994,7 +7994,7 @@
         </w:tc>
         <w:tc>
           <w:tcPr>
-            <w:tcW w:w="1695" w:type="dxa"/>
+            <w:tcW w:w="1694" w:type="dxa"/>
           </w:tcPr>
           <w:p>
             <w:pPr>
@@ -8011,7 +8011,7 @@
         </w:tc>
         <w:tc>
           <w:tcPr>
-            <w:tcW w:w="1616" w:type="dxa"/>
+            <w:tcW w:w="1615" w:type="dxa"/>
           </w:tcPr>
           <w:p>
             <w:pPr>
@@ -8068,9 +8068,9 @@
         </w:tblBorders>
       </w:tblPr>
       <w:tblGrid>
-        <w:gridCol w:w="1957"/>
-        <w:gridCol w:w="3624"/>
-        <w:gridCol w:w="2335"/>
+        <w:gridCol w:w="1956"/>
+        <w:gridCol w:w="3623"/>
+        <w:gridCol w:w="2334"/>
       </w:tblGrid>
       <w:tr>
         <w:trPr>
@@ -8078,7 +8078,7 @@
         </w:trPr>
         <w:tc>
           <w:tcPr>
-            <w:tcW w:w="1957" w:type="dxa"/>
+            <w:tcW w:w="1956" w:type="dxa"/>
             <w:shd w:val="clear" w:color="auto" w:fill="D9E2F3"/>
           </w:tcPr>
           <w:p>
@@ -8097,7 +8097,7 @@
         </w:tc>
         <w:tc>
           <w:tcPr>
-            <w:tcW w:w="3624" w:type="dxa"/>
+            <w:tcW w:w="3623" w:type="dxa"/>
             <w:shd w:val="clear" w:color="auto" w:fill="D9E2F3"/>
           </w:tcPr>
           <w:p>
@@ -8116,7 +8116,7 @@
         </w:tc>
         <w:tc>
           <w:tcPr>
-            <w:tcW w:w="2335" w:type="dxa"/>
+            <w:tcW w:w="2334" w:type="dxa"/>
             <w:shd w:val="clear" w:color="auto" w:fill="D9E2F3"/>
           </w:tcPr>
           <w:p>
@@ -8137,7 +8137,7 @@
       <w:tr>
         <w:tc>
           <w:tcPr>
-            <w:tcW w:w="1957" w:type="dxa"/>
+            <w:tcW w:w="1956" w:type="dxa"/>
           </w:tcPr>
           <w:p>
             <w:pPr>
@@ -8154,7 +8154,7 @@
         </w:tc>
         <w:tc>
           <w:tcPr>
-            <w:tcW w:w="3624" w:type="dxa"/>
+            <w:tcW w:w="3623" w:type="dxa"/>
           </w:tcPr>
           <w:p>
             <w:pPr>
@@ -8171,7 +8171,7 @@
         </w:tc>
         <w:tc>
           <w:tcPr>
-            <w:tcW w:w="2335" w:type="dxa"/>
+            <w:tcW w:w="2334" w:type="dxa"/>
           </w:tcPr>
           <w:p>
             <w:pPr>
@@ -8190,7 +8190,7 @@
       <w:tr>
         <w:tc>
           <w:tcPr>
-            <w:tcW w:w="1957" w:type="dxa"/>
+            <w:tcW w:w="1956" w:type="dxa"/>
           </w:tcPr>
           <w:p>
             <w:pPr>
@@ -8207,7 +8207,7 @@
         </w:tc>
         <w:tc>
           <w:tcPr>
-            <w:tcW w:w="3624" w:type="dxa"/>
+            <w:tcW w:w="3623" w:type="dxa"/>
           </w:tcPr>
           <w:p>
             <w:pPr>
@@ -8224,7 +8224,7 @@
         </w:tc>
         <w:tc>
           <w:tcPr>
-            <w:tcW w:w="2335" w:type="dxa"/>
+            <w:tcW w:w="2334" w:type="dxa"/>
           </w:tcPr>
           <w:p>
             <w:pPr>
@@ -8243,7 +8243,7 @@
       <w:tr>
         <w:tc>
           <w:tcPr>
-            <w:tcW w:w="1957" w:type="dxa"/>
+            <w:tcW w:w="1956" w:type="dxa"/>
           </w:tcPr>
           <w:p>
             <w:pPr>
@@ -8260,7 +8260,7 @@
         </w:tc>
         <w:tc>
           <w:tcPr>
-            <w:tcW w:w="3624" w:type="dxa"/>
+            <w:tcW w:w="3623" w:type="dxa"/>
           </w:tcPr>
           <w:p>
             <w:pPr>
@@ -8277,7 +8277,7 @@
         </w:tc>
         <w:tc>
           <w:tcPr>
-            <w:tcW w:w="2335" w:type="dxa"/>
+            <w:tcW w:w="2334" w:type="dxa"/>
           </w:tcPr>
           <w:p>
             <w:pPr>
@@ -8296,7 +8296,7 @@
       <w:tr>
         <w:tc>
           <w:tcPr>
-            <w:tcW w:w="1957" w:type="dxa"/>
+            <w:tcW w:w="1956" w:type="dxa"/>
           </w:tcPr>
           <w:p>
             <w:pPr>
@@ -8313,7 +8313,7 @@
         </w:tc>
         <w:tc>
           <w:tcPr>
-            <w:tcW w:w="3624" w:type="dxa"/>
+            <w:tcW w:w="3623" w:type="dxa"/>
           </w:tcPr>
           <w:p>
             <w:pPr>
@@ -8330,7 +8330,7 @@
         </w:tc>
         <w:tc>
           <w:tcPr>
-            <w:tcW w:w="2335" w:type="dxa"/>
+            <w:tcW w:w="2334" w:type="dxa"/>
           </w:tcPr>
           <w:p>
             <w:pPr>
@@ -8349,7 +8349,7 @@
       <w:tr>
         <w:tc>
           <w:tcPr>
-            <w:tcW w:w="1957" w:type="dxa"/>
+            <w:tcW w:w="1956" w:type="dxa"/>
           </w:tcPr>
           <w:p>
             <w:pPr>
@@ -8366,7 +8366,7 @@
         </w:tc>
         <w:tc>
           <w:tcPr>
-            <w:tcW w:w="3624" w:type="dxa"/>
+            <w:tcW w:w="3623" w:type="dxa"/>
           </w:tcPr>
           <w:p>
             <w:pPr>
@@ -8383,7 +8383,7 @@
         </w:tc>
         <w:tc>
           <w:tcPr>
-            <w:tcW w:w="2335" w:type="dxa"/>
+            <w:tcW w:w="2334" w:type="dxa"/>
           </w:tcPr>
           <w:p>
             <w:pPr>
@@ -8402,7 +8402,7 @@
       <w:tr>
         <w:tc>
           <w:tcPr>
-            <w:tcW w:w="1957" w:type="dxa"/>
+            <w:tcW w:w="1956" w:type="dxa"/>
           </w:tcPr>
           <w:p>
             <w:pPr>
@@ -8419,7 +8419,7 @@
         </w:tc>
         <w:tc>
           <w:tcPr>
-            <w:tcW w:w="3624" w:type="dxa"/>
+            <w:tcW w:w="3623" w:type="dxa"/>
           </w:tcPr>
           <w:p>
             <w:pPr>
@@ -8436,7 +8436,7 @@
         </w:tc>
         <w:tc>
           <w:tcPr>
-            <w:tcW w:w="2335" w:type="dxa"/>
+            <w:tcW w:w="2334" w:type="dxa"/>
           </w:tcPr>
           <w:p>
             <w:pPr>
@@ -8455,7 +8455,7 @@
       <w:tr>
         <w:tc>
           <w:tcPr>
-            <w:tcW w:w="1957" w:type="dxa"/>
+            <w:tcW w:w="1956" w:type="dxa"/>
           </w:tcPr>
           <w:p>
             <w:pPr>
@@ -8472,7 +8472,7 @@
         </w:tc>
         <w:tc>
           <w:tcPr>
-            <w:tcW w:w="3624" w:type="dxa"/>
+            <w:tcW w:w="3623" w:type="dxa"/>
           </w:tcPr>
           <w:p>
             <w:pPr>
@@ -8489,7 +8489,7 @@
         </w:tc>
         <w:tc>
           <w:tcPr>
-            <w:tcW w:w="2335" w:type="dxa"/>
+            <w:tcW w:w="2334" w:type="dxa"/>
           </w:tcPr>
           <w:p>
             <w:pPr>
@@ -8508,7 +8508,7 @@
       <w:tr>
         <w:tc>
           <w:tcPr>
-            <w:tcW w:w="1957" w:type="dxa"/>
+            <w:tcW w:w="1956" w:type="dxa"/>
           </w:tcPr>
           <w:p>
             <w:pPr>
@@ -8525,7 +8525,7 @@
         </w:tc>
         <w:tc>
           <w:tcPr>
-            <w:tcW w:w="3624" w:type="dxa"/>
+            <w:tcW w:w="3623" w:type="dxa"/>
           </w:tcPr>
           <w:p>
             <w:pPr>
@@ -8542,7 +8542,7 @@
         </w:tc>
         <w:tc>
           <w:tcPr>
-            <w:tcW w:w="2335" w:type="dxa"/>
+            <w:tcW w:w="2334" w:type="dxa"/>
           </w:tcPr>
           <w:p>
             <w:pPr>
@@ -8561,7 +8561,7 @@
       <w:tr>
         <w:tc>
           <w:tcPr>
-            <w:tcW w:w="1957" w:type="dxa"/>
+            <w:tcW w:w="1956" w:type="dxa"/>
           </w:tcPr>
           <w:p>
             <w:pPr>
@@ -8578,7 +8578,7 @@
         </w:tc>
         <w:tc>
           <w:tcPr>
-            <w:tcW w:w="3624" w:type="dxa"/>
+            <w:tcW w:w="3623" w:type="dxa"/>
           </w:tcPr>
           <w:p>
             <w:pPr>
@@ -8595,7 +8595,7 @@
         </w:tc>
         <w:tc>
           <w:tcPr>
-            <w:tcW w:w="2335" w:type="dxa"/>
+            <w:tcW w:w="2334" w:type="dxa"/>
           </w:tcPr>
           <w:p>
             <w:pPr>
@@ -8614,7 +8614,7 @@
       <w:tr>
         <w:tc>
           <w:tcPr>
-            <w:tcW w:w="1957" w:type="dxa"/>
+            <w:tcW w:w="1956" w:type="dxa"/>
           </w:tcPr>
           <w:p>
             <w:pPr>
@@ -8631,7 +8631,7 @@
         </w:tc>
         <w:tc>
           <w:tcPr>
-            <w:tcW w:w="3624" w:type="dxa"/>
+            <w:tcW w:w="3623" w:type="dxa"/>
           </w:tcPr>
           <w:p>
             <w:pPr>
@@ -8648,7 +8648,7 @@
         </w:tc>
         <w:tc>
           <w:tcPr>
-            <w:tcW w:w="2335" w:type="dxa"/>
+            <w:tcW w:w="2334" w:type="dxa"/>
           </w:tcPr>
           <w:p>
             <w:pPr>
@@ -8667,7 +8667,7 @@
       <w:tr>
         <w:tc>
           <w:tcPr>
-            <w:tcW w:w="1957" w:type="dxa"/>
+            <w:tcW w:w="1956" w:type="dxa"/>
           </w:tcPr>
           <w:p>
             <w:pPr>
@@ -8684,7 +8684,7 @@
         </w:tc>
         <w:tc>
           <w:tcPr>
-            <w:tcW w:w="3624" w:type="dxa"/>
+            <w:tcW w:w="3623" w:type="dxa"/>
           </w:tcPr>
           <w:p>
             <w:pPr>
@@ -8701,7 +8701,7 @@
         </w:tc>
         <w:tc>
           <w:tcPr>
-            <w:tcW w:w="2335" w:type="dxa"/>
+            <w:tcW w:w="2334" w:type="dxa"/>
           </w:tcPr>
           <w:p>
             <w:pPr>
@@ -8720,7 +8720,7 @@
       <w:tr>
         <w:tc>
           <w:tcPr>
-            <w:tcW w:w="1957" w:type="dxa"/>
+            <w:tcW w:w="1956" w:type="dxa"/>
           </w:tcPr>
           <w:p>
             <w:pPr>
@@ -8737,7 +8737,7 @@
         </w:tc>
         <w:tc>
           <w:tcPr>
-            <w:tcW w:w="3624" w:type="dxa"/>
+            <w:tcW w:w="3623" w:type="dxa"/>
           </w:tcPr>
           <w:p>
             <w:pPr>
@@ -8754,7 +8754,7 @@
         </w:tc>
         <w:tc>
           <w:tcPr>
-            <w:tcW w:w="2335" w:type="dxa"/>
+            <w:tcW w:w="2334" w:type="dxa"/>
           </w:tcPr>
           <w:p>
             <w:pPr>
@@ -8773,7 +8773,7 @@
       <w:tr>
         <w:tc>
           <w:tcPr>
-            <w:tcW w:w="1957" w:type="dxa"/>
+            <w:tcW w:w="1956" w:type="dxa"/>
           </w:tcPr>
           <w:p>
             <w:pPr>
@@ -8790,7 +8790,7 @@
         </w:tc>
         <w:tc>
           <w:tcPr>
-            <w:tcW w:w="3624" w:type="dxa"/>
+            <w:tcW w:w="3623" w:type="dxa"/>
           </w:tcPr>
           <w:p>
             <w:pPr>
@@ -8807,7 +8807,7 @@
         </w:tc>
         <w:tc>
           <w:tcPr>
-            <w:tcW w:w="2335" w:type="dxa"/>
+            <w:tcW w:w="2334" w:type="dxa"/>
           </w:tcPr>
           <w:p>
             <w:pPr>
@@ -8826,7 +8826,7 @@
       <w:tr>
         <w:tc>
           <w:tcPr>
-            <w:tcW w:w="1957" w:type="dxa"/>
+            <w:tcW w:w="1956" w:type="dxa"/>
           </w:tcPr>
           <w:p>
             <w:pPr>
@@ -8843,7 +8843,7 @@
         </w:tc>
         <w:tc>
           <w:tcPr>
-            <w:tcW w:w="3624" w:type="dxa"/>
+            <w:tcW w:w="3623" w:type="dxa"/>
           </w:tcPr>
           <w:p>
             <w:pPr>
@@ -8860,7 +8860,7 @@
         </w:tc>
         <w:tc>
           <w:tcPr>
-            <w:tcW w:w="2335" w:type="dxa"/>
+            <w:tcW w:w="2334" w:type="dxa"/>
           </w:tcPr>
           <w:p>
             <w:pPr>
@@ -8917,11 +8917,11 @@
         </w:tblBorders>
       </w:tblPr>
       <w:tblGrid>
-        <w:gridCol w:w="2597"/>
+        <w:gridCol w:w="2593"/>
         <w:gridCol w:w="1406"/>
-        <w:gridCol w:w="1301"/>
-        <w:gridCol w:w="1301"/>
-        <w:gridCol w:w="1301"/>
+        <w:gridCol w:w="1299"/>
+        <w:gridCol w:w="1299"/>
+        <w:gridCol w:w="1299"/>
       </w:tblGrid>
       <w:tr>
         <w:trPr>
@@ -8929,7 +8929,7 @@
         </w:trPr>
         <w:tc>
           <w:tcPr>
-            <w:tcW w:w="2597" w:type="dxa"/>
+            <w:tcW w:w="2593" w:type="dxa"/>
             <w:shd w:val="clear" w:color="auto" w:fill="D9E2F3"/>
           </w:tcPr>
           <w:p>
@@ -8967,7 +8967,7 @@
         </w:tc>
         <w:tc>
           <w:tcPr>
-            <w:tcW w:w="1301" w:type="dxa"/>
+            <w:tcW w:w="1299" w:type="dxa"/>
             <w:shd w:val="clear" w:color="auto" w:fill="D9E2F3"/>
           </w:tcPr>
           <w:p>
@@ -8986,7 +8986,7 @@
         </w:tc>
         <w:tc>
           <w:tcPr>
-            <w:tcW w:w="1301" w:type="dxa"/>
+            <w:tcW w:w="1299" w:type="dxa"/>
             <w:shd w:val="clear" w:color="auto" w:fill="D9E2F3"/>
           </w:tcPr>
           <w:p>
@@ -9005,7 +9005,7 @@
         </w:tc>
         <w:tc>
           <w:tcPr>
-            <w:tcW w:w="1301" w:type="dxa"/>
+            <w:tcW w:w="1299" w:type="dxa"/>
             <w:shd w:val="clear" w:color="auto" w:fill="D9E2F3"/>
           </w:tcPr>
           <w:p>
@@ -9026,7 +9026,7 @@
       <w:tr>
         <w:tc>
           <w:tcPr>
-            <w:tcW w:w="2597" w:type="dxa"/>
+            <w:tcW w:w="2593" w:type="dxa"/>
           </w:tcPr>
           <w:p>
             <w:pPr>
@@ -9060,7 +9060,7 @@
         </w:tc>
         <w:tc>
           <w:tcPr>
-            <w:tcW w:w="1301" w:type="dxa"/>
+            <w:tcW w:w="1299" w:type="dxa"/>
           </w:tcPr>
           <w:p>
             <w:pPr>
@@ -9077,7 +9077,7 @@
         </w:tc>
         <w:tc>
           <w:tcPr>
-            <w:tcW w:w="1301" w:type="dxa"/>
+            <w:tcW w:w="1299" w:type="dxa"/>
           </w:tcPr>
           <w:p>
             <w:pPr>
@@ -9094,7 +9094,7 @@
         </w:tc>
         <w:tc>
           <w:tcPr>
-            <w:tcW w:w="1301" w:type="dxa"/>
+            <w:tcW w:w="1299" w:type="dxa"/>
           </w:tcPr>
           <w:p>
             <w:pPr>
@@ -9113,7 +9113,7 @@
       <w:tr>
         <w:tc>
           <w:tcPr>
-            <w:tcW w:w="2597" w:type="dxa"/>
+            <w:tcW w:w="2593" w:type="dxa"/>
           </w:tcPr>
           <w:p>
             <w:pPr>
@@ -9147,7 +9147,7 @@
         </w:tc>
         <w:tc>
           <w:tcPr>
-            <w:tcW w:w="1301" w:type="dxa"/>
+            <w:tcW w:w="1299" w:type="dxa"/>
           </w:tcPr>
           <w:p>
             <w:pPr>
@@ -9164,7 +9164,7 @@
         </w:tc>
         <w:tc>
           <w:tcPr>
-            <w:tcW w:w="1301" w:type="dxa"/>
+            <w:tcW w:w="1299" w:type="dxa"/>
           </w:tcPr>
           <w:p>
             <w:pPr>
@@ -9181,7 +9181,7 @@
         </w:tc>
         <w:tc>
           <w:tcPr>
-            <w:tcW w:w="1301" w:type="dxa"/>
+            <w:tcW w:w="1299" w:type="dxa"/>
           </w:tcPr>
           <w:p>
             <w:pPr>
@@ -9200,7 +9200,7 @@
       <w:tr>
         <w:tc>
           <w:tcPr>
-            <w:tcW w:w="2597" w:type="dxa"/>
+            <w:tcW w:w="2593" w:type="dxa"/>
           </w:tcPr>
           <w:p>
             <w:pPr>
@@ -9234,7 +9234,7 @@
         </w:tc>
         <w:tc>
           <w:tcPr>
-            <w:tcW w:w="1301" w:type="dxa"/>
+            <w:tcW w:w="1299" w:type="dxa"/>
           </w:tcPr>
           <w:p>
             <w:pPr>
@@ -9251,7 +9251,7 @@
         </w:tc>
         <w:tc>
           <w:tcPr>
-            <w:tcW w:w="1301" w:type="dxa"/>
+            <w:tcW w:w="1299" w:type="dxa"/>
           </w:tcPr>
           <w:p>
             <w:pPr>
@@ -9268,7 +9268,7 @@
         </w:tc>
         <w:tc>
           <w:tcPr>
-            <w:tcW w:w="1301" w:type="dxa"/>
+            <w:tcW w:w="1299" w:type="dxa"/>
           </w:tcPr>
           <w:p>
             <w:pPr>
@@ -9287,7 +9287,7 @@
       <w:tr>
         <w:tc>
           <w:tcPr>
-            <w:tcW w:w="2597" w:type="dxa"/>
+            <w:tcW w:w="2593" w:type="dxa"/>
           </w:tcPr>
           <w:p>
             <w:pPr>
@@ -9321,7 +9321,7 @@
         </w:tc>
         <w:tc>
           <w:tcPr>
-            <w:tcW w:w="1301" w:type="dxa"/>
+            <w:tcW w:w="1299" w:type="dxa"/>
           </w:tcPr>
           <w:p>
             <w:pPr>
@@ -9338,7 +9338,7 @@
         </w:tc>
         <w:tc>
           <w:tcPr>
-            <w:tcW w:w="1301" w:type="dxa"/>
+            <w:tcW w:w="1299" w:type="dxa"/>
           </w:tcPr>
           <w:p>
             <w:pPr>
@@ -9355,7 +9355,7 @@
         </w:tc>
         <w:tc>
           <w:tcPr>
-            <w:tcW w:w="1301" w:type="dxa"/>
+            <w:tcW w:w="1299" w:type="dxa"/>
           </w:tcPr>
           <w:p>
             <w:pPr>
@@ -9374,7 +9374,7 @@
       <w:tr>
         <w:tc>
           <w:tcPr>
-            <w:tcW w:w="2597" w:type="dxa"/>
+            <w:tcW w:w="2593" w:type="dxa"/>
           </w:tcPr>
           <w:p>
             <w:pPr>
@@ -9408,7 +9408,7 @@
         </w:tc>
         <w:tc>
           <w:tcPr>
-            <w:tcW w:w="1301" w:type="dxa"/>
+            <w:tcW w:w="1299" w:type="dxa"/>
           </w:tcPr>
           <w:p>
             <w:pPr>
@@ -9425,7 +9425,7 @@
         </w:tc>
         <w:tc>
           <w:tcPr>
-            <w:tcW w:w="1301" w:type="dxa"/>
+            <w:tcW w:w="1299" w:type="dxa"/>
           </w:tcPr>
           <w:p>
             <w:pPr>
@@ -9442,7 +9442,7 @@
         </w:tc>
         <w:tc>
           <w:tcPr>
-            <w:tcW w:w="1301" w:type="dxa"/>
+            <w:tcW w:w="1299" w:type="dxa"/>
           </w:tcPr>
           <w:p>
             <w:pPr>
@@ -9461,7 +9461,7 @@
       <w:tr>
         <w:tc>
           <w:tcPr>
-            <w:tcW w:w="2597" w:type="dxa"/>
+            <w:tcW w:w="2593" w:type="dxa"/>
           </w:tcPr>
           <w:p>
             <w:pPr>
@@ -9495,7 +9495,7 @@
         </w:tc>
         <w:tc>
           <w:tcPr>
-            <w:tcW w:w="1301" w:type="dxa"/>
+            <w:tcW w:w="1299" w:type="dxa"/>
           </w:tcPr>
           <w:p>
             <w:pPr>
@@ -9512,7 +9512,7 @@
         </w:tc>
         <w:tc>
           <w:tcPr>
-            <w:tcW w:w="1301" w:type="dxa"/>
+            <w:tcW w:w="1299" w:type="dxa"/>
           </w:tcPr>
           <w:p>
             <w:pPr>
@@ -9529,7 +9529,7 @@
         </w:tc>
         <w:tc>
           <w:tcPr>
-            <w:tcW w:w="1301" w:type="dxa"/>
+            <w:tcW w:w="1299" w:type="dxa"/>
           </w:tcPr>
           <w:p>
             <w:pPr>
@@ -9548,7 +9548,7 @@
       <w:tr>
         <w:tc>
           <w:tcPr>
-            <w:tcW w:w="2597" w:type="dxa"/>
+            <w:tcW w:w="2593" w:type="dxa"/>
           </w:tcPr>
           <w:p>
             <w:pPr>
@@ -9582,7 +9582,7 @@
         </w:tc>
         <w:tc>
           <w:tcPr>
-            <w:tcW w:w="1301" w:type="dxa"/>
+            <w:tcW w:w="1299" w:type="dxa"/>
           </w:tcPr>
           <w:p>
             <w:pPr>
@@ -9599,7 +9599,7 @@
         </w:tc>
         <w:tc>
           <w:tcPr>
-            <w:tcW w:w="1301" w:type="dxa"/>
+            <w:tcW w:w="1299" w:type="dxa"/>
           </w:tcPr>
           <w:p>
             <w:pPr>
@@ -9616,7 +9616,7 @@
         </w:tc>
         <w:tc>
           <w:tcPr>
-            <w:tcW w:w="1301" w:type="dxa"/>
+            <w:tcW w:w="1299" w:type="dxa"/>
           </w:tcPr>
           <w:p>
             <w:pPr>
@@ -9635,7 +9635,7 @@
       <w:tr>
         <w:tc>
           <w:tcPr>
-            <w:tcW w:w="2597" w:type="dxa"/>
+            <w:tcW w:w="2593" w:type="dxa"/>
           </w:tcPr>
           <w:p>
             <w:pPr>
@@ -9669,7 +9669,7 @@
         </w:tc>
         <w:tc>
           <w:tcPr>
-            <w:tcW w:w="1301" w:type="dxa"/>
+            <w:tcW w:w="1299" w:type="dxa"/>
           </w:tcPr>
           <w:p>
             <w:pPr>
@@ -9686,7 +9686,7 @@
         </w:tc>
         <w:tc>
           <w:tcPr>
-            <w:tcW w:w="1301" w:type="dxa"/>
+            <w:tcW w:w="1299" w:type="dxa"/>
           </w:tcPr>
           <w:p>
             <w:pPr>
@@ -9703,7 +9703,7 @@
         </w:tc>
         <w:tc>
           <w:tcPr>
-            <w:tcW w:w="1301" w:type="dxa"/>
+            <w:tcW w:w="1299" w:type="dxa"/>
           </w:tcPr>
           <w:p>
             <w:pPr>
@@ -9722,7 +9722,7 @@
       <w:tr>
         <w:tc>
           <w:tcPr>
-            <w:tcW w:w="2597" w:type="dxa"/>
+            <w:tcW w:w="2593" w:type="dxa"/>
           </w:tcPr>
           <w:p>
             <w:pPr>
@@ -9756,7 +9756,7 @@
         </w:tc>
         <w:tc>
           <w:tcPr>
-            <w:tcW w:w="1301" w:type="dxa"/>
+            <w:tcW w:w="1299" w:type="dxa"/>
           </w:tcPr>
           <w:p>
             <w:pPr>
@@ -9773,7 +9773,7 @@
         </w:tc>
         <w:tc>
           <w:tcPr>
-            <w:tcW w:w="1301" w:type="dxa"/>
+            <w:tcW w:w="1299" w:type="dxa"/>
           </w:tcPr>
           <w:p>
             <w:pPr>
@@ -9790,7 +9790,7 @@
         </w:tc>
         <w:tc>
           <w:tcPr>
-            <w:tcW w:w="1301" w:type="dxa"/>
+            <w:tcW w:w="1299" w:type="dxa"/>
           </w:tcPr>
           <w:p>
             <w:pPr>
@@ -9809,7 +9809,7 @@
       <w:tr>
         <w:tc>
           <w:tcPr>
-            <w:tcW w:w="2597" w:type="dxa"/>
+            <w:tcW w:w="2593" w:type="dxa"/>
           </w:tcPr>
           <w:p>
             <w:pPr>
@@ -9843,7 +9843,7 @@
         </w:tc>
         <w:tc>
           <w:tcPr>
-            <w:tcW w:w="1301" w:type="dxa"/>
+            <w:tcW w:w="1299" w:type="dxa"/>
           </w:tcPr>
           <w:p>
             <w:pPr>
@@ -9860,7 +9860,7 @@
         </w:tc>
         <w:tc>
           <w:tcPr>
-            <w:tcW w:w="1301" w:type="dxa"/>
+            <w:tcW w:w="1299" w:type="dxa"/>
           </w:tcPr>
           <w:p>
             <w:pPr>
@@ -9877,7 +9877,7 @@
         </w:tc>
         <w:tc>
           <w:tcPr>
-            <w:tcW w:w="1301" w:type="dxa"/>
+            <w:tcW w:w="1299" w:type="dxa"/>
           </w:tcPr>
           <w:p>
             <w:pPr>
@@ -9896,7 +9896,7 @@
       <w:tr>
         <w:tc>
           <w:tcPr>
-            <w:tcW w:w="2597" w:type="dxa"/>
+            <w:tcW w:w="2593" w:type="dxa"/>
           </w:tcPr>
           <w:p>
             <w:pPr>
@@ -9930,7 +9930,7 @@
         </w:tc>
         <w:tc>
           <w:tcPr>
-            <w:tcW w:w="1301" w:type="dxa"/>
+            <w:tcW w:w="1299" w:type="dxa"/>
           </w:tcPr>
           <w:p>
             <w:pPr>
@@ -9947,7 +9947,7 @@
         </w:tc>
         <w:tc>
           <w:tcPr>
-            <w:tcW w:w="1301" w:type="dxa"/>
+            <w:tcW w:w="1299" w:type="dxa"/>
           </w:tcPr>
           <w:p>
             <w:pPr>
@@ -9964,7 +9964,7 @@
         </w:tc>
         <w:tc>
           <w:tcPr>
-            <w:tcW w:w="1301" w:type="dxa"/>
+            <w:tcW w:w="1299" w:type="dxa"/>
           </w:tcPr>
           <w:p>
             <w:pPr>
@@ -10021,8 +10021,8 @@
         </w:tblBorders>
       </w:tblPr>
       <w:tblGrid>
-        <w:gridCol w:w="2087"/>
-        <w:gridCol w:w="5830"/>
+        <w:gridCol w:w="2086"/>
+        <w:gridCol w:w="5829"/>
       </w:tblGrid>
       <w:tr>
         <w:trPr>
@@ -10030,7 +10030,7 @@
         </w:trPr>
         <w:tc>
           <w:tcPr>
-            <w:tcW w:w="2087" w:type="dxa"/>
+            <w:tcW w:w="2086" w:type="dxa"/>
             <w:shd w:val="clear" w:color="auto" w:fill="D9E2F3"/>
           </w:tcPr>
           <w:p>
@@ -10049,7 +10049,7 @@
         </w:tc>
         <w:tc>
           <w:tcPr>
-            <w:tcW w:w="5830" w:type="dxa"/>
+            <w:tcW w:w="5829" w:type="dxa"/>
             <w:shd w:val="clear" w:color="auto" w:fill="D9E2F3"/>
           </w:tcPr>
           <w:p>
@@ -10070,7 +10070,7 @@
       <w:tr>
         <w:tc>
           <w:tcPr>
-            <w:tcW w:w="2087" w:type="dxa"/>
+            <w:tcW w:w="2086" w:type="dxa"/>
           </w:tcPr>
           <w:p>
             <w:pPr>
@@ -10087,7 +10087,7 @@
         </w:tc>
         <w:tc>
           <w:tcPr>
-            <w:tcW w:w="5830" w:type="dxa"/>
+            <w:tcW w:w="5829" w:type="dxa"/>
           </w:tcPr>
           <w:p>
             <w:pPr>
@@ -10106,7 +10106,7 @@
       <w:tr>
         <w:tc>
           <w:tcPr>
-            <w:tcW w:w="2087" w:type="dxa"/>
+            <w:tcW w:w="2086" w:type="dxa"/>
           </w:tcPr>
           <w:p>
             <w:pPr>
@@ -10123,7 +10123,7 @@
         </w:tc>
         <w:tc>
           <w:tcPr>
-            <w:tcW w:w="5830" w:type="dxa"/>
+            <w:tcW w:w="5829" w:type="dxa"/>
           </w:tcPr>
           <w:p>
             <w:pPr>
@@ -10142,7 +10142,7 @@
       <w:tr>
         <w:tc>
           <w:tcPr>
-            <w:tcW w:w="2087" w:type="dxa"/>
+            <w:tcW w:w="2086" w:type="dxa"/>
           </w:tcPr>
           <w:p>
             <w:pPr>
@@ -10159,7 +10159,7 @@
         </w:tc>
         <w:tc>
           <w:tcPr>
-            <w:tcW w:w="5830" w:type="dxa"/>
+            <w:tcW w:w="5829" w:type="dxa"/>
           </w:tcPr>
           <w:p>
             <w:pPr>
@@ -10178,7 +10178,7 @@
       <w:tr>
         <w:tc>
           <w:tcPr>
-            <w:tcW w:w="2087" w:type="dxa"/>
+            <w:tcW w:w="2086" w:type="dxa"/>
           </w:tcPr>
           <w:p>
             <w:pPr>
@@ -10195,7 +10195,7 @@
         </w:tc>
         <w:tc>
           <w:tcPr>
-            <w:tcW w:w="5830" w:type="dxa"/>
+            <w:tcW w:w="5829" w:type="dxa"/>
           </w:tcPr>
           <w:p>
             <w:pPr>
@@ -10214,7 +10214,7 @@
       <w:tr>
         <w:tc>
           <w:tcPr>
-            <w:tcW w:w="2087" w:type="dxa"/>
+            <w:tcW w:w="2086" w:type="dxa"/>
           </w:tcPr>
           <w:p>
             <w:pPr>
@@ -10231,7 +10231,7 @@
         </w:tc>
         <w:tc>
           <w:tcPr>
-            <w:tcW w:w="5830" w:type="dxa"/>
+            <w:tcW w:w="5829" w:type="dxa"/>
           </w:tcPr>
           <w:p>
             <w:pPr>
@@ -10250,7 +10250,7 @@
       <w:tr>
         <w:tc>
           <w:tcPr>
-            <w:tcW w:w="2087" w:type="dxa"/>
+            <w:tcW w:w="2086" w:type="dxa"/>
           </w:tcPr>
           <w:p>
             <w:pPr>
@@ -10267,7 +10267,7 @@
         </w:tc>
         <w:tc>
           <w:tcPr>
-            <w:tcW w:w="5830" w:type="dxa"/>
+            <w:tcW w:w="5829" w:type="dxa"/>
           </w:tcPr>
           <w:p>
             <w:pPr>
@@ -10286,7 +10286,7 @@
       <w:tr>
         <w:tc>
           <w:tcPr>
-            <w:tcW w:w="2087" w:type="dxa"/>
+            <w:tcW w:w="2086" w:type="dxa"/>
           </w:tcPr>
           <w:p>
             <w:pPr>
@@ -10303,7 +10303,7 @@
         </w:tc>
         <w:tc>
           <w:tcPr>
-            <w:tcW w:w="5830" w:type="dxa"/>
+            <w:tcW w:w="5829" w:type="dxa"/>
           </w:tcPr>
           <w:p>
             <w:pPr>
@@ -10322,7 +10322,7 @@
       <w:tr>
         <w:tc>
           <w:tcPr>
-            <w:tcW w:w="2087" w:type="dxa"/>
+            <w:tcW w:w="2086" w:type="dxa"/>
           </w:tcPr>
           <w:p>
             <w:pPr>
@@ -10339,7 +10339,7 @@
         </w:tc>
         <w:tc>
           <w:tcPr>
-            <w:tcW w:w="5830" w:type="dxa"/>
+            <w:tcW w:w="5829" w:type="dxa"/>
           </w:tcPr>
           <w:p>
             <w:pPr>
@@ -10358,7 +10358,7 @@
       <w:tr>
         <w:tc>
           <w:tcPr>
-            <w:tcW w:w="2087" w:type="dxa"/>
+            <w:tcW w:w="2086" w:type="dxa"/>
           </w:tcPr>
           <w:p>
             <w:pPr>
@@ -10375,7 +10375,7 @@
         </w:tc>
         <w:tc>
           <w:tcPr>
-            <w:tcW w:w="5830" w:type="dxa"/>
+            <w:tcW w:w="5829" w:type="dxa"/>
           </w:tcPr>
           <w:p>
             <w:pPr>
@@ -10394,7 +10394,7 @@
       <w:tr>
         <w:tc>
           <w:tcPr>
-            <w:tcW w:w="2087" w:type="dxa"/>
+            <w:tcW w:w="2086" w:type="dxa"/>
           </w:tcPr>
           <w:p>
             <w:pPr>
@@ -10411,7 +10411,7 @@
         </w:tc>
         <w:tc>
           <w:tcPr>
-            <w:tcW w:w="5830" w:type="dxa"/>
+            <w:tcW w:w="5829" w:type="dxa"/>
           </w:tcPr>
           <w:p>
             <w:pPr>
@@ -10469,7 +10469,7 @@
       </w:tblPr>
       <w:tblGrid>
         <w:gridCol w:w="2425"/>
-        <w:gridCol w:w="5492"/>
+        <w:gridCol w:w="5490"/>
       </w:tblGrid>
       <w:tr>
         <w:trPr>
@@ -10496,7 +10496,7 @@
         </w:tc>
         <w:tc>
           <w:tcPr>
-            <w:tcW w:w="5492" w:type="dxa"/>
+            <w:tcW w:w="5490" w:type="dxa"/>
             <w:shd w:val="clear" w:color="auto" w:fill="D9E2F3"/>
           </w:tcPr>
           <w:p>
@@ -10534,7 +10534,7 @@
         </w:tc>
         <w:tc>
           <w:tcPr>
-            <w:tcW w:w="5492" w:type="dxa"/>
+            <w:tcW w:w="5490" w:type="dxa"/>
           </w:tcPr>
           <w:p>
             <w:pPr>
@@ -10570,7 +10570,7 @@
         </w:tc>
         <w:tc>
           <w:tcPr>
-            <w:tcW w:w="5492" w:type="dxa"/>
+            <w:tcW w:w="5490" w:type="dxa"/>
           </w:tcPr>
           <w:p>
             <w:pPr>
@@ -10606,7 +10606,7 @@
         </w:tc>
         <w:tc>
           <w:tcPr>
-            <w:tcW w:w="5492" w:type="dxa"/>
+            <w:tcW w:w="5490" w:type="dxa"/>
           </w:tcPr>
           <w:p>
             <w:pPr>
@@ -10642,7 +10642,7 @@
         </w:tc>
         <w:tc>
           <w:tcPr>
-            <w:tcW w:w="5492" w:type="dxa"/>
+            <w:tcW w:w="5490" w:type="dxa"/>
           </w:tcPr>
           <w:p>
             <w:pPr>
@@ -10678,7 +10678,7 @@
         </w:tc>
         <w:tc>
           <w:tcPr>
-            <w:tcW w:w="5492" w:type="dxa"/>
+            <w:tcW w:w="5490" w:type="dxa"/>
           </w:tcPr>
           <w:p>
             <w:pPr>
@@ -10714,7 +10714,7 @@
         </w:tc>
         <w:tc>
           <w:tcPr>
-            <w:tcW w:w="5492" w:type="dxa"/>
+            <w:tcW w:w="5490" w:type="dxa"/>
           </w:tcPr>
           <w:p>
             <w:pPr>
@@ -10750,7 +10750,7 @@
         </w:tc>
         <w:tc>
           <w:tcPr>
-            <w:tcW w:w="5492" w:type="dxa"/>
+            <w:tcW w:w="5490" w:type="dxa"/>
           </w:tcPr>
           <w:p>
             <w:pPr>
@@ -10786,7 +10786,7 @@
         </w:tc>
         <w:tc>
           <w:tcPr>
-            <w:tcW w:w="5492" w:type="dxa"/>
+            <w:tcW w:w="5490" w:type="dxa"/>
           </w:tcPr>
           <w:p>
             <w:pPr>
@@ -10830,7 +10830,7 @@
       </w:tblPr>
       <w:tblGrid>
         <w:gridCol w:w="2106"/>
-        <w:gridCol w:w="5811"/>
+        <w:gridCol w:w="5809"/>
       </w:tblGrid>
       <w:tr>
         <w:trPr>
@@ -10857,7 +10857,7 @@
         </w:tc>
         <w:tc>
           <w:tcPr>
-            <w:tcW w:w="5811" w:type="dxa"/>
+            <w:tcW w:w="5809" w:type="dxa"/>
             <w:shd w:val="clear" w:color="auto" w:fill="D9E2F3"/>
           </w:tcPr>
           <w:p>
@@ -10895,7 +10895,7 @@
         </w:tc>
         <w:tc>
           <w:tcPr>
-            <w:tcW w:w="5811" w:type="dxa"/>
+            <w:tcW w:w="5809" w:type="dxa"/>
           </w:tcPr>
           <w:p>
             <w:pPr>
@@ -10931,7 +10931,7 @@
         </w:tc>
         <w:tc>
           <w:tcPr>
-            <w:tcW w:w="5811" w:type="dxa"/>
+            <w:tcW w:w="5809" w:type="dxa"/>
           </w:tcPr>
           <w:p>
             <w:pPr>
@@ -10967,7 +10967,7 @@
         </w:tc>
         <w:tc>
           <w:tcPr>
-            <w:tcW w:w="5811" w:type="dxa"/>
+            <w:tcW w:w="5809" w:type="dxa"/>
           </w:tcPr>
           <w:p>
             <w:pPr>
@@ -11003,7 +11003,7 @@
         </w:tc>
         <w:tc>
           <w:tcPr>
-            <w:tcW w:w="5811" w:type="dxa"/>
+            <w:tcW w:w="5809" w:type="dxa"/>
           </w:tcPr>
           <w:p>
             <w:pPr>
@@ -11039,7 +11039,7 @@
         </w:tc>
         <w:tc>
           <w:tcPr>
-            <w:tcW w:w="5811" w:type="dxa"/>
+            <w:tcW w:w="5809" w:type="dxa"/>
           </w:tcPr>
           <w:p>
             <w:pPr>
@@ -11075,7 +11075,7 @@
         </w:tc>
         <w:tc>
           <w:tcPr>
-            <w:tcW w:w="5811" w:type="dxa"/>
+            <w:tcW w:w="5809" w:type="dxa"/>
           </w:tcPr>
           <w:p>
             <w:pPr>
@@ -11111,7 +11111,7 @@
         </w:tc>
         <w:tc>
           <w:tcPr>
-            <w:tcW w:w="5811" w:type="dxa"/>
+            <w:tcW w:w="5809" w:type="dxa"/>
           </w:tcPr>
           <w:p>
             <w:pPr>
@@ -11168,11 +11168,11 @@
         </w:tblBorders>
       </w:tblPr>
       <w:tblGrid>
-        <w:gridCol w:w="861"/>
-        <w:gridCol w:w="1047"/>
-        <w:gridCol w:w="1960"/>
-        <w:gridCol w:w="1760"/>
-        <w:gridCol w:w="1238"/>
+        <w:gridCol w:w="860"/>
+        <w:gridCol w:w="1044"/>
+        <w:gridCol w:w="1956"/>
+        <w:gridCol w:w="1757"/>
+        <w:gridCol w:w="1236"/>
         <w:gridCol w:w="1043"/>
       </w:tblGrid>
       <w:tr>
@@ -11181,7 +11181,7 @@
         </w:trPr>
         <w:tc>
           <w:tcPr>
-            <w:tcW w:w="861" w:type="dxa"/>
+            <w:tcW w:w="860" w:type="dxa"/>
             <w:shd w:val="clear" w:color="auto" w:fill="D9E2F3"/>
           </w:tcPr>
           <w:p>
@@ -11200,7 +11200,7 @@
         </w:tc>
         <w:tc>
           <w:tcPr>
-            <w:tcW w:w="1047" w:type="dxa"/>
+            <w:tcW w:w="1044" w:type="dxa"/>
             <w:shd w:val="clear" w:color="auto" w:fill="D9E2F3"/>
           </w:tcPr>
           <w:p>
@@ -11219,7 +11219,7 @@
         </w:tc>
         <w:tc>
           <w:tcPr>
-            <w:tcW w:w="1960" w:type="dxa"/>
+            <w:tcW w:w="1956" w:type="dxa"/>
             <w:shd w:val="clear" w:color="auto" w:fill="D9E2F3"/>
           </w:tcPr>
           <w:p>
@@ -11238,7 +11238,7 @@
         </w:tc>
         <w:tc>
           <w:tcPr>
-            <w:tcW w:w="1760" w:type="dxa"/>
+            <w:tcW w:w="1757" w:type="dxa"/>
             <w:shd w:val="clear" w:color="auto" w:fill="D9E2F3"/>
           </w:tcPr>
           <w:p>
@@ -11257,7 +11257,7 @@
         </w:tc>
         <w:tc>
           <w:tcPr>
-            <w:tcW w:w="1238" w:type="dxa"/>
+            <w:tcW w:w="1236" w:type="dxa"/>
             <w:shd w:val="clear" w:color="auto" w:fill="D9E2F3"/>
           </w:tcPr>
           <w:p>
@@ -11297,7 +11297,7 @@
       <w:tr>
         <w:tc>
           <w:tcPr>
-            <w:tcW w:w="861" w:type="dxa"/>
+            <w:tcW w:w="860" w:type="dxa"/>
           </w:tcPr>
           <w:p>
             <w:pPr>
@@ -11314,7 +11314,7 @@
         </w:tc>
         <w:tc>
           <w:tcPr>
-            <w:tcW w:w="1047" w:type="dxa"/>
+            <w:tcW w:w="1044" w:type="dxa"/>
           </w:tcPr>
           <w:p>
             <w:pPr>
@@ -11331,7 +11331,7 @@
         </w:tc>
         <w:tc>
           <w:tcPr>
-            <w:tcW w:w="1960" w:type="dxa"/>
+            <w:tcW w:w="1956" w:type="dxa"/>
           </w:tcPr>
           <w:p>
             <w:pPr>
@@ -11348,7 +11348,7 @@
         </w:tc>
         <w:tc>
           <w:tcPr>
-            <w:tcW w:w="1760" w:type="dxa"/>
+            <w:tcW w:w="1757" w:type="dxa"/>
           </w:tcPr>
           <w:p>
             <w:pPr>
@@ -11365,7 +11365,7 @@
         </w:tc>
         <w:tc>
           <w:tcPr>
-            <w:tcW w:w="1238" w:type="dxa"/>
+            <w:tcW w:w="1236" w:type="dxa"/>
           </w:tcPr>
           <w:p>
             <w:pPr>
@@ -11401,7 +11401,7 @@
       <w:tr>
         <w:tc>
           <w:tcPr>
-            <w:tcW w:w="861" w:type="dxa"/>
+            <w:tcW w:w="860" w:type="dxa"/>
           </w:tcPr>
           <w:p>
             <w:pPr>
@@ -11418,7 +11418,7 @@
         </w:tc>
         <w:tc>
           <w:tcPr>
-            <w:tcW w:w="1047" w:type="dxa"/>
+            <w:tcW w:w="1044" w:type="dxa"/>
           </w:tcPr>
           <w:p>
             <w:pPr>
@@ -11435,7 +11435,7 @@
         </w:tc>
         <w:tc>
           <w:tcPr>
-            <w:tcW w:w="1960" w:type="dxa"/>
+            <w:tcW w:w="1956" w:type="dxa"/>
           </w:tcPr>
           <w:p>
             <w:pPr>
@@ -11452,7 +11452,7 @@
         </w:tc>
         <w:tc>
           <w:tcPr>
-            <w:tcW w:w="1760" w:type="dxa"/>
+            <w:tcW w:w="1757" w:type="dxa"/>
           </w:tcPr>
           <w:p>
             <w:pPr>
@@ -11469,7 +11469,7 @@
         </w:tc>
         <w:tc>
           <w:tcPr>
-            <w:tcW w:w="1238" w:type="dxa"/>
+            <w:tcW w:w="1236" w:type="dxa"/>
           </w:tcPr>
           <w:p>
             <w:pPr>
@@ -11505,7 +11505,7 @@
       <w:tr>
         <w:tc>
           <w:tcPr>
-            <w:tcW w:w="861" w:type="dxa"/>
+            <w:tcW w:w="860" w:type="dxa"/>
           </w:tcPr>
           <w:p>
             <w:pPr>
@@ -11522,7 +11522,7 @@
         </w:tc>
         <w:tc>
           <w:tcPr>
-            <w:tcW w:w="1047" w:type="dxa"/>
+            <w:tcW w:w="1044" w:type="dxa"/>
           </w:tcPr>
           <w:p>
             <w:pPr>
@@ -11539,7 +11539,7 @@
         </w:tc>
         <w:tc>
           <w:tcPr>
-            <w:tcW w:w="1960" w:type="dxa"/>
+            <w:tcW w:w="1956" w:type="dxa"/>
           </w:tcPr>
           <w:p>
             <w:pPr>
@@ -11556,7 +11556,7 @@
         </w:tc>
         <w:tc>
           <w:tcPr>
-            <w:tcW w:w="1760" w:type="dxa"/>
+            <w:tcW w:w="1757" w:type="dxa"/>
           </w:tcPr>
           <w:p>
             <w:pPr>
@@ -11573,7 +11573,7 @@
         </w:tc>
         <w:tc>
           <w:tcPr>
-            <w:tcW w:w="1238" w:type="dxa"/>
+            <w:tcW w:w="1236" w:type="dxa"/>
           </w:tcPr>
           <w:p>
             <w:pPr>
@@ -11609,7 +11609,7 @@
       <w:tr>
         <w:tc>
           <w:tcPr>
-            <w:tcW w:w="861" w:type="dxa"/>
+            <w:tcW w:w="860" w:type="dxa"/>
           </w:tcPr>
           <w:p>
             <w:pPr>
@@ -11626,7 +11626,7 @@
         </w:tc>
         <w:tc>
           <w:tcPr>
-            <w:tcW w:w="1047" w:type="dxa"/>
+            <w:tcW w:w="1044" w:type="dxa"/>
           </w:tcPr>
           <w:p>
             <w:pPr>
@@ -11643,7 +11643,7 @@
         </w:tc>
         <w:tc>
           <w:tcPr>
-            <w:tcW w:w="1960" w:type="dxa"/>
+            <w:tcW w:w="1956" w:type="dxa"/>
           </w:tcPr>
           <w:p>
             <w:pPr>
@@ -11660,7 +11660,7 @@
         </w:tc>
         <w:tc>
           <w:tcPr>
-            <w:tcW w:w="1760" w:type="dxa"/>
+            <w:tcW w:w="1757" w:type="dxa"/>
           </w:tcPr>
           <w:p>
             <w:pPr>
@@ -11677,7 +11677,7 @@
         </w:tc>
         <w:tc>
           <w:tcPr>
-            <w:tcW w:w="1238" w:type="dxa"/>
+            <w:tcW w:w="1236" w:type="dxa"/>
           </w:tcPr>
           <w:p>
             <w:pPr>
@@ -11713,7 +11713,7 @@
       <w:tr>
         <w:tc>
           <w:tcPr>
-            <w:tcW w:w="861" w:type="dxa"/>
+            <w:tcW w:w="860" w:type="dxa"/>
           </w:tcPr>
           <w:p>
             <w:pPr>
@@ -11730,7 +11730,7 @@
         </w:tc>
         <w:tc>
           <w:tcPr>
-            <w:tcW w:w="1047" w:type="dxa"/>
+            <w:tcW w:w="1044" w:type="dxa"/>
           </w:tcPr>
           <w:p>
             <w:pPr>
@@ -11747,7 +11747,7 @@
         </w:tc>
         <w:tc>
           <w:tcPr>
-            <w:tcW w:w="1960" w:type="dxa"/>
+            <w:tcW w:w="1956" w:type="dxa"/>
           </w:tcPr>
           <w:p>
             <w:pPr>
@@ -11764,7 +11764,7 @@
         </w:tc>
         <w:tc>
           <w:tcPr>
-            <w:tcW w:w="1760" w:type="dxa"/>
+            <w:tcW w:w="1757" w:type="dxa"/>
           </w:tcPr>
           <w:p>
             <w:pPr>
@@ -11781,7 +11781,7 @@
         </w:tc>
         <w:tc>
           <w:tcPr>
-            <w:tcW w:w="1238" w:type="dxa"/>
+            <w:tcW w:w="1236" w:type="dxa"/>
           </w:tcPr>
           <w:p>
             <w:pPr>
@@ -11817,7 +11817,7 @@
       <w:tr>
         <w:tc>
           <w:tcPr>
-            <w:tcW w:w="861" w:type="dxa"/>
+            <w:tcW w:w="860" w:type="dxa"/>
           </w:tcPr>
           <w:p>
             <w:pPr>
@@ -11834,7 +11834,7 @@
         </w:tc>
         <w:tc>
           <w:tcPr>
-            <w:tcW w:w="1047" w:type="dxa"/>
+            <w:tcW w:w="1044" w:type="dxa"/>
           </w:tcPr>
           <w:p>
             <w:pPr>
@@ -11851,7 +11851,7 @@
         </w:tc>
         <w:tc>
           <w:tcPr>
-            <w:tcW w:w="1960" w:type="dxa"/>
+            <w:tcW w:w="1956" w:type="dxa"/>
           </w:tcPr>
           <w:p>
             <w:pPr>
@@ -11868,7 +11868,7 @@
         </w:tc>
         <w:tc>
           <w:tcPr>
-            <w:tcW w:w="1760" w:type="dxa"/>
+            <w:tcW w:w="1757" w:type="dxa"/>
           </w:tcPr>
           <w:p>
             <w:pPr>
@@ -11885,7 +11885,7 @@
         </w:tc>
         <w:tc>
           <w:tcPr>
-            <w:tcW w:w="1238" w:type="dxa"/>
+            <w:tcW w:w="1236" w:type="dxa"/>
           </w:tcPr>
           <w:p>
             <w:pPr>
@@ -11921,7 +11921,7 @@
       <w:tr>
         <w:tc>
           <w:tcPr>
-            <w:tcW w:w="861" w:type="dxa"/>
+            <w:tcW w:w="860" w:type="dxa"/>
           </w:tcPr>
           <w:p>
             <w:pPr>
@@ -11938,7 +11938,7 @@
         </w:tc>
         <w:tc>
           <w:tcPr>
-            <w:tcW w:w="1047" w:type="dxa"/>
+            <w:tcW w:w="1044" w:type="dxa"/>
           </w:tcPr>
           <w:p>
             <w:pPr>
@@ -11955,7 +11955,7 @@
         </w:tc>
         <w:tc>
           <w:tcPr>
-            <w:tcW w:w="1960" w:type="dxa"/>
+            <w:tcW w:w="1956" w:type="dxa"/>
           </w:tcPr>
           <w:p>
             <w:pPr>
@@ -11972,7 +11972,7 @@
         </w:tc>
         <w:tc>
           <w:tcPr>
-            <w:tcW w:w="1760" w:type="dxa"/>
+            <w:tcW w:w="1757" w:type="dxa"/>
           </w:tcPr>
           <w:p>
             <w:pPr>
@@ -11989,7 +11989,7 @@
         </w:tc>
         <w:tc>
           <w:tcPr>
-            <w:tcW w:w="1238" w:type="dxa"/>
+            <w:tcW w:w="1236" w:type="dxa"/>
           </w:tcPr>
           <w:p>
             <w:pPr>
@@ -12025,7 +12025,7 @@
       <w:tr>
         <w:tc>
           <w:tcPr>
-            <w:tcW w:w="861" w:type="dxa"/>
+            <w:tcW w:w="860" w:type="dxa"/>
           </w:tcPr>
           <w:p>
             <w:pPr>
@@ -12042,7 +12042,7 @@
         </w:tc>
         <w:tc>
           <w:tcPr>
-            <w:tcW w:w="1047" w:type="dxa"/>
+            <w:tcW w:w="1044" w:type="dxa"/>
           </w:tcPr>
           <w:p>
             <w:pPr>
@@ -12059,7 +12059,7 @@
         </w:tc>
         <w:tc>
           <w:tcPr>
-            <w:tcW w:w="1960" w:type="dxa"/>
+            <w:tcW w:w="1956" w:type="dxa"/>
           </w:tcPr>
           <w:p>
             <w:pPr>
@@ -12076,7 +12076,7 @@
         </w:tc>
         <w:tc>
           <w:tcPr>
-            <w:tcW w:w="1760" w:type="dxa"/>
+            <w:tcW w:w="1757" w:type="dxa"/>
           </w:tcPr>
           <w:p>
             <w:pPr>
@@ -12093,7 +12093,7 @@
         </w:tc>
         <w:tc>
           <w:tcPr>
-            <w:tcW w:w="1238" w:type="dxa"/>
+            <w:tcW w:w="1236" w:type="dxa"/>
           </w:tcPr>
           <w:p>
             <w:pPr>
@@ -12129,7 +12129,7 @@
       <w:tr>
         <w:tc>
           <w:tcPr>
-            <w:tcW w:w="861" w:type="dxa"/>
+            <w:tcW w:w="860" w:type="dxa"/>
           </w:tcPr>
           <w:p>
             <w:pPr>
@@ -12146,7 +12146,7 @@
         </w:tc>
         <w:tc>
           <w:tcPr>
-            <w:tcW w:w="1047" w:type="dxa"/>
+            <w:tcW w:w="1044" w:type="dxa"/>
           </w:tcPr>
           <w:p>
             <w:pPr>
@@ -12163,7 +12163,7 @@
         </w:tc>
         <w:tc>
           <w:tcPr>
-            <w:tcW w:w="1960" w:type="dxa"/>
+            <w:tcW w:w="1956" w:type="dxa"/>
           </w:tcPr>
           <w:p>
             <w:pPr>
@@ -12180,7 +12180,7 @@
         </w:tc>
         <w:tc>
           <w:tcPr>
-            <w:tcW w:w="1760" w:type="dxa"/>
+            <w:tcW w:w="1757" w:type="dxa"/>
           </w:tcPr>
           <w:p>
             <w:pPr>
@@ -12197,7 +12197,7 @@
         </w:tc>
         <w:tc>
           <w:tcPr>
-            <w:tcW w:w="1238" w:type="dxa"/>
+            <w:tcW w:w="1236" w:type="dxa"/>
           </w:tcPr>
           <w:p>
             <w:pPr>
@@ -12233,7 +12233,7 @@
       <w:tr>
         <w:tc>
           <w:tcPr>
-            <w:tcW w:w="861" w:type="dxa"/>
+            <w:tcW w:w="860" w:type="dxa"/>
           </w:tcPr>
           <w:p>
             <w:pPr>
@@ -12250,7 +12250,7 @@
         </w:tc>
         <w:tc>
           <w:tcPr>
-            <w:tcW w:w="1047" w:type="dxa"/>
+            <w:tcW w:w="1044" w:type="dxa"/>
           </w:tcPr>
           <w:p>
             <w:pPr>
@@ -12267,7 +12267,7 @@
         </w:tc>
         <w:tc>
           <w:tcPr>
-            <w:tcW w:w="1960" w:type="dxa"/>
+            <w:tcW w:w="1956" w:type="dxa"/>
           </w:tcPr>
           <w:p>
             <w:pPr>
@@ -12284,7 +12284,7 @@
         </w:tc>
         <w:tc>
           <w:tcPr>
-            <w:tcW w:w="1760" w:type="dxa"/>
+            <w:tcW w:w="1757" w:type="dxa"/>
           </w:tcPr>
           <w:p>
             <w:pPr>
@@ -12301,7 +12301,7 @@
         </w:tc>
         <w:tc>
           <w:tcPr>
-            <w:tcW w:w="1238" w:type="dxa"/>
+            <w:tcW w:w="1236" w:type="dxa"/>
           </w:tcPr>
           <w:p>
             <w:pPr>
@@ -12337,7 +12337,7 @@
       <w:tr>
         <w:tc>
           <w:tcPr>
-            <w:tcW w:w="861" w:type="dxa"/>
+            <w:tcW w:w="860" w:type="dxa"/>
           </w:tcPr>
           <w:p>
             <w:pPr>
@@ -12354,7 +12354,7 @@
         </w:tc>
         <w:tc>
           <w:tcPr>
-            <w:tcW w:w="1047" w:type="dxa"/>
+            <w:tcW w:w="1044" w:type="dxa"/>
           </w:tcPr>
           <w:p>
             <w:pPr>
@@ -12371,7 +12371,7 @@
         </w:tc>
         <w:tc>
           <w:tcPr>
-            <w:tcW w:w="1960" w:type="dxa"/>
+            <w:tcW w:w="1956" w:type="dxa"/>
           </w:tcPr>
           <w:p>
             <w:pPr>
@@ -12388,7 +12388,7 @@
         </w:tc>
         <w:tc>
           <w:tcPr>
-            <w:tcW w:w="1760" w:type="dxa"/>
+            <w:tcW w:w="1757" w:type="dxa"/>
           </w:tcPr>
           <w:p>
             <w:pPr>
@@ -12405,7 +12405,7 @@
         </w:tc>
         <w:tc>
           <w:tcPr>
-            <w:tcW w:w="1238" w:type="dxa"/>
+            <w:tcW w:w="1236" w:type="dxa"/>
           </w:tcPr>
           <w:p>
             <w:pPr>
@@ -12441,7 +12441,7 @@
       <w:tr>
         <w:tc>
           <w:tcPr>
-            <w:tcW w:w="861" w:type="dxa"/>
+            <w:tcW w:w="860" w:type="dxa"/>
           </w:tcPr>
           <w:p>
             <w:pPr>
@@ -12458,7 +12458,7 @@
         </w:tc>
         <w:tc>
           <w:tcPr>
-            <w:tcW w:w="1047" w:type="dxa"/>
+            <w:tcW w:w="1044" w:type="dxa"/>
           </w:tcPr>
           <w:p>
             <w:pPr>
@@ -12475,7 +12475,7 @@
         </w:tc>
         <w:tc>
           <w:tcPr>
-            <w:tcW w:w="1960" w:type="dxa"/>
+            <w:tcW w:w="1956" w:type="dxa"/>
           </w:tcPr>
           <w:p>
             <w:pPr>
@@ -12492,7 +12492,7 @@
         </w:tc>
         <w:tc>
           <w:tcPr>
-            <w:tcW w:w="1760" w:type="dxa"/>
+            <w:tcW w:w="1757" w:type="dxa"/>
           </w:tcPr>
           <w:p>
             <w:pPr>
@@ -12509,7 +12509,7 @@
         </w:tc>
         <w:tc>
           <w:tcPr>
-            <w:tcW w:w="1238" w:type="dxa"/>
+            <w:tcW w:w="1236" w:type="dxa"/>
           </w:tcPr>
           <w:p>
             <w:pPr>
@@ -12545,7 +12545,7 @@
       <w:tr>
         <w:tc>
           <w:tcPr>
-            <w:tcW w:w="861" w:type="dxa"/>
+            <w:tcW w:w="860" w:type="dxa"/>
           </w:tcPr>
           <w:p>
             <w:pPr>
@@ -12562,7 +12562,7 @@
         </w:tc>
         <w:tc>
           <w:tcPr>
-            <w:tcW w:w="1047" w:type="dxa"/>
+            <w:tcW w:w="1044" w:type="dxa"/>
           </w:tcPr>
           <w:p>
             <w:pPr>
@@ -12579,7 +12579,7 @@
         </w:tc>
         <w:tc>
           <w:tcPr>
-            <w:tcW w:w="1960" w:type="dxa"/>
+            <w:tcW w:w="1956" w:type="dxa"/>
           </w:tcPr>
           <w:p>
             <w:pPr>
@@ -12596,7 +12596,7 @@
         </w:tc>
         <w:tc>
           <w:tcPr>
-            <w:tcW w:w="1760" w:type="dxa"/>
+            <w:tcW w:w="1757" w:type="dxa"/>
           </w:tcPr>
           <w:p>
             <w:pPr>
@@ -12613,7 +12613,7 @@
         </w:tc>
         <w:tc>
           <w:tcPr>
-            <w:tcW w:w="1238" w:type="dxa"/>
+            <w:tcW w:w="1236" w:type="dxa"/>
           </w:tcPr>
           <w:p>
             <w:pPr>
@@ -12649,7 +12649,7 @@
       <w:tr>
         <w:tc>
           <w:tcPr>
-            <w:tcW w:w="861" w:type="dxa"/>
+            <w:tcW w:w="860" w:type="dxa"/>
           </w:tcPr>
           <w:p>
             <w:pPr>
@@ -12666,7 +12666,7 @@
         </w:tc>
         <w:tc>
           <w:tcPr>
-            <w:tcW w:w="1047" w:type="dxa"/>
+            <w:tcW w:w="1044" w:type="dxa"/>
           </w:tcPr>
           <w:p>
             <w:pPr>
@@ -12683,7 +12683,7 @@
         </w:tc>
         <w:tc>
           <w:tcPr>
-            <w:tcW w:w="1960" w:type="dxa"/>
+            <w:tcW w:w="1956" w:type="dxa"/>
           </w:tcPr>
           <w:p>
             <w:pPr>
@@ -12700,7 +12700,7 @@
         </w:tc>
         <w:tc>
           <w:tcPr>
-            <w:tcW w:w="1760" w:type="dxa"/>
+            <w:tcW w:w="1757" w:type="dxa"/>
           </w:tcPr>
           <w:p>
             <w:pPr>
@@ -12717,7 +12717,7 @@
         </w:tc>
         <w:tc>
           <w:tcPr>
-            <w:tcW w:w="1238" w:type="dxa"/>
+            <w:tcW w:w="1236" w:type="dxa"/>
           </w:tcPr>
           <w:p>
             <w:pPr>
@@ -12753,7 +12753,7 @@
       <w:tr>
         <w:tc>
           <w:tcPr>
-            <w:tcW w:w="861" w:type="dxa"/>
+            <w:tcW w:w="860" w:type="dxa"/>
           </w:tcPr>
           <w:p>
             <w:pPr>
@@ -12770,7 +12770,7 @@
         </w:tc>
         <w:tc>
           <w:tcPr>
-            <w:tcW w:w="1047" w:type="dxa"/>
+            <w:tcW w:w="1044" w:type="dxa"/>
           </w:tcPr>
           <w:p>
             <w:pPr>
@@ -12787,7 +12787,7 @@
         </w:tc>
         <w:tc>
           <w:tcPr>
-            <w:tcW w:w="1960" w:type="dxa"/>
+            <w:tcW w:w="1956" w:type="dxa"/>
           </w:tcPr>
           <w:p>
             <w:pPr>
@@ -12804,7 +12804,7 @@
         </w:tc>
         <w:tc>
           <w:tcPr>
-            <w:tcW w:w="1760" w:type="dxa"/>
+            <w:tcW w:w="1757" w:type="dxa"/>
           </w:tcPr>
           <w:p>
             <w:pPr>
@@ -12821,7 +12821,7 @@
         </w:tc>
         <w:tc>
           <w:tcPr>
-            <w:tcW w:w="1238" w:type="dxa"/>
+            <w:tcW w:w="1236" w:type="dxa"/>
           </w:tcPr>
           <w:p>
             <w:pPr>
@@ -12857,7 +12857,7 @@
       <w:tr>
         <w:tc>
           <w:tcPr>
-            <w:tcW w:w="861" w:type="dxa"/>
+            <w:tcW w:w="860" w:type="dxa"/>
           </w:tcPr>
           <w:p>
             <w:pPr>
@@ -12874,7 +12874,7 @@
         </w:tc>
         <w:tc>
           <w:tcPr>
-            <w:tcW w:w="1047" w:type="dxa"/>
+            <w:tcW w:w="1044" w:type="dxa"/>
           </w:tcPr>
           <w:p>
             <w:pPr>
@@ -12891,7 +12891,7 @@
         </w:tc>
         <w:tc>
           <w:tcPr>
-            <w:tcW w:w="1960" w:type="dxa"/>
+            <w:tcW w:w="1956" w:type="dxa"/>
           </w:tcPr>
           <w:p>
             <w:pPr>
@@ -12908,7 +12908,7 @@
         </w:tc>
         <w:tc>
           <w:tcPr>
-            <w:tcW w:w="1760" w:type="dxa"/>
+            <w:tcW w:w="1757" w:type="dxa"/>
           </w:tcPr>
           <w:p>
             <w:pPr>
@@ -12925,7 +12925,7 @@
         </w:tc>
         <w:tc>
           <w:tcPr>
-            <w:tcW w:w="1238" w:type="dxa"/>
+            <w:tcW w:w="1236" w:type="dxa"/>
           </w:tcPr>
           <w:p>
             <w:pPr>
@@ -12961,7 +12961,7 @@
       <w:tr>
         <w:tc>
           <w:tcPr>
-            <w:tcW w:w="861" w:type="dxa"/>
+            <w:tcW w:w="860" w:type="dxa"/>
           </w:tcPr>
           <w:p>
             <w:pPr>
@@ -12978,7 +12978,7 @@
         </w:tc>
         <w:tc>
           <w:tcPr>
-            <w:tcW w:w="1047" w:type="dxa"/>
+            <w:tcW w:w="1044" w:type="dxa"/>
           </w:tcPr>
           <w:p>
             <w:pPr>
@@ -12995,7 +12995,7 @@
         </w:tc>
         <w:tc>
           <w:tcPr>
-            <w:tcW w:w="1960" w:type="dxa"/>
+            <w:tcW w:w="1956" w:type="dxa"/>
           </w:tcPr>
           <w:p>
             <w:pPr>
@@ -13012,7 +13012,7 @@
         </w:tc>
         <w:tc>
           <w:tcPr>
-            <w:tcW w:w="1760" w:type="dxa"/>
+            <w:tcW w:w="1757" w:type="dxa"/>
           </w:tcPr>
           <w:p>
             <w:pPr>
@@ -13029,7 +13029,7 @@
         </w:tc>
         <w:tc>
           <w:tcPr>
-            <w:tcW w:w="1238" w:type="dxa"/>
+            <w:tcW w:w="1236" w:type="dxa"/>
           </w:tcPr>
           <w:p>
             <w:pPr>
@@ -13065,7 +13065,7 @@
       <w:tr>
         <w:tc>
           <w:tcPr>
-            <w:tcW w:w="861" w:type="dxa"/>
+            <w:tcW w:w="860" w:type="dxa"/>
           </w:tcPr>
           <w:p>
             <w:pPr>
@@ -13082,7 +13082,7 @@
         </w:tc>
         <w:tc>
           <w:tcPr>
-            <w:tcW w:w="1047" w:type="dxa"/>
+            <w:tcW w:w="1044" w:type="dxa"/>
           </w:tcPr>
           <w:p>
             <w:pPr>
@@ -13099,7 +13099,7 @@
         </w:tc>
         <w:tc>
           <w:tcPr>
-            <w:tcW w:w="1960" w:type="dxa"/>
+            <w:tcW w:w="1956" w:type="dxa"/>
           </w:tcPr>
           <w:p>
             <w:pPr>
@@ -13116,7 +13116,7 @@
         </w:tc>
         <w:tc>
           <w:tcPr>
-            <w:tcW w:w="1760" w:type="dxa"/>
+            <w:tcW w:w="1757" w:type="dxa"/>
           </w:tcPr>
           <w:p>
             <w:pPr>
@@ -13133,7 +13133,7 @@
         </w:tc>
         <w:tc>
           <w:tcPr>
-            <w:tcW w:w="1238" w:type="dxa"/>
+            <w:tcW w:w="1236" w:type="dxa"/>
           </w:tcPr>
           <w:p>
             <w:pPr>
@@ -13169,7 +13169,7 @@
       <w:tr>
         <w:tc>
           <w:tcPr>
-            <w:tcW w:w="861" w:type="dxa"/>
+            <w:tcW w:w="860" w:type="dxa"/>
           </w:tcPr>
           <w:p>
             <w:pPr>
@@ -13186,7 +13186,7 @@
         </w:tc>
         <w:tc>
           <w:tcPr>
-            <w:tcW w:w="1047" w:type="dxa"/>
+            <w:tcW w:w="1044" w:type="dxa"/>
           </w:tcPr>
           <w:p>
             <w:pPr>
@@ -13203,7 +13203,7 @@
         </w:tc>
         <w:tc>
           <w:tcPr>
-            <w:tcW w:w="1960" w:type="dxa"/>
+            <w:tcW w:w="1956" w:type="dxa"/>
           </w:tcPr>
           <w:p>
             <w:pPr>
@@ -13220,7 +13220,7 @@
         </w:tc>
         <w:tc>
           <w:tcPr>
-            <w:tcW w:w="1760" w:type="dxa"/>
+            <w:tcW w:w="1757" w:type="dxa"/>
           </w:tcPr>
           <w:p>
             <w:pPr>
@@ -13237,7 +13237,7 @@
         </w:tc>
         <w:tc>
           <w:tcPr>
-            <w:tcW w:w="1238" w:type="dxa"/>
+            <w:tcW w:w="1236" w:type="dxa"/>
           </w:tcPr>
           <w:p>
             <w:pPr>
@@ -13273,7 +13273,7 @@
       <w:tr>
         <w:tc>
           <w:tcPr>
-            <w:tcW w:w="861" w:type="dxa"/>
+            <w:tcW w:w="860" w:type="dxa"/>
           </w:tcPr>
           <w:p>
             <w:pPr>
@@ -13290,7 +13290,7 @@
         </w:tc>
         <w:tc>
           <w:tcPr>
-            <w:tcW w:w="1047" w:type="dxa"/>
+            <w:tcW w:w="1044" w:type="dxa"/>
           </w:tcPr>
           <w:p>
             <w:pPr>
@@ -13307,7 +13307,7 @@
         </w:tc>
         <w:tc>
           <w:tcPr>
-            <w:tcW w:w="1960" w:type="dxa"/>
+            <w:tcW w:w="1956" w:type="dxa"/>
           </w:tcPr>
           <w:p>
             <w:pPr>
@@ -13324,7 +13324,7 @@
         </w:tc>
         <w:tc>
           <w:tcPr>
-            <w:tcW w:w="1760" w:type="dxa"/>
+            <w:tcW w:w="1757" w:type="dxa"/>
           </w:tcPr>
           <w:p>
             <w:pPr>
@@ -13341,7 +13341,7 @@
         </w:tc>
         <w:tc>
           <w:tcPr>
-            <w:tcW w:w="1238" w:type="dxa"/>
+            <w:tcW w:w="1236" w:type="dxa"/>
           </w:tcPr>
           <w:p>
             <w:pPr>
@@ -13377,7 +13377,7 @@
       <w:tr>
         <w:tc>
           <w:tcPr>
-            <w:tcW w:w="861" w:type="dxa"/>
+            <w:tcW w:w="860" w:type="dxa"/>
           </w:tcPr>
           <w:p>
             <w:pPr>
@@ -13394,7 +13394,7 @@
         </w:tc>
         <w:tc>
           <w:tcPr>
-            <w:tcW w:w="1047" w:type="dxa"/>
+            <w:tcW w:w="1044" w:type="dxa"/>
           </w:tcPr>
           <w:p>
             <w:pPr>
@@ -13411,7 +13411,7 @@
         </w:tc>
         <w:tc>
           <w:tcPr>
-            <w:tcW w:w="1960" w:type="dxa"/>
+            <w:tcW w:w="1956" w:type="dxa"/>
           </w:tcPr>
           <w:p>
             <w:pPr>
@@ -13428,7 +13428,7 @@
         </w:tc>
         <w:tc>
           <w:tcPr>
-            <w:tcW w:w="1760" w:type="dxa"/>
+            <w:tcW w:w="1757" w:type="dxa"/>
           </w:tcPr>
           <w:p>
             <w:pPr>
@@ -13445,7 +13445,7 @@
         </w:tc>
         <w:tc>
           <w:tcPr>
-            <w:tcW w:w="1238" w:type="dxa"/>
+            <w:tcW w:w="1236" w:type="dxa"/>
           </w:tcPr>
           <w:p>
             <w:pPr>
@@ -13519,8 +13519,8 @@
         </w:tblBorders>
       </w:tblPr>
       <w:tblGrid>
-        <w:gridCol w:w="2712"/>
-        <w:gridCol w:w="5205"/>
+        <w:gridCol w:w="2711"/>
+        <w:gridCol w:w="5204"/>
       </w:tblGrid>
       <w:tr>
         <w:trPr>
@@ -13528,7 +13528,7 @@
         </w:trPr>
         <w:tc>
           <w:tcPr>
-            <w:tcW w:w="2712" w:type="dxa"/>
+            <w:tcW w:w="2711" w:type="dxa"/>
             <w:shd w:val="clear" w:color="auto" w:fill="D9E2F3"/>
           </w:tcPr>
           <w:p>
@@ -13547,7 +13547,7 @@
         </w:tc>
         <w:tc>
           <w:tcPr>
-            <w:tcW w:w="5205" w:type="dxa"/>
+            <w:tcW w:w="5204" w:type="dxa"/>
             <w:shd w:val="clear" w:color="auto" w:fill="D9E2F3"/>
           </w:tcPr>
           <w:p>
@@ -13568,7 +13568,7 @@
       <w:tr>
         <w:tc>
           <w:tcPr>
-            <w:tcW w:w="2712" w:type="dxa"/>
+            <w:tcW w:w="2711" w:type="dxa"/>
           </w:tcPr>
           <w:p>
             <w:pPr>
@@ -13585,7 +13585,7 @@
         </w:tc>
         <w:tc>
           <w:tcPr>
-            <w:tcW w:w="5205" w:type="dxa"/>
+            <w:tcW w:w="5204" w:type="dxa"/>
           </w:tcPr>
           <w:p>
             <w:pPr>
@@ -13604,7 +13604,7 @@
       <w:tr>
         <w:tc>
           <w:tcPr>
-            <w:tcW w:w="2712" w:type="dxa"/>
+            <w:tcW w:w="2711" w:type="dxa"/>
           </w:tcPr>
           <w:p>
             <w:pPr>
@@ -13621,7 +13621,7 @@
         </w:tc>
         <w:tc>
           <w:tcPr>
-            <w:tcW w:w="5205" w:type="dxa"/>
+            <w:tcW w:w="5204" w:type="dxa"/>
           </w:tcPr>
           <w:p>
             <w:pPr>
@@ -13640,7 +13640,7 @@
       <w:tr>
         <w:tc>
           <w:tcPr>
-            <w:tcW w:w="2712" w:type="dxa"/>
+            <w:tcW w:w="2711" w:type="dxa"/>
           </w:tcPr>
           <w:p>
             <w:pPr>
@@ -13657,7 +13657,7 @@
         </w:tc>
         <w:tc>
           <w:tcPr>
-            <w:tcW w:w="5205" w:type="dxa"/>
+            <w:tcW w:w="5204" w:type="dxa"/>
           </w:tcPr>
           <w:p>
             <w:pPr>
@@ -13676,7 +13676,7 @@
       <w:tr>
         <w:tc>
           <w:tcPr>
-            <w:tcW w:w="2712" w:type="dxa"/>
+            <w:tcW w:w="2711" w:type="dxa"/>
           </w:tcPr>
           <w:p>
             <w:pPr>
@@ -13693,7 +13693,7 @@
         </w:tc>
         <w:tc>
           <w:tcPr>
-            <w:tcW w:w="5205" w:type="dxa"/>
+            <w:tcW w:w="5204" w:type="dxa"/>
           </w:tcPr>
           <w:p>
             <w:pPr>
@@ -13712,7 +13712,7 @@
       <w:tr>
         <w:tc>
           <w:tcPr>
-            <w:tcW w:w="2712" w:type="dxa"/>
+            <w:tcW w:w="2711" w:type="dxa"/>
           </w:tcPr>
           <w:p>
             <w:pPr>
@@ -13729,7 +13729,7 @@
         </w:tc>
         <w:tc>
           <w:tcPr>
-            <w:tcW w:w="5205" w:type="dxa"/>
+            <w:tcW w:w="5204" w:type="dxa"/>
           </w:tcPr>
           <w:p>
             <w:pPr>
@@ -13748,7 +13748,7 @@
       <w:tr>
         <w:tc>
           <w:tcPr>
-            <w:tcW w:w="2712" w:type="dxa"/>
+            <w:tcW w:w="2711" w:type="dxa"/>
           </w:tcPr>
           <w:p>
             <w:pPr>
@@ -13765,7 +13765,7 @@
         </w:tc>
         <w:tc>
           <w:tcPr>
-            <w:tcW w:w="5205" w:type="dxa"/>
+            <w:tcW w:w="5204" w:type="dxa"/>
           </w:tcPr>
           <w:p>
             <w:pPr>
@@ -13784,7 +13784,7 @@
       <w:tr>
         <w:tc>
           <w:tcPr>
-            <w:tcW w:w="2712" w:type="dxa"/>
+            <w:tcW w:w="2711" w:type="dxa"/>
           </w:tcPr>
           <w:p>
             <w:pPr>
@@ -13801,7 +13801,7 @@
         </w:tc>
         <w:tc>
           <w:tcPr>
-            <w:tcW w:w="5205" w:type="dxa"/>
+            <w:tcW w:w="5204" w:type="dxa"/>
           </w:tcPr>
           <w:p>
             <w:pPr>
@@ -13820,7 +13820,7 @@
       <w:tr>
         <w:tc>
           <w:tcPr>
-            <w:tcW w:w="2712" w:type="dxa"/>
+            <w:tcW w:w="2711" w:type="dxa"/>
           </w:tcPr>
           <w:p>
             <w:pPr>
@@ -13837,7 +13837,7 @@
         </w:tc>
         <w:tc>
           <w:tcPr>
-            <w:tcW w:w="5205" w:type="dxa"/>
+            <w:tcW w:w="5204" w:type="dxa"/>
           </w:tcPr>
           <w:p>
             <w:pPr>
@@ -13856,7 +13856,7 @@
       <w:tr>
         <w:tc>
           <w:tcPr>
-            <w:tcW w:w="2712" w:type="dxa"/>
+            <w:tcW w:w="2711" w:type="dxa"/>
           </w:tcPr>
           <w:p>
             <w:pPr>
@@ -13873,7 +13873,7 @@
         </w:tc>
         <w:tc>
           <w:tcPr>
-            <w:tcW w:w="5205" w:type="dxa"/>
+            <w:tcW w:w="5204" w:type="dxa"/>
           </w:tcPr>
           <w:p>
             <w:pPr>
@@ -13892,7 +13892,7 @@
       <w:tr>
         <w:tc>
           <w:tcPr>
-            <w:tcW w:w="2712" w:type="dxa"/>
+            <w:tcW w:w="2711" w:type="dxa"/>
           </w:tcPr>
           <w:p>
             <w:pPr>
@@ -13909,7 +13909,7 @@
         </w:tc>
         <w:tc>
           <w:tcPr>
-            <w:tcW w:w="5205" w:type="dxa"/>
+            <w:tcW w:w="5204" w:type="dxa"/>
           </w:tcPr>
           <w:p>
             <w:pPr>
@@ -13928,7 +13928,7 @@
       <w:tr>
         <w:tc>
           <w:tcPr>
-            <w:tcW w:w="2712" w:type="dxa"/>
+            <w:tcW w:w="2711" w:type="dxa"/>
           </w:tcPr>
           <w:p>
             <w:pPr>
@@ -13945,7 +13945,7 @@
         </w:tc>
         <w:tc>
           <w:tcPr>
-            <w:tcW w:w="5205" w:type="dxa"/>
+            <w:tcW w:w="5204" w:type="dxa"/>
           </w:tcPr>
           <w:p>
             <w:pPr>
@@ -13964,7 +13964,7 @@
       <w:tr>
         <w:tc>
           <w:tcPr>
-            <w:tcW w:w="2712" w:type="dxa"/>
+            <w:tcW w:w="2711" w:type="dxa"/>
           </w:tcPr>
           <w:p>
             <w:pPr>
@@ -13981,7 +13981,7 @@
         </w:tc>
         <w:tc>
           <w:tcPr>
-            <w:tcW w:w="5205" w:type="dxa"/>
+            <w:tcW w:w="5204" w:type="dxa"/>
           </w:tcPr>
           <w:p>
             <w:pPr>
@@ -14000,7 +14000,7 @@
       <w:tr>
         <w:tc>
           <w:tcPr>
-            <w:tcW w:w="2712" w:type="dxa"/>
+            <w:tcW w:w="2711" w:type="dxa"/>
           </w:tcPr>
           <w:p>
             <w:pPr>
@@ -14017,7 +14017,7 @@
         </w:tc>
         <w:tc>
           <w:tcPr>
-            <w:tcW w:w="5205" w:type="dxa"/>
+            <w:tcW w:w="5204" w:type="dxa"/>
           </w:tcPr>
           <w:p>
             <w:pPr>
@@ -14036,7 +14036,7 @@
       <w:tr>
         <w:tc>
           <w:tcPr>
-            <w:tcW w:w="2712" w:type="dxa"/>
+            <w:tcW w:w="2711" w:type="dxa"/>
           </w:tcPr>
           <w:p>
             <w:pPr>
@@ -14053,7 +14053,7 @@
         </w:tc>
         <w:tc>
           <w:tcPr>
-            <w:tcW w:w="5205" w:type="dxa"/>
+            <w:tcW w:w="5204" w:type="dxa"/>
           </w:tcPr>
           <w:p>
             <w:pPr>
@@ -14110,10 +14110,10 @@
         </w:tblBorders>
       </w:tblPr>
       <w:tblGrid>
-        <w:gridCol w:w="1723"/>
-        <w:gridCol w:w="2369"/>
-        <w:gridCol w:w="1911"/>
-        <w:gridCol w:w="1911"/>
+        <w:gridCol w:w="1722"/>
+        <w:gridCol w:w="2368"/>
+        <w:gridCol w:w="1910"/>
+        <w:gridCol w:w="1910"/>
       </w:tblGrid>
       <w:tr>
         <w:trPr>
@@ -14121,7 +14121,7 @@
         </w:trPr>
         <w:tc>
           <w:tcPr>
-            <w:tcW w:w="1723" w:type="dxa"/>
+            <w:tcW w:w="1722" w:type="dxa"/>
             <w:shd w:val="clear" w:color="auto" w:fill="D9E2F3"/>
           </w:tcPr>
           <w:p>
@@ -14140,7 +14140,7 @@
         </w:tc>
         <w:tc>
           <w:tcPr>
-            <w:tcW w:w="2369" w:type="dxa"/>
+            <w:tcW w:w="2368" w:type="dxa"/>
             <w:shd w:val="clear" w:color="auto" w:fill="D9E2F3"/>
           </w:tcPr>
           <w:p>
@@ -14159,7 +14159,7 @@
         </w:tc>
         <w:tc>
           <w:tcPr>
-            <w:tcW w:w="1911" w:type="dxa"/>
+            <w:tcW w:w="1910" w:type="dxa"/>
             <w:shd w:val="clear" w:color="auto" w:fill="D9E2F3"/>
           </w:tcPr>
           <w:p>
@@ -14178,7 +14178,7 @@
         </w:tc>
         <w:tc>
           <w:tcPr>
-            <w:tcW w:w="1911" w:type="dxa"/>
+            <w:tcW w:w="1910" w:type="dxa"/>
             <w:shd w:val="clear" w:color="auto" w:fill="D9E2F3"/>
           </w:tcPr>
           <w:p>
@@ -14199,7 +14199,7 @@
       <w:tr>
         <w:tc>
           <w:tcPr>
-            <w:tcW w:w="1723" w:type="dxa"/>
+            <w:tcW w:w="1722" w:type="dxa"/>
           </w:tcPr>
           <w:p>
             <w:pPr>
@@ -14216,7 +14216,7 @@
         </w:tc>
         <w:tc>
           <w:tcPr>
-            <w:tcW w:w="2369" w:type="dxa"/>
+            <w:tcW w:w="2368" w:type="dxa"/>
           </w:tcPr>
           <w:p>
             <w:pPr>
@@ -14233,7 +14233,7 @@
         </w:tc>
         <w:tc>
           <w:tcPr>
-            <w:tcW w:w="1911" w:type="dxa"/>
+            <w:tcW w:w="1910" w:type="dxa"/>
           </w:tcPr>
           <w:p>
             <w:pPr>
@@ -14250,7 +14250,7 @@
         </w:tc>
         <w:tc>
           <w:tcPr>
-            <w:tcW w:w="1911" w:type="dxa"/>
+            <w:tcW w:w="1910" w:type="dxa"/>
           </w:tcPr>
           <w:p>
             <w:pPr>
@@ -14269,7 +14269,7 @@
       <w:tr>
         <w:tc>
           <w:tcPr>
-            <w:tcW w:w="1723" w:type="dxa"/>
+            <w:tcW w:w="1722" w:type="dxa"/>
           </w:tcPr>
           <w:p>
             <w:pPr>
@@ -14286,7 +14286,7 @@
         </w:tc>
         <w:tc>
           <w:tcPr>
-            <w:tcW w:w="2369" w:type="dxa"/>
+            <w:tcW w:w="2368" w:type="dxa"/>
           </w:tcPr>
           <w:p>
             <w:pPr>
@@ -14303,7 +14303,7 @@
         </w:tc>
         <w:tc>
           <w:tcPr>
-            <w:tcW w:w="1911" w:type="dxa"/>
+            <w:tcW w:w="1910" w:type="dxa"/>
           </w:tcPr>
           <w:p>
             <w:pPr>
@@ -14320,7 +14320,7 @@
         </w:tc>
         <w:tc>
           <w:tcPr>
-            <w:tcW w:w="1911" w:type="dxa"/>
+            <w:tcW w:w="1910" w:type="dxa"/>
           </w:tcPr>
           <w:p>
             <w:pPr>
@@ -14339,7 +14339,7 @@
       <w:tr>
         <w:tc>
           <w:tcPr>
-            <w:tcW w:w="1723" w:type="dxa"/>
+            <w:tcW w:w="1722" w:type="dxa"/>
           </w:tcPr>
           <w:p>
             <w:pPr>
@@ -14356,7 +14356,7 @@
         </w:tc>
         <w:tc>
           <w:tcPr>
-            <w:tcW w:w="2369" w:type="dxa"/>
+            <w:tcW w:w="2368" w:type="dxa"/>
           </w:tcPr>
           <w:p>
             <w:pPr>
@@ -14373,7 +14373,7 @@
         </w:tc>
         <w:tc>
           <w:tcPr>
-            <w:tcW w:w="1911" w:type="dxa"/>
+            <w:tcW w:w="1910" w:type="dxa"/>
           </w:tcPr>
           <w:p>
             <w:pPr>
@@ -14390,7 +14390,7 @@
         </w:tc>
         <w:tc>
           <w:tcPr>
-            <w:tcW w:w="1911" w:type="dxa"/>
+            <w:tcW w:w="1910" w:type="dxa"/>
           </w:tcPr>
           <w:p>
             <w:pPr>
@@ -14409,7 +14409,7 @@
       <w:tr>
         <w:tc>
           <w:tcPr>
-            <w:tcW w:w="1723" w:type="dxa"/>
+            <w:tcW w:w="1722" w:type="dxa"/>
           </w:tcPr>
           <w:p>
             <w:pPr>
@@ -14426,7 +14426,7 @@
         </w:tc>
         <w:tc>
           <w:tcPr>
-            <w:tcW w:w="2369" w:type="dxa"/>
+            <w:tcW w:w="2368" w:type="dxa"/>
           </w:tcPr>
           <w:p>
             <w:pPr>
@@ -14443,7 +14443,7 @@
         </w:tc>
         <w:tc>
           <w:tcPr>
-            <w:tcW w:w="1911" w:type="dxa"/>
+            <w:tcW w:w="1910" w:type="dxa"/>
           </w:tcPr>
           <w:p>
             <w:pPr>
@@ -14460,7 +14460,7 @@
         </w:tc>
         <w:tc>
           <w:tcPr>
-            <w:tcW w:w="1911" w:type="dxa"/>
+            <w:tcW w:w="1910" w:type="dxa"/>
           </w:tcPr>
           <w:p>
             <w:pPr>
@@ -14479,7 +14479,7 @@
       <w:tr>
         <w:tc>
           <w:tcPr>
-            <w:tcW w:w="1723" w:type="dxa"/>
+            <w:tcW w:w="1722" w:type="dxa"/>
           </w:tcPr>
           <w:p>
             <w:pPr>
@@ -14496,7 +14496,7 @@
         </w:tc>
         <w:tc>
           <w:tcPr>
-            <w:tcW w:w="2369" w:type="dxa"/>
+            <w:tcW w:w="2368" w:type="dxa"/>
           </w:tcPr>
           <w:p>
             <w:pPr>
@@ -14513,7 +14513,7 @@
         </w:tc>
         <w:tc>
           <w:tcPr>
-            <w:tcW w:w="1911" w:type="dxa"/>
+            <w:tcW w:w="1910" w:type="dxa"/>
           </w:tcPr>
           <w:p>
             <w:pPr>
@@ -14530,7 +14530,7 @@
         </w:tc>
         <w:tc>
           <w:tcPr>
-            <w:tcW w:w="1911" w:type="dxa"/>
+            <w:tcW w:w="1910" w:type="dxa"/>
           </w:tcPr>
           <w:p>
             <w:pPr>
@@ -14549,7 +14549,7 @@
       <w:tr>
         <w:tc>
           <w:tcPr>
-            <w:tcW w:w="1723" w:type="dxa"/>
+            <w:tcW w:w="1722" w:type="dxa"/>
           </w:tcPr>
           <w:p>
             <w:pPr>
@@ -14566,7 +14566,7 @@
         </w:tc>
         <w:tc>
           <w:tcPr>
-            <w:tcW w:w="2369" w:type="dxa"/>
+            <w:tcW w:w="2368" w:type="dxa"/>
           </w:tcPr>
           <w:p>
             <w:pPr>
@@ -14583,7 +14583,7 @@
         </w:tc>
         <w:tc>
           <w:tcPr>
-            <w:tcW w:w="1911" w:type="dxa"/>
+            <w:tcW w:w="1910" w:type="dxa"/>
           </w:tcPr>
           <w:p>
             <w:pPr>
@@ -14600,7 +14600,7 @@
         </w:tc>
         <w:tc>
           <w:tcPr>
-            <w:tcW w:w="1911" w:type="dxa"/>
+            <w:tcW w:w="1910" w:type="dxa"/>
           </w:tcPr>
           <w:p>
             <w:pPr>
@@ -14619,7 +14619,7 @@
       <w:tr>
         <w:tc>
           <w:tcPr>
-            <w:tcW w:w="1723" w:type="dxa"/>
+            <w:tcW w:w="1722" w:type="dxa"/>
           </w:tcPr>
           <w:p>
             <w:pPr>
@@ -14636,7 +14636,7 @@
         </w:tc>
         <w:tc>
           <w:tcPr>
-            <w:tcW w:w="2369" w:type="dxa"/>
+            <w:tcW w:w="2368" w:type="dxa"/>
           </w:tcPr>
           <w:p>
             <w:pPr>
@@ -14653,7 +14653,7 @@
         </w:tc>
         <w:tc>
           <w:tcPr>
-            <w:tcW w:w="1911" w:type="dxa"/>
+            <w:tcW w:w="1910" w:type="dxa"/>
           </w:tcPr>
           <w:p>
             <w:pPr>
@@ -14670,7 +14670,7 @@
         </w:tc>
         <w:tc>
           <w:tcPr>
-            <w:tcW w:w="1911" w:type="dxa"/>
+            <w:tcW w:w="1910" w:type="dxa"/>
           </w:tcPr>
           <w:p>
             <w:pPr>
@@ -14689,7 +14689,7 @@
       <w:tr>
         <w:tc>
           <w:tcPr>
-            <w:tcW w:w="1723" w:type="dxa"/>
+            <w:tcW w:w="1722" w:type="dxa"/>
           </w:tcPr>
           <w:p>
             <w:pPr>
@@ -14706,7 +14706,7 @@
         </w:tc>
         <w:tc>
           <w:tcPr>
-            <w:tcW w:w="2369" w:type="dxa"/>
+            <w:tcW w:w="2368" w:type="dxa"/>
           </w:tcPr>
           <w:p>
             <w:pPr>
@@ -14723,7 +14723,7 @@
         </w:tc>
         <w:tc>
           <w:tcPr>
-            <w:tcW w:w="1911" w:type="dxa"/>
+            <w:tcW w:w="1910" w:type="dxa"/>
           </w:tcPr>
           <w:p>
             <w:pPr>
@@ -14740,7 +14740,7 @@
         </w:tc>
         <w:tc>
           <w:tcPr>
-            <w:tcW w:w="1911" w:type="dxa"/>
+            <w:tcW w:w="1910" w:type="dxa"/>
           </w:tcPr>
           <w:p>
             <w:pPr>
@@ -14759,7 +14759,7 @@
       <w:tr>
         <w:tc>
           <w:tcPr>
-            <w:tcW w:w="1723" w:type="dxa"/>
+            <w:tcW w:w="1722" w:type="dxa"/>
           </w:tcPr>
           <w:p>
             <w:pPr>
@@ -14776,7 +14776,7 @@
         </w:tc>
         <w:tc>
           <w:tcPr>
-            <w:tcW w:w="2369" w:type="dxa"/>
+            <w:tcW w:w="2368" w:type="dxa"/>
           </w:tcPr>
           <w:p>
             <w:pPr>
@@ -14793,7 +14793,7 @@
         </w:tc>
         <w:tc>
           <w:tcPr>
-            <w:tcW w:w="1911" w:type="dxa"/>
+            <w:tcW w:w="1910" w:type="dxa"/>
           </w:tcPr>
           <w:p>
             <w:pPr>
@@ -14810,7 +14810,7 @@
         </w:tc>
         <w:tc>
           <w:tcPr>
-            <w:tcW w:w="1911" w:type="dxa"/>
+            <w:tcW w:w="1910" w:type="dxa"/>
           </w:tcPr>
           <w:p>
             <w:pPr>
@@ -14853,11 +14853,11 @@
         </w:tblBorders>
       </w:tblPr>
       <w:tblGrid>
-        <w:gridCol w:w="935"/>
-        <w:gridCol w:w="2374"/>
-        <w:gridCol w:w="2120"/>
-        <w:gridCol w:w="1376"/>
-        <w:gridCol w:w="1108"/>
+        <w:gridCol w:w="934"/>
+        <w:gridCol w:w="2372"/>
+        <w:gridCol w:w="2119"/>
+        <w:gridCol w:w="1375"/>
+        <w:gridCol w:w="1107"/>
       </w:tblGrid>
       <w:tr>
         <w:trPr>
@@ -14865,7 +14865,7 @@
         </w:trPr>
         <w:tc>
           <w:tcPr>
-            <w:tcW w:w="935" w:type="dxa"/>
+            <w:tcW w:w="934" w:type="dxa"/>
             <w:shd w:val="clear" w:color="auto" w:fill="D9E2F3"/>
           </w:tcPr>
           <w:p>
@@ -14884,7 +14884,7 @@
         </w:tc>
         <w:tc>
           <w:tcPr>
-            <w:tcW w:w="2374" w:type="dxa"/>
+            <w:tcW w:w="2372" w:type="dxa"/>
             <w:shd w:val="clear" w:color="auto" w:fill="D9E2F3"/>
           </w:tcPr>
           <w:p>
@@ -14903,7 +14903,7 @@
         </w:tc>
         <w:tc>
           <w:tcPr>
-            <w:tcW w:w="2120" w:type="dxa"/>
+            <w:tcW w:w="2119" w:type="dxa"/>
             <w:shd w:val="clear" w:color="auto" w:fill="D9E2F3"/>
           </w:tcPr>
           <w:p>
@@ -14922,7 +14922,7 @@
         </w:tc>
         <w:tc>
           <w:tcPr>
-            <w:tcW w:w="1376" w:type="dxa"/>
+            <w:tcW w:w="1375" w:type="dxa"/>
             <w:shd w:val="clear" w:color="auto" w:fill="D9E2F3"/>
           </w:tcPr>
           <w:p>
@@ -14941,7 +14941,7 @@
         </w:tc>
         <w:tc>
           <w:tcPr>
-            <w:tcW w:w="1108" w:type="dxa"/>
+            <w:tcW w:w="1107" w:type="dxa"/>
             <w:shd w:val="clear" w:color="auto" w:fill="D9E2F3"/>
           </w:tcPr>
           <w:p>
@@ -14962,7 +14962,7 @@
       <w:tr>
         <w:tc>
           <w:tcPr>
-            <w:tcW w:w="935" w:type="dxa"/>
+            <w:tcW w:w="934" w:type="dxa"/>
           </w:tcPr>
           <w:p>
             <w:pPr>
@@ -14979,7 +14979,7 @@
         </w:tc>
         <w:tc>
           <w:tcPr>
-            <w:tcW w:w="2374" w:type="dxa"/>
+            <w:tcW w:w="2372" w:type="dxa"/>
           </w:tcPr>
           <w:p>
             <w:pPr>
@@ -14996,7 +14996,7 @@
         </w:tc>
         <w:tc>
           <w:tcPr>
-            <w:tcW w:w="2120" w:type="dxa"/>
+            <w:tcW w:w="2119" w:type="dxa"/>
           </w:tcPr>
           <w:p>
             <w:pPr>
@@ -15013,7 +15013,7 @@
         </w:tc>
         <w:tc>
           <w:tcPr>
-            <w:tcW w:w="1376" w:type="dxa"/>
+            <w:tcW w:w="1375" w:type="dxa"/>
           </w:tcPr>
           <w:p>
             <w:pPr>
@@ -15030,7 +15030,7 @@
         </w:tc>
         <w:tc>
           <w:tcPr>
-            <w:tcW w:w="1108" w:type="dxa"/>
+            <w:tcW w:w="1107" w:type="dxa"/>
           </w:tcPr>
           <w:p>
             <w:pPr>
@@ -15049,7 +15049,7 @@
       <w:tr>
         <w:tc>
           <w:tcPr>
-            <w:tcW w:w="935" w:type="dxa"/>
+            <w:tcW w:w="934" w:type="dxa"/>
           </w:tcPr>
           <w:p>
             <w:pPr>
@@ -15066,7 +15066,7 @@
         </w:tc>
         <w:tc>
           <w:tcPr>
-            <w:tcW w:w="2374" w:type="dxa"/>
+            <w:tcW w:w="2372" w:type="dxa"/>
           </w:tcPr>
           <w:p>
             <w:pPr>
@@ -15083,7 +15083,7 @@
         </w:tc>
         <w:tc>
           <w:tcPr>
-            <w:tcW w:w="2120" w:type="dxa"/>
+            <w:tcW w:w="2119" w:type="dxa"/>
           </w:tcPr>
           <w:p>
             <w:pPr>
@@ -15100,7 +15100,7 @@
         </w:tc>
         <w:tc>
           <w:tcPr>
-            <w:tcW w:w="1376" w:type="dxa"/>
+            <w:tcW w:w="1375" w:type="dxa"/>
           </w:tcPr>
           <w:p>
             <w:pPr>
@@ -15117,7 +15117,7 @@
         </w:tc>
         <w:tc>
           <w:tcPr>
-            <w:tcW w:w="1108" w:type="dxa"/>
+            <w:tcW w:w="1107" w:type="dxa"/>
           </w:tcPr>
           <w:p>
             <w:pPr>
@@ -15136,7 +15136,7 @@
       <w:tr>
         <w:tc>
           <w:tcPr>
-            <w:tcW w:w="935" w:type="dxa"/>
+            <w:tcW w:w="934" w:type="dxa"/>
           </w:tcPr>
           <w:p>
             <w:pPr>
@@ -15153,7 +15153,7 @@
         </w:tc>
         <w:tc>
           <w:tcPr>
-            <w:tcW w:w="2374" w:type="dxa"/>
+            <w:tcW w:w="2372" w:type="dxa"/>
           </w:tcPr>
           <w:p>
             <w:pPr>
@@ -15170,7 +15170,7 @@
         </w:tc>
         <w:tc>
           <w:tcPr>
-            <w:tcW w:w="2120" w:type="dxa"/>
+            <w:tcW w:w="2119" w:type="dxa"/>
           </w:tcPr>
           <w:p>
             <w:pPr>
@@ -15187,7 +15187,7 @@
         </w:tc>
         <w:tc>
           <w:tcPr>
-            <w:tcW w:w="1376" w:type="dxa"/>
+            <w:tcW w:w="1375" w:type="dxa"/>
           </w:tcPr>
           <w:p>
             <w:pPr>
@@ -15204,7 +15204,7 @@
         </w:tc>
         <w:tc>
           <w:tcPr>
-            <w:tcW w:w="1108" w:type="dxa"/>
+            <w:tcW w:w="1107" w:type="dxa"/>
           </w:tcPr>
           <w:p>
             <w:pPr>
@@ -15223,7 +15223,7 @@
       <w:tr>
         <w:tc>
           <w:tcPr>
-            <w:tcW w:w="935" w:type="dxa"/>
+            <w:tcW w:w="934" w:type="dxa"/>
           </w:tcPr>
           <w:p>
             <w:pPr>
@@ -15240,7 +15240,7 @@
         </w:tc>
         <w:tc>
           <w:tcPr>
-            <w:tcW w:w="2374" w:type="dxa"/>
+            <w:tcW w:w="2372" w:type="dxa"/>
           </w:tcPr>
           <w:p>
             <w:pPr>
@@ -15257,7 +15257,7 @@
         </w:tc>
         <w:tc>
           <w:tcPr>
-            <w:tcW w:w="2120" w:type="dxa"/>
+            <w:tcW w:w="2119" w:type="dxa"/>
           </w:tcPr>
           <w:p>
             <w:pPr>
@@ -15274,7 +15274,7 @@
         </w:tc>
         <w:tc>
           <w:tcPr>
-            <w:tcW w:w="1376" w:type="dxa"/>
+            <w:tcW w:w="1375" w:type="dxa"/>
           </w:tcPr>
           <w:p>
             <w:pPr>
@@ -15291,7 +15291,7 @@
         </w:tc>
         <w:tc>
           <w:tcPr>
-            <w:tcW w:w="1108" w:type="dxa"/>
+            <w:tcW w:w="1107" w:type="dxa"/>
           </w:tcPr>
           <w:p>
             <w:pPr>
@@ -15310,7 +15310,7 @@
       <w:tr>
         <w:tc>
           <w:tcPr>
-            <w:tcW w:w="935" w:type="dxa"/>
+            <w:tcW w:w="934" w:type="dxa"/>
           </w:tcPr>
           <w:p>
             <w:pPr>
@@ -15327,7 +15327,7 @@
         </w:tc>
         <w:tc>
           <w:tcPr>
-            <w:tcW w:w="2374" w:type="dxa"/>
+            <w:tcW w:w="2372" w:type="dxa"/>
           </w:tcPr>
           <w:p>
             <w:pPr>
@@ -15344,7 +15344,7 @@
         </w:tc>
         <w:tc>
           <w:tcPr>
-            <w:tcW w:w="2120" w:type="dxa"/>
+            <w:tcW w:w="2119" w:type="dxa"/>
           </w:tcPr>
           <w:p>
             <w:pPr>
@@ -15361,7 +15361,7 @@
         </w:tc>
         <w:tc>
           <w:tcPr>
-            <w:tcW w:w="1376" w:type="dxa"/>
+            <w:tcW w:w="1375" w:type="dxa"/>
           </w:tcPr>
           <w:p>
             <w:pPr>
@@ -15378,7 +15378,7 @@
         </w:tc>
         <w:tc>
           <w:tcPr>
-            <w:tcW w:w="1108" w:type="dxa"/>
+            <w:tcW w:w="1107" w:type="dxa"/>
           </w:tcPr>
           <w:p>
             <w:pPr>
@@ -15397,7 +15397,7 @@
       <w:tr>
         <w:tc>
           <w:tcPr>
-            <w:tcW w:w="935" w:type="dxa"/>
+            <w:tcW w:w="934" w:type="dxa"/>
           </w:tcPr>
           <w:p>
             <w:pPr>
@@ -15414,7 +15414,7 @@
         </w:tc>
         <w:tc>
           <w:tcPr>
-            <w:tcW w:w="2374" w:type="dxa"/>
+            <w:tcW w:w="2372" w:type="dxa"/>
           </w:tcPr>
           <w:p>
             <w:pPr>
@@ -15431,7 +15431,7 @@
         </w:tc>
         <w:tc>
           <w:tcPr>
-            <w:tcW w:w="2120" w:type="dxa"/>
+            <w:tcW w:w="2119" w:type="dxa"/>
           </w:tcPr>
           <w:p>
             <w:pPr>
@@ -15448,7 +15448,7 @@
         </w:tc>
         <w:tc>
           <w:tcPr>
-            <w:tcW w:w="1376" w:type="dxa"/>
+            <w:tcW w:w="1375" w:type="dxa"/>
           </w:tcPr>
           <w:p>
             <w:pPr>
@@ -15465,7 +15465,7 @@
         </w:tc>
         <w:tc>
           <w:tcPr>
-            <w:tcW w:w="1108" w:type="dxa"/>
+            <w:tcW w:w="1107" w:type="dxa"/>
           </w:tcPr>
           <w:p>
             <w:pPr>
@@ -15484,7 +15484,7 @@
       <w:tr>
         <w:tc>
           <w:tcPr>
-            <w:tcW w:w="935" w:type="dxa"/>
+            <w:tcW w:w="934" w:type="dxa"/>
           </w:tcPr>
           <w:p>
             <w:pPr>
@@ -15501,7 +15501,7 @@
         </w:tc>
         <w:tc>
           <w:tcPr>
-            <w:tcW w:w="2374" w:type="dxa"/>
+            <w:tcW w:w="2372" w:type="dxa"/>
           </w:tcPr>
           <w:p>
             <w:pPr>
@@ -15518,7 +15518,7 @@
         </w:tc>
         <w:tc>
           <w:tcPr>
-            <w:tcW w:w="2120" w:type="dxa"/>
+            <w:tcW w:w="2119" w:type="dxa"/>
           </w:tcPr>
           <w:p>
             <w:pPr>
@@ -15535,7 +15535,7 @@
         </w:tc>
         <w:tc>
           <w:tcPr>
-            <w:tcW w:w="1376" w:type="dxa"/>
+            <w:tcW w:w="1375" w:type="dxa"/>
           </w:tcPr>
           <w:p>
             <w:pPr>
@@ -15552,7 +15552,7 @@
         </w:tc>
         <w:tc>
           <w:tcPr>
-            <w:tcW w:w="1108" w:type="dxa"/>
+            <w:tcW w:w="1107" w:type="dxa"/>
           </w:tcPr>
           <w:p>
             <w:pPr>
@@ -15571,7 +15571,7 @@
       <w:tr>
         <w:tc>
           <w:tcPr>
-            <w:tcW w:w="935" w:type="dxa"/>
+            <w:tcW w:w="934" w:type="dxa"/>
           </w:tcPr>
           <w:p>
             <w:pPr>
@@ -15588,7 +15588,7 @@
         </w:tc>
         <w:tc>
           <w:tcPr>
-            <w:tcW w:w="2374" w:type="dxa"/>
+            <w:tcW w:w="2372" w:type="dxa"/>
           </w:tcPr>
           <w:p>
             <w:pPr>
@@ -15605,7 +15605,7 @@
         </w:tc>
         <w:tc>
           <w:tcPr>
-            <w:tcW w:w="2120" w:type="dxa"/>
+            <w:tcW w:w="2119" w:type="dxa"/>
           </w:tcPr>
           <w:p>
             <w:pPr>
@@ -15622,7 +15622,7 @@
         </w:tc>
         <w:tc>
           <w:tcPr>
-            <w:tcW w:w="1376" w:type="dxa"/>
+            <w:tcW w:w="1375" w:type="dxa"/>
           </w:tcPr>
           <w:p>
             <w:pPr>
@@ -15639,7 +15639,7 @@
         </w:tc>
         <w:tc>
           <w:tcPr>
-            <w:tcW w:w="1108" w:type="dxa"/>
+            <w:tcW w:w="1107" w:type="dxa"/>
           </w:tcPr>
           <w:p>
             <w:pPr>
@@ -15658,7 +15658,7 @@
       <w:tr>
         <w:tc>
           <w:tcPr>
-            <w:tcW w:w="935" w:type="dxa"/>
+            <w:tcW w:w="934" w:type="dxa"/>
           </w:tcPr>
           <w:p>
             <w:pPr>
@@ -15675,7 +15675,7 @@
         </w:tc>
         <w:tc>
           <w:tcPr>
-            <w:tcW w:w="2374" w:type="dxa"/>
+            <w:tcW w:w="2372" w:type="dxa"/>
           </w:tcPr>
           <w:p>
             <w:pPr>
@@ -15692,7 +15692,7 @@
         </w:tc>
         <w:tc>
           <w:tcPr>
-            <w:tcW w:w="2120" w:type="dxa"/>
+            <w:tcW w:w="2119" w:type="dxa"/>
           </w:tcPr>
           <w:p>
             <w:pPr>
@@ -15709,7 +15709,7 @@
         </w:tc>
         <w:tc>
           <w:tcPr>
-            <w:tcW w:w="1376" w:type="dxa"/>
+            <w:tcW w:w="1375" w:type="dxa"/>
           </w:tcPr>
           <w:p>
             <w:pPr>
@@ -15726,7 +15726,7 @@
         </w:tc>
         <w:tc>
           <w:tcPr>
-            <w:tcW w:w="1108" w:type="dxa"/>
+            <w:tcW w:w="1107" w:type="dxa"/>
           </w:tcPr>
           <w:p>
             <w:pPr>
@@ -15745,7 +15745,7 @@
       <w:tr>
         <w:tc>
           <w:tcPr>
-            <w:tcW w:w="935" w:type="dxa"/>
+            <w:tcW w:w="934" w:type="dxa"/>
           </w:tcPr>
           <w:p>
             <w:pPr>
@@ -15762,7 +15762,7 @@
         </w:tc>
         <w:tc>
           <w:tcPr>
-            <w:tcW w:w="2374" w:type="dxa"/>
+            <w:tcW w:w="2372" w:type="dxa"/>
           </w:tcPr>
           <w:p>
             <w:pPr>
@@ -15779,7 +15779,7 @@
         </w:tc>
         <w:tc>
           <w:tcPr>
-            <w:tcW w:w="2120" w:type="dxa"/>
+            <w:tcW w:w="2119" w:type="dxa"/>
           </w:tcPr>
           <w:p>
             <w:pPr>
@@ -15796,7 +15796,7 @@
         </w:tc>
         <w:tc>
           <w:tcPr>
-            <w:tcW w:w="1376" w:type="dxa"/>
+            <w:tcW w:w="1375" w:type="dxa"/>
           </w:tcPr>
           <w:p>
             <w:pPr>
@@ -15813,7 +15813,7 @@
         </w:tc>
         <w:tc>
           <w:tcPr>
-            <w:tcW w:w="1108" w:type="dxa"/>
+            <w:tcW w:w="1107" w:type="dxa"/>
           </w:tcPr>
           <w:p>
             <w:pPr>
@@ -15832,7 +15832,7 @@
       <w:tr>
         <w:tc>
           <w:tcPr>
-            <w:tcW w:w="935" w:type="dxa"/>
+            <w:tcW w:w="934" w:type="dxa"/>
           </w:tcPr>
           <w:p>
             <w:pPr>
@@ -15849,7 +15849,7 @@
         </w:tc>
         <w:tc>
           <w:tcPr>
-            <w:tcW w:w="2374" w:type="dxa"/>
+            <w:tcW w:w="2372" w:type="dxa"/>
           </w:tcPr>
           <w:p>
             <w:pPr>
@@ -15866,7 +15866,7 @@
         </w:tc>
         <w:tc>
           <w:tcPr>
-            <w:tcW w:w="2120" w:type="dxa"/>
+            <w:tcW w:w="2119" w:type="dxa"/>
           </w:tcPr>
           <w:p>
             <w:pPr>
@@ -15883,7 +15883,7 @@
         </w:tc>
         <w:tc>
           <w:tcPr>
-            <w:tcW w:w="1376" w:type="dxa"/>
+            <w:tcW w:w="1375" w:type="dxa"/>
           </w:tcPr>
           <w:p>
             <w:pPr>
@@ -15900,7 +15900,7 @@
         </w:tc>
         <w:tc>
           <w:tcPr>
-            <w:tcW w:w="1108" w:type="dxa"/>
+            <w:tcW w:w="1107" w:type="dxa"/>
           </w:tcPr>
           <w:p>
             <w:pPr>
@@ -15919,7 +15919,7 @@
       <w:tr>
         <w:tc>
           <w:tcPr>
-            <w:tcW w:w="935" w:type="dxa"/>
+            <w:tcW w:w="934" w:type="dxa"/>
           </w:tcPr>
           <w:p>
             <w:pPr>
@@ -15936,7 +15936,7 @@
         </w:tc>
         <w:tc>
           <w:tcPr>
-            <w:tcW w:w="2374" w:type="dxa"/>
+            <w:tcW w:w="2372" w:type="dxa"/>
           </w:tcPr>
           <w:p>
             <w:pPr>
@@ -15953,7 +15953,7 @@
         </w:tc>
         <w:tc>
           <w:tcPr>
-            <w:tcW w:w="2120" w:type="dxa"/>
+            <w:tcW w:w="2119" w:type="dxa"/>
           </w:tcPr>
           <w:p>
             <w:pPr>
@@ -15970,7 +15970,7 @@
         </w:tc>
         <w:tc>
           <w:tcPr>
-            <w:tcW w:w="1376" w:type="dxa"/>
+            <w:tcW w:w="1375" w:type="dxa"/>
           </w:tcPr>
           <w:p>
             <w:pPr>
@@ -15987,7 +15987,7 @@
         </w:tc>
         <w:tc>
           <w:tcPr>
-            <w:tcW w:w="1108" w:type="dxa"/>
+            <w:tcW w:w="1107" w:type="dxa"/>
           </w:tcPr>
           <w:p>
             <w:pPr>
@@ -16006,7 +16006,7 @@
       <w:tr>
         <w:tc>
           <w:tcPr>
-            <w:tcW w:w="935" w:type="dxa"/>
+            <w:tcW w:w="934" w:type="dxa"/>
           </w:tcPr>
           <w:p>
             <w:pPr>
@@ -16023,7 +16023,7 @@
         </w:tc>
         <w:tc>
           <w:tcPr>
-            <w:tcW w:w="2374" w:type="dxa"/>
+            <w:tcW w:w="2372" w:type="dxa"/>
           </w:tcPr>
           <w:p>
             <w:pPr>
@@ -16040,7 +16040,7 @@
         </w:tc>
         <w:tc>
           <w:tcPr>
-            <w:tcW w:w="2120" w:type="dxa"/>
+            <w:tcW w:w="2119" w:type="dxa"/>
           </w:tcPr>
           <w:p>
             <w:pPr>
@@ -16057,7 +16057,7 @@
         </w:tc>
         <w:tc>
           <w:tcPr>
-            <w:tcW w:w="1376" w:type="dxa"/>
+            <w:tcW w:w="1375" w:type="dxa"/>
           </w:tcPr>
           <w:p>
             <w:pPr>
@@ -16074,7 +16074,7 @@
         </w:tc>
         <w:tc>
           <w:tcPr>
-            <w:tcW w:w="1108" w:type="dxa"/>
+            <w:tcW w:w="1107" w:type="dxa"/>
           </w:tcPr>
           <w:p>
             <w:pPr>
@@ -16093,7 +16093,7 @@
       <w:tr>
         <w:tc>
           <w:tcPr>
-            <w:tcW w:w="935" w:type="dxa"/>
+            <w:tcW w:w="934" w:type="dxa"/>
           </w:tcPr>
           <w:p>
             <w:pPr>
@@ -16110,7 +16110,7 @@
         </w:tc>
         <w:tc>
           <w:tcPr>
-            <w:tcW w:w="2374" w:type="dxa"/>
+            <w:tcW w:w="2372" w:type="dxa"/>
           </w:tcPr>
           <w:p>
             <w:pPr>
@@ -16127,7 +16127,7 @@
         </w:tc>
         <w:tc>
           <w:tcPr>
-            <w:tcW w:w="2120" w:type="dxa"/>
+            <w:tcW w:w="2119" w:type="dxa"/>
           </w:tcPr>
           <w:p>
             <w:pPr>
@@ -16144,7 +16144,7 @@
         </w:tc>
         <w:tc>
           <w:tcPr>
-            <w:tcW w:w="1376" w:type="dxa"/>
+            <w:tcW w:w="1375" w:type="dxa"/>
           </w:tcPr>
           <w:p>
             <w:pPr>
@@ -16161,7 +16161,7 @@
         </w:tc>
         <w:tc>
           <w:tcPr>
-            <w:tcW w:w="1108" w:type="dxa"/>
+            <w:tcW w:w="1107" w:type="dxa"/>
           </w:tcPr>
           <w:p>
             <w:pPr>
@@ -16180,7 +16180,7 @@
       <w:tr>
         <w:tc>
           <w:tcPr>
-            <w:tcW w:w="935" w:type="dxa"/>
+            <w:tcW w:w="934" w:type="dxa"/>
           </w:tcPr>
           <w:p>
             <w:pPr>
@@ -16197,7 +16197,7 @@
         </w:tc>
         <w:tc>
           <w:tcPr>
-            <w:tcW w:w="2374" w:type="dxa"/>
+            <w:tcW w:w="2372" w:type="dxa"/>
           </w:tcPr>
           <w:p>
             <w:pPr>
@@ -16214,7 +16214,7 @@
         </w:tc>
         <w:tc>
           <w:tcPr>
-            <w:tcW w:w="2120" w:type="dxa"/>
+            <w:tcW w:w="2119" w:type="dxa"/>
           </w:tcPr>
           <w:p>
             <w:pPr>
@@ -16231,7 +16231,7 @@
         </w:tc>
         <w:tc>
           <w:tcPr>
-            <w:tcW w:w="1376" w:type="dxa"/>
+            <w:tcW w:w="1375" w:type="dxa"/>
           </w:tcPr>
           <w:p>
             <w:pPr>
@@ -16248,7 +16248,7 @@
         </w:tc>
         <w:tc>
           <w:tcPr>
-            <w:tcW w:w="1108" w:type="dxa"/>
+            <w:tcW w:w="1107" w:type="dxa"/>
           </w:tcPr>
           <w:p>
             <w:pPr>
@@ -16291,8 +16291,8 @@
         </w:tblBorders>
       </w:tblPr>
       <w:tblGrid>
-        <w:gridCol w:w="2437"/>
-        <w:gridCol w:w="5480"/>
+        <w:gridCol w:w="2436"/>
+        <w:gridCol w:w="5479"/>
       </w:tblGrid>
       <w:tr>
         <w:trPr>
@@ -16300,7 +16300,7 @@
         </w:trPr>
         <w:tc>
           <w:tcPr>
-            <w:tcW w:w="2437" w:type="dxa"/>
+            <w:tcW w:w="2436" w:type="dxa"/>
             <w:shd w:val="clear" w:color="auto" w:fill="D9E2F3"/>
           </w:tcPr>
           <w:p>
@@ -16319,7 +16319,7 @@
         </w:tc>
         <w:tc>
           <w:tcPr>
-            <w:tcW w:w="5480" w:type="dxa"/>
+            <w:tcW w:w="5479" w:type="dxa"/>
             <w:shd w:val="clear" w:color="auto" w:fill="D9E2F3"/>
           </w:tcPr>
           <w:p>
@@ -16340,7 +16340,7 @@
       <w:tr>
         <w:tc>
           <w:tcPr>
-            <w:tcW w:w="2437" w:type="dxa"/>
+            <w:tcW w:w="2436" w:type="dxa"/>
           </w:tcPr>
           <w:p>
             <w:pPr>
@@ -16357,7 +16357,7 @@
         </w:tc>
         <w:tc>
           <w:tcPr>
-            <w:tcW w:w="5480" w:type="dxa"/>
+            <w:tcW w:w="5479" w:type="dxa"/>
           </w:tcPr>
           <w:p>
             <w:pPr>
@@ -16376,7 +16376,7 @@
       <w:tr>
         <w:tc>
           <w:tcPr>
-            <w:tcW w:w="2437" w:type="dxa"/>
+            <w:tcW w:w="2436" w:type="dxa"/>
           </w:tcPr>
           <w:p>
             <w:pPr>
@@ -16393,7 +16393,7 @@
         </w:tc>
         <w:tc>
           <w:tcPr>
-            <w:tcW w:w="5480" w:type="dxa"/>
+            <w:tcW w:w="5479" w:type="dxa"/>
           </w:tcPr>
           <w:p>
             <w:pPr>
@@ -16412,7 +16412,7 @@
       <w:tr>
         <w:tc>
           <w:tcPr>
-            <w:tcW w:w="2437" w:type="dxa"/>
+            <w:tcW w:w="2436" w:type="dxa"/>
           </w:tcPr>
           <w:p>
             <w:pPr>
@@ -16429,7 +16429,7 @@
         </w:tc>
         <w:tc>
           <w:tcPr>
-            <w:tcW w:w="5480" w:type="dxa"/>
+            <w:tcW w:w="5479" w:type="dxa"/>
           </w:tcPr>
           <w:p>
             <w:pPr>
@@ -16448,7 +16448,7 @@
       <w:tr>
         <w:tc>
           <w:tcPr>
-            <w:tcW w:w="2437" w:type="dxa"/>
+            <w:tcW w:w="2436" w:type="dxa"/>
           </w:tcPr>
           <w:p>
             <w:pPr>
@@ -16465,7 +16465,7 @@
         </w:tc>
         <w:tc>
           <w:tcPr>
-            <w:tcW w:w="5480" w:type="dxa"/>
+            <w:tcW w:w="5479" w:type="dxa"/>
           </w:tcPr>
           <w:p>
             <w:pPr>
@@ -16484,7 +16484,7 @@
       <w:tr>
         <w:tc>
           <w:tcPr>
-            <w:tcW w:w="2437" w:type="dxa"/>
+            <w:tcW w:w="2436" w:type="dxa"/>
           </w:tcPr>
           <w:p>
             <w:pPr>
@@ -16501,7 +16501,7 @@
         </w:tc>
         <w:tc>
           <w:tcPr>
-            <w:tcW w:w="5480" w:type="dxa"/>
+            <w:tcW w:w="5479" w:type="dxa"/>
           </w:tcPr>
           <w:p>
             <w:pPr>
@@ -16520,7 +16520,7 @@
       <w:tr>
         <w:tc>
           <w:tcPr>
-            <w:tcW w:w="2437" w:type="dxa"/>
+            <w:tcW w:w="2436" w:type="dxa"/>
           </w:tcPr>
           <w:p>
             <w:pPr>
@@ -16537,7 +16537,7 @@
         </w:tc>
         <w:tc>
           <w:tcPr>
-            <w:tcW w:w="5480" w:type="dxa"/>
+            <w:tcW w:w="5479" w:type="dxa"/>
           </w:tcPr>
           <w:p>
             <w:pPr>
@@ -16556,7 +16556,7 @@
       <w:tr>
         <w:tc>
           <w:tcPr>
-            <w:tcW w:w="2437" w:type="dxa"/>
+            <w:tcW w:w="2436" w:type="dxa"/>
           </w:tcPr>
           <w:p>
             <w:pPr>
@@ -16573,7 +16573,7 @@
         </w:tc>
         <w:tc>
           <w:tcPr>
-            <w:tcW w:w="5480" w:type="dxa"/>
+            <w:tcW w:w="5479" w:type="dxa"/>
           </w:tcPr>
           <w:p>
             <w:pPr>
@@ -16592,7 +16592,7 @@
       <w:tr>
         <w:tc>
           <w:tcPr>
-            <w:tcW w:w="2437" w:type="dxa"/>
+            <w:tcW w:w="2436" w:type="dxa"/>
           </w:tcPr>
           <w:p>
             <w:pPr>
@@ -16609,7 +16609,7 @@
         </w:tc>
         <w:tc>
           <w:tcPr>
-            <w:tcW w:w="5480" w:type="dxa"/>
+            <w:tcW w:w="5479" w:type="dxa"/>
           </w:tcPr>
           <w:p>
             <w:pPr>
@@ -16628,7 +16628,7 @@
       <w:tr>
         <w:tc>
           <w:tcPr>
-            <w:tcW w:w="2437" w:type="dxa"/>
+            <w:tcW w:w="2436" w:type="dxa"/>
           </w:tcPr>
           <w:p>
             <w:pPr>
@@ -16645,7 +16645,7 @@
         </w:tc>
         <w:tc>
           <w:tcPr>
-            <w:tcW w:w="5480" w:type="dxa"/>
+            <w:tcW w:w="5479" w:type="dxa"/>
           </w:tcPr>
           <w:p>
             <w:pPr>
@@ -16665,6 +16665,7 @@
     <w:p>
       <w:pPr>
         <w:pStyle w:val="Heading3"/>
+        <w:pageBreakBefore/>
       </w:pPr>
       <w:r>
         <w:t>Referencias</w:t>

--- a/Fase 2/Evidencias del Proyecto/SICMA_REQ_v1.0.docx
+++ b/Fase 2/Evidencias del Proyecto/SICMA_REQ_v1.0.docx
@@ -561,7 +561,7 @@
         <w:tab/>
       </w:r>
       <w:r>
-        <w:t>7</w:t>
+        <w:t>6</w:t>
       </w:r>
     </w:p>
     <w:p>
@@ -1467,7 +1467,7 @@
               <w:rPr>
                 <w:sz w:val="18"/>
               </w:rPr>
-              <w:t>Fidel Rodríguez</w:t>
+              <w:t>Claudio Varas</w:t>
             </w:r>
           </w:p>
         </w:tc>
@@ -1484,7 +1484,7 @@
               <w:rPr>
                 <w:sz w:val="18"/>
               </w:rPr>
-              <w:t>Pasa de borrador a vigente. Se agrega la portada y se actualizan las referencias a las versiones vigentes de los demás documentos. Se agrega la tabla de contenido, la numeración de páginas y se completa la lista de referencias. Se quita la etiqueta Vigente de la portada. Se aplica el formato de entrega (márgenes de 3 cm, interlineado 1,5, sangría y texto justificado). Se redactan en tercera persona las historias de usuario. Se ajusta el ancho de las columnas de las tablas. Las referencias pasan a una hoja aparte.</w:t>
+              <w:t>Pasa de borrador a vigente. Se agrega la portada y se actualizan las referencias a las versiones vigentes de los demás documentos. Se agrega la tabla de contenido, la numeración de páginas y se completa la lista de referencias.</w:t>
             </w:r>
           </w:p>
         </w:tc>

--- a/Fase 2/Evidencias del Proyecto/SICMA_REQ_v1.0.docx
+++ b/Fase 2/Evidencias del Proyecto/SICMA_REQ_v1.0.docx
@@ -301,53 +301,7 @@
     </w:p>
     <w:p>
       <w:pPr>
-        <w:pStyle w:val="Title"/>
         <w:pageBreakBefore/>
-      </w:pPr>
-      <w:r>
-        <w:t xml:space="preserve">SICMA</w:t>
-      </w:r>
-      <w:r>
-        <w:t xml:space="preserve"> </w:t>
-      </w:r>
-      <w:r>
-        <w:t xml:space="preserve">·</w:t>
-      </w:r>
-      <w:r>
-        <w:t xml:space="preserve"> </w:t>
-      </w:r>
-      <w:r>
-        <w:t xml:space="preserve">Requerimientos</w:t>
-      </w:r>
-    </w:p>
-    <w:p>
-      <w:pPr>
-        <w:pStyle w:val="Subtitle"/>
-      </w:pPr>
-      <w:r>
-        <w:t>SICMA-REQ · Versión 1.0 · Vigente</w:t>
-      </w:r>
-      <w:r/>
-      <w:r/>
-      <w:r/>
-      <w:r/>
-      <w:r/>
-      <w:r/>
-      <w:r/>
-      <w:r/>
-      <w:r/>
-      <w:r/>
-    </w:p>
-    <w:p>
-      <w:pPr>
-        <w:pStyle w:val="Date"/>
-      </w:pPr>
-      <w:r>
-        <w:t>2026-10-17</w:t>
-      </w:r>
-    </w:p>
-    <w:p>
-      <w:pPr>
         <w:spacing w:before="360" w:after="160"/>
       </w:pPr>
       <w:r>
@@ -779,7 +733,7 @@
         <w:pStyle w:val="toc1"/>
       </w:pPr>
       <w:r>
-        <w:t>Glosario y referencias</w:t>
+        <w:t>Glosario</w:t>
       </w:r>
       <w:r>
         <w:tab/>
@@ -790,7 +744,7 @@
     </w:p>
     <w:p>
       <w:pPr>
-        <w:pStyle w:val="toc2"/>
+        <w:pStyle w:val="toc1"/>
       </w:pPr>
       <w:r>
         <w:t>Referencias</w:t>
@@ -16272,7 +16226,7 @@
         <w:pStyle w:val="Heading2"/>
       </w:pPr>
       <w:r>
-        <w:t xml:space="preserve">Glosario y referencias</w:t>
+        <w:t>Glosario</w:t>
       </w:r>
     </w:p>
     <w:tbl>
@@ -16664,7 +16618,7 @@
     </w:tbl>
     <w:p>
       <w:pPr>
-        <w:pStyle w:val="Heading3"/>
+        <w:pStyle w:val="Heading2"/>
         <w:pageBreakBefore/>
       </w:pPr>
       <w:r>
@@ -16723,7 +16677,7 @@
         <w:rPr>
           <w:b w:val="0"/>
         </w:rPr>
-        <w:t>[3] SICMA-PRY v1.0. Plan del Proyecto. Equipo SICMA, 2026-10-17.</w:t>
+        <w:t>[3] SICMA-BDD v1.0. Modelo de Base de Datos. Equipo SICMA, 2026-10-17.</w:t>
       </w:r>
     </w:p>
     <w:p>
@@ -16736,7 +16690,7 @@
         <w:rPr>
           <w:b w:val="0"/>
         </w:rPr>
-        <w:t>[4] SICMA-PLP v1.0. Plan de Pruebas. Equipo SICMA, 2026-10-17.</w:t>
+        <w:t>[4] SICMA-CPR v1.0. Casos de Prueba. Equipo SICMA, 2026-10-17.</w:t>
       </w:r>
     </w:p>
     <w:p>
@@ -17113,7 +17067,7 @@
         <w:rFonts w:asciiTheme="minorHAnsi" w:cstheme="minorBidi" w:eastAsiaTheme="minorHAnsi" w:hAnsiTheme="minorHAnsi"/>
         <w:sz w:val="24"/>
         <w:szCs w:val="24"/>
-        <w:lang w:bidi="ar-SA" w:eastAsia="en-US" w:val="en-US"/>
+        <w:lang w:bidi="ar-SA" w:eastAsia="es-CL" w:val="es-CL"/>
       </w:rPr>
     </w:rPrDefault>
     <w:pPrDefault>
@@ -17145,7 +17099,7 @@
     </w:rPr>
   </w:style>
   <w:style w:customStyle="1" w:styleId="FirstParagraph" w:type="paragraph">
-    <w:name w:val="First Paragraph"/>
+    <w:name w:val="Primer párrafo"/>
     <w:basedOn w:val="BodyText"/>
     <w:next w:val="BodyText"/>
     <w:qFormat/>
@@ -17155,7 +17109,7 @@
     </w:rPr>
   </w:style>
   <w:style w:customStyle="1" w:styleId="Compact" w:type="paragraph">
-    <w:name w:val="Compact"/>
+    <w:name w:val="Compacto"/>
     <w:basedOn w:val="BodyText"/>
     <w:qFormat/>
     <w:pPr>
@@ -17495,7 +17449,7 @@
     <w:unhideWhenUsed/>
   </w:style>
   <w:style w:default="1" w:styleId="Table" w:type="table">
-    <w:name w:val="Table"/>
+    <w:name w:val="Tabla"/>
     <w:basedOn w:val="TableNormal"/>
     <w:semiHidden/>
     <w:unhideWhenUsed/>
@@ -17559,7 +17513,7 @@
     </w:rPr>
   </w:style>
   <w:style w:customStyle="1" w:styleId="TableCaption" w:type="paragraph">
-    <w:name w:val="Table Caption"/>
+    <w:name w:val="Leyenda de tabla"/>
     <w:basedOn w:val="Caption"/>
     <w:pPr>
       <w:keepNext/>
@@ -17569,7 +17523,7 @@
     </w:rPr>
   </w:style>
   <w:style w:customStyle="1" w:styleId="ImageCaption" w:type="paragraph">
-    <w:name w:val="Image Caption"/>
+    <w:name w:val="Leyenda de imagen"/>
     <w:basedOn w:val="Caption"/>
     <w:rPr>
       <w:rFonts w:ascii="Calibri" w:hAnsi="Calibri" w:cs="Calibri" w:eastAsia="Calibri"/>
@@ -17583,7 +17537,7 @@
     </w:rPr>
   </w:style>
   <w:style w:customStyle="1" w:styleId="CaptionedFigure" w:type="paragraph">
-    <w:name w:val="Captioned Figure"/>
+    <w:name w:val="Figura con leyenda"/>
     <w:basedOn w:val="Figure"/>
     <w:pPr>
       <w:keepNext/>
@@ -17598,7 +17552,7 @@
     <w:link w:val="BodyText"/>
   </w:style>
   <w:style w:customStyle="1" w:styleId="VerbatimChar" w:type="character">
-    <w:name w:val="Verbatim Char"/>
+    <w:name w:val="Carácter literal"/>
     <w:basedOn w:val="BodyTextChar"/>
     <w:rPr>
       <w:rFonts w:ascii="Consolas" w:hAnsi="Consolas"/>
@@ -17642,7 +17596,7 @@
     </w:rPr>
   </w:style>
   <w:style w:type="paragraph" w:customStyle="1" w:styleId="SourceCode">
-    <w:name w:val="Source Code"/>
+    <w:name w:val="Código fuente"/>
     <w:basedOn w:val="Normal"/>
     <w:link w:val="VerbatimChar"/>
     <w:pPr>
